--- a/templates/Midterm-Grade-Discussion_LATEST.docx
+++ b/templates/Midterm-Grade-Discussion_LATEST.docx
@@ -1,66 +1,165 @@
 
 <file path=word/document.xml><?xml version="1.0" encoding="utf-8"?>
-<w:document xmlns:wpc="http://schemas.microsoft.com/office/word/2010/wordprocessingCanvas" xmlns:mc="http://schemas.openxmlformats.org/markup-compatibility/2006" xmlns:o="urn:schemas-microsoft-com:office:office" xmlns:r="http://schemas.openxmlformats.org/officeDocument/2006/relationships" xmlns:m="http://schemas.openxmlformats.org/officeDocument/2006/math" xmlns:v="urn:schemas-microsoft-com:vml" xmlns:wp14="http://schemas.microsoft.com/office/word/2010/wordprocessingDrawing" xmlns:wp="http://schemas.openxmlformats.org/drawingml/2006/wordprocessingDrawing" xmlns:w10="urn:schemas-microsoft-com:office:word" xmlns:w="http://schemas.openxmlformats.org/wordprocessingml/2006/main" xmlns:w14="http://schemas.microsoft.com/office/word/2010/wordml" xmlns:w15="http://schemas.microsoft.com/office/word/2012/wordml" xmlns:w16se="http://schemas.microsoft.com/office/word/2015/wordml/symex" xmlns:w16cid="http://schemas.microsoft.com/office/word/2016/wordml/cid" xmlns:w16="http://schemas.microsoft.com/office/word/2018/wordml" xmlns:w16cex="http://schemas.microsoft.com/office/word/2018/wordml/cex" xmlns:w16sdtdh="http://schemas.microsoft.com/office/word/2020/wordml/sdtdatahash" xmlns:wne="http://schemas.microsoft.com/office/word/2006/wordml" xmlns:wpg="http://schemas.microsoft.com/office/word/2010/wordprocessingGroup" xmlns:wps="http://schemas.microsoft.com/office/word/2010/wordprocessingShape" mc:Ignorable="w14 w15 w16se w16cid w16 w16cex w16sdtdh wp14">
+<w:document xmlns:wpc="http://schemas.microsoft.com/office/word/2010/wordprocessingCanvas" xmlns:cx="http://schemas.microsoft.com/office/drawing/2014/chartex" xmlns:cx1="http://schemas.microsoft.com/office/drawing/2015/9/8/chartex" xmlns:cx2="http://schemas.microsoft.com/office/drawing/2015/10/21/chartex" xmlns:cx3="http://schemas.microsoft.com/office/drawing/2016/5/9/chartex" xmlns:cx4="http://schemas.microsoft.com/office/drawing/2016/5/10/chartex" xmlns:cx5="http://schemas.microsoft.com/office/drawing/2016/5/11/chartex" xmlns:cx6="http://schemas.microsoft.com/office/drawing/2016/5/12/chartex" xmlns:cx7="http://schemas.microsoft.com/office/drawing/2016/5/13/chartex" xmlns:cx8="http://schemas.microsoft.com/office/drawing/2016/5/14/chartex" xmlns:mc="http://schemas.openxmlformats.org/markup-compatibility/2006" xmlns:aink="http://schemas.microsoft.com/office/drawing/2016/ink" xmlns:am3d="http://schemas.microsoft.com/office/drawing/2017/model3d" xmlns:o="urn:schemas-microsoft-com:office:office" xmlns:r="http://schemas.openxmlformats.org/officeDocument/2006/relationships" xmlns:m="http://schemas.openxmlformats.org/officeDocument/2006/math" xmlns:v="urn:schemas-microsoft-com:vml" xmlns:wp14="http://schemas.microsoft.com/office/word/2010/wordprocessingDrawing" xmlns:wp="http://schemas.openxmlformats.org/drawingml/2006/wordprocessingDrawing" xmlns:w10="urn:schemas-microsoft-com:office:word" xmlns:w="http://schemas.openxmlformats.org/wordprocessingml/2006/main" xmlns:w14="http://schemas.microsoft.com/office/word/2010/wordml" xmlns:w15="http://schemas.microsoft.com/office/word/2012/wordml" xmlns:w16cex="http://schemas.microsoft.com/office/word/2018/wordml/cex" xmlns:w16cid="http://schemas.microsoft.com/office/word/2016/wordml/cid" xmlns:w16="http://schemas.microsoft.com/office/word/2018/wordml" xmlns:w16se="http://schemas.microsoft.com/office/word/2015/wordml/symex" xmlns:wpg="http://schemas.microsoft.com/office/word/2010/wordprocessingGroup" xmlns:wpi="http://schemas.microsoft.com/office/word/2010/wordprocessingInk" xmlns:wne="http://schemas.microsoft.com/office/word/2006/wordml" xmlns:wps="http://schemas.microsoft.com/office/word/2010/wordprocessingShape" mc:Ignorable="w14 w15 w16se w16cid w16 w16cex wp14">
   <w:body>
     <w:p>
+      <w:pPr>
+        <w:jc w:val="both"/>
+        <w:rPr>
+          <w:rFonts w:ascii="Arial" w:hAnsi="Arial" w:cs="Arial"/>
+          <w:b/>
+          <w:sz w:val="12"/>
+          <w:szCs w:val="20"/>
+        </w:rPr>
+      </w:pPr>
       <w:r>
-        <w:drawing>
-          <wp:anchor distT="0" distB="0" distL="114300" distR="114300" simplePos="0" relativeHeight="251658240" behindDoc="0" locked="0" layoutInCell="1" allowOverlap="1">
-            <wp:simplePos x="0" y="0"/>
-            <wp:positionH relativeFrom="column">
-              <wp:posOffset>4312969</wp:posOffset>
-            </wp:positionH>
-            <wp:positionV relativeFrom="paragraph">
-              <wp:posOffset>-1542513</wp:posOffset>
-            </wp:positionV>
-            <wp:extent cx="1504950" cy="247650"/>
-            <wp:effectExtent l="0" t="0" r="0" b="0"/>
-            <wp:wrapNone/>
-            <wp:docPr id="307" name="Shape 307"/>
-            <wp:cNvGraphicFramePr/>
-            <a:graphic xmlns:a="http://schemas.openxmlformats.org/drawingml/2006/main">
-              <a:graphicData uri="http://schemas.microsoft.com/office/word/2010/wordprocessingShape">
-                <wps:wsp>
-                  <wps:cNvSpPr/>
-                  <wps:spPr>
-                    <a:xfrm>
-                      <a:off x="0" y="0"/>
-                      <a:ext cx="1504950" cy="247650"/>
-                    </a:xfrm>
-                    <a:prstGeom prst="rect">
-                      <a:avLst/>
-                    </a:prstGeom>
-                    <a:solidFill>
-                      <a:srgbClr val="FFFFFF"/>
-                    </a:solidFill>
-                    <a:ln w="9525"/>
-                  </wps:spPr>
-                  <wps:bodyPr rot="0" vert="horz" lIns="95250" tIns="47625" rIns="95250" bIns="47625"/>
-                </wps:wsp>
-              </a:graphicData>
-            </a:graphic>
-          </wp:anchor>
-        </w:drawing>
+        <w:rPr>
+          <w:rFonts w:ascii="Arial" w:hAnsi="Arial" w:cs="Arial"/>
+          <w:b/>
+          <w:noProof/>
+          <w:sz w:val="12"/>
+          <w:szCs w:val="20"/>
+        </w:rPr>
+        <mc:AlternateContent>
+          <mc:Choice Requires="wps">
+            <w:drawing>
+              <wp:anchor distT="0" distB="0" distL="114300" distR="114300" simplePos="0" relativeHeight="251658240" behindDoc="0" locked="0" layoutInCell="1" allowOverlap="1" wp14:anchorId="0D881622" wp14:editId="38C5BC31">
+                <wp:simplePos x="0" y="0"/>
+                <wp:positionH relativeFrom="column">
+                  <wp:posOffset>4312969</wp:posOffset>
+                </wp:positionH>
+                <wp:positionV relativeFrom="paragraph">
+                  <wp:posOffset>-1542513</wp:posOffset>
+                </wp:positionV>
+                <wp:extent cx="1508760" cy="247015"/>
+                <wp:effectExtent l="0" t="0" r="15240" b="24765"/>
+                <wp:wrapNone/>
+                <wp:docPr id="307" name="Text Box 307"/>
+                <wp:cNvGraphicFramePr>
+                  <a:graphicFrameLocks xmlns:a="http://schemas.openxmlformats.org/drawingml/2006/main"/>
+                </wp:cNvGraphicFramePr>
+                <a:graphic xmlns:a="http://schemas.openxmlformats.org/drawingml/2006/main">
+                  <a:graphicData uri="http://schemas.microsoft.com/office/word/2010/wordprocessingShape">
+                    <wps:wsp>
+                      <wps:cNvSpPr txBox="1">
+                        <a:spLocks noChangeArrowheads="1"/>
+                      </wps:cNvSpPr>
+                      <wps:spPr bwMode="auto">
+                        <a:xfrm>
+                          <a:off x="0" y="0"/>
+                          <a:ext cx="1508760" cy="247015"/>
+                        </a:xfrm>
+                        <a:prstGeom prst="rect">
+                          <a:avLst/>
+                        </a:prstGeom>
+                        <a:solidFill>
+                          <a:srgbClr val="FFFFFF"/>
+                        </a:solidFill>
+                        <a:ln w="9525">
+                          <a:solidFill>
+                            <a:schemeClr val="bg1"/>
+                          </a:solidFill>
+                          <a:miter lim="800000"/>
+                          <a:headEnd/>
+                          <a:tailEnd/>
+                        </a:ln>
+                      </wps:spPr>
+                      <wps:txbx>
+                        <w:txbxContent>
+                          <w:p>
+                            <w:pPr>
+                              <w:jc w:val="center"/>
+                              <w:rPr>
+                                <w:i/>
+                                <w:sz w:val="18"/>
+                                <w:szCs w:val="18"/>
+                              </w:rPr>
+                            </w:pPr>
+                            <w:r>
+                              <w:rPr>
+                                <w:rFonts w:ascii="Arial" w:hAnsi="Arial" w:cs="Arial"/>
+                                <w:i/>
+                                <w:sz w:val="18"/>
+                                <w:szCs w:val="18"/>
+                              </w:rPr>
+                              <w:t xml:space="preserve">CEIT- QF - </w:t>
+                            </w:r>
+                            <w:r>
+                              <w:rPr>
+                                <w:rFonts w:ascii="Arial" w:hAnsi="Arial" w:cs="Arial"/>
+                                <w:i/>
+                                <w:sz w:val="18"/>
+                                <w:szCs w:val="18"/>
+                              </w:rPr>
+                              <w:t>xx</w:t>
+                            </w:r>
+                          </w:p>
+                        </w:txbxContent>
+                      </wps:txbx>
+                      <wps:bodyPr rot="0" vert="horz" wrap="square" lIns="91440" tIns="45720" rIns="91440" bIns="45720" anchor="t" anchorCtr="0">
+                        <a:spAutoFit/>
+                      </wps:bodyPr>
+                    </wps:wsp>
+                  </a:graphicData>
+                </a:graphic>
+                <wp14:sizeRelH relativeFrom="margin">
+                  <wp14:pctWidth>0</wp14:pctWidth>
+                </wp14:sizeRelH>
+                <wp14:sizeRelV relativeFrom="margin">
+                  <wp14:pctHeight>20000</wp14:pctHeight>
+                </wp14:sizeRelV>
+              </wp:anchor>
+            </w:drawing>
+          </mc:Choice>
+          <mc:Fallback xmlns:w16sdtfl="http://schemas.microsoft.com/office/word/2024/wordml/sdtformatlock" xmlns:w16sdtdh="http://schemas.microsoft.com/office/word/2020/wordml/sdtdatahash" xmlns:w16du="http://schemas.microsoft.com/office/word/2023/wordml/word16du" xmlns:oel="http://schemas.microsoft.com/office/2019/extlst">
+            <w:pict>
+              <v:shapetype w14:anchorId="0D881622" id="_x0000_t202" coordsize="21600,21600" o:spt="202" path="m,l,21600r21600,l21600,xe">
+                <v:stroke joinstyle="miter"/>
+                <v:path gradientshapeok="t" o:connecttype="rect"/>
+              </v:shapetype>
+              <v:shape id="Text Box 307" o:spid="_x0000_s1026" type="#_x0000_t202" style="position:absolute;left:0;text-align:left;margin-left:339.6pt;margin-top:-121.45pt;width:118.8pt;height:19.45pt;z-index:251658240;visibility:visible;mso-wrap-style:square;mso-width-percent:0;mso-height-percent:200;mso-wrap-distance-left:9pt;mso-wrap-distance-top:0;mso-wrap-distance-right:9pt;mso-wrap-distance-bottom:0;mso-position-horizontal:absolute;mso-position-horizontal-relative:text;mso-position-vertical:absolute;mso-position-vertical-relative:text;mso-width-percent:0;mso-height-percent:200;mso-width-relative:margin;mso-height-relative:margin;v-text-anchor:top" o:gfxdata="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" strokecolor="white [3212]">
+                <v:textbox style="mso-fit-shape-to-text:t">
+                  <w:txbxContent>
+                    <w:p>
+                      <w:pPr>
+                        <w:jc w:val="center"/>
+                        <w:rPr>
+                          <w:i/>
+                          <w:sz w:val="18"/>
+                          <w:szCs w:val="18"/>
+                        </w:rPr>
+                      </w:pPr>
+                      <w:r>
+                        <w:rPr>
+                          <w:rFonts w:ascii="Arial" w:hAnsi="Arial" w:cs="Arial"/>
+                          <w:i/>
+                          <w:sz w:val="18"/>
+                          <w:szCs w:val="18"/>
+                        </w:rPr>
+                        <w:t xml:space="preserve">CEIT- QF - </w:t>
+                      </w:r>
+                      <w:r>
+                        <w:rPr>
+                          <w:rFonts w:ascii="Arial" w:hAnsi="Arial" w:cs="Arial"/>
+                          <w:i/>
+                          <w:sz w:val="18"/>
+                          <w:szCs w:val="18"/>
+                        </w:rPr>
+                        <w:t>xx</w:t>
+                      </w:r>
+                    </w:p>
+                  </w:txbxContent>
+                </v:textbox>
+              </v:shape>
+            </w:pict>
+          </mc:Fallback>
+        </mc:AlternateContent>
       </w:r>
     </w:p>
     <w:tbl>
       <w:tblPr>
         <w:tblW w:w="0" w:type="auto"/>
-        <w:tblBorders>
-          <w:top w:val="single" w:sz="4" w:space="0" w:color="auto"/>
-          <w:left w:val="single" w:sz="4" w:space="0" w:color="auto"/>
-          <w:bottom w:val="single" w:sz="4" w:space="0" w:color="auto"/>
-          <w:right w:val="single" w:sz="4" w:space="0" w:color="auto"/>
-          <w:insideH w:val="single" w:sz="4" w:space="0" w:color="auto"/>
-          <w:insideV w:val="single" w:sz="4" w:space="0" w:color="auto"/>
-        </w:tblBorders>
-        <w:tblCellMar>
-          <w:top w:w="0" w:type="dxa"/>
-          <w:left w:w="108" w:type="dxa"/>
-          <w:bottom w:w="0" w:type="dxa"/>
-          <w:right w:w="108" w:type="dxa"/>
-        </w:tblCellMar>
-        <w:tblLook w:firstRow="1" w:firstColumn="1" w:noVBand="1"/>
+        <w:tblLook w:val="04A0" w:firstRow="1" w:lastRow="0" w:firstColumn="1" w:lastColumn="0" w:noHBand="0" w:noVBand="1"/>
       </w:tblPr>
       <w:tblGrid>
         <w:gridCol w:w="4285"/>
@@ -71,12 +170,6 @@
         <w:tc>
           <w:tcPr>
             <w:tcW w:w="4361" w:type="dxa"/>
-            <w:tcMar>
-              <w:top w:w="0" w:type="dxa"/>
-              <w:left w:w="108" w:type="dxa"/>
-              <w:bottom w:w="0" w:type="dxa"/>
-              <w:right w:w="108" w:type="dxa"/>
-            </w:tcMar>
           </w:tcPr>
           <w:p>
             <w:pPr>
@@ -89,9 +182,7 @@
             </w:pPr>
             <w:r>
               <w:rPr>
-                <w:rFonts w:ascii="Arial" w:hAnsi="Arial" w:eastAsia="Calibri" w:cs="Arial" w:eastAsiaTheme="minorHAnsi"/>
-                <w:sz w:val="22"/>
-                <w:szCs w:val="22"/>
+                <w:rFonts w:ascii="Arial" w:hAnsi="Arial" w:cs="Arial"/>
               </w:rPr>
               <w:t>INSTRUCTOR’S NAME/SIGNATURE</w:t>
             </w:r>
@@ -100,12 +191,6 @@
         <w:tc>
           <w:tcPr>
             <w:tcW w:w="283" w:type="dxa"/>
-            <w:tcMar>
-              <w:top w:w="0" w:type="dxa"/>
-              <w:left w:w="108" w:type="dxa"/>
-              <w:bottom w:w="0" w:type="dxa"/>
-              <w:right w:w="108" w:type="dxa"/>
-            </w:tcMar>
           </w:tcPr>
           <w:p>
             <w:pPr>
@@ -118,7 +203,7 @@
             </w:pPr>
             <w:r>
               <w:rPr>
-                <w:rFonts w:ascii="Arial" w:hAnsi="Arial" w:eastAsia="Calibri" w:cs="Arial" w:eastAsiaTheme="minorHAnsi"/>
+                <w:rFonts w:ascii="Arial" w:hAnsi="Arial" w:cs="Arial"/>
                 <w:sz w:val="20"/>
                 <w:szCs w:val="20"/>
               </w:rPr>
@@ -132,12 +217,6 @@
             <w:tcBorders>
               <w:bottom w:val="single" w:sz="4" w:space="0" w:color="auto"/>
             </w:tcBorders>
-            <w:tcMar>
-              <w:top w:w="0" w:type="dxa"/>
-              <w:left w:w="108" w:type="dxa"/>
-              <w:bottom w:w="0" w:type="dxa"/>
-              <w:right w:w="108" w:type="dxa"/>
-            </w:tcMar>
           </w:tcPr>
           <w:p>
             <w:pPr>
@@ -152,18 +231,9 @@
         </w:tc>
       </w:tr>
       <w:tr>
-        <w:trPr>
-          <w:trHeight w:val="285" w:hRule="atLeast"/>
-        </w:trPr>
         <w:tc>
           <w:tcPr>
             <w:tcW w:w="4361" w:type="dxa"/>
-            <w:tcMar>
-              <w:top w:w="0" w:type="dxa"/>
-              <w:left w:w="108" w:type="dxa"/>
-              <w:bottom w:w="0" w:type="dxa"/>
-              <w:right w:w="108" w:type="dxa"/>
-            </w:tcMar>
           </w:tcPr>
           <w:p>
             <w:pPr>
@@ -176,9 +246,7 @@
             </w:pPr>
             <w:r>
               <w:rPr>
-                <w:rFonts w:ascii="Arial" w:hAnsi="Arial" w:eastAsia="Calibri" w:cs="Arial" w:eastAsiaTheme="minorHAnsi"/>
-                <w:sz w:val="22"/>
-                <w:szCs w:val="22"/>
+                <w:rFonts w:ascii="Arial" w:hAnsi="Arial" w:cs="Arial"/>
               </w:rPr>
               <w:t>COURSE / YEAR / SECTION</w:t>
             </w:r>
@@ -187,12 +255,6 @@
         <w:tc>
           <w:tcPr>
             <w:tcW w:w="283" w:type="dxa"/>
-            <w:tcMar>
-              <w:top w:w="0" w:type="dxa"/>
-              <w:left w:w="108" w:type="dxa"/>
-              <w:bottom w:w="0" w:type="dxa"/>
-              <w:right w:w="108" w:type="dxa"/>
-            </w:tcMar>
           </w:tcPr>
           <w:p>
             <w:pPr>
@@ -205,7 +267,7 @@
             </w:pPr>
             <w:r>
               <w:rPr>
-                <w:rFonts w:ascii="Arial" w:hAnsi="Arial" w:eastAsia="Calibri" w:cs="Arial" w:eastAsiaTheme="minorHAnsi"/>
+                <w:rFonts w:ascii="Arial" w:hAnsi="Arial" w:cs="Arial"/>
                 <w:sz w:val="20"/>
                 <w:szCs w:val="20"/>
               </w:rPr>
@@ -220,12 +282,6 @@
               <w:top w:val="single" w:sz="4" w:space="0" w:color="auto"/>
               <w:bottom w:val="single" w:sz="4" w:space="0" w:color="auto"/>
             </w:tcBorders>
-            <w:tcMar>
-              <w:top w:w="0" w:type="dxa"/>
-              <w:left w:w="108" w:type="dxa"/>
-              <w:bottom w:w="0" w:type="dxa"/>
-              <w:right w:w="108" w:type="dxa"/>
-            </w:tcMar>
           </w:tcPr>
           <w:p>
             <w:pPr>
@@ -243,12 +299,6 @@
         <w:tc>
           <w:tcPr>
             <w:tcW w:w="4361" w:type="dxa"/>
-            <w:tcMar>
-              <w:top w:w="0" w:type="dxa"/>
-              <w:left w:w="108" w:type="dxa"/>
-              <w:bottom w:w="0" w:type="dxa"/>
-              <w:right w:w="108" w:type="dxa"/>
-            </w:tcMar>
           </w:tcPr>
           <w:p>
             <w:pPr>
@@ -261,9 +311,7 @@
             </w:pPr>
             <w:r>
               <w:rPr>
-                <w:rFonts w:ascii="Arial" w:hAnsi="Arial" w:eastAsia="Calibri" w:cs="Arial" w:eastAsiaTheme="minorHAnsi"/>
-                <w:sz w:val="22"/>
-                <w:szCs w:val="22"/>
+                <w:rFonts w:ascii="Arial" w:hAnsi="Arial" w:cs="Arial"/>
               </w:rPr>
               <w:t>SCHEDULE CODE</w:t>
             </w:r>
@@ -272,12 +320,6 @@
         <w:tc>
           <w:tcPr>
             <w:tcW w:w="283" w:type="dxa"/>
-            <w:tcMar>
-              <w:top w:w="0" w:type="dxa"/>
-              <w:left w:w="108" w:type="dxa"/>
-              <w:bottom w:w="0" w:type="dxa"/>
-              <w:right w:w="108" w:type="dxa"/>
-            </w:tcMar>
           </w:tcPr>
           <w:p>
             <w:pPr>
@@ -290,7 +332,7 @@
             </w:pPr>
             <w:r>
               <w:rPr>
-                <w:rFonts w:ascii="Arial" w:hAnsi="Arial" w:eastAsia="Calibri" w:cs="Arial" w:eastAsiaTheme="minorHAnsi"/>
+                <w:rFonts w:ascii="Arial" w:hAnsi="Arial" w:cs="Arial"/>
                 <w:sz w:val="20"/>
                 <w:szCs w:val="20"/>
               </w:rPr>
@@ -305,12 +347,6 @@
               <w:top w:val="single" w:sz="4" w:space="0" w:color="auto"/>
               <w:bottom w:val="single" w:sz="4" w:space="0" w:color="auto"/>
             </w:tcBorders>
-            <w:tcMar>
-              <w:top w:w="0" w:type="dxa"/>
-              <w:left w:w="108" w:type="dxa"/>
-              <w:bottom w:w="0" w:type="dxa"/>
-              <w:right w:w="108" w:type="dxa"/>
-            </w:tcMar>
           </w:tcPr>
           <w:p>
             <w:pPr>
@@ -328,12 +364,6 @@
         <w:tc>
           <w:tcPr>
             <w:tcW w:w="4361" w:type="dxa"/>
-            <w:tcMar>
-              <w:top w:w="0" w:type="dxa"/>
-              <w:left w:w="108" w:type="dxa"/>
-              <w:bottom w:w="0" w:type="dxa"/>
-              <w:right w:w="108" w:type="dxa"/>
-            </w:tcMar>
           </w:tcPr>
           <w:p>
             <w:pPr>
@@ -346,9 +376,7 @@
             </w:pPr>
             <w:r>
               <w:rPr>
-                <w:rFonts w:ascii="Arial" w:hAnsi="Arial" w:eastAsia="Calibri" w:cs="Arial" w:eastAsiaTheme="minorHAnsi"/>
-                <w:sz w:val="22"/>
-                <w:szCs w:val="22"/>
+                <w:rFonts w:ascii="Arial" w:hAnsi="Arial" w:cs="Arial"/>
               </w:rPr>
               <w:t>SUBJECT CODE / TITLE</w:t>
             </w:r>
@@ -357,12 +385,6 @@
         <w:tc>
           <w:tcPr>
             <w:tcW w:w="283" w:type="dxa"/>
-            <w:tcMar>
-              <w:top w:w="0" w:type="dxa"/>
-              <w:left w:w="108" w:type="dxa"/>
-              <w:bottom w:w="0" w:type="dxa"/>
-              <w:right w:w="108" w:type="dxa"/>
-            </w:tcMar>
           </w:tcPr>
           <w:p>
             <w:pPr>
@@ -375,7 +397,7 @@
             </w:pPr>
             <w:r>
               <w:rPr>
-                <w:rFonts w:ascii="Arial" w:hAnsi="Arial" w:eastAsia="Calibri" w:cs="Arial" w:eastAsiaTheme="minorHAnsi"/>
+                <w:rFonts w:ascii="Arial" w:hAnsi="Arial" w:cs="Arial"/>
                 <w:sz w:val="20"/>
                 <w:szCs w:val="20"/>
               </w:rPr>
@@ -390,12 +412,6 @@
               <w:top w:val="single" w:sz="4" w:space="0" w:color="auto"/>
               <w:bottom w:val="single" w:sz="4" w:space="0" w:color="auto"/>
             </w:tcBorders>
-            <w:tcMar>
-              <w:top w:w="0" w:type="dxa"/>
-              <w:left w:w="108" w:type="dxa"/>
-              <w:bottom w:w="0" w:type="dxa"/>
-              <w:right w:w="108" w:type="dxa"/>
-            </w:tcMar>
           </w:tcPr>
           <w:p>
             <w:pPr>
@@ -413,12 +429,6 @@
         <w:tc>
           <w:tcPr>
             <w:tcW w:w="4361" w:type="dxa"/>
-            <w:tcMar>
-              <w:top w:w="0" w:type="dxa"/>
-              <w:left w:w="108" w:type="dxa"/>
-              <w:bottom w:w="0" w:type="dxa"/>
-              <w:right w:w="108" w:type="dxa"/>
-            </w:tcMar>
           </w:tcPr>
           <w:p>
             <w:pPr>
@@ -429,25 +439,11 @@
                 <w:szCs w:val="20"/>
               </w:rPr>
             </w:pPr>
-            <w:r>
-              <w:rPr>
-                <w:rFonts w:ascii="Arial" w:hAnsi="Arial" w:eastAsia="Calibri" w:cs="Arial" w:eastAsiaTheme="minorHAnsi"/>
-                <w:sz w:val="22"/>
-                <w:szCs w:val="22"/>
-              </w:rPr>
-              <w:t>SEMESTER / ACADEMIC YEAR</w:t>
-            </w:r>
           </w:p>
         </w:tc>
         <w:tc>
           <w:tcPr>
             <w:tcW w:w="283" w:type="dxa"/>
-            <w:tcMar>
-              <w:top w:w="0" w:type="dxa"/>
-              <w:left w:w="108" w:type="dxa"/>
-              <w:bottom w:w="0" w:type="dxa"/>
-              <w:right w:w="108" w:type="dxa"/>
-            </w:tcMar>
           </w:tcPr>
           <w:p>
             <w:pPr>
@@ -460,7 +456,7 @@
             </w:pPr>
             <w:r>
               <w:rPr>
-                <w:rFonts w:ascii="Arial" w:hAnsi="Arial" w:eastAsia="Calibri" w:cs="Arial" w:eastAsiaTheme="minorHAnsi"/>
+                <w:rFonts w:ascii="Arial" w:hAnsi="Arial" w:cs="Arial"/>
                 <w:sz w:val="20"/>
                 <w:szCs w:val="20"/>
               </w:rPr>
@@ -475,12 +471,6 @@
               <w:top w:val="single" w:sz="4" w:space="0" w:color="auto"/>
               <w:bottom w:val="single" w:sz="4" w:space="0" w:color="auto"/>
             </w:tcBorders>
-            <w:tcMar>
-              <w:top w:w="0" w:type="dxa"/>
-              <w:left w:w="108" w:type="dxa"/>
-              <w:bottom w:w="0" w:type="dxa"/>
-              <w:right w:w="108" w:type="dxa"/>
-            </w:tcMar>
           </w:tcPr>
           <w:p>
             <w:pPr>
@@ -498,12 +488,6 @@
         <w:tc>
           <w:tcPr>
             <w:tcW w:w="4361" w:type="dxa"/>
-            <w:tcMar>
-              <w:top w:w="0" w:type="dxa"/>
-              <w:left w:w="108" w:type="dxa"/>
-              <w:bottom w:w="0" w:type="dxa"/>
-              <w:right w:w="108" w:type="dxa"/>
-            </w:tcMar>
           </w:tcPr>
           <w:p>
             <w:pPr>
@@ -516,23 +500,15 @@
             </w:pPr>
             <w:r>
               <w:rPr>
-                <w:rFonts w:ascii="Arial" w:hAnsi="Arial" w:eastAsia="Calibri" w:cs="Arial" w:eastAsiaTheme="minorHAnsi"/>
-                <w:sz w:val="22"/>
-                <w:szCs w:val="22"/>
-              </w:rPr>
-              <w:t>DATE</w:t>
+                <w:rFonts w:ascii="Arial" w:hAnsi="Arial" w:cs="Arial"/>
+              </w:rPr>
+              <w:t>SEMESTER / ACADEMIC YEAR</w:t>
             </w:r>
           </w:p>
         </w:tc>
         <w:tc>
           <w:tcPr>
             <w:tcW w:w="283" w:type="dxa"/>
-            <w:tcMar>
-              <w:top w:w="0" w:type="dxa"/>
-              <w:left w:w="108" w:type="dxa"/>
-              <w:bottom w:w="0" w:type="dxa"/>
-              <w:right w:w="108" w:type="dxa"/>
-            </w:tcMar>
           </w:tcPr>
           <w:p>
             <w:pPr>
@@ -545,7 +521,7 @@
             </w:pPr>
             <w:r>
               <w:rPr>
-                <w:rFonts w:ascii="Arial" w:hAnsi="Arial" w:eastAsia="Calibri" w:cs="Arial" w:eastAsiaTheme="minorHAnsi"/>
+                <w:rFonts w:ascii="Arial" w:hAnsi="Arial" w:cs="Arial"/>
                 <w:sz w:val="20"/>
                 <w:szCs w:val="20"/>
               </w:rPr>
@@ -560,12 +536,71 @@
               <w:top w:val="single" w:sz="4" w:space="0" w:color="auto"/>
               <w:bottom w:val="single" w:sz="4" w:space="0" w:color="auto"/>
             </w:tcBorders>
-            <w:tcMar>
-              <w:top w:w="0" w:type="dxa"/>
-              <w:left w:w="108" w:type="dxa"/>
-              <w:bottom w:w="0" w:type="dxa"/>
-              <w:right w:w="108" w:type="dxa"/>
-            </w:tcMar>
+          </w:tcPr>
+          <w:p>
+            <w:pPr>
+              <w:jc w:val="both"/>
+              <w:rPr>
+                <w:rFonts w:ascii="Arial" w:hAnsi="Arial" w:cs="Arial"/>
+                <w:sz w:val="20"/>
+                <w:szCs w:val="20"/>
+              </w:rPr>
+            </w:pPr>
+          </w:p>
+        </w:tc>
+      </w:tr>
+      <w:tr>
+        <w:tc>
+          <w:tcPr>
+            <w:tcW w:w="4361" w:type="dxa"/>
+          </w:tcPr>
+          <w:p>
+            <w:pPr>
+              <w:jc w:val="both"/>
+              <w:rPr>
+                <w:rFonts w:ascii="Arial" w:hAnsi="Arial" w:cs="Arial"/>
+                <w:sz w:val="20"/>
+                <w:szCs w:val="20"/>
+              </w:rPr>
+            </w:pPr>
+            <w:r>
+              <w:rPr>
+                <w:rFonts w:ascii="Arial" w:hAnsi="Arial" w:cs="Arial"/>
+              </w:rPr>
+              <w:t>DATE</w:t>
+            </w:r>
+          </w:p>
+        </w:tc>
+        <w:tc>
+          <w:tcPr>
+            <w:tcW w:w="283" w:type="dxa"/>
+          </w:tcPr>
+          <w:p>
+            <w:pPr>
+              <w:jc w:val="both"/>
+              <w:rPr>
+                <w:rFonts w:ascii="Arial" w:hAnsi="Arial" w:cs="Arial"/>
+                <w:sz w:val="20"/>
+                <w:szCs w:val="20"/>
+              </w:rPr>
+            </w:pPr>
+            <w:r>
+              <w:rPr>
+                <w:rFonts w:ascii="Arial" w:hAnsi="Arial" w:cs="Arial"/>
+                <w:sz w:val="20"/>
+                <w:szCs w:val="20"/>
+              </w:rPr>
+              <w:t>:</w:t>
+            </w:r>
+          </w:p>
+        </w:tc>
+        <w:tc>
+          <w:tcPr>
+            <w:tcW w:w="4241" w:type="dxa"/>
+            <w:tcBorders>
+              <w:top w:val="single" w:sz="4" w:space="0" w:color="auto"/>
+              <w:bottom w:val="single" w:sz="4" w:space="0" w:color="auto"/>
+            </w:tcBorders>
           </w:tcPr>
           <w:p>
             <w:pPr>
@@ -610,51 +645,36 @@
       </w:pPr>
       <w:r>
         <w:rPr>
-          <w:rFonts w:ascii="Arial" w:hAnsi="Arial" w:eastAsia="Calibri" w:cs="Arial" w:eastAsiaTheme="minorHAnsi"/>
+          <w:rFonts w:ascii="Arial" w:hAnsi="Arial" w:cs="Arial"/>
           <w:i/>
-          <w:iCs/>
-          <w:sz w:val="22"/>
-          <w:szCs w:val="22"/>
         </w:rPr>
         <w:t>This serves as confirmation that the instructor of this subject has presented and discussed the M</w:t>
       </w:r>
       <w:r>
         <w:rPr>
-          <w:rFonts w:ascii="Arial" w:hAnsi="Arial" w:eastAsia="Calibri" w:cs="Arial" w:eastAsiaTheme="minorHAnsi"/>
+          <w:rFonts w:ascii="Arial" w:hAnsi="Arial" w:cs="Arial"/>
           <w:i/>
-          <w:iCs/>
-          <w:sz w:val="22"/>
-          <w:szCs w:val="22"/>
         </w:rPr>
         <w:t xml:space="preserve">idterm </w:t>
       </w:r>
       <w:r>
         <w:rPr>
-          <w:rFonts w:ascii="Arial" w:hAnsi="Arial" w:eastAsia="Calibri" w:cs="Arial" w:eastAsiaTheme="minorHAnsi"/>
+          <w:rFonts w:ascii="Arial" w:hAnsi="Arial" w:cs="Arial"/>
           <w:i/>
-          <w:iCs/>
-          <w:sz w:val="22"/>
-          <w:szCs w:val="22"/>
         </w:rPr>
         <w:t>G</w:t>
       </w:r>
       <w:r>
         <w:rPr>
-          <w:rFonts w:ascii="Arial" w:hAnsi="Arial" w:eastAsia="Calibri" w:cs="Arial" w:eastAsiaTheme="minorHAnsi"/>
+          <w:rFonts w:ascii="Arial" w:hAnsi="Arial" w:cs="Arial"/>
           <w:i/>
-          <w:iCs/>
-          <w:sz w:val="22"/>
-          <w:szCs w:val="22"/>
         </w:rPr>
         <w:t>rades</w:t>
       </w:r>
       <w:r>
         <w:rPr>
-          <w:rFonts w:ascii="Arial" w:hAnsi="Arial" w:eastAsia="Calibri" w:cs="Arial" w:eastAsiaTheme="minorHAnsi"/>
+          <w:rFonts w:ascii="Arial" w:hAnsi="Arial" w:cs="Arial"/>
           <w:i/>
-          <w:iCs/>
-          <w:sz w:val="22"/>
-          <w:szCs w:val="22"/>
         </w:rPr>
         <w:t>. By affixing our signatures opposite our names, we acknowledge receipt and understanding of the grades presented.</w:t>
       </w:r>
@@ -697,13 +717,7 @@
           <w:insideH w:val="single" w:sz="4" w:space="0" w:color="auto"/>
           <w:insideV w:val="single" w:sz="4" w:space="0" w:color="auto"/>
         </w:tblBorders>
-        <w:tblCellMar>
-          <w:top w:w="0" w:type="dxa"/>
-          <w:left w:w="108" w:type="dxa"/>
-          <w:bottom w:w="0" w:type="dxa"/>
-          <w:right w:w="108" w:type="dxa"/>
-        </w:tblCellMar>
-        <w:tblLook w:firstRow="1" w:lastRow="1" w:firstColumn="1" w:lastColumn="1"/>
+        <w:tblLook w:val="01E0" w:firstRow="1" w:lastRow="1" w:firstColumn="1" w:lastColumn="1" w:noHBand="0" w:noVBand="0"/>
       </w:tblPr>
       <w:tblGrid>
         <w:gridCol w:w="4936"/>
@@ -717,18 +731,6 @@
         <w:tc>
           <w:tcPr>
             <w:tcW w:w="2850" w:type="pct"/>
-            <w:tcBorders>
-              <w:top w:val="single" w:sz="4" w:space="0" w:color="auto"/>
-              <w:left w:val="single" w:sz="4" w:space="0" w:color="auto"/>
-              <w:bottom w:val="single" w:sz="4" w:space="0" w:color="auto"/>
-              <w:right w:val="single" w:sz="4" w:space="0" w:color="auto"/>
-            </w:tcBorders>
-            <w:tcMar>
-              <w:top w:w="0" w:type="dxa"/>
-              <w:left w:w="108" w:type="dxa"/>
-              <w:bottom w:w="0" w:type="dxa"/>
-              <w:right w:w="108" w:type="dxa"/>
-            </w:tcMar>
             <w:vAlign w:val="center"/>
           </w:tcPr>
           <w:p>
@@ -741,11 +743,8 @@
             </w:pPr>
             <w:r>
               <w:rPr>
-                <w:rFonts w:ascii="Arial" w:hAnsi="Arial" w:eastAsia="Calibri" w:cs="Arial" w:eastAsiaTheme="minorHAnsi"/>
+                <w:rFonts w:ascii="Arial" w:hAnsi="Arial" w:cs="Arial"/>
                 <w:b/>
-                <w:bCs/>
-                <w:sz w:val="22"/>
-                <w:szCs w:val="22"/>
               </w:rPr>
               <w:t>NAME OF STUDENTS</w:t>
             </w:r>
@@ -754,18 +753,6 @@
         <w:tc>
           <w:tcPr>
             <w:tcW w:w="1126" w:type="pct"/>
-            <w:tcBorders>
-              <w:top w:val="single" w:sz="4" w:space="0" w:color="auto"/>
-              <w:left w:val="single" w:sz="4" w:space="0" w:color="auto"/>
-              <w:bottom w:val="single" w:sz="4" w:space="0" w:color="auto"/>
-              <w:right w:val="single" w:sz="4" w:space="0" w:color="auto"/>
-            </w:tcBorders>
-            <w:tcMar>
-              <w:top w:w="0" w:type="dxa"/>
-              <w:left w:w="108" w:type="dxa"/>
-              <w:bottom w:w="0" w:type="dxa"/>
-              <w:right w:w="108" w:type="dxa"/>
-            </w:tcMar>
             <w:vAlign w:val="center"/>
           </w:tcPr>
           <w:p>
@@ -778,11 +765,8 @@
             </w:pPr>
             <w:r>
               <w:rPr>
-                <w:rFonts w:ascii="Arial" w:hAnsi="Arial" w:eastAsia="Calibri" w:cs="Arial" w:eastAsiaTheme="minorHAnsi"/>
+                <w:rFonts w:ascii="Arial" w:hAnsi="Arial" w:cs="Arial"/>
                 <w:b/>
-                <w:bCs/>
-                <w:sz w:val="22"/>
-                <w:szCs w:val="22"/>
               </w:rPr>
               <w:t>STUDENT NUMBER</w:t>
             </w:r>
@@ -791,18 +775,6 @@
         <w:tc>
           <w:tcPr>
             <w:tcW w:w="1024" w:type="pct"/>
-            <w:tcBorders>
-              <w:top w:val="single" w:sz="4" w:space="0" w:color="auto"/>
-              <w:left w:val="single" w:sz="4" w:space="0" w:color="auto"/>
-              <w:bottom w:val="single" w:sz="4" w:space="0" w:color="auto"/>
-              <w:right w:val="single" w:sz="4" w:space="0" w:color="auto"/>
-            </w:tcBorders>
-            <w:tcMar>
-              <w:top w:w="0" w:type="dxa"/>
-              <w:left w:w="108" w:type="dxa"/>
-              <w:bottom w:w="0" w:type="dxa"/>
-              <w:right w:w="108" w:type="dxa"/>
-            </w:tcMar>
             <w:vAlign w:val="center"/>
           </w:tcPr>
           <w:p>
@@ -815,11 +787,8 @@
             </w:pPr>
             <w:r>
               <w:rPr>
-                <w:rFonts w:ascii="Arial" w:hAnsi="Arial" w:eastAsia="Calibri" w:cs="Arial" w:eastAsiaTheme="minorHAnsi"/>
+                <w:rFonts w:ascii="Arial" w:hAnsi="Arial" w:cs="Arial"/>
                 <w:b/>
-                <w:bCs/>
-                <w:sz w:val="22"/>
-                <w:szCs w:val="22"/>
               </w:rPr>
               <w:t>SIGNATURE</w:t>
             </w:r>
@@ -833,18 +802,6 @@
         <w:tc>
           <w:tcPr>
             <w:tcW w:w="2850" w:type="pct"/>
-            <w:tcBorders>
-              <w:top w:val="single" w:sz="4" w:space="0" w:color="auto"/>
-              <w:left w:val="single" w:sz="4" w:space="0" w:color="auto"/>
-              <w:bottom w:val="single" w:sz="4" w:space="0" w:color="auto"/>
-              <w:right w:val="single" w:sz="4" w:space="0" w:color="auto"/>
-            </w:tcBorders>
-            <w:tcMar>
-              <w:top w:w="0" w:type="dxa"/>
-              <w:left w:w="108" w:type="dxa"/>
-              <w:bottom w:w="0" w:type="dxa"/>
-              <w:right w:w="108" w:type="dxa"/>
-            </w:tcMar>
             <w:vAlign w:val="center"/>
           </w:tcPr>
           <w:p>
@@ -870,18 +827,6 @@
         <w:tc>
           <w:tcPr>
             <w:tcW w:w="1126" w:type="pct"/>
-            <w:tcBorders>
-              <w:top w:val="single" w:sz="4" w:space="0" w:color="auto"/>
-              <w:left w:val="single" w:sz="4" w:space="0" w:color="auto"/>
-              <w:bottom w:val="single" w:sz="4" w:space="0" w:color="auto"/>
-              <w:right w:val="single" w:sz="4" w:space="0" w:color="auto"/>
-            </w:tcBorders>
-            <w:tcMar>
-              <w:top w:w="0" w:type="dxa"/>
-              <w:left w:w="108" w:type="dxa"/>
-              <w:bottom w:w="0" w:type="dxa"/>
-              <w:right w:w="108" w:type="dxa"/>
-            </w:tcMar>
           </w:tcPr>
           <w:p>
             <w:pPr>
@@ -898,18 +843,6 @@
         <w:tc>
           <w:tcPr>
             <w:tcW w:w="1024" w:type="pct"/>
-            <w:tcBorders>
-              <w:top w:val="single" w:sz="4" w:space="0" w:color="auto"/>
-              <w:left w:val="single" w:sz="4" w:space="0" w:color="auto"/>
-              <w:bottom w:val="single" w:sz="4" w:space="0" w:color="auto"/>
-              <w:right w:val="single" w:sz="4" w:space="0" w:color="auto"/>
-            </w:tcBorders>
-            <w:tcMar>
-              <w:top w:w="0" w:type="dxa"/>
-              <w:left w:w="108" w:type="dxa"/>
-              <w:bottom w:w="0" w:type="dxa"/>
-              <w:right w:w="108" w:type="dxa"/>
-            </w:tcMar>
           </w:tcPr>
           <w:p>
             <w:pPr>
@@ -931,18 +864,6 @@
         <w:tc>
           <w:tcPr>
             <w:tcW w:w="2850" w:type="pct"/>
-            <w:tcBorders>
-              <w:top w:val="single" w:sz="4" w:space="0" w:color="auto"/>
-              <w:left w:val="single" w:sz="4" w:space="0" w:color="auto"/>
-              <w:bottom w:val="single" w:sz="4" w:space="0" w:color="auto"/>
-              <w:right w:val="single" w:sz="4" w:space="0" w:color="auto"/>
-            </w:tcBorders>
-            <w:tcMar>
-              <w:top w:w="0" w:type="dxa"/>
-              <w:left w:w="108" w:type="dxa"/>
-              <w:bottom w:w="0" w:type="dxa"/>
-              <w:right w:w="108" w:type="dxa"/>
-            </w:tcMar>
             <w:vAlign w:val="center"/>
           </w:tcPr>
           <w:p>
@@ -968,18 +889,6 @@
         <w:tc>
           <w:tcPr>
             <w:tcW w:w="1126" w:type="pct"/>
-            <w:tcBorders>
-              <w:top w:val="single" w:sz="4" w:space="0" w:color="auto"/>
-              <w:left w:val="single" w:sz="4" w:space="0" w:color="auto"/>
-              <w:bottom w:val="single" w:sz="4" w:space="0" w:color="auto"/>
-              <w:right w:val="single" w:sz="4" w:space="0" w:color="auto"/>
-            </w:tcBorders>
-            <w:tcMar>
-              <w:top w:w="0" w:type="dxa"/>
-              <w:left w:w="108" w:type="dxa"/>
-              <w:bottom w:w="0" w:type="dxa"/>
-              <w:right w:w="108" w:type="dxa"/>
-            </w:tcMar>
           </w:tcPr>
           <w:p>
             <w:pPr>
@@ -996,18 +905,6 @@
         <w:tc>
           <w:tcPr>
             <w:tcW w:w="1024" w:type="pct"/>
-            <w:tcBorders>
-              <w:top w:val="single" w:sz="4" w:space="0" w:color="auto"/>
-              <w:left w:val="single" w:sz="4" w:space="0" w:color="auto"/>
-              <w:bottom w:val="single" w:sz="4" w:space="0" w:color="auto"/>
-              <w:right w:val="single" w:sz="4" w:space="0" w:color="auto"/>
-            </w:tcBorders>
-            <w:tcMar>
-              <w:top w:w="0" w:type="dxa"/>
-              <w:left w:w="108" w:type="dxa"/>
-              <w:bottom w:w="0" w:type="dxa"/>
-              <w:right w:w="108" w:type="dxa"/>
-            </w:tcMar>
           </w:tcPr>
           <w:p>
             <w:pPr>
@@ -1029,18 +926,6 @@
         <w:tc>
           <w:tcPr>
             <w:tcW w:w="2850" w:type="pct"/>
-            <w:tcBorders>
-              <w:top w:val="single" w:sz="4" w:space="0" w:color="auto"/>
-              <w:left w:val="single" w:sz="4" w:space="0" w:color="auto"/>
-              <w:bottom w:val="single" w:sz="4" w:space="0" w:color="auto"/>
-              <w:right w:val="single" w:sz="4" w:space="0" w:color="auto"/>
-            </w:tcBorders>
-            <w:tcMar>
-              <w:top w:w="0" w:type="dxa"/>
-              <w:left w:w="108" w:type="dxa"/>
-              <w:bottom w:w="0" w:type="dxa"/>
-              <w:right w:w="108" w:type="dxa"/>
-            </w:tcMar>
             <w:vAlign w:val="center"/>
           </w:tcPr>
           <w:p>
@@ -1066,18 +951,6 @@
         <w:tc>
           <w:tcPr>
             <w:tcW w:w="1126" w:type="pct"/>
-            <w:tcBorders>
-              <w:top w:val="single" w:sz="4" w:space="0" w:color="auto"/>
-              <w:left w:val="single" w:sz="4" w:space="0" w:color="auto"/>
-              <w:bottom w:val="single" w:sz="4" w:space="0" w:color="auto"/>
-              <w:right w:val="single" w:sz="4" w:space="0" w:color="auto"/>
-            </w:tcBorders>
-            <w:tcMar>
-              <w:top w:w="0" w:type="dxa"/>
-              <w:left w:w="108" w:type="dxa"/>
-              <w:bottom w:w="0" w:type="dxa"/>
-              <w:right w:w="108" w:type="dxa"/>
-            </w:tcMar>
           </w:tcPr>
           <w:p>
             <w:pPr>
@@ -1094,18 +967,6 @@
         <w:tc>
           <w:tcPr>
             <w:tcW w:w="1024" w:type="pct"/>
-            <w:tcBorders>
-              <w:top w:val="single" w:sz="4" w:space="0" w:color="auto"/>
-              <w:left w:val="single" w:sz="4" w:space="0" w:color="auto"/>
-              <w:bottom w:val="single" w:sz="4" w:space="0" w:color="auto"/>
-              <w:right w:val="single" w:sz="4" w:space="0" w:color="auto"/>
-            </w:tcBorders>
-            <w:tcMar>
-              <w:top w:w="0" w:type="dxa"/>
-              <w:left w:w="108" w:type="dxa"/>
-              <w:bottom w:w="0" w:type="dxa"/>
-              <w:right w:w="108" w:type="dxa"/>
-            </w:tcMar>
           </w:tcPr>
           <w:p>
             <w:pPr>
@@ -1127,18 +988,6 @@
         <w:tc>
           <w:tcPr>
             <w:tcW w:w="2850" w:type="pct"/>
-            <w:tcBorders>
-              <w:top w:val="single" w:sz="4" w:space="0" w:color="auto"/>
-              <w:left w:val="single" w:sz="4" w:space="0" w:color="auto"/>
-              <w:bottom w:val="single" w:sz="4" w:space="0" w:color="auto"/>
-              <w:right w:val="single" w:sz="4" w:space="0" w:color="auto"/>
-            </w:tcBorders>
-            <w:tcMar>
-              <w:top w:w="0" w:type="dxa"/>
-              <w:left w:w="108" w:type="dxa"/>
-              <w:bottom w:w="0" w:type="dxa"/>
-              <w:right w:w="108" w:type="dxa"/>
-            </w:tcMar>
             <w:vAlign w:val="center"/>
           </w:tcPr>
           <w:p>
@@ -1164,18 +1013,6 @@
         <w:tc>
           <w:tcPr>
             <w:tcW w:w="1126" w:type="pct"/>
-            <w:tcBorders>
-              <w:top w:val="single" w:sz="4" w:space="0" w:color="auto"/>
-              <w:left w:val="single" w:sz="4" w:space="0" w:color="auto"/>
-              <w:bottom w:val="single" w:sz="4" w:space="0" w:color="auto"/>
-              <w:right w:val="single" w:sz="4" w:space="0" w:color="auto"/>
-            </w:tcBorders>
-            <w:tcMar>
-              <w:top w:w="0" w:type="dxa"/>
-              <w:left w:w="108" w:type="dxa"/>
-              <w:bottom w:w="0" w:type="dxa"/>
-              <w:right w:w="108" w:type="dxa"/>
-            </w:tcMar>
           </w:tcPr>
           <w:p>
             <w:pPr>
@@ -1192,18 +1029,6 @@
         <w:tc>
           <w:tcPr>
             <w:tcW w:w="1024" w:type="pct"/>
-            <w:tcBorders>
-              <w:top w:val="single" w:sz="4" w:space="0" w:color="auto"/>
-              <w:left w:val="single" w:sz="4" w:space="0" w:color="auto"/>
-              <w:bottom w:val="single" w:sz="4" w:space="0" w:color="auto"/>
-              <w:right w:val="single" w:sz="4" w:space="0" w:color="auto"/>
-            </w:tcBorders>
-            <w:tcMar>
-              <w:top w:w="0" w:type="dxa"/>
-              <w:left w:w="108" w:type="dxa"/>
-              <w:bottom w:w="0" w:type="dxa"/>
-              <w:right w:w="108" w:type="dxa"/>
-            </w:tcMar>
           </w:tcPr>
           <w:p>
             <w:pPr>
@@ -1225,18 +1050,6 @@
         <w:tc>
           <w:tcPr>
             <w:tcW w:w="2850" w:type="pct"/>
-            <w:tcBorders>
-              <w:top w:val="single" w:sz="4" w:space="0" w:color="auto"/>
-              <w:left w:val="single" w:sz="4" w:space="0" w:color="auto"/>
-              <w:bottom w:val="single" w:sz="4" w:space="0" w:color="auto"/>
-              <w:right w:val="single" w:sz="4" w:space="0" w:color="auto"/>
-            </w:tcBorders>
-            <w:tcMar>
-              <w:top w:w="0" w:type="dxa"/>
-              <w:left w:w="108" w:type="dxa"/>
-              <w:bottom w:w="0" w:type="dxa"/>
-              <w:right w:w="108" w:type="dxa"/>
-            </w:tcMar>
             <w:vAlign w:val="center"/>
           </w:tcPr>
           <w:p>
@@ -1262,18 +1075,6 @@
         <w:tc>
           <w:tcPr>
             <w:tcW w:w="1126" w:type="pct"/>
-            <w:tcBorders>
-              <w:top w:val="single" w:sz="4" w:space="0" w:color="auto"/>
-              <w:left w:val="single" w:sz="4" w:space="0" w:color="auto"/>
-              <w:bottom w:val="single" w:sz="4" w:space="0" w:color="auto"/>
-              <w:right w:val="single" w:sz="4" w:space="0" w:color="auto"/>
-            </w:tcBorders>
-            <w:tcMar>
-              <w:top w:w="0" w:type="dxa"/>
-              <w:left w:w="108" w:type="dxa"/>
-              <w:bottom w:w="0" w:type="dxa"/>
-              <w:right w:w="108" w:type="dxa"/>
-            </w:tcMar>
             <w:vAlign w:val="center"/>
           </w:tcPr>
           <w:p>
@@ -1291,18 +1092,6 @@
         <w:tc>
           <w:tcPr>
             <w:tcW w:w="1024" w:type="pct"/>
-            <w:tcBorders>
-              <w:top w:val="single" w:sz="4" w:space="0" w:color="auto"/>
-              <w:left w:val="single" w:sz="4" w:space="0" w:color="auto"/>
-              <w:bottom w:val="single" w:sz="4" w:space="0" w:color="auto"/>
-              <w:right w:val="single" w:sz="4" w:space="0" w:color="auto"/>
-            </w:tcBorders>
-            <w:tcMar>
-              <w:top w:w="0" w:type="dxa"/>
-              <w:left w:w="108" w:type="dxa"/>
-              <w:bottom w:w="0" w:type="dxa"/>
-              <w:right w:w="108" w:type="dxa"/>
-            </w:tcMar>
             <w:vAlign w:val="center"/>
           </w:tcPr>
           <w:p>
@@ -1325,18 +1114,6 @@
         <w:tc>
           <w:tcPr>
             <w:tcW w:w="2850" w:type="pct"/>
-            <w:tcBorders>
-              <w:top w:val="single" w:sz="4" w:space="0" w:color="auto"/>
-              <w:left w:val="single" w:sz="4" w:space="0" w:color="auto"/>
-              <w:bottom w:val="single" w:sz="4" w:space="0" w:color="auto"/>
-              <w:right w:val="single" w:sz="4" w:space="0" w:color="auto"/>
-            </w:tcBorders>
-            <w:tcMar>
-              <w:top w:w="0" w:type="dxa"/>
-              <w:left w:w="108" w:type="dxa"/>
-              <w:bottom w:w="0" w:type="dxa"/>
-              <w:right w:w="108" w:type="dxa"/>
-            </w:tcMar>
             <w:vAlign w:val="center"/>
           </w:tcPr>
           <w:p>
@@ -1362,18 +1139,6 @@
         <w:tc>
           <w:tcPr>
             <w:tcW w:w="1126" w:type="pct"/>
-            <w:tcBorders>
-              <w:top w:val="single" w:sz="4" w:space="0" w:color="auto"/>
-              <w:left w:val="single" w:sz="4" w:space="0" w:color="auto"/>
-              <w:bottom w:val="single" w:sz="4" w:space="0" w:color="auto"/>
-              <w:right w:val="single" w:sz="4" w:space="0" w:color="auto"/>
-            </w:tcBorders>
-            <w:tcMar>
-              <w:top w:w="0" w:type="dxa"/>
-              <w:left w:w="108" w:type="dxa"/>
-              <w:bottom w:w="0" w:type="dxa"/>
-              <w:right w:w="108" w:type="dxa"/>
-            </w:tcMar>
             <w:vAlign w:val="center"/>
           </w:tcPr>
           <w:p>
@@ -1391,18 +1156,6 @@
         <w:tc>
           <w:tcPr>
             <w:tcW w:w="1024" w:type="pct"/>
-            <w:tcBorders>
-              <w:top w:val="single" w:sz="4" w:space="0" w:color="auto"/>
-              <w:left w:val="single" w:sz="4" w:space="0" w:color="auto"/>
-              <w:bottom w:val="single" w:sz="4" w:space="0" w:color="auto"/>
-              <w:right w:val="single" w:sz="4" w:space="0" w:color="auto"/>
-            </w:tcBorders>
-            <w:tcMar>
-              <w:top w:w="0" w:type="dxa"/>
-              <w:left w:w="108" w:type="dxa"/>
-              <w:bottom w:w="0" w:type="dxa"/>
-              <w:right w:w="108" w:type="dxa"/>
-            </w:tcMar>
             <w:vAlign w:val="center"/>
           </w:tcPr>
           <w:p>
@@ -1425,18 +1178,6 @@
         <w:tc>
           <w:tcPr>
             <w:tcW w:w="2850" w:type="pct"/>
-            <w:tcBorders>
-              <w:top w:val="single" w:sz="4" w:space="0" w:color="auto"/>
-              <w:left w:val="single" w:sz="4" w:space="0" w:color="auto"/>
-              <w:bottom w:val="single" w:sz="4" w:space="0" w:color="auto"/>
-              <w:right w:val="single" w:sz="4" w:space="0" w:color="auto"/>
-            </w:tcBorders>
-            <w:tcMar>
-              <w:top w:w="0" w:type="dxa"/>
-              <w:left w:w="108" w:type="dxa"/>
-              <w:bottom w:w="0" w:type="dxa"/>
-              <w:right w:w="108" w:type="dxa"/>
-            </w:tcMar>
             <w:vAlign w:val="center"/>
           </w:tcPr>
           <w:p>
@@ -1462,18 +1203,6 @@
         <w:tc>
           <w:tcPr>
             <w:tcW w:w="1126" w:type="pct"/>
-            <w:tcBorders>
-              <w:top w:val="single" w:sz="4" w:space="0" w:color="auto"/>
-              <w:left w:val="single" w:sz="4" w:space="0" w:color="auto"/>
-              <w:bottom w:val="single" w:sz="4" w:space="0" w:color="auto"/>
-              <w:right w:val="single" w:sz="4" w:space="0" w:color="auto"/>
-            </w:tcBorders>
-            <w:tcMar>
-              <w:top w:w="0" w:type="dxa"/>
-              <w:left w:w="108" w:type="dxa"/>
-              <w:bottom w:w="0" w:type="dxa"/>
-              <w:right w:w="108" w:type="dxa"/>
-            </w:tcMar>
           </w:tcPr>
           <w:p>
             <w:pPr>
@@ -1490,18 +1219,6 @@
         <w:tc>
           <w:tcPr>
             <w:tcW w:w="1024" w:type="pct"/>
-            <w:tcBorders>
-              <w:top w:val="single" w:sz="4" w:space="0" w:color="auto"/>
-              <w:left w:val="single" w:sz="4" w:space="0" w:color="auto"/>
-              <w:bottom w:val="single" w:sz="4" w:space="0" w:color="auto"/>
-              <w:right w:val="single" w:sz="4" w:space="0" w:color="auto"/>
-            </w:tcBorders>
-            <w:tcMar>
-              <w:top w:w="0" w:type="dxa"/>
-              <w:left w:w="108" w:type="dxa"/>
-              <w:bottom w:w="0" w:type="dxa"/>
-              <w:right w:w="108" w:type="dxa"/>
-            </w:tcMar>
           </w:tcPr>
           <w:p>
             <w:pPr>
@@ -1523,18 +1240,6 @@
         <w:tc>
           <w:tcPr>
             <w:tcW w:w="2850" w:type="pct"/>
-            <w:tcBorders>
-              <w:top w:val="single" w:sz="4" w:space="0" w:color="auto"/>
-              <w:left w:val="single" w:sz="4" w:space="0" w:color="auto"/>
-              <w:bottom w:val="single" w:sz="4" w:space="0" w:color="auto"/>
-              <w:right w:val="single" w:sz="4" w:space="0" w:color="auto"/>
-            </w:tcBorders>
-            <w:tcMar>
-              <w:top w:w="0" w:type="dxa"/>
-              <w:left w:w="108" w:type="dxa"/>
-              <w:bottom w:w="0" w:type="dxa"/>
-              <w:right w:w="108" w:type="dxa"/>
-            </w:tcMar>
             <w:vAlign w:val="center"/>
           </w:tcPr>
           <w:p>
@@ -1560,18 +1265,6 @@
         <w:tc>
           <w:tcPr>
             <w:tcW w:w="1126" w:type="pct"/>
-            <w:tcBorders>
-              <w:top w:val="single" w:sz="4" w:space="0" w:color="auto"/>
-              <w:left w:val="single" w:sz="4" w:space="0" w:color="auto"/>
-              <w:bottom w:val="single" w:sz="4" w:space="0" w:color="auto"/>
-              <w:right w:val="single" w:sz="4" w:space="0" w:color="auto"/>
-            </w:tcBorders>
-            <w:tcMar>
-              <w:top w:w="0" w:type="dxa"/>
-              <w:left w:w="108" w:type="dxa"/>
-              <w:bottom w:w="0" w:type="dxa"/>
-              <w:right w:w="108" w:type="dxa"/>
-            </w:tcMar>
           </w:tcPr>
           <w:p>
             <w:pPr>
@@ -1588,18 +1281,6 @@
         <w:tc>
           <w:tcPr>
             <w:tcW w:w="1024" w:type="pct"/>
-            <w:tcBorders>
-              <w:top w:val="single" w:sz="4" w:space="0" w:color="auto"/>
-              <w:left w:val="single" w:sz="4" w:space="0" w:color="auto"/>
-              <w:bottom w:val="single" w:sz="4" w:space="0" w:color="auto"/>
-              <w:right w:val="single" w:sz="4" w:space="0" w:color="auto"/>
-            </w:tcBorders>
-            <w:tcMar>
-              <w:top w:w="0" w:type="dxa"/>
-              <w:left w:w="108" w:type="dxa"/>
-              <w:bottom w:w="0" w:type="dxa"/>
-              <w:right w:w="108" w:type="dxa"/>
-            </w:tcMar>
           </w:tcPr>
           <w:p>
             <w:pPr>
@@ -1621,18 +1302,6 @@
         <w:tc>
           <w:tcPr>
             <w:tcW w:w="2850" w:type="pct"/>
-            <w:tcBorders>
-              <w:top w:val="single" w:sz="4" w:space="0" w:color="auto"/>
-              <w:left w:val="single" w:sz="4" w:space="0" w:color="auto"/>
-              <w:bottom w:val="single" w:sz="4" w:space="0" w:color="auto"/>
-              <w:right w:val="single" w:sz="4" w:space="0" w:color="auto"/>
-            </w:tcBorders>
-            <w:tcMar>
-              <w:top w:w="0" w:type="dxa"/>
-              <w:left w:w="108" w:type="dxa"/>
-              <w:bottom w:w="0" w:type="dxa"/>
-              <w:right w:w="108" w:type="dxa"/>
-            </w:tcMar>
             <w:vAlign w:val="center"/>
           </w:tcPr>
           <w:p>
@@ -1658,18 +1327,6 @@
         <w:tc>
           <w:tcPr>
             <w:tcW w:w="1126" w:type="pct"/>
-            <w:tcBorders>
-              <w:top w:val="single" w:sz="4" w:space="0" w:color="auto"/>
-              <w:left w:val="single" w:sz="4" w:space="0" w:color="auto"/>
-              <w:bottom w:val="single" w:sz="4" w:space="0" w:color="auto"/>
-              <w:right w:val="single" w:sz="4" w:space="0" w:color="auto"/>
-            </w:tcBorders>
-            <w:tcMar>
-              <w:top w:w="0" w:type="dxa"/>
-              <w:left w:w="108" w:type="dxa"/>
-              <w:bottom w:w="0" w:type="dxa"/>
-              <w:right w:w="108" w:type="dxa"/>
-            </w:tcMar>
           </w:tcPr>
           <w:p>
             <w:pPr>
@@ -1686,18 +1343,6 @@
         <w:tc>
           <w:tcPr>
             <w:tcW w:w="1024" w:type="pct"/>
-            <w:tcBorders>
-              <w:top w:val="single" w:sz="4" w:space="0" w:color="auto"/>
-              <w:left w:val="single" w:sz="4" w:space="0" w:color="auto"/>
-              <w:bottom w:val="single" w:sz="4" w:space="0" w:color="auto"/>
-              <w:right w:val="single" w:sz="4" w:space="0" w:color="auto"/>
-            </w:tcBorders>
-            <w:tcMar>
-              <w:top w:w="0" w:type="dxa"/>
-              <w:left w:w="108" w:type="dxa"/>
-              <w:bottom w:w="0" w:type="dxa"/>
-              <w:right w:w="108" w:type="dxa"/>
-            </w:tcMar>
           </w:tcPr>
           <w:p>
             <w:pPr>
@@ -1719,18 +1364,6 @@
         <w:tc>
           <w:tcPr>
             <w:tcW w:w="2850" w:type="pct"/>
-            <w:tcBorders>
-              <w:top w:val="single" w:sz="4" w:space="0" w:color="auto"/>
-              <w:left w:val="single" w:sz="4" w:space="0" w:color="auto"/>
-              <w:bottom w:val="single" w:sz="4" w:space="0" w:color="auto"/>
-              <w:right w:val="single" w:sz="4" w:space="0" w:color="auto"/>
-            </w:tcBorders>
-            <w:tcMar>
-              <w:top w:w="0" w:type="dxa"/>
-              <w:left w:w="108" w:type="dxa"/>
-              <w:bottom w:w="0" w:type="dxa"/>
-              <w:right w:w="108" w:type="dxa"/>
-            </w:tcMar>
             <w:vAlign w:val="center"/>
           </w:tcPr>
           <w:p>
@@ -1757,18 +1390,6 @@
         <w:tc>
           <w:tcPr>
             <w:tcW w:w="1126" w:type="pct"/>
-            <w:tcBorders>
-              <w:top w:val="single" w:sz="4" w:space="0" w:color="auto"/>
-              <w:left w:val="single" w:sz="4" w:space="0" w:color="auto"/>
-              <w:bottom w:val="single" w:sz="4" w:space="0" w:color="auto"/>
-              <w:right w:val="single" w:sz="4" w:space="0" w:color="auto"/>
-            </w:tcBorders>
-            <w:tcMar>
-              <w:top w:w="0" w:type="dxa"/>
-              <w:left w:w="108" w:type="dxa"/>
-              <w:bottom w:w="0" w:type="dxa"/>
-              <w:right w:w="108" w:type="dxa"/>
-            </w:tcMar>
           </w:tcPr>
           <w:p>
             <w:pPr>
@@ -1785,18 +1406,6 @@
         <w:tc>
           <w:tcPr>
             <w:tcW w:w="1024" w:type="pct"/>
-            <w:tcBorders>
-              <w:top w:val="single" w:sz="4" w:space="0" w:color="auto"/>
-              <w:left w:val="single" w:sz="4" w:space="0" w:color="auto"/>
-              <w:bottom w:val="single" w:sz="4" w:space="0" w:color="auto"/>
-              <w:right w:val="single" w:sz="4" w:space="0" w:color="auto"/>
-            </w:tcBorders>
-            <w:tcMar>
-              <w:top w:w="0" w:type="dxa"/>
-              <w:left w:w="108" w:type="dxa"/>
-              <w:bottom w:w="0" w:type="dxa"/>
-              <w:right w:w="108" w:type="dxa"/>
-            </w:tcMar>
           </w:tcPr>
           <w:p>
             <w:pPr>
@@ -1818,18 +1427,6 @@
         <w:tc>
           <w:tcPr>
             <w:tcW w:w="2850" w:type="pct"/>
-            <w:tcBorders>
-              <w:top w:val="single" w:sz="4" w:space="0" w:color="auto"/>
-              <w:left w:val="single" w:sz="4" w:space="0" w:color="auto"/>
-              <w:bottom w:val="single" w:sz="4" w:space="0" w:color="auto"/>
-              <w:right w:val="single" w:sz="4" w:space="0" w:color="auto"/>
-            </w:tcBorders>
-            <w:tcMar>
-              <w:top w:w="0" w:type="dxa"/>
-              <w:left w:w="108" w:type="dxa"/>
-              <w:bottom w:w="0" w:type="dxa"/>
-              <w:right w:w="108" w:type="dxa"/>
-            </w:tcMar>
             <w:vAlign w:val="center"/>
           </w:tcPr>
           <w:p>
@@ -1856,18 +1453,6 @@
         <w:tc>
           <w:tcPr>
             <w:tcW w:w="1126" w:type="pct"/>
-            <w:tcBorders>
-              <w:top w:val="single" w:sz="4" w:space="0" w:color="auto"/>
-              <w:left w:val="single" w:sz="4" w:space="0" w:color="auto"/>
-              <w:bottom w:val="single" w:sz="4" w:space="0" w:color="auto"/>
-              <w:right w:val="single" w:sz="4" w:space="0" w:color="auto"/>
-            </w:tcBorders>
-            <w:tcMar>
-              <w:top w:w="0" w:type="dxa"/>
-              <w:left w:w="108" w:type="dxa"/>
-              <w:bottom w:w="0" w:type="dxa"/>
-              <w:right w:w="108" w:type="dxa"/>
-            </w:tcMar>
           </w:tcPr>
           <w:p>
             <w:pPr>
@@ -1884,18 +1469,6 @@
         <w:tc>
           <w:tcPr>
             <w:tcW w:w="1024" w:type="pct"/>
-            <w:tcBorders>
-              <w:top w:val="single" w:sz="4" w:space="0" w:color="auto"/>
-              <w:left w:val="single" w:sz="4" w:space="0" w:color="auto"/>
-              <w:bottom w:val="single" w:sz="4" w:space="0" w:color="auto"/>
-              <w:right w:val="single" w:sz="4" w:space="0" w:color="auto"/>
-            </w:tcBorders>
-            <w:tcMar>
-              <w:top w:w="0" w:type="dxa"/>
-              <w:left w:w="108" w:type="dxa"/>
-              <w:bottom w:w="0" w:type="dxa"/>
-              <w:right w:w="108" w:type="dxa"/>
-            </w:tcMar>
           </w:tcPr>
           <w:p>
             <w:pPr>
@@ -1917,18 +1490,6 @@
         <w:tc>
           <w:tcPr>
             <w:tcW w:w="2850" w:type="pct"/>
-            <w:tcBorders>
-              <w:top w:val="single" w:sz="4" w:space="0" w:color="auto"/>
-              <w:left w:val="single" w:sz="4" w:space="0" w:color="auto"/>
-              <w:bottom w:val="single" w:sz="4" w:space="0" w:color="auto"/>
-              <w:right w:val="single" w:sz="4" w:space="0" w:color="auto"/>
-            </w:tcBorders>
-            <w:tcMar>
-              <w:top w:w="0" w:type="dxa"/>
-              <w:left w:w="108" w:type="dxa"/>
-              <w:bottom w:w="0" w:type="dxa"/>
-              <w:right w:w="108" w:type="dxa"/>
-            </w:tcMar>
             <w:vAlign w:val="center"/>
           </w:tcPr>
           <w:p>
@@ -1955,18 +1516,6 @@
         <w:tc>
           <w:tcPr>
             <w:tcW w:w="1126" w:type="pct"/>
-            <w:tcBorders>
-              <w:top w:val="single" w:sz="4" w:space="0" w:color="auto"/>
-              <w:left w:val="single" w:sz="4" w:space="0" w:color="auto"/>
-              <w:bottom w:val="single" w:sz="4" w:space="0" w:color="auto"/>
-              <w:right w:val="single" w:sz="4" w:space="0" w:color="auto"/>
-            </w:tcBorders>
-            <w:tcMar>
-              <w:top w:w="0" w:type="dxa"/>
-              <w:left w:w="108" w:type="dxa"/>
-              <w:bottom w:w="0" w:type="dxa"/>
-              <w:right w:w="108" w:type="dxa"/>
-            </w:tcMar>
           </w:tcPr>
           <w:p>
             <w:pPr>
@@ -1983,18 +1532,6 @@
         <w:tc>
           <w:tcPr>
             <w:tcW w:w="1024" w:type="pct"/>
-            <w:tcBorders>
-              <w:top w:val="single" w:sz="4" w:space="0" w:color="auto"/>
-              <w:left w:val="single" w:sz="4" w:space="0" w:color="auto"/>
-              <w:bottom w:val="single" w:sz="4" w:space="0" w:color="auto"/>
-              <w:right w:val="single" w:sz="4" w:space="0" w:color="auto"/>
-            </w:tcBorders>
-            <w:tcMar>
-              <w:top w:w="0" w:type="dxa"/>
-              <w:left w:w="108" w:type="dxa"/>
-              <w:bottom w:w="0" w:type="dxa"/>
-              <w:right w:w="108" w:type="dxa"/>
-            </w:tcMar>
           </w:tcPr>
           <w:p>
             <w:pPr>
@@ -2016,18 +1553,6 @@
         <w:tc>
           <w:tcPr>
             <w:tcW w:w="2850" w:type="pct"/>
-            <w:tcBorders>
-              <w:top w:val="single" w:sz="4" w:space="0" w:color="auto"/>
-              <w:left w:val="single" w:sz="4" w:space="0" w:color="auto"/>
-              <w:bottom w:val="single" w:sz="4" w:space="0" w:color="auto"/>
-              <w:right w:val="single" w:sz="4" w:space="0" w:color="auto"/>
-            </w:tcBorders>
-            <w:tcMar>
-              <w:top w:w="0" w:type="dxa"/>
-              <w:left w:w="108" w:type="dxa"/>
-              <w:bottom w:w="0" w:type="dxa"/>
-              <w:right w:w="108" w:type="dxa"/>
-            </w:tcMar>
             <w:vAlign w:val="center"/>
           </w:tcPr>
           <w:p>
@@ -2054,18 +1579,6 @@
         <w:tc>
           <w:tcPr>
             <w:tcW w:w="1126" w:type="pct"/>
-            <w:tcBorders>
-              <w:top w:val="single" w:sz="4" w:space="0" w:color="auto"/>
-              <w:left w:val="single" w:sz="4" w:space="0" w:color="auto"/>
-              <w:bottom w:val="single" w:sz="4" w:space="0" w:color="auto"/>
-              <w:right w:val="single" w:sz="4" w:space="0" w:color="auto"/>
-            </w:tcBorders>
-            <w:tcMar>
-              <w:top w:w="0" w:type="dxa"/>
-              <w:left w:w="108" w:type="dxa"/>
-              <w:bottom w:w="0" w:type="dxa"/>
-              <w:right w:w="108" w:type="dxa"/>
-            </w:tcMar>
           </w:tcPr>
           <w:p>
             <w:pPr>
@@ -2082,18 +1595,6 @@
         <w:tc>
           <w:tcPr>
             <w:tcW w:w="1024" w:type="pct"/>
-            <w:tcBorders>
-              <w:top w:val="single" w:sz="4" w:space="0" w:color="auto"/>
-              <w:left w:val="single" w:sz="4" w:space="0" w:color="auto"/>
-              <w:bottom w:val="single" w:sz="4" w:space="0" w:color="auto"/>
-              <w:right w:val="single" w:sz="4" w:space="0" w:color="auto"/>
-            </w:tcBorders>
-            <w:tcMar>
-              <w:top w:w="0" w:type="dxa"/>
-              <w:left w:w="108" w:type="dxa"/>
-              <w:bottom w:w="0" w:type="dxa"/>
-              <w:right w:w="108" w:type="dxa"/>
-            </w:tcMar>
           </w:tcPr>
           <w:p>
             <w:pPr>
@@ -2115,18 +1616,6 @@
         <w:tc>
           <w:tcPr>
             <w:tcW w:w="2850" w:type="pct"/>
-            <w:tcBorders>
-              <w:top w:val="single" w:sz="4" w:space="0" w:color="auto"/>
-              <w:left w:val="single" w:sz="4" w:space="0" w:color="auto"/>
-              <w:bottom w:val="single" w:sz="4" w:space="0" w:color="auto"/>
-              <w:right w:val="single" w:sz="4" w:space="0" w:color="auto"/>
-            </w:tcBorders>
-            <w:tcMar>
-              <w:top w:w="0" w:type="dxa"/>
-              <w:left w:w="108" w:type="dxa"/>
-              <w:bottom w:w="0" w:type="dxa"/>
-              <w:right w:w="108" w:type="dxa"/>
-            </w:tcMar>
             <w:vAlign w:val="center"/>
           </w:tcPr>
           <w:p>
@@ -2153,18 +1642,6 @@
         <w:tc>
           <w:tcPr>
             <w:tcW w:w="1126" w:type="pct"/>
-            <w:tcBorders>
-              <w:top w:val="single" w:sz="4" w:space="0" w:color="auto"/>
-              <w:left w:val="single" w:sz="4" w:space="0" w:color="auto"/>
-              <w:bottom w:val="single" w:sz="4" w:space="0" w:color="auto"/>
-              <w:right w:val="single" w:sz="4" w:space="0" w:color="auto"/>
-            </w:tcBorders>
-            <w:tcMar>
-              <w:top w:w="0" w:type="dxa"/>
-              <w:left w:w="108" w:type="dxa"/>
-              <w:bottom w:w="0" w:type="dxa"/>
-              <w:right w:w="108" w:type="dxa"/>
-            </w:tcMar>
           </w:tcPr>
           <w:p>
             <w:pPr>
@@ -2181,18 +1658,6 @@
         <w:tc>
           <w:tcPr>
             <w:tcW w:w="1024" w:type="pct"/>
-            <w:tcBorders>
-              <w:top w:val="single" w:sz="4" w:space="0" w:color="auto"/>
-              <w:left w:val="single" w:sz="4" w:space="0" w:color="auto"/>
-              <w:bottom w:val="single" w:sz="4" w:space="0" w:color="auto"/>
-              <w:right w:val="single" w:sz="4" w:space="0" w:color="auto"/>
-            </w:tcBorders>
-            <w:tcMar>
-              <w:top w:w="0" w:type="dxa"/>
-              <w:left w:w="108" w:type="dxa"/>
-              <w:bottom w:w="0" w:type="dxa"/>
-              <w:right w:w="108" w:type="dxa"/>
-            </w:tcMar>
           </w:tcPr>
           <w:p>
             <w:pPr>
@@ -2214,18 +1679,6 @@
         <w:tc>
           <w:tcPr>
             <w:tcW w:w="2850" w:type="pct"/>
-            <w:tcBorders>
-              <w:top w:val="single" w:sz="4" w:space="0" w:color="auto"/>
-              <w:left w:val="single" w:sz="4" w:space="0" w:color="auto"/>
-              <w:bottom w:val="single" w:sz="4" w:space="0" w:color="auto"/>
-              <w:right w:val="single" w:sz="4" w:space="0" w:color="auto"/>
-            </w:tcBorders>
-            <w:tcMar>
-              <w:top w:w="0" w:type="dxa"/>
-              <w:left w:w="108" w:type="dxa"/>
-              <w:bottom w:w="0" w:type="dxa"/>
-              <w:right w:w="108" w:type="dxa"/>
-            </w:tcMar>
             <w:vAlign w:val="center"/>
           </w:tcPr>
           <w:p>
@@ -2252,18 +1705,6 @@
         <w:tc>
           <w:tcPr>
             <w:tcW w:w="1126" w:type="pct"/>
-            <w:tcBorders>
-              <w:top w:val="single" w:sz="4" w:space="0" w:color="auto"/>
-              <w:left w:val="single" w:sz="4" w:space="0" w:color="auto"/>
-              <w:bottom w:val="single" w:sz="4" w:space="0" w:color="auto"/>
-              <w:right w:val="single" w:sz="4" w:space="0" w:color="auto"/>
-            </w:tcBorders>
-            <w:tcMar>
-              <w:top w:w="0" w:type="dxa"/>
-              <w:left w:w="108" w:type="dxa"/>
-              <w:bottom w:w="0" w:type="dxa"/>
-              <w:right w:w="108" w:type="dxa"/>
-            </w:tcMar>
           </w:tcPr>
           <w:p>
             <w:pPr>
@@ -2280,18 +1721,6 @@
         <w:tc>
           <w:tcPr>
             <w:tcW w:w="1024" w:type="pct"/>
-            <w:tcBorders>
-              <w:top w:val="single" w:sz="4" w:space="0" w:color="auto"/>
-              <w:left w:val="single" w:sz="4" w:space="0" w:color="auto"/>
-              <w:bottom w:val="single" w:sz="4" w:space="0" w:color="auto"/>
-              <w:right w:val="single" w:sz="4" w:space="0" w:color="auto"/>
-            </w:tcBorders>
-            <w:tcMar>
-              <w:top w:w="0" w:type="dxa"/>
-              <w:left w:w="108" w:type="dxa"/>
-              <w:bottom w:w="0" w:type="dxa"/>
-              <w:right w:w="108" w:type="dxa"/>
-            </w:tcMar>
           </w:tcPr>
           <w:p>
             <w:pPr>
@@ -2313,18 +1742,6 @@
         <w:tc>
           <w:tcPr>
             <w:tcW w:w="2850" w:type="pct"/>
-            <w:tcBorders>
-              <w:top w:val="single" w:sz="4" w:space="0" w:color="auto"/>
-              <w:left w:val="single" w:sz="4" w:space="0" w:color="auto"/>
-              <w:bottom w:val="single" w:sz="4" w:space="0" w:color="auto"/>
-              <w:right w:val="single" w:sz="4" w:space="0" w:color="auto"/>
-            </w:tcBorders>
-            <w:tcMar>
-              <w:top w:w="0" w:type="dxa"/>
-              <w:left w:w="108" w:type="dxa"/>
-              <w:bottom w:w="0" w:type="dxa"/>
-              <w:right w:w="108" w:type="dxa"/>
-            </w:tcMar>
             <w:vAlign w:val="center"/>
           </w:tcPr>
           <w:p>
@@ -2351,18 +1768,6 @@
         <w:tc>
           <w:tcPr>
             <w:tcW w:w="1126" w:type="pct"/>
-            <w:tcBorders>
-              <w:top w:val="single" w:sz="4" w:space="0" w:color="auto"/>
-              <w:left w:val="single" w:sz="4" w:space="0" w:color="auto"/>
-              <w:bottom w:val="single" w:sz="4" w:space="0" w:color="auto"/>
-              <w:right w:val="single" w:sz="4" w:space="0" w:color="auto"/>
-            </w:tcBorders>
-            <w:tcMar>
-              <w:top w:w="0" w:type="dxa"/>
-              <w:left w:w="108" w:type="dxa"/>
-              <w:bottom w:w="0" w:type="dxa"/>
-              <w:right w:w="108" w:type="dxa"/>
-            </w:tcMar>
           </w:tcPr>
           <w:p>
             <w:pPr>
@@ -2379,18 +1784,6 @@
         <w:tc>
           <w:tcPr>
             <w:tcW w:w="1024" w:type="pct"/>
-            <w:tcBorders>
-              <w:top w:val="single" w:sz="4" w:space="0" w:color="auto"/>
-              <w:left w:val="single" w:sz="4" w:space="0" w:color="auto"/>
-              <w:bottom w:val="single" w:sz="4" w:space="0" w:color="auto"/>
-              <w:right w:val="single" w:sz="4" w:space="0" w:color="auto"/>
-            </w:tcBorders>
-            <w:tcMar>
-              <w:top w:w="0" w:type="dxa"/>
-              <w:left w:w="108" w:type="dxa"/>
-              <w:bottom w:w="0" w:type="dxa"/>
-              <w:right w:w="108" w:type="dxa"/>
-            </w:tcMar>
           </w:tcPr>
           <w:p>
             <w:pPr>
@@ -2412,18 +1805,6 @@
         <w:tc>
           <w:tcPr>
             <w:tcW w:w="2850" w:type="pct"/>
-            <w:tcBorders>
-              <w:top w:val="single" w:sz="4" w:space="0" w:color="auto"/>
-              <w:left w:val="single" w:sz="4" w:space="0" w:color="auto"/>
-              <w:bottom w:val="single" w:sz="4" w:space="0" w:color="auto"/>
-              <w:right w:val="single" w:sz="4" w:space="0" w:color="auto"/>
-            </w:tcBorders>
-            <w:tcMar>
-              <w:top w:w="0" w:type="dxa"/>
-              <w:left w:w="108" w:type="dxa"/>
-              <w:bottom w:w="0" w:type="dxa"/>
-              <w:right w:w="108" w:type="dxa"/>
-            </w:tcMar>
             <w:vAlign w:val="center"/>
           </w:tcPr>
           <w:p>
@@ -2450,18 +1831,6 @@
         <w:tc>
           <w:tcPr>
             <w:tcW w:w="1126" w:type="pct"/>
-            <w:tcBorders>
-              <w:top w:val="single" w:sz="4" w:space="0" w:color="auto"/>
-              <w:left w:val="single" w:sz="4" w:space="0" w:color="auto"/>
-              <w:bottom w:val="single" w:sz="4" w:space="0" w:color="auto"/>
-              <w:right w:val="single" w:sz="4" w:space="0" w:color="auto"/>
-            </w:tcBorders>
-            <w:tcMar>
-              <w:top w:w="0" w:type="dxa"/>
-              <w:left w:w="108" w:type="dxa"/>
-              <w:bottom w:w="0" w:type="dxa"/>
-              <w:right w:w="108" w:type="dxa"/>
-            </w:tcMar>
           </w:tcPr>
           <w:p>
             <w:pPr>
@@ -2478,18 +1847,6 @@
         <w:tc>
           <w:tcPr>
             <w:tcW w:w="1024" w:type="pct"/>
-            <w:tcBorders>
-              <w:top w:val="single" w:sz="4" w:space="0" w:color="auto"/>
-              <w:left w:val="single" w:sz="4" w:space="0" w:color="auto"/>
-              <w:bottom w:val="single" w:sz="4" w:space="0" w:color="auto"/>
-              <w:right w:val="single" w:sz="4" w:space="0" w:color="auto"/>
-            </w:tcBorders>
-            <w:tcMar>
-              <w:top w:w="0" w:type="dxa"/>
-              <w:left w:w="108" w:type="dxa"/>
-              <w:bottom w:w="0" w:type="dxa"/>
-              <w:right w:w="108" w:type="dxa"/>
-            </w:tcMar>
           </w:tcPr>
           <w:p>
             <w:pPr>
@@ -2511,18 +1868,6 @@
         <w:tc>
           <w:tcPr>
             <w:tcW w:w="2850" w:type="pct"/>
-            <w:tcBorders>
-              <w:top w:val="single" w:sz="4" w:space="0" w:color="auto"/>
-              <w:left w:val="single" w:sz="4" w:space="0" w:color="auto"/>
-              <w:bottom w:val="single" w:sz="4" w:space="0" w:color="auto"/>
-              <w:right w:val="single" w:sz="4" w:space="0" w:color="auto"/>
-            </w:tcBorders>
-            <w:tcMar>
-              <w:top w:w="0" w:type="dxa"/>
-              <w:left w:w="108" w:type="dxa"/>
-              <w:bottom w:w="0" w:type="dxa"/>
-              <w:right w:w="108" w:type="dxa"/>
-            </w:tcMar>
             <w:vAlign w:val="center"/>
           </w:tcPr>
           <w:p>
@@ -2549,18 +1894,6 @@
         <w:tc>
           <w:tcPr>
             <w:tcW w:w="1126" w:type="pct"/>
-            <w:tcBorders>
-              <w:top w:val="single" w:sz="4" w:space="0" w:color="auto"/>
-              <w:left w:val="single" w:sz="4" w:space="0" w:color="auto"/>
-              <w:bottom w:val="single" w:sz="4" w:space="0" w:color="auto"/>
-              <w:right w:val="single" w:sz="4" w:space="0" w:color="auto"/>
-            </w:tcBorders>
-            <w:tcMar>
-              <w:top w:w="0" w:type="dxa"/>
-              <w:left w:w="108" w:type="dxa"/>
-              <w:bottom w:w="0" w:type="dxa"/>
-              <w:right w:w="108" w:type="dxa"/>
-            </w:tcMar>
           </w:tcPr>
           <w:p>
             <w:pPr>
@@ -2577,18 +1910,6 @@
         <w:tc>
           <w:tcPr>
             <w:tcW w:w="1024" w:type="pct"/>
-            <w:tcBorders>
-              <w:top w:val="single" w:sz="4" w:space="0" w:color="auto"/>
-              <w:left w:val="single" w:sz="4" w:space="0" w:color="auto"/>
-              <w:bottom w:val="single" w:sz="4" w:space="0" w:color="auto"/>
-              <w:right w:val="single" w:sz="4" w:space="0" w:color="auto"/>
-            </w:tcBorders>
-            <w:tcMar>
-              <w:top w:w="0" w:type="dxa"/>
-              <w:left w:w="108" w:type="dxa"/>
-              <w:bottom w:w="0" w:type="dxa"/>
-              <w:right w:w="108" w:type="dxa"/>
-            </w:tcMar>
           </w:tcPr>
           <w:p>
             <w:pPr>
@@ -2610,18 +1931,6 @@
         <w:tc>
           <w:tcPr>
             <w:tcW w:w="2850" w:type="pct"/>
-            <w:tcBorders>
-              <w:top w:val="single" w:sz="4" w:space="0" w:color="auto"/>
-              <w:left w:val="single" w:sz="4" w:space="0" w:color="auto"/>
-              <w:bottom w:val="single" w:sz="4" w:space="0" w:color="auto"/>
-              <w:right w:val="single" w:sz="4" w:space="0" w:color="auto"/>
-            </w:tcBorders>
-            <w:tcMar>
-              <w:top w:w="0" w:type="dxa"/>
-              <w:left w:w="108" w:type="dxa"/>
-              <w:bottom w:w="0" w:type="dxa"/>
-              <w:right w:w="108" w:type="dxa"/>
-            </w:tcMar>
             <w:vAlign w:val="center"/>
           </w:tcPr>
           <w:p>
@@ -2648,18 +1957,6 @@
         <w:tc>
           <w:tcPr>
             <w:tcW w:w="1126" w:type="pct"/>
-            <w:tcBorders>
-              <w:top w:val="single" w:sz="4" w:space="0" w:color="auto"/>
-              <w:left w:val="single" w:sz="4" w:space="0" w:color="auto"/>
-              <w:bottom w:val="single" w:sz="4" w:space="0" w:color="auto"/>
-              <w:right w:val="single" w:sz="4" w:space="0" w:color="auto"/>
-            </w:tcBorders>
-            <w:tcMar>
-              <w:top w:w="0" w:type="dxa"/>
-              <w:left w:w="108" w:type="dxa"/>
-              <w:bottom w:w="0" w:type="dxa"/>
-              <w:right w:w="108" w:type="dxa"/>
-            </w:tcMar>
           </w:tcPr>
           <w:p>
             <w:pPr>
@@ -2676,18 +1973,6 @@
         <w:tc>
           <w:tcPr>
             <w:tcW w:w="1024" w:type="pct"/>
-            <w:tcBorders>
-              <w:top w:val="single" w:sz="4" w:space="0" w:color="auto"/>
-              <w:left w:val="single" w:sz="4" w:space="0" w:color="auto"/>
-              <w:bottom w:val="single" w:sz="4" w:space="0" w:color="auto"/>
-              <w:right w:val="single" w:sz="4" w:space="0" w:color="auto"/>
-            </w:tcBorders>
-            <w:tcMar>
-              <w:top w:w="0" w:type="dxa"/>
-              <w:left w:w="108" w:type="dxa"/>
-              <w:bottom w:w="0" w:type="dxa"/>
-              <w:right w:w="108" w:type="dxa"/>
-            </w:tcMar>
           </w:tcPr>
           <w:p>
             <w:pPr>
@@ -2709,18 +1994,6 @@
         <w:tc>
           <w:tcPr>
             <w:tcW w:w="2850" w:type="pct"/>
-            <w:tcBorders>
-              <w:top w:val="single" w:sz="4" w:space="0" w:color="auto"/>
-              <w:left w:val="single" w:sz="4" w:space="0" w:color="auto"/>
-              <w:bottom w:val="single" w:sz="4" w:space="0" w:color="auto"/>
-              <w:right w:val="single" w:sz="4" w:space="0" w:color="auto"/>
-            </w:tcBorders>
-            <w:tcMar>
-              <w:top w:w="0" w:type="dxa"/>
-              <w:left w:w="108" w:type="dxa"/>
-              <w:bottom w:w="0" w:type="dxa"/>
-              <w:right w:w="108" w:type="dxa"/>
-            </w:tcMar>
             <w:vAlign w:val="center"/>
           </w:tcPr>
           <w:p>
@@ -2747,18 +2020,6 @@
         <w:tc>
           <w:tcPr>
             <w:tcW w:w="1126" w:type="pct"/>
-            <w:tcBorders>
-              <w:top w:val="single" w:sz="4" w:space="0" w:color="auto"/>
-              <w:left w:val="single" w:sz="4" w:space="0" w:color="auto"/>
-              <w:bottom w:val="single" w:sz="4" w:space="0" w:color="auto"/>
-              <w:right w:val="single" w:sz="4" w:space="0" w:color="auto"/>
-            </w:tcBorders>
-            <w:tcMar>
-              <w:top w:w="0" w:type="dxa"/>
-              <w:left w:w="108" w:type="dxa"/>
-              <w:bottom w:w="0" w:type="dxa"/>
-              <w:right w:w="108" w:type="dxa"/>
-            </w:tcMar>
           </w:tcPr>
           <w:p>
             <w:pPr>
@@ -2775,18 +2036,6 @@
         <w:tc>
           <w:tcPr>
             <w:tcW w:w="1024" w:type="pct"/>
-            <w:tcBorders>
-              <w:top w:val="single" w:sz="4" w:space="0" w:color="auto"/>
-              <w:left w:val="single" w:sz="4" w:space="0" w:color="auto"/>
-              <w:bottom w:val="single" w:sz="4" w:space="0" w:color="auto"/>
-              <w:right w:val="single" w:sz="4" w:space="0" w:color="auto"/>
-            </w:tcBorders>
-            <w:tcMar>
-              <w:top w:w="0" w:type="dxa"/>
-              <w:left w:w="108" w:type="dxa"/>
-              <w:bottom w:w="0" w:type="dxa"/>
-              <w:right w:w="108" w:type="dxa"/>
-            </w:tcMar>
           </w:tcPr>
           <w:p>
             <w:pPr>
@@ -2808,18 +2057,6 @@
         <w:tc>
           <w:tcPr>
             <w:tcW w:w="2850" w:type="pct"/>
-            <w:tcBorders>
-              <w:top w:val="single" w:sz="4" w:space="0" w:color="auto"/>
-              <w:left w:val="single" w:sz="4" w:space="0" w:color="auto"/>
-              <w:bottom w:val="single" w:sz="4" w:space="0" w:color="auto"/>
-              <w:right w:val="single" w:sz="4" w:space="0" w:color="auto"/>
-            </w:tcBorders>
-            <w:tcMar>
-              <w:top w:w="0" w:type="dxa"/>
-              <w:left w:w="108" w:type="dxa"/>
-              <w:bottom w:w="0" w:type="dxa"/>
-              <w:right w:w="108" w:type="dxa"/>
-            </w:tcMar>
             <w:vAlign w:val="center"/>
           </w:tcPr>
           <w:p>
@@ -2846,18 +2083,6 @@
         <w:tc>
           <w:tcPr>
             <w:tcW w:w="1126" w:type="pct"/>
-            <w:tcBorders>
-              <w:top w:val="single" w:sz="4" w:space="0" w:color="auto"/>
-              <w:left w:val="single" w:sz="4" w:space="0" w:color="auto"/>
-              <w:bottom w:val="single" w:sz="4" w:space="0" w:color="auto"/>
-              <w:right w:val="single" w:sz="4" w:space="0" w:color="auto"/>
-            </w:tcBorders>
-            <w:tcMar>
-              <w:top w:w="0" w:type="dxa"/>
-              <w:left w:w="108" w:type="dxa"/>
-              <w:bottom w:w="0" w:type="dxa"/>
-              <w:right w:w="108" w:type="dxa"/>
-            </w:tcMar>
           </w:tcPr>
           <w:p>
             <w:pPr>
@@ -2874,18 +2099,6 @@
         <w:tc>
           <w:tcPr>
             <w:tcW w:w="1024" w:type="pct"/>
-            <w:tcBorders>
-              <w:top w:val="single" w:sz="4" w:space="0" w:color="auto"/>
-              <w:left w:val="single" w:sz="4" w:space="0" w:color="auto"/>
-              <w:bottom w:val="single" w:sz="4" w:space="0" w:color="auto"/>
-              <w:right w:val="single" w:sz="4" w:space="0" w:color="auto"/>
-            </w:tcBorders>
-            <w:tcMar>
-              <w:top w:w="0" w:type="dxa"/>
-              <w:left w:w="108" w:type="dxa"/>
-              <w:bottom w:w="0" w:type="dxa"/>
-              <w:right w:w="108" w:type="dxa"/>
-            </w:tcMar>
           </w:tcPr>
           <w:p>
             <w:pPr>
@@ -2907,18 +2120,6 @@
         <w:tc>
           <w:tcPr>
             <w:tcW w:w="2850" w:type="pct"/>
-            <w:tcBorders>
-              <w:top w:val="single" w:sz="4" w:space="0" w:color="auto"/>
-              <w:left w:val="single" w:sz="4" w:space="0" w:color="auto"/>
-              <w:bottom w:val="single" w:sz="4" w:space="0" w:color="auto"/>
-              <w:right w:val="single" w:sz="4" w:space="0" w:color="auto"/>
-            </w:tcBorders>
-            <w:tcMar>
-              <w:top w:w="0" w:type="dxa"/>
-              <w:left w:w="108" w:type="dxa"/>
-              <w:bottom w:w="0" w:type="dxa"/>
-              <w:right w:w="108" w:type="dxa"/>
-            </w:tcMar>
             <w:vAlign w:val="center"/>
           </w:tcPr>
           <w:p>
@@ -2945,18 +2146,6 @@
         <w:tc>
           <w:tcPr>
             <w:tcW w:w="1126" w:type="pct"/>
-            <w:tcBorders>
-              <w:top w:val="single" w:sz="4" w:space="0" w:color="auto"/>
-              <w:left w:val="single" w:sz="4" w:space="0" w:color="auto"/>
-              <w:bottom w:val="single" w:sz="4" w:space="0" w:color="auto"/>
-              <w:right w:val="single" w:sz="4" w:space="0" w:color="auto"/>
-            </w:tcBorders>
-            <w:tcMar>
-              <w:top w:w="0" w:type="dxa"/>
-              <w:left w:w="108" w:type="dxa"/>
-              <w:bottom w:w="0" w:type="dxa"/>
-              <w:right w:w="108" w:type="dxa"/>
-            </w:tcMar>
           </w:tcPr>
           <w:p>
             <w:pPr>
@@ -2973,18 +2162,6 @@
         <w:tc>
           <w:tcPr>
             <w:tcW w:w="1024" w:type="pct"/>
-            <w:tcBorders>
-              <w:top w:val="single" w:sz="4" w:space="0" w:color="auto"/>
-              <w:left w:val="single" w:sz="4" w:space="0" w:color="auto"/>
-              <w:bottom w:val="single" w:sz="4" w:space="0" w:color="auto"/>
-              <w:right w:val="single" w:sz="4" w:space="0" w:color="auto"/>
-            </w:tcBorders>
-            <w:tcMar>
-              <w:top w:w="0" w:type="dxa"/>
-              <w:left w:w="108" w:type="dxa"/>
-              <w:bottom w:w="0" w:type="dxa"/>
-              <w:right w:w="108" w:type="dxa"/>
-            </w:tcMar>
           </w:tcPr>
           <w:p>
             <w:pPr>
@@ -3006,18 +2183,6 @@
         <w:tc>
           <w:tcPr>
             <w:tcW w:w="2850" w:type="pct"/>
-            <w:tcBorders>
-              <w:top w:val="single" w:sz="4" w:space="0" w:color="auto"/>
-              <w:left w:val="single" w:sz="4" w:space="0" w:color="auto"/>
-              <w:bottom w:val="single" w:sz="4" w:space="0" w:color="auto"/>
-              <w:right w:val="single" w:sz="4" w:space="0" w:color="auto"/>
-            </w:tcBorders>
-            <w:tcMar>
-              <w:top w:w="0" w:type="dxa"/>
-              <w:left w:w="108" w:type="dxa"/>
-              <w:bottom w:w="0" w:type="dxa"/>
-              <w:right w:w="108" w:type="dxa"/>
-            </w:tcMar>
             <w:vAlign w:val="center"/>
           </w:tcPr>
           <w:p>
@@ -3044,18 +2209,6 @@
         <w:tc>
           <w:tcPr>
             <w:tcW w:w="1126" w:type="pct"/>
-            <w:tcBorders>
-              <w:top w:val="single" w:sz="4" w:space="0" w:color="auto"/>
-              <w:left w:val="single" w:sz="4" w:space="0" w:color="auto"/>
-              <w:bottom w:val="single" w:sz="4" w:space="0" w:color="auto"/>
-              <w:right w:val="single" w:sz="4" w:space="0" w:color="auto"/>
-            </w:tcBorders>
-            <w:tcMar>
-              <w:top w:w="0" w:type="dxa"/>
-              <w:left w:w="108" w:type="dxa"/>
-              <w:bottom w:w="0" w:type="dxa"/>
-              <w:right w:w="108" w:type="dxa"/>
-            </w:tcMar>
           </w:tcPr>
           <w:p>
             <w:pPr>
@@ -3072,18 +2225,6 @@
         <w:tc>
           <w:tcPr>
             <w:tcW w:w="1024" w:type="pct"/>
-            <w:tcBorders>
-              <w:top w:val="single" w:sz="4" w:space="0" w:color="auto"/>
-              <w:left w:val="single" w:sz="4" w:space="0" w:color="auto"/>
-              <w:bottom w:val="single" w:sz="4" w:space="0" w:color="auto"/>
-              <w:right w:val="single" w:sz="4" w:space="0" w:color="auto"/>
-            </w:tcBorders>
-            <w:tcMar>
-              <w:top w:w="0" w:type="dxa"/>
-              <w:left w:w="108" w:type="dxa"/>
-              <w:bottom w:w="0" w:type="dxa"/>
-              <w:right w:w="108" w:type="dxa"/>
-            </w:tcMar>
           </w:tcPr>
           <w:p>
             <w:pPr>
@@ -3105,18 +2246,6 @@
         <w:tc>
           <w:tcPr>
             <w:tcW w:w="2850" w:type="pct"/>
-            <w:tcBorders>
-              <w:top w:val="single" w:sz="4" w:space="0" w:color="auto"/>
-              <w:left w:val="single" w:sz="4" w:space="0" w:color="auto"/>
-              <w:bottom w:val="single" w:sz="4" w:space="0" w:color="auto"/>
-              <w:right w:val="single" w:sz="4" w:space="0" w:color="auto"/>
-            </w:tcBorders>
-            <w:tcMar>
-              <w:top w:w="0" w:type="dxa"/>
-              <w:left w:w="108" w:type="dxa"/>
-              <w:bottom w:w="0" w:type="dxa"/>
-              <w:right w:w="108" w:type="dxa"/>
-            </w:tcMar>
             <w:vAlign w:val="center"/>
           </w:tcPr>
           <w:p>
@@ -3143,18 +2272,6 @@
         <w:tc>
           <w:tcPr>
             <w:tcW w:w="1126" w:type="pct"/>
-            <w:tcBorders>
-              <w:top w:val="single" w:sz="4" w:space="0" w:color="auto"/>
-              <w:left w:val="single" w:sz="4" w:space="0" w:color="auto"/>
-              <w:bottom w:val="single" w:sz="4" w:space="0" w:color="auto"/>
-              <w:right w:val="single" w:sz="4" w:space="0" w:color="auto"/>
-            </w:tcBorders>
-            <w:tcMar>
-              <w:top w:w="0" w:type="dxa"/>
-              <w:left w:w="108" w:type="dxa"/>
-              <w:bottom w:w="0" w:type="dxa"/>
-              <w:right w:w="108" w:type="dxa"/>
-            </w:tcMar>
           </w:tcPr>
           <w:p>
             <w:pPr>
@@ -3171,18 +2288,6 @@
         <w:tc>
           <w:tcPr>
             <w:tcW w:w="1024" w:type="pct"/>
-            <w:tcBorders>
-              <w:top w:val="single" w:sz="4" w:space="0" w:color="auto"/>
-              <w:left w:val="single" w:sz="4" w:space="0" w:color="auto"/>
-              <w:bottom w:val="single" w:sz="4" w:space="0" w:color="auto"/>
-              <w:right w:val="single" w:sz="4" w:space="0" w:color="auto"/>
-            </w:tcBorders>
-            <w:tcMar>
-              <w:top w:w="0" w:type="dxa"/>
-              <w:left w:w="108" w:type="dxa"/>
-              <w:bottom w:w="0" w:type="dxa"/>
-              <w:right w:w="108" w:type="dxa"/>
-            </w:tcMar>
           </w:tcPr>
           <w:p>
             <w:pPr>
@@ -3204,18 +2309,6 @@
         <w:tc>
           <w:tcPr>
             <w:tcW w:w="2850" w:type="pct"/>
-            <w:tcBorders>
-              <w:top w:val="single" w:sz="4" w:space="0" w:color="auto"/>
-              <w:left w:val="single" w:sz="4" w:space="0" w:color="auto"/>
-              <w:bottom w:val="single" w:sz="4" w:space="0" w:color="auto"/>
-              <w:right w:val="single" w:sz="4" w:space="0" w:color="auto"/>
-            </w:tcBorders>
-            <w:tcMar>
-              <w:top w:w="0" w:type="dxa"/>
-              <w:left w:w="108" w:type="dxa"/>
-              <w:bottom w:w="0" w:type="dxa"/>
-              <w:right w:w="108" w:type="dxa"/>
-            </w:tcMar>
             <w:vAlign w:val="center"/>
           </w:tcPr>
           <w:p>
@@ -3242,18 +2335,6 @@
         <w:tc>
           <w:tcPr>
             <w:tcW w:w="1126" w:type="pct"/>
-            <w:tcBorders>
-              <w:top w:val="single" w:sz="4" w:space="0" w:color="auto"/>
-              <w:left w:val="single" w:sz="4" w:space="0" w:color="auto"/>
-              <w:bottom w:val="single" w:sz="4" w:space="0" w:color="auto"/>
-              <w:right w:val="single" w:sz="4" w:space="0" w:color="auto"/>
-            </w:tcBorders>
-            <w:tcMar>
-              <w:top w:w="0" w:type="dxa"/>
-              <w:left w:w="108" w:type="dxa"/>
-              <w:bottom w:w="0" w:type="dxa"/>
-              <w:right w:w="108" w:type="dxa"/>
-            </w:tcMar>
           </w:tcPr>
           <w:p>
             <w:pPr>
@@ -3270,18 +2351,6 @@
         <w:tc>
           <w:tcPr>
             <w:tcW w:w="1024" w:type="pct"/>
-            <w:tcBorders>
-              <w:top w:val="single" w:sz="4" w:space="0" w:color="auto"/>
-              <w:left w:val="single" w:sz="4" w:space="0" w:color="auto"/>
-              <w:bottom w:val="single" w:sz="4" w:space="0" w:color="auto"/>
-              <w:right w:val="single" w:sz="4" w:space="0" w:color="auto"/>
-            </w:tcBorders>
-            <w:tcMar>
-              <w:top w:w="0" w:type="dxa"/>
-              <w:left w:w="108" w:type="dxa"/>
-              <w:bottom w:w="0" w:type="dxa"/>
-              <w:right w:w="108" w:type="dxa"/>
-            </w:tcMar>
           </w:tcPr>
           <w:p>
             <w:pPr>
@@ -3303,18 +2372,6 @@
         <w:tc>
           <w:tcPr>
             <w:tcW w:w="2850" w:type="pct"/>
-            <w:tcBorders>
-              <w:top w:val="single" w:sz="4" w:space="0" w:color="auto"/>
-              <w:left w:val="single" w:sz="4" w:space="0" w:color="auto"/>
-              <w:bottom w:val="single" w:sz="4" w:space="0" w:color="auto"/>
-              <w:right w:val="single" w:sz="4" w:space="0" w:color="auto"/>
-            </w:tcBorders>
-            <w:tcMar>
-              <w:top w:w="0" w:type="dxa"/>
-              <w:left w:w="108" w:type="dxa"/>
-              <w:bottom w:w="0" w:type="dxa"/>
-              <w:right w:w="108" w:type="dxa"/>
-            </w:tcMar>
             <w:vAlign w:val="center"/>
           </w:tcPr>
           <w:p>
@@ -3341,18 +2398,6 @@
         <w:tc>
           <w:tcPr>
             <w:tcW w:w="1126" w:type="pct"/>
-            <w:tcBorders>
-              <w:top w:val="single" w:sz="4" w:space="0" w:color="auto"/>
-              <w:left w:val="single" w:sz="4" w:space="0" w:color="auto"/>
-              <w:bottom w:val="single" w:sz="4" w:space="0" w:color="auto"/>
-              <w:right w:val="single" w:sz="4" w:space="0" w:color="auto"/>
-            </w:tcBorders>
-            <w:tcMar>
-              <w:top w:w="0" w:type="dxa"/>
-              <w:left w:w="108" w:type="dxa"/>
-              <w:bottom w:w="0" w:type="dxa"/>
-              <w:right w:w="108" w:type="dxa"/>
-            </w:tcMar>
           </w:tcPr>
           <w:p>
             <w:pPr>
@@ -3369,18 +2414,6 @@
         <w:tc>
           <w:tcPr>
             <w:tcW w:w="1024" w:type="pct"/>
-            <w:tcBorders>
-              <w:top w:val="single" w:sz="4" w:space="0" w:color="auto"/>
-              <w:left w:val="single" w:sz="4" w:space="0" w:color="auto"/>
-              <w:bottom w:val="single" w:sz="4" w:space="0" w:color="auto"/>
-              <w:right w:val="single" w:sz="4" w:space="0" w:color="auto"/>
-            </w:tcBorders>
-            <w:tcMar>
-              <w:top w:w="0" w:type="dxa"/>
-              <w:left w:w="108" w:type="dxa"/>
-              <w:bottom w:w="0" w:type="dxa"/>
-              <w:right w:w="108" w:type="dxa"/>
-            </w:tcMar>
           </w:tcPr>
           <w:p>
             <w:pPr>
@@ -3402,18 +2435,6 @@
         <w:tc>
           <w:tcPr>
             <w:tcW w:w="2850" w:type="pct"/>
-            <w:tcBorders>
-              <w:top w:val="single" w:sz="4" w:space="0" w:color="auto"/>
-              <w:left w:val="single" w:sz="4" w:space="0" w:color="auto"/>
-              <w:bottom w:val="single" w:sz="4" w:space="0" w:color="auto"/>
-              <w:right w:val="single" w:sz="4" w:space="0" w:color="auto"/>
-            </w:tcBorders>
-            <w:tcMar>
-              <w:top w:w="0" w:type="dxa"/>
-              <w:left w:w="108" w:type="dxa"/>
-              <w:bottom w:w="0" w:type="dxa"/>
-              <w:right w:w="108" w:type="dxa"/>
-            </w:tcMar>
             <w:vAlign w:val="center"/>
           </w:tcPr>
           <w:p>
@@ -3440,18 +2461,6 @@
         <w:tc>
           <w:tcPr>
             <w:tcW w:w="1126" w:type="pct"/>
-            <w:tcBorders>
-              <w:top w:val="single" w:sz="4" w:space="0" w:color="auto"/>
-              <w:left w:val="single" w:sz="4" w:space="0" w:color="auto"/>
-              <w:bottom w:val="single" w:sz="4" w:space="0" w:color="auto"/>
-              <w:right w:val="single" w:sz="4" w:space="0" w:color="auto"/>
-            </w:tcBorders>
-            <w:tcMar>
-              <w:top w:w="0" w:type="dxa"/>
-              <w:left w:w="108" w:type="dxa"/>
-              <w:bottom w:w="0" w:type="dxa"/>
-              <w:right w:w="108" w:type="dxa"/>
-            </w:tcMar>
           </w:tcPr>
           <w:p>
             <w:pPr>
@@ -3468,18 +2477,6 @@
         <w:tc>
           <w:tcPr>
             <w:tcW w:w="1024" w:type="pct"/>
-            <w:tcBorders>
-              <w:top w:val="single" w:sz="4" w:space="0" w:color="auto"/>
-              <w:left w:val="single" w:sz="4" w:space="0" w:color="auto"/>
-              <w:bottom w:val="single" w:sz="4" w:space="0" w:color="auto"/>
-              <w:right w:val="single" w:sz="4" w:space="0" w:color="auto"/>
-            </w:tcBorders>
-            <w:tcMar>
-              <w:top w:w="0" w:type="dxa"/>
-              <w:left w:w="108" w:type="dxa"/>
-              <w:bottom w:w="0" w:type="dxa"/>
-              <w:right w:w="108" w:type="dxa"/>
-            </w:tcMar>
           </w:tcPr>
           <w:p>
             <w:pPr>
@@ -3501,18 +2498,6 @@
         <w:tc>
           <w:tcPr>
             <w:tcW w:w="2850" w:type="pct"/>
-            <w:tcBorders>
-              <w:top w:val="single" w:sz="4" w:space="0" w:color="auto"/>
-              <w:left w:val="single" w:sz="4" w:space="0" w:color="auto"/>
-              <w:bottom w:val="single" w:sz="4" w:space="0" w:color="auto"/>
-              <w:right w:val="single" w:sz="4" w:space="0" w:color="auto"/>
-            </w:tcBorders>
-            <w:tcMar>
-              <w:top w:w="0" w:type="dxa"/>
-              <w:left w:w="108" w:type="dxa"/>
-              <w:bottom w:w="0" w:type="dxa"/>
-              <w:right w:w="108" w:type="dxa"/>
-            </w:tcMar>
             <w:vAlign w:val="center"/>
           </w:tcPr>
           <w:p>
@@ -3539,18 +2524,6 @@
         <w:tc>
           <w:tcPr>
             <w:tcW w:w="1126" w:type="pct"/>
-            <w:tcBorders>
-              <w:top w:val="single" w:sz="4" w:space="0" w:color="auto"/>
-              <w:left w:val="single" w:sz="4" w:space="0" w:color="auto"/>
-              <w:bottom w:val="single" w:sz="4" w:space="0" w:color="auto"/>
-              <w:right w:val="single" w:sz="4" w:space="0" w:color="auto"/>
-            </w:tcBorders>
-            <w:tcMar>
-              <w:top w:w="0" w:type="dxa"/>
-              <w:left w:w="108" w:type="dxa"/>
-              <w:bottom w:w="0" w:type="dxa"/>
-              <w:right w:w="108" w:type="dxa"/>
-            </w:tcMar>
           </w:tcPr>
           <w:p>
             <w:pPr>
@@ -3567,18 +2540,6 @@
         <w:tc>
           <w:tcPr>
             <w:tcW w:w="1024" w:type="pct"/>
-            <w:tcBorders>
-              <w:top w:val="single" w:sz="4" w:space="0" w:color="auto"/>
-              <w:left w:val="single" w:sz="4" w:space="0" w:color="auto"/>
-              <w:bottom w:val="single" w:sz="4" w:space="0" w:color="auto"/>
-              <w:right w:val="single" w:sz="4" w:space="0" w:color="auto"/>
-            </w:tcBorders>
-            <w:tcMar>
-              <w:top w:w="0" w:type="dxa"/>
-              <w:left w:w="108" w:type="dxa"/>
-              <w:bottom w:w="0" w:type="dxa"/>
-              <w:right w:w="108" w:type="dxa"/>
-            </w:tcMar>
           </w:tcPr>
           <w:p>
             <w:pPr>
@@ -3600,18 +2561,6 @@
         <w:tc>
           <w:tcPr>
             <w:tcW w:w="2850" w:type="pct"/>
-            <w:tcBorders>
-              <w:top w:val="single" w:sz="4" w:space="0" w:color="auto"/>
-              <w:left w:val="single" w:sz="4" w:space="0" w:color="auto"/>
-              <w:bottom w:val="single" w:sz="4" w:space="0" w:color="auto"/>
-              <w:right w:val="single" w:sz="4" w:space="0" w:color="auto"/>
-            </w:tcBorders>
-            <w:tcMar>
-              <w:top w:w="0" w:type="dxa"/>
-              <w:left w:w="108" w:type="dxa"/>
-              <w:bottom w:w="0" w:type="dxa"/>
-              <w:right w:w="108" w:type="dxa"/>
-            </w:tcMar>
             <w:vAlign w:val="center"/>
           </w:tcPr>
           <w:p>
@@ -3638,18 +2587,6 @@
         <w:tc>
           <w:tcPr>
             <w:tcW w:w="1126" w:type="pct"/>
-            <w:tcBorders>
-              <w:top w:val="single" w:sz="4" w:space="0" w:color="auto"/>
-              <w:left w:val="single" w:sz="4" w:space="0" w:color="auto"/>
-              <w:bottom w:val="single" w:sz="4" w:space="0" w:color="auto"/>
-              <w:right w:val="single" w:sz="4" w:space="0" w:color="auto"/>
-            </w:tcBorders>
-            <w:tcMar>
-              <w:top w:w="0" w:type="dxa"/>
-              <w:left w:w="108" w:type="dxa"/>
-              <w:bottom w:w="0" w:type="dxa"/>
-              <w:right w:w="108" w:type="dxa"/>
-            </w:tcMar>
           </w:tcPr>
           <w:p>
             <w:pPr>
@@ -3666,18 +2603,6 @@
         <w:tc>
           <w:tcPr>
             <w:tcW w:w="1024" w:type="pct"/>
-            <w:tcBorders>
-              <w:top w:val="single" w:sz="4" w:space="0" w:color="auto"/>
-              <w:left w:val="single" w:sz="4" w:space="0" w:color="auto"/>
-              <w:bottom w:val="single" w:sz="4" w:space="0" w:color="auto"/>
-              <w:right w:val="single" w:sz="4" w:space="0" w:color="auto"/>
-            </w:tcBorders>
-            <w:tcMar>
-              <w:top w:w="0" w:type="dxa"/>
-              <w:left w:w="108" w:type="dxa"/>
-              <w:bottom w:w="0" w:type="dxa"/>
-              <w:right w:w="108" w:type="dxa"/>
-            </w:tcMar>
           </w:tcPr>
           <w:p>
             <w:pPr>
@@ -3699,18 +2624,6 @@
         <w:tc>
           <w:tcPr>
             <w:tcW w:w="2850" w:type="pct"/>
-            <w:tcBorders>
-              <w:top w:val="single" w:sz="4" w:space="0" w:color="auto"/>
-              <w:left w:val="single" w:sz="4" w:space="0" w:color="auto"/>
-              <w:bottom w:val="single" w:sz="4" w:space="0" w:color="auto"/>
-              <w:right w:val="single" w:sz="4" w:space="0" w:color="auto"/>
-            </w:tcBorders>
-            <w:tcMar>
-              <w:top w:w="0" w:type="dxa"/>
-              <w:left w:w="108" w:type="dxa"/>
-              <w:bottom w:w="0" w:type="dxa"/>
-              <w:right w:w="108" w:type="dxa"/>
-            </w:tcMar>
             <w:vAlign w:val="center"/>
           </w:tcPr>
           <w:p>
@@ -3737,18 +2650,6 @@
         <w:tc>
           <w:tcPr>
             <w:tcW w:w="1126" w:type="pct"/>
-            <w:tcBorders>
-              <w:top w:val="single" w:sz="4" w:space="0" w:color="auto"/>
-              <w:left w:val="single" w:sz="4" w:space="0" w:color="auto"/>
-              <w:bottom w:val="single" w:sz="4" w:space="0" w:color="auto"/>
-              <w:right w:val="single" w:sz="4" w:space="0" w:color="auto"/>
-            </w:tcBorders>
-            <w:tcMar>
-              <w:top w:w="0" w:type="dxa"/>
-              <w:left w:w="108" w:type="dxa"/>
-              <w:bottom w:w="0" w:type="dxa"/>
-              <w:right w:w="108" w:type="dxa"/>
-            </w:tcMar>
           </w:tcPr>
           <w:p>
             <w:pPr>
@@ -3765,18 +2666,6 @@
         <w:tc>
           <w:tcPr>
             <w:tcW w:w="1024" w:type="pct"/>
-            <w:tcBorders>
-              <w:top w:val="single" w:sz="4" w:space="0" w:color="auto"/>
-              <w:left w:val="single" w:sz="4" w:space="0" w:color="auto"/>
-              <w:bottom w:val="single" w:sz="4" w:space="0" w:color="auto"/>
-              <w:right w:val="single" w:sz="4" w:space="0" w:color="auto"/>
-            </w:tcBorders>
-            <w:tcMar>
-              <w:top w:w="0" w:type="dxa"/>
-              <w:left w:w="108" w:type="dxa"/>
-              <w:bottom w:w="0" w:type="dxa"/>
-              <w:right w:w="108" w:type="dxa"/>
-            </w:tcMar>
           </w:tcPr>
           <w:p>
             <w:pPr>
@@ -3798,18 +2687,6 @@
         <w:tc>
           <w:tcPr>
             <w:tcW w:w="2850" w:type="pct"/>
-            <w:tcBorders>
-              <w:top w:val="single" w:sz="4" w:space="0" w:color="auto"/>
-              <w:left w:val="single" w:sz="4" w:space="0" w:color="auto"/>
-              <w:bottom w:val="single" w:sz="4" w:space="0" w:color="auto"/>
-              <w:right w:val="single" w:sz="4" w:space="0" w:color="auto"/>
-            </w:tcBorders>
-            <w:tcMar>
-              <w:top w:w="0" w:type="dxa"/>
-              <w:left w:w="108" w:type="dxa"/>
-              <w:bottom w:w="0" w:type="dxa"/>
-              <w:right w:w="108" w:type="dxa"/>
-            </w:tcMar>
             <w:vAlign w:val="center"/>
           </w:tcPr>
           <w:p>
@@ -3836,18 +2713,6 @@
         <w:tc>
           <w:tcPr>
             <w:tcW w:w="1126" w:type="pct"/>
-            <w:tcBorders>
-              <w:top w:val="single" w:sz="4" w:space="0" w:color="auto"/>
-              <w:left w:val="single" w:sz="4" w:space="0" w:color="auto"/>
-              <w:bottom w:val="single" w:sz="4" w:space="0" w:color="auto"/>
-              <w:right w:val="single" w:sz="4" w:space="0" w:color="auto"/>
-            </w:tcBorders>
-            <w:tcMar>
-              <w:top w:w="0" w:type="dxa"/>
-              <w:left w:w="108" w:type="dxa"/>
-              <w:bottom w:w="0" w:type="dxa"/>
-              <w:right w:w="108" w:type="dxa"/>
-            </w:tcMar>
           </w:tcPr>
           <w:p>
             <w:pPr>
@@ -3864,18 +2729,6 @@
         <w:tc>
           <w:tcPr>
             <w:tcW w:w="1024" w:type="pct"/>
-            <w:tcBorders>
-              <w:top w:val="single" w:sz="4" w:space="0" w:color="auto"/>
-              <w:left w:val="single" w:sz="4" w:space="0" w:color="auto"/>
-              <w:bottom w:val="single" w:sz="4" w:space="0" w:color="auto"/>
-              <w:right w:val="single" w:sz="4" w:space="0" w:color="auto"/>
-            </w:tcBorders>
-            <w:tcMar>
-              <w:top w:w="0" w:type="dxa"/>
-              <w:left w:w="108" w:type="dxa"/>
-              <w:bottom w:w="0" w:type="dxa"/>
-              <w:right w:w="108" w:type="dxa"/>
-            </w:tcMar>
           </w:tcPr>
           <w:p>
             <w:pPr>
@@ -3897,18 +2750,6 @@
         <w:tc>
           <w:tcPr>
             <w:tcW w:w="2850" w:type="pct"/>
-            <w:tcBorders>
-              <w:top w:val="single" w:sz="4" w:space="0" w:color="auto"/>
-              <w:left w:val="single" w:sz="4" w:space="0" w:color="auto"/>
-              <w:bottom w:val="single" w:sz="4" w:space="0" w:color="auto"/>
-              <w:right w:val="single" w:sz="4" w:space="0" w:color="auto"/>
-            </w:tcBorders>
-            <w:tcMar>
-              <w:top w:w="0" w:type="dxa"/>
-              <w:left w:w="108" w:type="dxa"/>
-              <w:bottom w:w="0" w:type="dxa"/>
-              <w:right w:w="108" w:type="dxa"/>
-            </w:tcMar>
             <w:vAlign w:val="center"/>
           </w:tcPr>
           <w:p>
@@ -3935,18 +2776,6 @@
         <w:tc>
           <w:tcPr>
             <w:tcW w:w="1126" w:type="pct"/>
-            <w:tcBorders>
-              <w:top w:val="single" w:sz="4" w:space="0" w:color="auto"/>
-              <w:left w:val="single" w:sz="4" w:space="0" w:color="auto"/>
-              <w:bottom w:val="single" w:sz="4" w:space="0" w:color="auto"/>
-              <w:right w:val="single" w:sz="4" w:space="0" w:color="auto"/>
-            </w:tcBorders>
-            <w:tcMar>
-              <w:top w:w="0" w:type="dxa"/>
-              <w:left w:w="108" w:type="dxa"/>
-              <w:bottom w:w="0" w:type="dxa"/>
-              <w:right w:w="108" w:type="dxa"/>
-            </w:tcMar>
           </w:tcPr>
           <w:p>
             <w:pPr>
@@ -3963,18 +2792,6 @@
         <w:tc>
           <w:tcPr>
             <w:tcW w:w="1024" w:type="pct"/>
-            <w:tcBorders>
-              <w:top w:val="single" w:sz="4" w:space="0" w:color="auto"/>
-              <w:left w:val="single" w:sz="4" w:space="0" w:color="auto"/>
-              <w:bottom w:val="single" w:sz="4" w:space="0" w:color="auto"/>
-              <w:right w:val="single" w:sz="4" w:space="0" w:color="auto"/>
-            </w:tcBorders>
-            <w:tcMar>
-              <w:top w:w="0" w:type="dxa"/>
-              <w:left w:w="108" w:type="dxa"/>
-              <w:bottom w:w="0" w:type="dxa"/>
-              <w:right w:w="108" w:type="dxa"/>
-            </w:tcMar>
           </w:tcPr>
           <w:p>
             <w:pPr>
@@ -3996,18 +2813,6 @@
         <w:tc>
           <w:tcPr>
             <w:tcW w:w="2850" w:type="pct"/>
-            <w:tcBorders>
-              <w:top w:val="single" w:sz="4" w:space="0" w:color="auto"/>
-              <w:left w:val="single" w:sz="4" w:space="0" w:color="auto"/>
-              <w:bottom w:val="single" w:sz="4" w:space="0" w:color="auto"/>
-              <w:right w:val="single" w:sz="4" w:space="0" w:color="auto"/>
-            </w:tcBorders>
-            <w:tcMar>
-              <w:top w:w="0" w:type="dxa"/>
-              <w:left w:w="108" w:type="dxa"/>
-              <w:bottom w:w="0" w:type="dxa"/>
-              <w:right w:w="108" w:type="dxa"/>
-            </w:tcMar>
             <w:vAlign w:val="center"/>
           </w:tcPr>
           <w:p>
@@ -4034,18 +2839,6 @@
         <w:tc>
           <w:tcPr>
             <w:tcW w:w="1126" w:type="pct"/>
-            <w:tcBorders>
-              <w:top w:val="single" w:sz="4" w:space="0" w:color="auto"/>
-              <w:left w:val="single" w:sz="4" w:space="0" w:color="auto"/>
-              <w:bottom w:val="single" w:sz="4" w:space="0" w:color="auto"/>
-              <w:right w:val="single" w:sz="4" w:space="0" w:color="auto"/>
-            </w:tcBorders>
-            <w:tcMar>
-              <w:top w:w="0" w:type="dxa"/>
-              <w:left w:w="108" w:type="dxa"/>
-              <w:bottom w:w="0" w:type="dxa"/>
-              <w:right w:w="108" w:type="dxa"/>
-            </w:tcMar>
           </w:tcPr>
           <w:p>
             <w:pPr>
@@ -4062,18 +2855,6 @@
         <w:tc>
           <w:tcPr>
             <w:tcW w:w="1024" w:type="pct"/>
-            <w:tcBorders>
-              <w:top w:val="single" w:sz="4" w:space="0" w:color="auto"/>
-              <w:left w:val="single" w:sz="4" w:space="0" w:color="auto"/>
-              <w:bottom w:val="single" w:sz="4" w:space="0" w:color="auto"/>
-              <w:right w:val="single" w:sz="4" w:space="0" w:color="auto"/>
-            </w:tcBorders>
-            <w:tcMar>
-              <w:top w:w="0" w:type="dxa"/>
-              <w:left w:w="108" w:type="dxa"/>
-              <w:bottom w:w="0" w:type="dxa"/>
-              <w:right w:w="108" w:type="dxa"/>
-            </w:tcMar>
           </w:tcPr>
           <w:p>
             <w:pPr>
@@ -4095,18 +2876,6 @@
         <w:tc>
           <w:tcPr>
             <w:tcW w:w="2850" w:type="pct"/>
-            <w:tcBorders>
-              <w:top w:val="single" w:sz="4" w:space="0" w:color="auto"/>
-              <w:left w:val="single" w:sz="4" w:space="0" w:color="auto"/>
-              <w:bottom w:val="single" w:sz="4" w:space="0" w:color="auto"/>
-              <w:right w:val="single" w:sz="4" w:space="0" w:color="auto"/>
-            </w:tcBorders>
-            <w:tcMar>
-              <w:top w:w="0" w:type="dxa"/>
-              <w:left w:w="108" w:type="dxa"/>
-              <w:bottom w:w="0" w:type="dxa"/>
-              <w:right w:w="108" w:type="dxa"/>
-            </w:tcMar>
             <w:vAlign w:val="center"/>
           </w:tcPr>
           <w:p>
@@ -4133,18 +2902,6 @@
         <w:tc>
           <w:tcPr>
             <w:tcW w:w="1126" w:type="pct"/>
-            <w:tcBorders>
-              <w:top w:val="single" w:sz="4" w:space="0" w:color="auto"/>
-              <w:left w:val="single" w:sz="4" w:space="0" w:color="auto"/>
-              <w:bottom w:val="single" w:sz="4" w:space="0" w:color="auto"/>
-              <w:right w:val="single" w:sz="4" w:space="0" w:color="auto"/>
-            </w:tcBorders>
-            <w:tcMar>
-              <w:top w:w="0" w:type="dxa"/>
-              <w:left w:w="108" w:type="dxa"/>
-              <w:bottom w:w="0" w:type="dxa"/>
-              <w:right w:w="108" w:type="dxa"/>
-            </w:tcMar>
           </w:tcPr>
           <w:p>
             <w:pPr>
@@ -4161,18 +2918,6 @@
         <w:tc>
           <w:tcPr>
             <w:tcW w:w="1024" w:type="pct"/>
-            <w:tcBorders>
-              <w:top w:val="single" w:sz="4" w:space="0" w:color="auto"/>
-              <w:left w:val="single" w:sz="4" w:space="0" w:color="auto"/>
-              <w:bottom w:val="single" w:sz="4" w:space="0" w:color="auto"/>
-              <w:right w:val="single" w:sz="4" w:space="0" w:color="auto"/>
-            </w:tcBorders>
-            <w:tcMar>
-              <w:top w:w="0" w:type="dxa"/>
-              <w:left w:w="108" w:type="dxa"/>
-              <w:bottom w:w="0" w:type="dxa"/>
-              <w:right w:w="108" w:type="dxa"/>
-            </w:tcMar>
           </w:tcPr>
           <w:p>
             <w:pPr>
@@ -4194,18 +2939,6 @@
         <w:tc>
           <w:tcPr>
             <w:tcW w:w="2850" w:type="pct"/>
-            <w:tcBorders>
-              <w:top w:val="single" w:sz="4" w:space="0" w:color="auto"/>
-              <w:left w:val="single" w:sz="4" w:space="0" w:color="auto"/>
-              <w:bottom w:val="single" w:sz="4" w:space="0" w:color="auto"/>
-              <w:right w:val="single" w:sz="4" w:space="0" w:color="auto"/>
-            </w:tcBorders>
-            <w:tcMar>
-              <w:top w:w="0" w:type="dxa"/>
-              <w:left w:w="108" w:type="dxa"/>
-              <w:bottom w:w="0" w:type="dxa"/>
-              <w:right w:w="108" w:type="dxa"/>
-            </w:tcMar>
             <w:vAlign w:val="center"/>
           </w:tcPr>
           <w:p>
@@ -4232,18 +2965,6 @@
         <w:tc>
           <w:tcPr>
             <w:tcW w:w="1126" w:type="pct"/>
-            <w:tcBorders>
-              <w:top w:val="single" w:sz="4" w:space="0" w:color="auto"/>
-              <w:left w:val="single" w:sz="4" w:space="0" w:color="auto"/>
-              <w:bottom w:val="single" w:sz="4" w:space="0" w:color="auto"/>
-              <w:right w:val="single" w:sz="4" w:space="0" w:color="auto"/>
-            </w:tcBorders>
-            <w:tcMar>
-              <w:top w:w="0" w:type="dxa"/>
-              <w:left w:w="108" w:type="dxa"/>
-              <w:bottom w:w="0" w:type="dxa"/>
-              <w:right w:w="108" w:type="dxa"/>
-            </w:tcMar>
           </w:tcPr>
           <w:p>
             <w:pPr>
@@ -4260,18 +2981,6 @@
         <w:tc>
           <w:tcPr>
             <w:tcW w:w="1024" w:type="pct"/>
-            <w:tcBorders>
-              <w:top w:val="single" w:sz="4" w:space="0" w:color="auto"/>
-              <w:left w:val="single" w:sz="4" w:space="0" w:color="auto"/>
-              <w:bottom w:val="single" w:sz="4" w:space="0" w:color="auto"/>
-              <w:right w:val="single" w:sz="4" w:space="0" w:color="auto"/>
-            </w:tcBorders>
-            <w:tcMar>
-              <w:top w:w="0" w:type="dxa"/>
-              <w:left w:w="108" w:type="dxa"/>
-              <w:bottom w:w="0" w:type="dxa"/>
-              <w:right w:w="108" w:type="dxa"/>
-            </w:tcMar>
           </w:tcPr>
           <w:p>
             <w:pPr>
@@ -4293,18 +3002,6 @@
         <w:tc>
           <w:tcPr>
             <w:tcW w:w="2850" w:type="pct"/>
-            <w:tcBorders>
-              <w:top w:val="single" w:sz="4" w:space="0" w:color="auto"/>
-              <w:left w:val="single" w:sz="4" w:space="0" w:color="auto"/>
-              <w:bottom w:val="single" w:sz="4" w:space="0" w:color="auto"/>
-              <w:right w:val="single" w:sz="4" w:space="0" w:color="auto"/>
-            </w:tcBorders>
-            <w:tcMar>
-              <w:top w:w="0" w:type="dxa"/>
-              <w:left w:w="108" w:type="dxa"/>
-              <w:bottom w:w="0" w:type="dxa"/>
-              <w:right w:w="108" w:type="dxa"/>
-            </w:tcMar>
             <w:vAlign w:val="center"/>
           </w:tcPr>
           <w:p>
@@ -4331,18 +3028,6 @@
         <w:tc>
           <w:tcPr>
             <w:tcW w:w="1126" w:type="pct"/>
-            <w:tcBorders>
-              <w:top w:val="single" w:sz="4" w:space="0" w:color="auto"/>
-              <w:left w:val="single" w:sz="4" w:space="0" w:color="auto"/>
-              <w:bottom w:val="single" w:sz="4" w:space="0" w:color="auto"/>
-              <w:right w:val="single" w:sz="4" w:space="0" w:color="auto"/>
-            </w:tcBorders>
-            <w:tcMar>
-              <w:top w:w="0" w:type="dxa"/>
-              <w:left w:w="108" w:type="dxa"/>
-              <w:bottom w:w="0" w:type="dxa"/>
-              <w:right w:w="108" w:type="dxa"/>
-            </w:tcMar>
           </w:tcPr>
           <w:p>
             <w:pPr>
@@ -4359,18 +3044,6 @@
         <w:tc>
           <w:tcPr>
             <w:tcW w:w="1024" w:type="pct"/>
-            <w:tcBorders>
-              <w:top w:val="single" w:sz="4" w:space="0" w:color="auto"/>
-              <w:left w:val="single" w:sz="4" w:space="0" w:color="auto"/>
-              <w:bottom w:val="single" w:sz="4" w:space="0" w:color="auto"/>
-              <w:right w:val="single" w:sz="4" w:space="0" w:color="auto"/>
-            </w:tcBorders>
-            <w:tcMar>
-              <w:top w:w="0" w:type="dxa"/>
-              <w:left w:w="108" w:type="dxa"/>
-              <w:bottom w:w="0" w:type="dxa"/>
-              <w:right w:w="108" w:type="dxa"/>
-            </w:tcMar>
           </w:tcPr>
           <w:p>
             <w:pPr>
@@ -4392,18 +3065,6 @@
         <w:tc>
           <w:tcPr>
             <w:tcW w:w="2850" w:type="pct"/>
-            <w:tcBorders>
-              <w:top w:val="single" w:sz="4" w:space="0" w:color="auto"/>
-              <w:left w:val="single" w:sz="4" w:space="0" w:color="auto"/>
-              <w:bottom w:val="single" w:sz="4" w:space="0" w:color="auto"/>
-              <w:right w:val="single" w:sz="4" w:space="0" w:color="auto"/>
-            </w:tcBorders>
-            <w:tcMar>
-              <w:top w:w="0" w:type="dxa"/>
-              <w:left w:w="108" w:type="dxa"/>
-              <w:bottom w:w="0" w:type="dxa"/>
-              <w:right w:w="108" w:type="dxa"/>
-            </w:tcMar>
             <w:vAlign w:val="center"/>
           </w:tcPr>
           <w:p>
@@ -4430,18 +3091,6 @@
         <w:tc>
           <w:tcPr>
             <w:tcW w:w="1126" w:type="pct"/>
-            <w:tcBorders>
-              <w:top w:val="single" w:sz="4" w:space="0" w:color="auto"/>
-              <w:left w:val="single" w:sz="4" w:space="0" w:color="auto"/>
-              <w:bottom w:val="single" w:sz="4" w:space="0" w:color="auto"/>
-              <w:right w:val="single" w:sz="4" w:space="0" w:color="auto"/>
-            </w:tcBorders>
-            <w:tcMar>
-              <w:top w:w="0" w:type="dxa"/>
-              <w:left w:w="108" w:type="dxa"/>
-              <w:bottom w:w="0" w:type="dxa"/>
-              <w:right w:w="108" w:type="dxa"/>
-            </w:tcMar>
           </w:tcPr>
           <w:p>
             <w:pPr>
@@ -4458,18 +3107,6 @@
         <w:tc>
           <w:tcPr>
             <w:tcW w:w="1024" w:type="pct"/>
-            <w:tcBorders>
-              <w:top w:val="single" w:sz="4" w:space="0" w:color="auto"/>
-              <w:left w:val="single" w:sz="4" w:space="0" w:color="auto"/>
-              <w:bottom w:val="single" w:sz="4" w:space="0" w:color="auto"/>
-              <w:right w:val="single" w:sz="4" w:space="0" w:color="auto"/>
-            </w:tcBorders>
-            <w:tcMar>
-              <w:top w:w="0" w:type="dxa"/>
-              <w:left w:w="108" w:type="dxa"/>
-              <w:bottom w:w="0" w:type="dxa"/>
-              <w:right w:w="108" w:type="dxa"/>
-            </w:tcMar>
           </w:tcPr>
           <w:p>
             <w:pPr>
@@ -4491,18 +3128,6 @@
         <w:tc>
           <w:tcPr>
             <w:tcW w:w="2850" w:type="pct"/>
-            <w:tcBorders>
-              <w:top w:val="single" w:sz="4" w:space="0" w:color="auto"/>
-              <w:left w:val="single" w:sz="4" w:space="0" w:color="auto"/>
-              <w:bottom w:val="single" w:sz="4" w:space="0" w:color="auto"/>
-              <w:right w:val="single" w:sz="4" w:space="0" w:color="auto"/>
-            </w:tcBorders>
-            <w:tcMar>
-              <w:top w:w="0" w:type="dxa"/>
-              <w:left w:w="108" w:type="dxa"/>
-              <w:bottom w:w="0" w:type="dxa"/>
-              <w:right w:w="108" w:type="dxa"/>
-            </w:tcMar>
             <w:vAlign w:val="center"/>
           </w:tcPr>
           <w:p>
@@ -4529,18 +3154,6 @@
         <w:tc>
           <w:tcPr>
             <w:tcW w:w="1126" w:type="pct"/>
-            <w:tcBorders>
-              <w:top w:val="single" w:sz="4" w:space="0" w:color="auto"/>
-              <w:left w:val="single" w:sz="4" w:space="0" w:color="auto"/>
-              <w:bottom w:val="single" w:sz="4" w:space="0" w:color="auto"/>
-              <w:right w:val="single" w:sz="4" w:space="0" w:color="auto"/>
-            </w:tcBorders>
-            <w:tcMar>
-              <w:top w:w="0" w:type="dxa"/>
-              <w:left w:w="108" w:type="dxa"/>
-              <w:bottom w:w="0" w:type="dxa"/>
-              <w:right w:w="108" w:type="dxa"/>
-            </w:tcMar>
           </w:tcPr>
           <w:p>
             <w:pPr>
@@ -4557,18 +3170,6 @@
         <w:tc>
           <w:tcPr>
             <w:tcW w:w="1024" w:type="pct"/>
-            <w:tcBorders>
-              <w:top w:val="single" w:sz="4" w:space="0" w:color="auto"/>
-              <w:left w:val="single" w:sz="4" w:space="0" w:color="auto"/>
-              <w:bottom w:val="single" w:sz="4" w:space="0" w:color="auto"/>
-              <w:right w:val="single" w:sz="4" w:space="0" w:color="auto"/>
-            </w:tcBorders>
-            <w:tcMar>
-              <w:top w:w="0" w:type="dxa"/>
-              <w:left w:w="108" w:type="dxa"/>
-              <w:bottom w:w="0" w:type="dxa"/>
-              <w:right w:w="108" w:type="dxa"/>
-            </w:tcMar>
           </w:tcPr>
           <w:p>
             <w:pPr>
@@ -4590,18 +3191,6 @@
         <w:tc>
           <w:tcPr>
             <w:tcW w:w="2850" w:type="pct"/>
-            <w:tcBorders>
-              <w:top w:val="single" w:sz="4" w:space="0" w:color="auto"/>
-              <w:left w:val="single" w:sz="4" w:space="0" w:color="auto"/>
-              <w:bottom w:val="single" w:sz="4" w:space="0" w:color="auto"/>
-              <w:right w:val="single" w:sz="4" w:space="0" w:color="auto"/>
-            </w:tcBorders>
-            <w:tcMar>
-              <w:top w:w="0" w:type="dxa"/>
-              <w:left w:w="108" w:type="dxa"/>
-              <w:bottom w:w="0" w:type="dxa"/>
-              <w:right w:w="108" w:type="dxa"/>
-            </w:tcMar>
             <w:vAlign w:val="center"/>
           </w:tcPr>
           <w:p>
@@ -4628,18 +3217,6 @@
         <w:tc>
           <w:tcPr>
             <w:tcW w:w="1126" w:type="pct"/>
-            <w:tcBorders>
-              <w:top w:val="single" w:sz="4" w:space="0" w:color="auto"/>
-              <w:left w:val="single" w:sz="4" w:space="0" w:color="auto"/>
-              <w:bottom w:val="single" w:sz="4" w:space="0" w:color="auto"/>
-              <w:right w:val="single" w:sz="4" w:space="0" w:color="auto"/>
-            </w:tcBorders>
-            <w:tcMar>
-              <w:top w:w="0" w:type="dxa"/>
-              <w:left w:w="108" w:type="dxa"/>
-              <w:bottom w:w="0" w:type="dxa"/>
-              <w:right w:w="108" w:type="dxa"/>
-            </w:tcMar>
           </w:tcPr>
           <w:p>
             <w:pPr>
@@ -4656,18 +3233,6 @@
         <w:tc>
           <w:tcPr>
             <w:tcW w:w="1024" w:type="pct"/>
-            <w:tcBorders>
-              <w:top w:val="single" w:sz="4" w:space="0" w:color="auto"/>
-              <w:left w:val="single" w:sz="4" w:space="0" w:color="auto"/>
-              <w:bottom w:val="single" w:sz="4" w:space="0" w:color="auto"/>
-              <w:right w:val="single" w:sz="4" w:space="0" w:color="auto"/>
-            </w:tcBorders>
-            <w:tcMar>
-              <w:top w:w="0" w:type="dxa"/>
-              <w:left w:w="108" w:type="dxa"/>
-              <w:bottom w:w="0" w:type="dxa"/>
-              <w:right w:w="108" w:type="dxa"/>
-            </w:tcMar>
           </w:tcPr>
           <w:p>
             <w:pPr>
@@ -4689,18 +3254,6 @@
         <w:tc>
           <w:tcPr>
             <w:tcW w:w="2850" w:type="pct"/>
-            <w:tcBorders>
-              <w:top w:val="single" w:sz="4" w:space="0" w:color="auto"/>
-              <w:left w:val="single" w:sz="4" w:space="0" w:color="auto"/>
-              <w:bottom w:val="single" w:sz="4" w:space="0" w:color="auto"/>
-              <w:right w:val="single" w:sz="4" w:space="0" w:color="auto"/>
-            </w:tcBorders>
-            <w:tcMar>
-              <w:top w:w="0" w:type="dxa"/>
-              <w:left w:w="108" w:type="dxa"/>
-              <w:bottom w:w="0" w:type="dxa"/>
-              <w:right w:w="108" w:type="dxa"/>
-            </w:tcMar>
             <w:vAlign w:val="center"/>
           </w:tcPr>
           <w:p>
@@ -4727,18 +3280,6 @@
         <w:tc>
           <w:tcPr>
             <w:tcW w:w="1126" w:type="pct"/>
-            <w:tcBorders>
-              <w:top w:val="single" w:sz="4" w:space="0" w:color="auto"/>
-              <w:left w:val="single" w:sz="4" w:space="0" w:color="auto"/>
-              <w:bottom w:val="single" w:sz="4" w:space="0" w:color="auto"/>
-              <w:right w:val="single" w:sz="4" w:space="0" w:color="auto"/>
-            </w:tcBorders>
-            <w:tcMar>
-              <w:top w:w="0" w:type="dxa"/>
-              <w:left w:w="108" w:type="dxa"/>
-              <w:bottom w:w="0" w:type="dxa"/>
-              <w:right w:w="108" w:type="dxa"/>
-            </w:tcMar>
           </w:tcPr>
           <w:p>
             <w:pPr>
@@ -4755,18 +3296,636 @@
         <w:tc>
           <w:tcPr>
             <w:tcW w:w="1024" w:type="pct"/>
-            <w:tcBorders>
-              <w:top w:val="single" w:sz="4" w:space="0" w:color="auto"/>
-              <w:left w:val="single" w:sz="4" w:space="0" w:color="auto"/>
-              <w:bottom w:val="single" w:sz="4" w:space="0" w:color="auto"/>
-              <w:right w:val="single" w:sz="4" w:space="0" w:color="auto"/>
-            </w:tcBorders>
-            <w:tcMar>
-              <w:top w:w="0" w:type="dxa"/>
-              <w:left w:w="108" w:type="dxa"/>
-              <w:bottom w:w="0" w:type="dxa"/>
-              <w:right w:w="108" w:type="dxa"/>
-            </w:tcMar>
+          </w:tcPr>
+          <w:p>
+            <w:pPr>
+              <w:spacing w:line="360" w:lineRule="auto"/>
+              <w:jc w:val="both"/>
+              <w:rPr>
+                <w:rFonts w:ascii="Arial" w:hAnsi="Arial" w:cs="Arial"/>
+                <w:sz w:val="16"/>
+                <w:szCs w:val="16"/>
+              </w:rPr>
+            </w:pPr>
+          </w:p>
+        </w:tc>
+      </w:tr>
+      <w:tr>
+        <w:trPr>
+          <w:trHeight w:val="245"/>
+        </w:trPr>
+        <w:tc>
+          <w:tcPr>
+            <w:tcW w:w="2850" w:type="pct"/>
+            <w:vAlign w:val="center"/>
+          </w:tcPr>
+          <w:p>
+            <w:pPr>
+              <w:pStyle w:val="ListParagraph"/>
+              <w:numPr>
+                <w:ilvl w:val="0"/>
+                <w:numId w:val="1"/>
+              </w:numPr>
+              <w:tabs>
+                <w:tab w:val="clear" w:pos="720"/>
+                <w:tab w:val="num" w:pos="72"/>
+              </w:tabs>
+              <w:spacing w:line="360" w:lineRule="auto"/>
+              <w:ind w:left="252" w:hanging="252"/>
+              <w:rPr>
+                <w:rFonts w:ascii="Arial" w:hAnsi="Arial" w:cs="Arial"/>
+                <w:sz w:val="16"/>
+                <w:szCs w:val="16"/>
+              </w:rPr>
+            </w:pPr>
+          </w:p>
+        </w:tc>
+        <w:tc>
+          <w:tcPr>
+            <w:tcW w:w="1126" w:type="pct"/>
+          </w:tcPr>
+          <w:p>
+            <w:pPr>
+              <w:spacing w:line="360" w:lineRule="auto"/>
+              <w:jc w:val="both"/>
+              <w:rPr>
+                <w:rFonts w:ascii="Arial" w:hAnsi="Arial" w:cs="Arial"/>
+                <w:sz w:val="16"/>
+                <w:szCs w:val="16"/>
+              </w:rPr>
+            </w:pPr>
+          </w:p>
+        </w:tc>
+        <w:tc>
+          <w:tcPr>
+            <w:tcW w:w="1024" w:type="pct"/>
+          </w:tcPr>
+          <w:p>
+            <w:pPr>
+              <w:spacing w:line="360" w:lineRule="auto"/>
+              <w:jc w:val="both"/>
+              <w:rPr>
+                <w:rFonts w:ascii="Arial" w:hAnsi="Arial" w:cs="Arial"/>
+                <w:sz w:val="16"/>
+                <w:szCs w:val="16"/>
+              </w:rPr>
+            </w:pPr>
+          </w:p>
+        </w:tc>
+      </w:tr>
+      <w:tr>
+        <w:trPr>
+          <w:trHeight w:val="245"/>
+        </w:trPr>
+        <w:tc>
+          <w:tcPr>
+            <w:tcW w:w="2850" w:type="pct"/>
+            <w:vAlign w:val="center"/>
+          </w:tcPr>
+          <w:p>
+            <w:pPr>
+              <w:pStyle w:val="ListParagraph"/>
+              <w:numPr>
+                <w:ilvl w:val="0"/>
+                <w:numId w:val="1"/>
+              </w:numPr>
+              <w:tabs>
+                <w:tab w:val="clear" w:pos="720"/>
+                <w:tab w:val="num" w:pos="72"/>
+              </w:tabs>
+              <w:spacing w:line="360" w:lineRule="auto"/>
+              <w:ind w:left="252" w:hanging="252"/>
+              <w:rPr>
+                <w:rFonts w:ascii="Arial" w:hAnsi="Arial" w:cs="Arial"/>
+                <w:sz w:val="16"/>
+                <w:szCs w:val="16"/>
+              </w:rPr>
+            </w:pPr>
+          </w:p>
+        </w:tc>
+        <w:tc>
+          <w:tcPr>
+            <w:tcW w:w="1126" w:type="pct"/>
+          </w:tcPr>
+          <w:p>
+            <w:pPr>
+              <w:spacing w:line="360" w:lineRule="auto"/>
+              <w:jc w:val="both"/>
+              <w:rPr>
+                <w:rFonts w:ascii="Arial" w:hAnsi="Arial" w:cs="Arial"/>
+                <w:sz w:val="16"/>
+                <w:szCs w:val="16"/>
+              </w:rPr>
+            </w:pPr>
+          </w:p>
+        </w:tc>
+        <w:tc>
+          <w:tcPr>
+            <w:tcW w:w="1024" w:type="pct"/>
+          </w:tcPr>
+          <w:p>
+            <w:pPr>
+              <w:spacing w:line="360" w:lineRule="auto"/>
+              <w:jc w:val="both"/>
+              <w:rPr>
+                <w:rFonts w:ascii="Arial" w:hAnsi="Arial" w:cs="Arial"/>
+                <w:sz w:val="16"/>
+                <w:szCs w:val="16"/>
+              </w:rPr>
+            </w:pPr>
+          </w:p>
+        </w:tc>
+      </w:tr>
+      <w:tr>
+        <w:trPr>
+          <w:trHeight w:val="245"/>
+        </w:trPr>
+        <w:tc>
+          <w:tcPr>
+            <w:tcW w:w="2850" w:type="pct"/>
+            <w:vAlign w:val="center"/>
+          </w:tcPr>
+          <w:p>
+            <w:pPr>
+              <w:pStyle w:val="ListParagraph"/>
+              <w:numPr>
+                <w:ilvl w:val="0"/>
+                <w:numId w:val="1"/>
+              </w:numPr>
+              <w:tabs>
+                <w:tab w:val="clear" w:pos="720"/>
+                <w:tab w:val="num" w:pos="72"/>
+              </w:tabs>
+              <w:spacing w:line="360" w:lineRule="auto"/>
+              <w:ind w:left="252" w:hanging="252"/>
+              <w:rPr>
+                <w:rFonts w:ascii="Arial" w:hAnsi="Arial" w:cs="Arial"/>
+                <w:sz w:val="16"/>
+                <w:szCs w:val="16"/>
+              </w:rPr>
+            </w:pPr>
+          </w:p>
+        </w:tc>
+        <w:tc>
+          <w:tcPr>
+            <w:tcW w:w="1126" w:type="pct"/>
+          </w:tcPr>
+          <w:p>
+            <w:pPr>
+              <w:spacing w:line="360" w:lineRule="auto"/>
+              <w:jc w:val="both"/>
+              <w:rPr>
+                <w:rFonts w:ascii="Arial" w:hAnsi="Arial" w:cs="Arial"/>
+                <w:sz w:val="16"/>
+                <w:szCs w:val="16"/>
+              </w:rPr>
+            </w:pPr>
+          </w:p>
+        </w:tc>
+        <w:tc>
+          <w:tcPr>
+            <w:tcW w:w="1024" w:type="pct"/>
+          </w:tcPr>
+          <w:p>
+            <w:pPr>
+              <w:spacing w:line="360" w:lineRule="auto"/>
+              <w:jc w:val="both"/>
+              <w:rPr>
+                <w:rFonts w:ascii="Arial" w:hAnsi="Arial" w:cs="Arial"/>
+                <w:sz w:val="16"/>
+                <w:szCs w:val="16"/>
+              </w:rPr>
+            </w:pPr>
+          </w:p>
+        </w:tc>
+      </w:tr>
+      <w:tr>
+        <w:trPr>
+          <w:trHeight w:val="245"/>
+        </w:trPr>
+        <w:tc>
+          <w:tcPr>
+            <w:tcW w:w="2850" w:type="pct"/>
+            <w:vAlign w:val="center"/>
+          </w:tcPr>
+          <w:p>
+            <w:pPr>
+              <w:pStyle w:val="ListParagraph"/>
+              <w:numPr>
+                <w:ilvl w:val="0"/>
+                <w:numId w:val="1"/>
+              </w:numPr>
+              <w:tabs>
+                <w:tab w:val="clear" w:pos="720"/>
+                <w:tab w:val="num" w:pos="72"/>
+              </w:tabs>
+              <w:spacing w:line="360" w:lineRule="auto"/>
+              <w:ind w:left="252" w:hanging="252"/>
+              <w:rPr>
+                <w:rFonts w:ascii="Arial" w:hAnsi="Arial" w:cs="Arial"/>
+                <w:sz w:val="16"/>
+                <w:szCs w:val="16"/>
+              </w:rPr>
+            </w:pPr>
+          </w:p>
+        </w:tc>
+        <w:tc>
+          <w:tcPr>
+            <w:tcW w:w="1126" w:type="pct"/>
+          </w:tcPr>
+          <w:p>
+            <w:pPr>
+              <w:spacing w:line="360" w:lineRule="auto"/>
+              <w:jc w:val="both"/>
+              <w:rPr>
+                <w:rFonts w:ascii="Arial" w:hAnsi="Arial" w:cs="Arial"/>
+                <w:sz w:val="16"/>
+                <w:szCs w:val="16"/>
+              </w:rPr>
+            </w:pPr>
+          </w:p>
+        </w:tc>
+        <w:tc>
+          <w:tcPr>
+            <w:tcW w:w="1024" w:type="pct"/>
+          </w:tcPr>
+          <w:p>
+            <w:pPr>
+              <w:spacing w:line="360" w:lineRule="auto"/>
+              <w:jc w:val="both"/>
+              <w:rPr>
+                <w:rFonts w:ascii="Arial" w:hAnsi="Arial" w:cs="Arial"/>
+                <w:sz w:val="16"/>
+                <w:szCs w:val="16"/>
+              </w:rPr>
+            </w:pPr>
+          </w:p>
+        </w:tc>
+      </w:tr>
+      <w:tr>
+        <w:trPr>
+          <w:trHeight w:val="245"/>
+        </w:trPr>
+        <w:tc>
+          <w:tcPr>
+            <w:tcW w:w="2850" w:type="pct"/>
+            <w:vAlign w:val="center"/>
+          </w:tcPr>
+          <w:p>
+            <w:pPr>
+              <w:pStyle w:val="ListParagraph"/>
+              <w:numPr>
+                <w:ilvl w:val="0"/>
+                <w:numId w:val="1"/>
+              </w:numPr>
+              <w:tabs>
+                <w:tab w:val="clear" w:pos="720"/>
+                <w:tab w:val="num" w:pos="72"/>
+              </w:tabs>
+              <w:spacing w:line="360" w:lineRule="auto"/>
+              <w:ind w:left="252" w:hanging="252"/>
+              <w:rPr>
+                <w:rFonts w:ascii="Arial" w:hAnsi="Arial" w:cs="Arial"/>
+                <w:sz w:val="16"/>
+                <w:szCs w:val="16"/>
+              </w:rPr>
+            </w:pPr>
+          </w:p>
+        </w:tc>
+        <w:tc>
+          <w:tcPr>
+            <w:tcW w:w="1126" w:type="pct"/>
+          </w:tcPr>
+          <w:p>
+            <w:pPr>
+              <w:spacing w:line="360" w:lineRule="auto"/>
+              <w:jc w:val="both"/>
+              <w:rPr>
+                <w:rFonts w:ascii="Arial" w:hAnsi="Arial" w:cs="Arial"/>
+                <w:sz w:val="16"/>
+                <w:szCs w:val="16"/>
+              </w:rPr>
+            </w:pPr>
+          </w:p>
+        </w:tc>
+        <w:tc>
+          <w:tcPr>
+            <w:tcW w:w="1024" w:type="pct"/>
+          </w:tcPr>
+          <w:p>
+            <w:pPr>
+              <w:spacing w:line="360" w:lineRule="auto"/>
+              <w:jc w:val="both"/>
+              <w:rPr>
+                <w:rFonts w:ascii="Arial" w:hAnsi="Arial" w:cs="Arial"/>
+                <w:sz w:val="16"/>
+                <w:szCs w:val="16"/>
+              </w:rPr>
+            </w:pPr>
+          </w:p>
+        </w:tc>
+      </w:tr>
+      <w:tr>
+        <w:trPr>
+          <w:trHeight w:val="245"/>
+        </w:trPr>
+        <w:tc>
+          <w:tcPr>
+            <w:tcW w:w="2850" w:type="pct"/>
+            <w:vAlign w:val="center"/>
+          </w:tcPr>
+          <w:p>
+            <w:pPr>
+              <w:pStyle w:val="ListParagraph"/>
+              <w:numPr>
+                <w:ilvl w:val="0"/>
+                <w:numId w:val="1"/>
+              </w:numPr>
+              <w:tabs>
+                <w:tab w:val="clear" w:pos="720"/>
+                <w:tab w:val="num" w:pos="72"/>
+              </w:tabs>
+              <w:spacing w:line="360" w:lineRule="auto"/>
+              <w:ind w:left="252" w:hanging="252"/>
+              <w:rPr>
+                <w:rFonts w:ascii="Arial" w:hAnsi="Arial" w:cs="Arial"/>
+                <w:sz w:val="16"/>
+                <w:szCs w:val="16"/>
+              </w:rPr>
+            </w:pPr>
+          </w:p>
+        </w:tc>
+        <w:tc>
+          <w:tcPr>
+            <w:tcW w:w="1126" w:type="pct"/>
+          </w:tcPr>
+          <w:p>
+            <w:pPr>
+              <w:spacing w:line="360" w:lineRule="auto"/>
+              <w:jc w:val="both"/>
+              <w:rPr>
+                <w:rFonts w:ascii="Arial" w:hAnsi="Arial" w:cs="Arial"/>
+                <w:sz w:val="16"/>
+                <w:szCs w:val="16"/>
+              </w:rPr>
+            </w:pPr>
+          </w:p>
+        </w:tc>
+        <w:tc>
+          <w:tcPr>
+            <w:tcW w:w="1024" w:type="pct"/>
+          </w:tcPr>
+          <w:p>
+            <w:pPr>
+              <w:spacing w:line="360" w:lineRule="auto"/>
+              <w:jc w:val="both"/>
+              <w:rPr>
+                <w:rFonts w:ascii="Arial" w:hAnsi="Arial" w:cs="Arial"/>
+                <w:sz w:val="16"/>
+                <w:szCs w:val="16"/>
+              </w:rPr>
+            </w:pPr>
+          </w:p>
+        </w:tc>
+      </w:tr>
+      <w:tr>
+        <w:trPr>
+          <w:trHeight w:val="245"/>
+        </w:trPr>
+        <w:tc>
+          <w:tcPr>
+            <w:tcW w:w="2850" w:type="pct"/>
+            <w:vAlign w:val="center"/>
+          </w:tcPr>
+          <w:p>
+            <w:pPr>
+              <w:pStyle w:val="ListParagraph"/>
+              <w:numPr>
+                <w:ilvl w:val="0"/>
+                <w:numId w:val="1"/>
+              </w:numPr>
+              <w:tabs>
+                <w:tab w:val="clear" w:pos="720"/>
+                <w:tab w:val="num" w:pos="72"/>
+              </w:tabs>
+              <w:spacing w:line="360" w:lineRule="auto"/>
+              <w:ind w:left="252" w:hanging="252"/>
+              <w:rPr>
+                <w:rFonts w:ascii="Arial" w:hAnsi="Arial" w:cs="Arial"/>
+                <w:sz w:val="16"/>
+                <w:szCs w:val="16"/>
+              </w:rPr>
+            </w:pPr>
+          </w:p>
+        </w:tc>
+        <w:tc>
+          <w:tcPr>
+            <w:tcW w:w="1126" w:type="pct"/>
+          </w:tcPr>
+          <w:p>
+            <w:pPr>
+              <w:spacing w:line="360" w:lineRule="auto"/>
+              <w:jc w:val="both"/>
+              <w:rPr>
+                <w:rFonts w:ascii="Arial" w:hAnsi="Arial" w:cs="Arial"/>
+                <w:sz w:val="16"/>
+                <w:szCs w:val="16"/>
+              </w:rPr>
+            </w:pPr>
+          </w:p>
+        </w:tc>
+        <w:tc>
+          <w:tcPr>
+            <w:tcW w:w="1024" w:type="pct"/>
+          </w:tcPr>
+          <w:p>
+            <w:pPr>
+              <w:spacing w:line="360" w:lineRule="auto"/>
+              <w:jc w:val="both"/>
+              <w:rPr>
+                <w:rFonts w:ascii="Arial" w:hAnsi="Arial" w:cs="Arial"/>
+                <w:sz w:val="16"/>
+                <w:szCs w:val="16"/>
+              </w:rPr>
+            </w:pPr>
+          </w:p>
+        </w:tc>
+      </w:tr>
+      <w:tr>
+        <w:trPr>
+          <w:trHeight w:val="245"/>
+        </w:trPr>
+        <w:tc>
+          <w:tcPr>
+            <w:tcW w:w="2850" w:type="pct"/>
+            <w:vAlign w:val="center"/>
+          </w:tcPr>
+          <w:p>
+            <w:pPr>
+              <w:pStyle w:val="ListParagraph"/>
+              <w:numPr>
+                <w:ilvl w:val="0"/>
+                <w:numId w:val="1"/>
+              </w:numPr>
+              <w:tabs>
+                <w:tab w:val="clear" w:pos="720"/>
+                <w:tab w:val="num" w:pos="72"/>
+              </w:tabs>
+              <w:spacing w:line="360" w:lineRule="auto"/>
+              <w:ind w:left="252" w:hanging="252"/>
+              <w:rPr>
+                <w:rFonts w:ascii="Arial" w:hAnsi="Arial" w:cs="Arial"/>
+                <w:sz w:val="16"/>
+                <w:szCs w:val="16"/>
+              </w:rPr>
+            </w:pPr>
+          </w:p>
+        </w:tc>
+        <w:tc>
+          <w:tcPr>
+            <w:tcW w:w="1126" w:type="pct"/>
+          </w:tcPr>
+          <w:p>
+            <w:pPr>
+              <w:spacing w:line="360" w:lineRule="auto"/>
+              <w:jc w:val="both"/>
+              <w:rPr>
+                <w:rFonts w:ascii="Arial" w:hAnsi="Arial" w:cs="Arial"/>
+                <w:sz w:val="16"/>
+                <w:szCs w:val="16"/>
+              </w:rPr>
+            </w:pPr>
+          </w:p>
+        </w:tc>
+        <w:tc>
+          <w:tcPr>
+            <w:tcW w:w="1024" w:type="pct"/>
+          </w:tcPr>
+          <w:p>
+            <w:pPr>
+              <w:spacing w:line="360" w:lineRule="auto"/>
+              <w:jc w:val="both"/>
+              <w:rPr>
+                <w:rFonts w:ascii="Arial" w:hAnsi="Arial" w:cs="Arial"/>
+                <w:sz w:val="16"/>
+                <w:szCs w:val="16"/>
+              </w:rPr>
+            </w:pPr>
+          </w:p>
+        </w:tc>
+      </w:tr>
+      <w:tr>
+        <w:trPr>
+          <w:trHeight w:val="245"/>
+        </w:trPr>
+        <w:tc>
+          <w:tcPr>
+            <w:tcW w:w="2850" w:type="pct"/>
+            <w:vAlign w:val="center"/>
+          </w:tcPr>
+          <w:p>
+            <w:pPr>
+              <w:pStyle w:val="ListParagraph"/>
+              <w:numPr>
+                <w:ilvl w:val="0"/>
+                <w:numId w:val="1"/>
+              </w:numPr>
+              <w:tabs>
+                <w:tab w:val="clear" w:pos="720"/>
+                <w:tab w:val="num" w:pos="72"/>
+              </w:tabs>
+              <w:spacing w:line="360" w:lineRule="auto"/>
+              <w:ind w:left="252" w:hanging="252"/>
+              <w:rPr>
+                <w:rFonts w:ascii="Arial" w:hAnsi="Arial" w:cs="Arial"/>
+                <w:sz w:val="16"/>
+                <w:szCs w:val="16"/>
+              </w:rPr>
+            </w:pPr>
+          </w:p>
+        </w:tc>
+        <w:tc>
+          <w:tcPr>
+            <w:tcW w:w="1126" w:type="pct"/>
+          </w:tcPr>
+          <w:p>
+            <w:pPr>
+              <w:spacing w:line="360" w:lineRule="auto"/>
+              <w:jc w:val="both"/>
+              <w:rPr>
+                <w:rFonts w:ascii="Arial" w:hAnsi="Arial" w:cs="Arial"/>
+                <w:sz w:val="16"/>
+                <w:szCs w:val="16"/>
+              </w:rPr>
+            </w:pPr>
+          </w:p>
+        </w:tc>
+        <w:tc>
+          <w:tcPr>
+            <w:tcW w:w="1024" w:type="pct"/>
+          </w:tcPr>
+          <w:p>
+            <w:pPr>
+              <w:spacing w:line="360" w:lineRule="auto"/>
+              <w:jc w:val="both"/>
+              <w:rPr>
+                <w:rFonts w:ascii="Arial" w:hAnsi="Arial" w:cs="Arial"/>
+                <w:sz w:val="16"/>
+                <w:szCs w:val="16"/>
+              </w:rPr>
+            </w:pPr>
+          </w:p>
+        </w:tc>
+      </w:tr>
+      <w:tr>
+        <w:trPr>
+          <w:trHeight w:val="245"/>
+        </w:trPr>
+        <w:tc>
+          <w:tcPr>
+            <w:tcW w:w="2850" w:type="pct"/>
+            <w:vAlign w:val="center"/>
+          </w:tcPr>
+          <w:p>
+            <w:pPr>
+              <w:pStyle w:val="ListParagraph"/>
+              <w:numPr>
+                <w:ilvl w:val="0"/>
+                <w:numId w:val="1"/>
+              </w:numPr>
+              <w:tabs>
+                <w:tab w:val="clear" w:pos="720"/>
+                <w:tab w:val="num" w:pos="72"/>
+              </w:tabs>
+              <w:spacing w:line="360" w:lineRule="auto"/>
+              <w:ind w:left="252" w:hanging="252"/>
+              <w:rPr>
+                <w:rFonts w:ascii="Arial" w:hAnsi="Arial" w:cs="Arial"/>
+                <w:sz w:val="16"/>
+                <w:szCs w:val="16"/>
+              </w:rPr>
+            </w:pPr>
+          </w:p>
+        </w:tc>
+        <w:tc>
+          <w:tcPr>
+            <w:tcW w:w="1126" w:type="pct"/>
+          </w:tcPr>
+          <w:p>
+            <w:pPr>
+              <w:spacing w:line="360" w:lineRule="auto"/>
+              <w:jc w:val="both"/>
+              <w:rPr>
+                <w:rFonts w:ascii="Arial" w:hAnsi="Arial" w:cs="Arial"/>
+                <w:sz w:val="16"/>
+                <w:szCs w:val="16"/>
+              </w:rPr>
+            </w:pPr>
+          </w:p>
+        </w:tc>
+        <w:tc>
+          <w:tcPr>
+            <w:tcW w:w="1024" w:type="pct"/>
           </w:tcPr>
           <w:p>
             <w:pPr>
@@ -4795,8 +3954,9 @@
     <w:sectPr>
       <w:headerReference w:type="default" r:id="rId7"/>
       <w:footerReference w:type="default" r:id="rId8"/>
-      <w:pgSz w:w="11909" w:h="16834"/>
+      <w:pgSz w:w="11909" w:h="16834" w:code="9"/>
       <w:pgMar w:top="1728" w:right="1080" w:bottom="576" w:left="2160" w:header="432" w:footer="432" w:gutter="0"/>
+      <w:cols w:space="720"/>
       <w:docGrid w:linePitch="360"/>
     </w:sectPr>
   </w:body>
@@ -4804,7 +3964,7 @@
 </file>
 
 <file path=word/endnotes.xml><?xml version="1.0" encoding="utf-8"?>
-<w:endnotes xmlns:wpc="http://schemas.microsoft.com/office/word/2010/wordprocessingCanvas" xmlns:cx="http://schemas.microsoft.com/office/drawing/2014/chartex" xmlns:cx1="http://schemas.microsoft.com/office/drawing/2015/9/8/chartex" xmlns:cx2="http://schemas.microsoft.com/office/drawing/2015/10/21/chartex" xmlns:cx3="http://schemas.microsoft.com/office/drawing/2016/5/9/chartex" xmlns:cx4="http://schemas.microsoft.com/office/drawing/2016/5/10/chartex" xmlns:cx5="http://schemas.microsoft.com/office/drawing/2016/5/11/chartex" xmlns:cx6="http://schemas.microsoft.com/office/drawing/2016/5/12/chartex" xmlns:cx7="http://schemas.microsoft.com/office/drawing/2016/5/13/chartex" xmlns:cx8="http://schemas.microsoft.com/office/drawing/2016/5/14/chartex" xmlns:mc="http://schemas.openxmlformats.org/markup-compatibility/2006" xmlns:aink="http://schemas.microsoft.com/office/drawing/2016/ink" xmlns:am3d="http://schemas.microsoft.com/office/drawing/2017/model3d" xmlns:o="urn:schemas-microsoft-com:office:office" xmlns:oel="http://schemas.microsoft.com/office/2019/extlst" xmlns:r="http://schemas.openxmlformats.org/officeDocument/2006/relationships" xmlns:m="http://schemas.openxmlformats.org/officeDocument/2006/math" xmlns:v="urn:schemas-microsoft-com:vml" xmlns:wp14="http://schemas.microsoft.com/office/word/2010/wordprocessingDrawing" xmlns:wp="http://schemas.openxmlformats.org/drawingml/2006/wordprocessingDrawing" xmlns:w10="urn:schemas-microsoft-com:office:word" xmlns:w="http://schemas.openxmlformats.org/wordprocessingml/2006/main" xmlns:w14="http://schemas.microsoft.com/office/word/2010/wordml" xmlns:w15="http://schemas.microsoft.com/office/word/2012/wordml" xmlns:w16cex="http://schemas.microsoft.com/office/word/2018/wordml/cex" xmlns:w16cid="http://schemas.microsoft.com/office/word/2016/wordml/cid" xmlns:w16="http://schemas.microsoft.com/office/word/2018/wordml" xmlns:w16du="http://schemas.microsoft.com/office/word/2023/wordml/word16du" xmlns:w16sdtdh="http://schemas.microsoft.com/office/word/2020/wordml/sdtdatahash" xmlns:w16sdtfl="http://schemas.microsoft.com/office/word/2024/wordml/sdtformatlock" xmlns:w16se="http://schemas.microsoft.com/office/word/2015/wordml/symex" xmlns:wpg="http://schemas.microsoft.com/office/word/2010/wordprocessingGroup" xmlns:wpi="http://schemas.microsoft.com/office/word/2010/wordprocessingInk" xmlns:wne="http://schemas.microsoft.com/office/word/2006/wordml" xmlns:wps="http://schemas.microsoft.com/office/word/2010/wordprocessingShape" mc:Ignorable="w14 w15 w16se w16cid w16 w16cex w16sdtdh w16sdtfl w16du wp14">
+<w:endnotes xmlns:wpc="http://schemas.microsoft.com/office/word/2010/wordprocessingCanvas" xmlns:cx="http://schemas.microsoft.com/office/drawing/2014/chartex" xmlns:cx1="http://schemas.microsoft.com/office/drawing/2015/9/8/chartex" xmlns:cx2="http://schemas.microsoft.com/office/drawing/2015/10/21/chartex" xmlns:cx3="http://schemas.microsoft.com/office/drawing/2016/5/9/chartex" xmlns:cx4="http://schemas.microsoft.com/office/drawing/2016/5/10/chartex" xmlns:cx5="http://schemas.microsoft.com/office/drawing/2016/5/11/chartex" xmlns:cx6="http://schemas.microsoft.com/office/drawing/2016/5/12/chartex" xmlns:cx7="http://schemas.microsoft.com/office/drawing/2016/5/13/chartex" xmlns:cx8="http://schemas.microsoft.com/office/drawing/2016/5/14/chartex" xmlns:mc="http://schemas.openxmlformats.org/markup-compatibility/2006" xmlns:aink="http://schemas.microsoft.com/office/drawing/2016/ink" xmlns:am3d="http://schemas.microsoft.com/office/drawing/2017/model3d" xmlns:o="urn:schemas-microsoft-com:office:office" xmlns:r="http://schemas.openxmlformats.org/officeDocument/2006/relationships" xmlns:m="http://schemas.openxmlformats.org/officeDocument/2006/math" xmlns:v="urn:schemas-microsoft-com:vml" xmlns:wp14="http://schemas.microsoft.com/office/word/2010/wordprocessingDrawing" xmlns:wp="http://schemas.openxmlformats.org/drawingml/2006/wordprocessingDrawing" xmlns:w10="urn:schemas-microsoft-com:office:word" xmlns:w="http://schemas.openxmlformats.org/wordprocessingml/2006/main" xmlns:w14="http://schemas.microsoft.com/office/word/2010/wordml" xmlns:w15="http://schemas.microsoft.com/office/word/2012/wordml" xmlns:w16cex="http://schemas.microsoft.com/office/word/2018/wordml/cex" xmlns:w16cid="http://schemas.microsoft.com/office/word/2016/wordml/cid" xmlns:w16="http://schemas.microsoft.com/office/word/2018/wordml" xmlns:w16se="http://schemas.microsoft.com/office/word/2015/wordml/symex" xmlns:wpg="http://schemas.microsoft.com/office/word/2010/wordprocessingGroup" xmlns:wpi="http://schemas.microsoft.com/office/word/2010/wordprocessingInk" xmlns:wne="http://schemas.microsoft.com/office/word/2006/wordml" xmlns:wps="http://schemas.microsoft.com/office/word/2010/wordprocessingShape" mc:Ignorable="w14 w15 w16se w16cid w16 w16cex wp14">
   <w:endnote w:type="separator" w:id="-1">
     <w:p>
       <w:r>
@@ -4823,7 +3983,7 @@
 </file>
 
 <file path=word/footer1.xml><?xml version="1.0" encoding="utf-8"?>
-<w:ftr xmlns:wpc="http://schemas.microsoft.com/office/word/2010/wordprocessingCanvas" xmlns:mc="http://schemas.openxmlformats.org/markup-compatibility/2006" xmlns:o="urn:schemas-microsoft-com:office:office" xmlns:r="http://schemas.openxmlformats.org/officeDocument/2006/relationships" xmlns:m="http://schemas.openxmlformats.org/officeDocument/2006/math" xmlns:v="urn:schemas-microsoft-com:vml" xmlns:wp14="http://schemas.microsoft.com/office/word/2010/wordprocessingDrawing" xmlns:wp="http://schemas.openxmlformats.org/drawingml/2006/wordprocessingDrawing" xmlns:w10="urn:schemas-microsoft-com:office:word" xmlns:w="http://schemas.openxmlformats.org/wordprocessingml/2006/main" xmlns:w14="http://schemas.microsoft.com/office/word/2010/wordml" xmlns:w15="http://schemas.microsoft.com/office/word/2012/wordml" xmlns:w16se="http://schemas.microsoft.com/office/word/2015/wordml/symex" xmlns:w16cid="http://schemas.microsoft.com/office/word/2016/wordml/cid" xmlns:w16="http://schemas.microsoft.com/office/word/2018/wordml" xmlns:w16cex="http://schemas.microsoft.com/office/word/2018/wordml/cex" xmlns:w16sdtdh="http://schemas.microsoft.com/office/word/2020/wordml/sdtdatahash" xmlns:wne="http://schemas.microsoft.com/office/word/2006/wordml" xmlns:wpg="http://schemas.microsoft.com/office/word/2010/wordprocessingGroup" xmlns:wps="http://schemas.microsoft.com/office/word/2010/wordprocessingShape">
+<w:ftr xmlns:wpc="http://schemas.microsoft.com/office/word/2010/wordprocessingCanvas" xmlns:cx="http://schemas.microsoft.com/office/drawing/2014/chartex" xmlns:cx1="http://schemas.microsoft.com/office/drawing/2015/9/8/chartex" xmlns:cx2="http://schemas.microsoft.com/office/drawing/2015/10/21/chartex" xmlns:cx3="http://schemas.microsoft.com/office/drawing/2016/5/9/chartex" xmlns:cx4="http://schemas.microsoft.com/office/drawing/2016/5/10/chartex" xmlns:cx5="http://schemas.microsoft.com/office/drawing/2016/5/11/chartex" xmlns:cx6="http://schemas.microsoft.com/office/drawing/2016/5/12/chartex" xmlns:cx7="http://schemas.microsoft.com/office/drawing/2016/5/13/chartex" xmlns:cx8="http://schemas.microsoft.com/office/drawing/2016/5/14/chartex" xmlns:mc="http://schemas.openxmlformats.org/markup-compatibility/2006" xmlns:aink="http://schemas.microsoft.com/office/drawing/2016/ink" xmlns:am3d="http://schemas.microsoft.com/office/drawing/2017/model3d" xmlns:o="urn:schemas-microsoft-com:office:office" xmlns:r="http://schemas.openxmlformats.org/officeDocument/2006/relationships" xmlns:m="http://schemas.openxmlformats.org/officeDocument/2006/math" xmlns:v="urn:schemas-microsoft-com:vml" xmlns:wp14="http://schemas.microsoft.com/office/word/2010/wordprocessingDrawing" xmlns:wp="http://schemas.openxmlformats.org/drawingml/2006/wordprocessingDrawing" xmlns:w10="urn:schemas-microsoft-com:office:word" xmlns:w="http://schemas.openxmlformats.org/wordprocessingml/2006/main" xmlns:w14="http://schemas.microsoft.com/office/word/2010/wordml" xmlns:w15="http://schemas.microsoft.com/office/word/2012/wordml" xmlns:w16cex="http://schemas.microsoft.com/office/word/2018/wordml/cex" xmlns:w16cid="http://schemas.microsoft.com/office/word/2016/wordml/cid" xmlns:w16="http://schemas.microsoft.com/office/word/2018/wordml" xmlns:w16se="http://schemas.microsoft.com/office/word/2015/wordml/symex" xmlns:wpg="http://schemas.microsoft.com/office/word/2010/wordprocessingGroup" xmlns:wpi="http://schemas.microsoft.com/office/word/2010/wordprocessingInk" xmlns:wne="http://schemas.microsoft.com/office/word/2006/wordml" xmlns:wps="http://schemas.microsoft.com/office/word/2010/wordprocessingShape" mc:Ignorable="w14 w15 w16se w16cid w16 w16cex wp14">
   <w:p>
     <w:pPr>
       <w:pStyle w:val="Footer"/>
@@ -4893,7 +4053,7 @@
 </file>
 
 <file path=word/footnotes.xml><?xml version="1.0" encoding="utf-8"?>
-<w:footnotes xmlns:wpc="http://schemas.microsoft.com/office/word/2010/wordprocessingCanvas" xmlns:cx="http://schemas.microsoft.com/office/drawing/2014/chartex" xmlns:cx1="http://schemas.microsoft.com/office/drawing/2015/9/8/chartex" xmlns:cx2="http://schemas.microsoft.com/office/drawing/2015/10/21/chartex" xmlns:cx3="http://schemas.microsoft.com/office/drawing/2016/5/9/chartex" xmlns:cx4="http://schemas.microsoft.com/office/drawing/2016/5/10/chartex" xmlns:cx5="http://schemas.microsoft.com/office/drawing/2016/5/11/chartex" xmlns:cx6="http://schemas.microsoft.com/office/drawing/2016/5/12/chartex" xmlns:cx7="http://schemas.microsoft.com/office/drawing/2016/5/13/chartex" xmlns:cx8="http://schemas.microsoft.com/office/drawing/2016/5/14/chartex" xmlns:mc="http://schemas.openxmlformats.org/markup-compatibility/2006" xmlns:aink="http://schemas.microsoft.com/office/drawing/2016/ink" xmlns:am3d="http://schemas.microsoft.com/office/drawing/2017/model3d" xmlns:o="urn:schemas-microsoft-com:office:office" xmlns:oel="http://schemas.microsoft.com/office/2019/extlst" xmlns:r="http://schemas.openxmlformats.org/officeDocument/2006/relationships" xmlns:m="http://schemas.openxmlformats.org/officeDocument/2006/math" xmlns:v="urn:schemas-microsoft-com:vml" xmlns:wp14="http://schemas.microsoft.com/office/word/2010/wordprocessingDrawing" xmlns:wp="http://schemas.openxmlformats.org/drawingml/2006/wordprocessingDrawing" xmlns:w10="urn:schemas-microsoft-com:office:word" xmlns:w="http://schemas.openxmlformats.org/wordprocessingml/2006/main" xmlns:w14="http://schemas.microsoft.com/office/word/2010/wordml" xmlns:w15="http://schemas.microsoft.com/office/word/2012/wordml" xmlns:w16cex="http://schemas.microsoft.com/office/word/2018/wordml/cex" xmlns:w16cid="http://schemas.microsoft.com/office/word/2016/wordml/cid" xmlns:w16="http://schemas.microsoft.com/office/word/2018/wordml" xmlns:w16du="http://schemas.microsoft.com/office/word/2023/wordml/word16du" xmlns:w16sdtdh="http://schemas.microsoft.com/office/word/2020/wordml/sdtdatahash" xmlns:w16sdtfl="http://schemas.microsoft.com/office/word/2024/wordml/sdtformatlock" xmlns:w16se="http://schemas.microsoft.com/office/word/2015/wordml/symex" xmlns:wpg="http://schemas.microsoft.com/office/word/2010/wordprocessingGroup" xmlns:wpi="http://schemas.microsoft.com/office/word/2010/wordprocessingInk" xmlns:wne="http://schemas.microsoft.com/office/word/2006/wordml" xmlns:wps="http://schemas.microsoft.com/office/word/2010/wordprocessingShape" mc:Ignorable="w14 w15 w16se w16cid w16 w16cex w16sdtdh w16sdtfl w16du wp14">
+<w:footnotes xmlns:wpc="http://schemas.microsoft.com/office/word/2010/wordprocessingCanvas" xmlns:cx="http://schemas.microsoft.com/office/drawing/2014/chartex" xmlns:cx1="http://schemas.microsoft.com/office/drawing/2015/9/8/chartex" xmlns:cx2="http://schemas.microsoft.com/office/drawing/2015/10/21/chartex" xmlns:cx3="http://schemas.microsoft.com/office/drawing/2016/5/9/chartex" xmlns:cx4="http://schemas.microsoft.com/office/drawing/2016/5/10/chartex" xmlns:cx5="http://schemas.microsoft.com/office/drawing/2016/5/11/chartex" xmlns:cx6="http://schemas.microsoft.com/office/drawing/2016/5/12/chartex" xmlns:cx7="http://schemas.microsoft.com/office/drawing/2016/5/13/chartex" xmlns:cx8="http://schemas.microsoft.com/office/drawing/2016/5/14/chartex" xmlns:mc="http://schemas.openxmlformats.org/markup-compatibility/2006" xmlns:aink="http://schemas.microsoft.com/office/drawing/2016/ink" xmlns:am3d="http://schemas.microsoft.com/office/drawing/2017/model3d" xmlns:o="urn:schemas-microsoft-com:office:office" xmlns:r="http://schemas.openxmlformats.org/officeDocument/2006/relationships" xmlns:m="http://schemas.openxmlformats.org/officeDocument/2006/math" xmlns:v="urn:schemas-microsoft-com:vml" xmlns:wp14="http://schemas.microsoft.com/office/word/2010/wordprocessingDrawing" xmlns:wp="http://schemas.openxmlformats.org/drawingml/2006/wordprocessingDrawing" xmlns:w10="urn:schemas-microsoft-com:office:word" xmlns:w="http://schemas.openxmlformats.org/wordprocessingml/2006/main" xmlns:w14="http://schemas.microsoft.com/office/word/2010/wordml" xmlns:w15="http://schemas.microsoft.com/office/word/2012/wordml" xmlns:w16cex="http://schemas.microsoft.com/office/word/2018/wordml/cex" xmlns:w16cid="http://schemas.microsoft.com/office/word/2016/wordml/cid" xmlns:w16="http://schemas.microsoft.com/office/word/2018/wordml" xmlns:w16se="http://schemas.microsoft.com/office/word/2015/wordml/symex" xmlns:wpg="http://schemas.microsoft.com/office/word/2010/wordprocessingGroup" xmlns:wpi="http://schemas.microsoft.com/office/word/2010/wordprocessingInk" xmlns:wne="http://schemas.microsoft.com/office/word/2006/wordml" xmlns:wps="http://schemas.microsoft.com/office/word/2010/wordprocessingShape" mc:Ignorable="w14 w15 w16se w16cid w16 w16cex wp14">
   <w:footnote w:type="separator" w:id="-1">
     <w:p>
       <w:r>
@@ -4912,7 +4072,7 @@
 </file>
 
 <file path=word/header1.xml><?xml version="1.0" encoding="utf-8"?>
-<w:hdr xmlns:wpc="http://schemas.microsoft.com/office/word/2010/wordprocessingCanvas" xmlns:mc="http://schemas.openxmlformats.org/markup-compatibility/2006" xmlns:o="urn:schemas-microsoft-com:office:office" xmlns:r="http://schemas.openxmlformats.org/officeDocument/2006/relationships" xmlns:m="http://schemas.openxmlformats.org/officeDocument/2006/math" xmlns:v="urn:schemas-microsoft-com:vml" xmlns:wp14="http://schemas.microsoft.com/office/word/2010/wordprocessingDrawing" xmlns:wp="http://schemas.openxmlformats.org/drawingml/2006/wordprocessingDrawing" xmlns:w10="urn:schemas-microsoft-com:office:word" xmlns:w="http://schemas.openxmlformats.org/wordprocessingml/2006/main" xmlns:w14="http://schemas.microsoft.com/office/word/2010/wordml" xmlns:w15="http://schemas.microsoft.com/office/word/2012/wordml" xmlns:w16se="http://schemas.microsoft.com/office/word/2015/wordml/symex" xmlns:w16cid="http://schemas.microsoft.com/office/word/2016/wordml/cid" xmlns:w16="http://schemas.microsoft.com/office/word/2018/wordml" xmlns:w16cex="http://schemas.microsoft.com/office/word/2018/wordml/cex" xmlns:w16sdtdh="http://schemas.microsoft.com/office/word/2020/wordml/sdtdatahash" xmlns:wne="http://schemas.microsoft.com/office/word/2006/wordml" xmlns:wpg="http://schemas.microsoft.com/office/word/2010/wordprocessingGroup" xmlns:wps="http://schemas.microsoft.com/office/word/2010/wordprocessingShape">
+<w:hdr xmlns:wpc="http://schemas.microsoft.com/office/word/2010/wordprocessingCanvas" xmlns:cx="http://schemas.microsoft.com/office/drawing/2014/chartex" xmlns:cx1="http://schemas.microsoft.com/office/drawing/2015/9/8/chartex" xmlns:cx2="http://schemas.microsoft.com/office/drawing/2015/10/21/chartex" xmlns:cx3="http://schemas.microsoft.com/office/drawing/2016/5/9/chartex" xmlns:cx4="http://schemas.microsoft.com/office/drawing/2016/5/10/chartex" xmlns:cx5="http://schemas.microsoft.com/office/drawing/2016/5/11/chartex" xmlns:cx6="http://schemas.microsoft.com/office/drawing/2016/5/12/chartex" xmlns:cx7="http://schemas.microsoft.com/office/drawing/2016/5/13/chartex" xmlns:cx8="http://schemas.microsoft.com/office/drawing/2016/5/14/chartex" xmlns:mc="http://schemas.openxmlformats.org/markup-compatibility/2006" xmlns:aink="http://schemas.microsoft.com/office/drawing/2016/ink" xmlns:am3d="http://schemas.microsoft.com/office/drawing/2017/model3d" xmlns:o="urn:schemas-microsoft-com:office:office" xmlns:r="http://schemas.openxmlformats.org/officeDocument/2006/relationships" xmlns:m="http://schemas.openxmlformats.org/officeDocument/2006/math" xmlns:v="urn:schemas-microsoft-com:vml" xmlns:wp14="http://schemas.microsoft.com/office/word/2010/wordprocessingDrawing" xmlns:wp="http://schemas.openxmlformats.org/drawingml/2006/wordprocessingDrawing" xmlns:w10="urn:schemas-microsoft-com:office:word" xmlns:w="http://schemas.openxmlformats.org/wordprocessingml/2006/main" xmlns:w14="http://schemas.microsoft.com/office/word/2010/wordml" xmlns:w15="http://schemas.microsoft.com/office/word/2012/wordml" xmlns:w16cex="http://schemas.microsoft.com/office/word/2018/wordml/cex" xmlns:w16cid="http://schemas.microsoft.com/office/word/2016/wordml/cid" xmlns:w16="http://schemas.microsoft.com/office/word/2018/wordml" xmlns:w16se="http://schemas.microsoft.com/office/word/2015/wordml/symex" xmlns:wpg="http://schemas.microsoft.com/office/word/2010/wordprocessingGroup" xmlns:wpi="http://schemas.microsoft.com/office/word/2010/wordprocessingInk" xmlns:wne="http://schemas.microsoft.com/office/word/2006/wordml" xmlns:wps="http://schemas.microsoft.com/office/word/2010/wordprocessingShape" mc:Ignorable="w14 w15 w16se w16cid w16 w16cex wp14">
   <w:p>
     <w:pPr>
       <w:jc w:val="center"/>
@@ -4924,12 +4084,13 @@
     </w:pPr>
     <w:r>
       <w:rPr>
-        <w:rFonts w:ascii="Bookman Old Style" w:hAnsi="Bookman Old Style" w:eastAsia="Times New Roman"/>
+        <w:rFonts w:ascii="Bookman Old Style" w:eastAsia="Times New Roman" w:hAnsi="Bookman Old Style"/>
+        <w:noProof/>
         <w:sz w:val="28"/>
         <w:szCs w:val="28"/>
       </w:rPr>
       <w:drawing>
-        <wp:anchor distT="0" distB="0" distL="114300" distR="114300" simplePos="0" relativeHeight="251658240" behindDoc="0" locked="0" layoutInCell="1" allowOverlap="1">
+        <wp:anchor distT="0" distB="0" distL="114300" distR="114300" simplePos="0" relativeHeight="251658240" behindDoc="0" locked="0" layoutInCell="1" allowOverlap="1" wp14:anchorId="72478C17" wp14:editId="3DD630F6">
           <wp:simplePos x="0" y="0"/>
           <wp:positionH relativeFrom="column">
             <wp:posOffset>399415</wp:posOffset>
@@ -4940,7 +4101,7 @@
           <wp:extent cx="1028700" cy="911860"/>
           <wp:effectExtent l="0" t="0" r="0" b="2540"/>
           <wp:wrapNone/>
-          <wp:docPr id="10" name="image1.jpeg" descr="logo-CvSU-2"/>
+          <wp:docPr id="10" name="Picture 10" descr="logo-CvSU-2"/>
           <wp:cNvGraphicFramePr>
             <a:graphicFrameLocks xmlns:a="http://schemas.openxmlformats.org/drawingml/2006/main" noChangeAspect="1"/>
           </wp:cNvGraphicFramePr>
@@ -4948,16 +4109,25 @@
             <a:graphicData uri="http://schemas.openxmlformats.org/drawingml/2006/picture">
               <pic:pic xmlns:pic="http://schemas.openxmlformats.org/drawingml/2006/picture">
                 <pic:nvPicPr>
-                  <pic:cNvPr id="10" name="image1.jpeg" descr="logo-CvSU-2"/>
-                  <pic:cNvPicPr/>
+                  <pic:cNvPr id="0" name="Picture 2" descr="logo-CvSU-2"/>
+                  <pic:cNvPicPr>
+                    <a:picLocks noChangeAspect="1" noChangeArrowheads="1"/>
+                  </pic:cNvPicPr>
                 </pic:nvPicPr>
                 <pic:blipFill>
-                  <a:blip r:embed="rId2"/>
+                  <a:blip r:embed="rId1">
+                    <a:extLst>
+                      <a:ext uri="{28A0092B-C50C-407E-A947-70E740481C1C}">
+                        <a14:useLocalDpi xmlns:a14="http://schemas.microsoft.com/office/drawing/2010/main" val="0"/>
+                      </a:ext>
+                    </a:extLst>
+                  </a:blip>
+                  <a:srcRect/>
                   <a:stretch>
                     <a:fillRect/>
                   </a:stretch>
                 </pic:blipFill>
-                <pic:spPr>
+                <pic:spPr bwMode="auto">
                   <a:xfrm>
                     <a:off x="0" y="0"/>
                     <a:ext cx="1028700" cy="911860"/>
@@ -4965,16 +4135,24 @@
                   <a:prstGeom prst="rect">
                     <a:avLst/>
                   </a:prstGeom>
+                  <a:noFill/>
                 </pic:spPr>
               </pic:pic>
             </a:graphicData>
           </a:graphic>
+          <wp14:sizeRelH relativeFrom="page">
+            <wp14:pctWidth>0</wp14:pctWidth>
+          </wp14:sizeRelH>
+          <wp14:sizeRelV relativeFrom="page">
+            <wp14:pctHeight>0</wp14:pctHeight>
+          </wp14:sizeRelV>
         </wp:anchor>
       </w:drawing>
     </w:r>
     <w:r>
       <w:rPr>
         <w:rFonts w:ascii="Century Gothic" w:hAnsi="Century Gothic"/>
+        <w:snapToGrid w:val="0"/>
         <w:color w:val="000000"/>
       </w:rPr>
       <w:t>Republic of the Philippines</w:t>
@@ -4986,9 +4164,63 @@
       <w:rPr>
         <w:rFonts w:ascii="Bookman Old Style" w:hAnsi="Bookman Old Style"/>
         <w:b/>
+        <w:snapToGrid w:val="0"/>
         <w:color w:val="000000"/>
       </w:rPr>
     </w:pPr>
+    <w:smartTag w:uri="urn:schemas-microsoft-com:office:smarttags" w:element="place">
+      <w:smartTag w:uri="urn:schemas-microsoft-com:office:smarttags" w:element="PlaceName">
+        <w:r>
+          <w:rPr>
+            <w:rFonts w:ascii="Bookman Old Style" w:hAnsi="Bookman Old Style"/>
+            <w:b/>
+            <w:sz w:val="28"/>
+            <w:szCs w:val="28"/>
+          </w:rPr>
+          <w:t>CAVITE</w:t>
+        </w:r>
+      </w:smartTag>
+      <w:r>
+        <w:rPr>
+          <w:rFonts w:ascii="Bookman Old Style" w:hAnsi="Bookman Old Style"/>
+          <w:b/>
+          <w:sz w:val="28"/>
+          <w:szCs w:val="28"/>
+        </w:rPr>
+        <w:t xml:space="preserve"> </w:t>
+      </w:r>
+      <w:smartTag w:uri="urn:schemas-microsoft-com:office:smarttags" w:element="PlaceType">
+        <w:r>
+          <w:rPr>
+            <w:rFonts w:ascii="Bookman Old Style" w:hAnsi="Bookman Old Style"/>
+            <w:b/>
+            <w:sz w:val="28"/>
+            <w:szCs w:val="28"/>
+          </w:rPr>
+          <w:t>STATE</w:t>
+        </w:r>
+      </w:smartTag>
+      <w:r>
+        <w:rPr>
+          <w:rFonts w:ascii="Bookman Old Style" w:hAnsi="Bookman Old Style"/>
+          <w:b/>
+          <w:sz w:val="28"/>
+          <w:szCs w:val="28"/>
+        </w:rPr>
+        <w:t xml:space="preserve"> </w:t>
+      </w:r>
+      <w:smartTag w:uri="urn:schemas-microsoft-com:office:smarttags" w:element="PlaceType">
+        <w:r>
+          <w:rPr>
+            <w:rFonts w:ascii="Bookman Old Style" w:hAnsi="Bookman Old Style"/>
+            <w:b/>
+            <w:sz w:val="28"/>
+            <w:szCs w:val="28"/>
+          </w:rPr>
+          <w:t>UNIVERSITY</w:t>
+        </w:r>
+      </w:smartTag>
+    </w:smartTag>
   </w:p>
   <w:p>
     <w:pPr>
@@ -4996,6 +4228,7 @@
       <w:rPr>
         <w:rFonts w:ascii="Century Gothic" w:hAnsi="Century Gothic"/>
         <w:b/>
+        <w:snapToGrid w:val="0"/>
         <w:color w:val="000000"/>
       </w:rPr>
     </w:pPr>
@@ -5003,6 +4236,7 @@
       <w:rPr>
         <w:rFonts w:ascii="Century Gothic" w:hAnsi="Century Gothic"/>
         <w:b/>
+        <w:snapToGrid w:val="0"/>
         <w:color w:val="000000"/>
       </w:rPr>
       <w:t>Don Severino delas Alas Campus</w:t>
@@ -5012,13 +4246,15 @@
     <w:pPr>
       <w:jc w:val="center"/>
       <w:rPr>
-        <w:rFonts w:ascii="Arial" w:hAnsi="Arial" w:eastAsia="Times New Roman" w:cs="Arial"/>
+        <w:rFonts w:ascii="Arial" w:eastAsia="Times New Roman" w:hAnsi="Arial" w:cs="Arial"/>
+        <w:snapToGrid w:val="0"/>
         <w:color w:val="000000"/>
       </w:rPr>
     </w:pPr>
     <w:r>
       <w:rPr>
         <w:rFonts w:ascii="Century Gothic" w:hAnsi="Century Gothic"/>
+        <w:snapToGrid w:val="0"/>
         <w:color w:val="000000"/>
         <w:sz w:val="20"/>
         <w:szCs w:val="20"/>
@@ -5032,7 +4268,8 @@
         <w:tab w:val="left" w:pos="360"/>
       </w:tabs>
       <w:rPr>
-        <w:rFonts w:ascii="Arial" w:hAnsi="Arial" w:eastAsia="Times New Roman" w:cs="Arial"/>
+        <w:rFonts w:ascii="Arial" w:eastAsia="Times New Roman" w:hAnsi="Arial" w:cs="Arial"/>
+        <w:snapToGrid w:val="0"/>
         <w:color w:val="000000"/>
       </w:rPr>
     </w:pPr>
@@ -5043,7 +4280,8 @@
         <w:tab w:val="left" w:pos="360"/>
       </w:tabs>
       <w:rPr>
-        <w:rFonts w:ascii="Arial" w:hAnsi="Arial" w:eastAsia="Times New Roman" w:cs="Arial"/>
+        <w:rFonts w:ascii="Arial" w:eastAsia="Times New Roman" w:hAnsi="Arial" w:cs="Arial"/>
+        <w:snapToGrid w:val="0"/>
         <w:color w:val="000000"/>
       </w:rPr>
     </w:pPr>
@@ -5052,13 +4290,13 @@
     <w:pPr>
       <w:jc w:val="center"/>
       <w:rPr>
-        <w:rFonts w:ascii="Arial" w:hAnsi="Arial" w:eastAsia="Times New Roman" w:cs="Arial"/>
+        <w:rFonts w:ascii="Arial" w:eastAsia="Times New Roman" w:hAnsi="Arial" w:cs="Arial"/>
         <w:b/>
       </w:rPr>
     </w:pPr>
     <w:r>
       <w:rPr>
-        <w:rFonts w:ascii="Arial" w:hAnsi="Arial" w:eastAsia="Times New Roman" w:cs="Arial"/>
+        <w:rFonts w:ascii="Arial" w:eastAsia="Times New Roman" w:hAnsi="Arial" w:cs="Arial"/>
         <w:b/>
       </w:rPr>
       <w:t>COLLEGE OF ENGINEERING AND INFORMATION TECHNOLOGY</w:t>
@@ -5068,7 +4306,7 @@
     <w:pPr>
       <w:jc w:val="center"/>
       <w:rPr>
-        <w:rFonts w:ascii="Arial" w:hAnsi="Arial" w:eastAsia="Times New Roman" w:cs="Arial"/>
+        <w:rFonts w:ascii="Arial" w:eastAsia="Times New Roman" w:hAnsi="Arial" w:cs="Arial"/>
         <w:b/>
       </w:rPr>
     </w:pPr>
@@ -5078,13 +4316,13 @@
       <w:pStyle w:val="Header"/>
       <w:jc w:val="center"/>
       <w:rPr>
-        <w:rFonts w:ascii="Arial" w:hAnsi="Arial" w:eastAsia="Times New Roman" w:cs="Arial"/>
+        <w:rFonts w:ascii="Arial" w:eastAsia="Times New Roman" w:hAnsi="Arial" w:cs="Arial"/>
         <w:b/>
       </w:rPr>
     </w:pPr>
     <w:r>
       <w:rPr>
-        <w:rFonts w:ascii="Arial" w:hAnsi="Arial" w:eastAsia="Times New Roman" w:cs="Arial"/>
+        <w:rFonts w:ascii="Arial" w:eastAsia="Times New Roman" w:hAnsi="Arial" w:cs="Arial"/>
         <w:b/>
       </w:rPr>
       <w:t>MIDTERM GRADE DISCUSSION AND ACKNOWLEDGMENT FORM</w:t>

--- a/templates/Midterm-Grade-Discussion_LATEST.docx
+++ b/templates/Midterm-Grade-Discussion_LATEST.docx
@@ -380,65 +380,6 @@
               </w:rPr>
               <w:t>SUBJECT CODE / TITLE</w:t>
             </w:r>
-          </w:p>
-        </w:tc>
-        <w:tc>
-          <w:tcPr>
-            <w:tcW w:w="283" w:type="dxa"/>
-          </w:tcPr>
-          <w:p>
-            <w:pPr>
-              <w:jc w:val="both"/>
-              <w:rPr>
-                <w:rFonts w:ascii="Arial" w:hAnsi="Arial" w:cs="Arial"/>
-                <w:sz w:val="20"/>
-                <w:szCs w:val="20"/>
-              </w:rPr>
-            </w:pPr>
-            <w:r>
-              <w:rPr>
-                <w:rFonts w:ascii="Arial" w:hAnsi="Arial" w:cs="Arial"/>
-                <w:sz w:val="20"/>
-                <w:szCs w:val="20"/>
-              </w:rPr>
-              <w:t>:</w:t>
-            </w:r>
-          </w:p>
-        </w:tc>
-        <w:tc>
-          <w:tcPr>
-            <w:tcW w:w="4241" w:type="dxa"/>
-            <w:tcBorders>
-              <w:top w:val="single" w:sz="4" w:space="0" w:color="auto"/>
-              <w:bottom w:val="single" w:sz="4" w:space="0" w:color="auto"/>
-            </w:tcBorders>
-          </w:tcPr>
-          <w:p>
-            <w:pPr>
-              <w:jc w:val="both"/>
-              <w:rPr>
-                <w:rFonts w:ascii="Arial" w:hAnsi="Arial" w:cs="Arial"/>
-                <w:sz w:val="20"/>
-                <w:szCs w:val="20"/>
-              </w:rPr>
-            </w:pPr>
-          </w:p>
-        </w:tc>
-      </w:tr>
-      <w:tr>
-        <w:tc>
-          <w:tcPr>
-            <w:tcW w:w="4361" w:type="dxa"/>
-          </w:tcPr>
-          <w:p>
-            <w:pPr>
-              <w:jc w:val="both"/>
-              <w:rPr>
-                <w:rFonts w:ascii="Arial" w:hAnsi="Arial" w:cs="Arial"/>
-                <w:sz w:val="20"/>
-                <w:szCs w:val="20"/>
-              </w:rPr>
-            </w:pPr>
           </w:p>
         </w:tc>
         <w:tc>

--- a/templates/Midterm-Grade-Discussion_LATEST.docx
+++ b/templates/Midterm-Grade-Discussion_LATEST.docx
@@ -1,165 +1,66 @@
 
 <file path=word/document.xml><?xml version="1.0" encoding="utf-8"?>
-<w:document xmlns:wpc="http://schemas.microsoft.com/office/word/2010/wordprocessingCanvas" xmlns:cx="http://schemas.microsoft.com/office/drawing/2014/chartex" xmlns:cx1="http://schemas.microsoft.com/office/drawing/2015/9/8/chartex" xmlns:cx2="http://schemas.microsoft.com/office/drawing/2015/10/21/chartex" xmlns:cx3="http://schemas.microsoft.com/office/drawing/2016/5/9/chartex" xmlns:cx4="http://schemas.microsoft.com/office/drawing/2016/5/10/chartex" xmlns:cx5="http://schemas.microsoft.com/office/drawing/2016/5/11/chartex" xmlns:cx6="http://schemas.microsoft.com/office/drawing/2016/5/12/chartex" xmlns:cx7="http://schemas.microsoft.com/office/drawing/2016/5/13/chartex" xmlns:cx8="http://schemas.microsoft.com/office/drawing/2016/5/14/chartex" xmlns:mc="http://schemas.openxmlformats.org/markup-compatibility/2006" xmlns:aink="http://schemas.microsoft.com/office/drawing/2016/ink" xmlns:am3d="http://schemas.microsoft.com/office/drawing/2017/model3d" xmlns:o="urn:schemas-microsoft-com:office:office" xmlns:r="http://schemas.openxmlformats.org/officeDocument/2006/relationships" xmlns:m="http://schemas.openxmlformats.org/officeDocument/2006/math" xmlns:v="urn:schemas-microsoft-com:vml" xmlns:wp14="http://schemas.microsoft.com/office/word/2010/wordprocessingDrawing" xmlns:wp="http://schemas.openxmlformats.org/drawingml/2006/wordprocessingDrawing" xmlns:w10="urn:schemas-microsoft-com:office:word" xmlns:w="http://schemas.openxmlformats.org/wordprocessingml/2006/main" xmlns:w14="http://schemas.microsoft.com/office/word/2010/wordml" xmlns:w15="http://schemas.microsoft.com/office/word/2012/wordml" xmlns:w16cex="http://schemas.microsoft.com/office/word/2018/wordml/cex" xmlns:w16cid="http://schemas.microsoft.com/office/word/2016/wordml/cid" xmlns:w16="http://schemas.microsoft.com/office/word/2018/wordml" xmlns:w16se="http://schemas.microsoft.com/office/word/2015/wordml/symex" xmlns:wpg="http://schemas.microsoft.com/office/word/2010/wordprocessingGroup" xmlns:wpi="http://schemas.microsoft.com/office/word/2010/wordprocessingInk" xmlns:wne="http://schemas.microsoft.com/office/word/2006/wordml" xmlns:wps="http://schemas.microsoft.com/office/word/2010/wordprocessingShape" mc:Ignorable="w14 w15 w16se w16cid w16 w16cex wp14">
+<w:document xmlns:wpc="http://schemas.microsoft.com/office/word/2010/wordprocessingCanvas" xmlns:mc="http://schemas.openxmlformats.org/markup-compatibility/2006" xmlns:o="urn:schemas-microsoft-com:office:office" xmlns:r="http://schemas.openxmlformats.org/officeDocument/2006/relationships" xmlns:m="http://schemas.openxmlformats.org/officeDocument/2006/math" xmlns:v="urn:schemas-microsoft-com:vml" xmlns:wp14="http://schemas.microsoft.com/office/word/2010/wordprocessingDrawing" xmlns:wp="http://schemas.openxmlformats.org/drawingml/2006/wordprocessingDrawing" xmlns:w10="urn:schemas-microsoft-com:office:word" xmlns:w="http://schemas.openxmlformats.org/wordprocessingml/2006/main" xmlns:w14="http://schemas.microsoft.com/office/word/2010/wordml" xmlns:w15="http://schemas.microsoft.com/office/word/2012/wordml" xmlns:w16se="http://schemas.microsoft.com/office/word/2015/wordml/symex" xmlns:w16cid="http://schemas.microsoft.com/office/word/2016/wordml/cid" xmlns:w16="http://schemas.microsoft.com/office/word/2018/wordml" xmlns:w16cex="http://schemas.microsoft.com/office/word/2018/wordml/cex" xmlns:w16sdtdh="http://schemas.microsoft.com/office/word/2020/wordml/sdtdatahash" xmlns:wne="http://schemas.microsoft.com/office/word/2006/wordml" xmlns:wpg="http://schemas.microsoft.com/office/word/2010/wordprocessingGroup" xmlns:wps="http://schemas.microsoft.com/office/word/2010/wordprocessingShape" mc:Ignorable="w14 w15 w16se w16cid w16 w16cex w16sdtdh wp14">
   <w:body>
     <w:p>
-      <w:pPr>
-        <w:jc w:val="both"/>
-        <w:rPr>
-          <w:rFonts w:ascii="Arial" w:hAnsi="Arial" w:cs="Arial"/>
-          <w:b/>
-          <w:sz w:val="12"/>
-          <w:szCs w:val="20"/>
-        </w:rPr>
-      </w:pPr>
       <w:r>
-        <w:rPr>
-          <w:rFonts w:ascii="Arial" w:hAnsi="Arial" w:cs="Arial"/>
-          <w:b/>
-          <w:noProof/>
-          <w:sz w:val="12"/>
-          <w:szCs w:val="20"/>
-        </w:rPr>
-        <mc:AlternateContent>
-          <mc:Choice Requires="wps">
-            <w:drawing>
-              <wp:anchor distT="0" distB="0" distL="114300" distR="114300" simplePos="0" relativeHeight="251658240" behindDoc="0" locked="0" layoutInCell="1" allowOverlap="1" wp14:anchorId="0D881622" wp14:editId="38C5BC31">
-                <wp:simplePos x="0" y="0"/>
-                <wp:positionH relativeFrom="column">
-                  <wp:posOffset>4312969</wp:posOffset>
-                </wp:positionH>
-                <wp:positionV relativeFrom="paragraph">
-                  <wp:posOffset>-1542513</wp:posOffset>
-                </wp:positionV>
-                <wp:extent cx="1508760" cy="247015"/>
-                <wp:effectExtent l="0" t="0" r="15240" b="24765"/>
-                <wp:wrapNone/>
-                <wp:docPr id="307" name="Text Box 307"/>
-                <wp:cNvGraphicFramePr>
-                  <a:graphicFrameLocks xmlns:a="http://schemas.openxmlformats.org/drawingml/2006/main"/>
-                </wp:cNvGraphicFramePr>
-                <a:graphic xmlns:a="http://schemas.openxmlformats.org/drawingml/2006/main">
-                  <a:graphicData uri="http://schemas.microsoft.com/office/word/2010/wordprocessingShape">
-                    <wps:wsp>
-                      <wps:cNvSpPr txBox="1">
-                        <a:spLocks noChangeArrowheads="1"/>
-                      </wps:cNvSpPr>
-                      <wps:spPr bwMode="auto">
-                        <a:xfrm>
-                          <a:off x="0" y="0"/>
-                          <a:ext cx="1508760" cy="247015"/>
-                        </a:xfrm>
-                        <a:prstGeom prst="rect">
-                          <a:avLst/>
-                        </a:prstGeom>
-                        <a:solidFill>
-                          <a:srgbClr val="FFFFFF"/>
-                        </a:solidFill>
-                        <a:ln w="9525">
-                          <a:solidFill>
-                            <a:schemeClr val="bg1"/>
-                          </a:solidFill>
-                          <a:miter lim="800000"/>
-                          <a:headEnd/>
-                          <a:tailEnd/>
-                        </a:ln>
-                      </wps:spPr>
-                      <wps:txbx>
-                        <w:txbxContent>
-                          <w:p>
-                            <w:pPr>
-                              <w:jc w:val="center"/>
-                              <w:rPr>
-                                <w:i/>
-                                <w:sz w:val="18"/>
-                                <w:szCs w:val="18"/>
-                              </w:rPr>
-                            </w:pPr>
-                            <w:r>
-                              <w:rPr>
-                                <w:rFonts w:ascii="Arial" w:hAnsi="Arial" w:cs="Arial"/>
-                                <w:i/>
-                                <w:sz w:val="18"/>
-                                <w:szCs w:val="18"/>
-                              </w:rPr>
-                              <w:t xml:space="preserve">CEIT- QF - </w:t>
-                            </w:r>
-                            <w:r>
-                              <w:rPr>
-                                <w:rFonts w:ascii="Arial" w:hAnsi="Arial" w:cs="Arial"/>
-                                <w:i/>
-                                <w:sz w:val="18"/>
-                                <w:szCs w:val="18"/>
-                              </w:rPr>
-                              <w:t>xx</w:t>
-                            </w:r>
-                          </w:p>
-                        </w:txbxContent>
-                      </wps:txbx>
-                      <wps:bodyPr rot="0" vert="horz" wrap="square" lIns="91440" tIns="45720" rIns="91440" bIns="45720" anchor="t" anchorCtr="0">
-                        <a:spAutoFit/>
-                      </wps:bodyPr>
-                    </wps:wsp>
-                  </a:graphicData>
-                </a:graphic>
-                <wp14:sizeRelH relativeFrom="margin">
-                  <wp14:pctWidth>0</wp14:pctWidth>
-                </wp14:sizeRelH>
-                <wp14:sizeRelV relativeFrom="margin">
-                  <wp14:pctHeight>20000</wp14:pctHeight>
-                </wp14:sizeRelV>
-              </wp:anchor>
-            </w:drawing>
-          </mc:Choice>
-          <mc:Fallback xmlns:w16sdtfl="http://schemas.microsoft.com/office/word/2024/wordml/sdtformatlock" xmlns:w16sdtdh="http://schemas.microsoft.com/office/word/2020/wordml/sdtdatahash" xmlns:w16du="http://schemas.microsoft.com/office/word/2023/wordml/word16du" xmlns:oel="http://schemas.microsoft.com/office/2019/extlst">
-            <w:pict>
-              <v:shapetype w14:anchorId="0D881622" id="_x0000_t202" coordsize="21600,21600" o:spt="202" path="m,l,21600r21600,l21600,xe">
-                <v:stroke joinstyle="miter"/>
-                <v:path gradientshapeok="t" o:connecttype="rect"/>
-              </v:shapetype>
-              <v:shape id="Text Box 307" o:spid="_x0000_s1026" type="#_x0000_t202" style="position:absolute;left:0;text-align:left;margin-left:339.6pt;margin-top:-121.45pt;width:118.8pt;height:19.45pt;z-index:251658240;visibility:visible;mso-wrap-style:square;mso-width-percent:0;mso-height-percent:200;mso-wrap-distance-left:9pt;mso-wrap-distance-top:0;mso-wrap-distance-right:9pt;mso-wrap-distance-bottom:0;mso-position-horizontal:absolute;mso-position-horizontal-relative:text;mso-position-vertical:absolute;mso-position-vertical-relative:text;mso-width-percent:0;mso-height-percent:200;mso-width-relative:margin;mso-height-relative:margin;v-text-anchor:top" o:gfxdata="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" strokecolor="white [3212]">
-                <v:textbox style="mso-fit-shape-to-text:t">
-                  <w:txbxContent>
-                    <w:p>
-                      <w:pPr>
-                        <w:jc w:val="center"/>
-                        <w:rPr>
-                          <w:i/>
-                          <w:sz w:val="18"/>
-                          <w:szCs w:val="18"/>
-                        </w:rPr>
-                      </w:pPr>
-                      <w:r>
-                        <w:rPr>
-                          <w:rFonts w:ascii="Arial" w:hAnsi="Arial" w:cs="Arial"/>
-                          <w:i/>
-                          <w:sz w:val="18"/>
-                          <w:szCs w:val="18"/>
-                        </w:rPr>
-                        <w:t xml:space="preserve">CEIT- QF - </w:t>
-                      </w:r>
-                      <w:r>
-                        <w:rPr>
-                          <w:rFonts w:ascii="Arial" w:hAnsi="Arial" w:cs="Arial"/>
-                          <w:i/>
-                          <w:sz w:val="18"/>
-                          <w:szCs w:val="18"/>
-                        </w:rPr>
-                        <w:t>xx</w:t>
-                      </w:r>
-                    </w:p>
-                  </w:txbxContent>
-                </v:textbox>
-              </v:shape>
-            </w:pict>
-          </mc:Fallback>
-        </mc:AlternateContent>
+        <w:drawing>
+          <wp:anchor distT="0" distB="0" distL="114300" distR="114300" simplePos="0" relativeHeight="251658240" behindDoc="0" locked="0" layoutInCell="1" allowOverlap="1">
+            <wp:simplePos x="0" y="0"/>
+            <wp:positionH relativeFrom="column">
+              <wp:posOffset>4312969</wp:posOffset>
+            </wp:positionH>
+            <wp:positionV relativeFrom="paragraph">
+              <wp:posOffset>-1542513</wp:posOffset>
+            </wp:positionV>
+            <wp:extent cx="1504950" cy="247650"/>
+            <wp:effectExtent l="0" t="0" r="0" b="0"/>
+            <wp:wrapNone/>
+            <wp:docPr id="307" name="Shape 307"/>
+            <wp:cNvGraphicFramePr/>
+            <a:graphic xmlns:a="http://schemas.openxmlformats.org/drawingml/2006/main">
+              <a:graphicData uri="http://schemas.microsoft.com/office/word/2010/wordprocessingShape">
+                <wps:wsp>
+                  <wps:cNvSpPr/>
+                  <wps:spPr>
+                    <a:xfrm>
+                      <a:off x="0" y="0"/>
+                      <a:ext cx="1504950" cy="247650"/>
+                    </a:xfrm>
+                    <a:prstGeom prst="rect">
+                      <a:avLst/>
+                    </a:prstGeom>
+                    <a:solidFill>
+                      <a:srgbClr val="FFFFFF"/>
+                    </a:solidFill>
+                    <a:ln w="9525"/>
+                  </wps:spPr>
+                  <wps:bodyPr rot="0" vert="horz" lIns="95250" tIns="47625" rIns="95250" bIns="47625"/>
+                </wps:wsp>
+              </a:graphicData>
+            </a:graphic>
+          </wp:anchor>
+        </w:drawing>
       </w:r>
     </w:p>
     <w:tbl>
       <w:tblPr>
         <w:tblW w:w="0" w:type="auto"/>
-        <w:tblLook w:val="04A0" w:firstRow="1" w:lastRow="0" w:firstColumn="1" w:lastColumn="0" w:noHBand="0" w:noVBand="1"/>
+        <w:tblBorders>
+          <w:top w:val="single" w:sz="4" w:space="0" w:color="auto"/>
+          <w:left w:val="single" w:sz="4" w:space="0" w:color="auto"/>
+          <w:bottom w:val="single" w:sz="4" w:space="0" w:color="auto"/>
+          <w:right w:val="single" w:sz="4" w:space="0" w:color="auto"/>
+          <w:insideH w:val="single" w:sz="4" w:space="0" w:color="auto"/>
+          <w:insideV w:val="single" w:sz="4" w:space="0" w:color="auto"/>
+        </w:tblBorders>
+        <w:tblCellMar>
+          <w:top w:w="0" w:type="dxa"/>
+          <w:left w:w="108" w:type="dxa"/>
+          <w:bottom w:w="0" w:type="dxa"/>
+          <w:right w:w="108" w:type="dxa"/>
+        </w:tblCellMar>
+        <w:tblLook w:firstRow="1" w:firstColumn="1" w:noVBand="1"/>
       </w:tblPr>
       <w:tblGrid>
         <w:gridCol w:w="4285"/>
@@ -170,6 +71,12 @@
         <w:tc>
           <w:tcPr>
             <w:tcW w:w="4361" w:type="dxa"/>
+            <w:tcMar>
+              <w:top w:w="0" w:type="dxa"/>
+              <w:left w:w="108" w:type="dxa"/>
+              <w:bottom w:w="0" w:type="dxa"/>
+              <w:right w:w="108" w:type="dxa"/>
+            </w:tcMar>
           </w:tcPr>
           <w:p>
             <w:pPr>
@@ -182,7 +89,9 @@
             </w:pPr>
             <w:r>
               <w:rPr>
-                <w:rFonts w:ascii="Arial" w:hAnsi="Arial" w:cs="Arial"/>
+                <w:rFonts w:ascii="Arial" w:hAnsi="Arial" w:eastAsia="Calibri" w:cs="Arial" w:eastAsiaTheme="minorHAnsi"/>
+                <w:sz w:val="22"/>
+                <w:szCs w:val="22"/>
               </w:rPr>
               <w:t>INSTRUCTOR’S NAME/SIGNATURE</w:t>
             </w:r>
@@ -191,6 +100,12 @@
         <w:tc>
           <w:tcPr>
             <w:tcW w:w="283" w:type="dxa"/>
+            <w:tcMar>
+              <w:top w:w="0" w:type="dxa"/>
+              <w:left w:w="108" w:type="dxa"/>
+              <w:bottom w:w="0" w:type="dxa"/>
+              <w:right w:w="108" w:type="dxa"/>
+            </w:tcMar>
           </w:tcPr>
           <w:p>
             <w:pPr>
@@ -203,7 +118,7 @@
             </w:pPr>
             <w:r>
               <w:rPr>
-                <w:rFonts w:ascii="Arial" w:hAnsi="Arial" w:cs="Arial"/>
+                <w:rFonts w:ascii="Arial" w:hAnsi="Arial" w:eastAsia="Calibri" w:cs="Arial" w:eastAsiaTheme="minorHAnsi"/>
                 <w:sz w:val="20"/>
                 <w:szCs w:val="20"/>
               </w:rPr>
@@ -217,6 +132,12 @@
             <w:tcBorders>
               <w:bottom w:val="single" w:sz="4" w:space="0" w:color="auto"/>
             </w:tcBorders>
+            <w:tcMar>
+              <w:top w:w="0" w:type="dxa"/>
+              <w:left w:w="108" w:type="dxa"/>
+              <w:bottom w:w="0" w:type="dxa"/>
+              <w:right w:w="108" w:type="dxa"/>
+            </w:tcMar>
           </w:tcPr>
           <w:p>
             <w:pPr>
@@ -231,9 +152,18 @@
         </w:tc>
       </w:tr>
       <w:tr>
+        <w:trPr>
+          <w:trHeight w:val="285" w:hRule="atLeast"/>
+        </w:trPr>
         <w:tc>
           <w:tcPr>
             <w:tcW w:w="4361" w:type="dxa"/>
+            <w:tcMar>
+              <w:top w:w="0" w:type="dxa"/>
+              <w:left w:w="108" w:type="dxa"/>
+              <w:bottom w:w="0" w:type="dxa"/>
+              <w:right w:w="108" w:type="dxa"/>
+            </w:tcMar>
           </w:tcPr>
           <w:p>
             <w:pPr>
@@ -246,7 +176,9 @@
             </w:pPr>
             <w:r>
               <w:rPr>
-                <w:rFonts w:ascii="Arial" w:hAnsi="Arial" w:cs="Arial"/>
+                <w:rFonts w:ascii="Arial" w:hAnsi="Arial" w:eastAsia="Calibri" w:cs="Arial" w:eastAsiaTheme="minorHAnsi"/>
+                <w:sz w:val="22"/>
+                <w:szCs w:val="22"/>
               </w:rPr>
               <w:t>COURSE / YEAR / SECTION</w:t>
             </w:r>
@@ -255,6 +187,12 @@
         <w:tc>
           <w:tcPr>
             <w:tcW w:w="283" w:type="dxa"/>
+            <w:tcMar>
+              <w:top w:w="0" w:type="dxa"/>
+              <w:left w:w="108" w:type="dxa"/>
+              <w:bottom w:w="0" w:type="dxa"/>
+              <w:right w:w="108" w:type="dxa"/>
+            </w:tcMar>
           </w:tcPr>
           <w:p>
             <w:pPr>
@@ -267,7 +205,7 @@
             </w:pPr>
             <w:r>
               <w:rPr>
-                <w:rFonts w:ascii="Arial" w:hAnsi="Arial" w:cs="Arial"/>
+                <w:rFonts w:ascii="Arial" w:hAnsi="Arial" w:eastAsia="Calibri" w:cs="Arial" w:eastAsiaTheme="minorHAnsi"/>
                 <w:sz w:val="20"/>
                 <w:szCs w:val="20"/>
               </w:rPr>
@@ -282,6 +220,12 @@
               <w:top w:val="single" w:sz="4" w:space="0" w:color="auto"/>
               <w:bottom w:val="single" w:sz="4" w:space="0" w:color="auto"/>
             </w:tcBorders>
+            <w:tcMar>
+              <w:top w:w="0" w:type="dxa"/>
+              <w:left w:w="108" w:type="dxa"/>
+              <w:bottom w:w="0" w:type="dxa"/>
+              <w:right w:w="108" w:type="dxa"/>
+            </w:tcMar>
           </w:tcPr>
           <w:p>
             <w:pPr>
@@ -299,6 +243,12 @@
         <w:tc>
           <w:tcPr>
             <w:tcW w:w="4361" w:type="dxa"/>
+            <w:tcMar>
+              <w:top w:w="0" w:type="dxa"/>
+              <w:left w:w="108" w:type="dxa"/>
+              <w:bottom w:w="0" w:type="dxa"/>
+              <w:right w:w="108" w:type="dxa"/>
+            </w:tcMar>
           </w:tcPr>
           <w:p>
             <w:pPr>
@@ -311,7 +261,9 @@
             </w:pPr>
             <w:r>
               <w:rPr>
-                <w:rFonts w:ascii="Arial" w:hAnsi="Arial" w:cs="Arial"/>
+                <w:rFonts w:ascii="Arial" w:hAnsi="Arial" w:eastAsia="Calibri" w:cs="Arial" w:eastAsiaTheme="minorHAnsi"/>
+                <w:sz w:val="22"/>
+                <w:szCs w:val="22"/>
               </w:rPr>
               <w:t>SCHEDULE CODE</w:t>
             </w:r>
@@ -320,6 +272,12 @@
         <w:tc>
           <w:tcPr>
             <w:tcW w:w="283" w:type="dxa"/>
+            <w:tcMar>
+              <w:top w:w="0" w:type="dxa"/>
+              <w:left w:w="108" w:type="dxa"/>
+              <w:bottom w:w="0" w:type="dxa"/>
+              <w:right w:w="108" w:type="dxa"/>
+            </w:tcMar>
           </w:tcPr>
           <w:p>
             <w:pPr>
@@ -332,7 +290,7 @@
             </w:pPr>
             <w:r>
               <w:rPr>
-                <w:rFonts w:ascii="Arial" w:hAnsi="Arial" w:cs="Arial"/>
+                <w:rFonts w:ascii="Arial" w:hAnsi="Arial" w:eastAsia="Calibri" w:cs="Arial" w:eastAsiaTheme="minorHAnsi"/>
                 <w:sz w:val="20"/>
                 <w:szCs w:val="20"/>
               </w:rPr>
@@ -347,6 +305,12 @@
               <w:top w:val="single" w:sz="4" w:space="0" w:color="auto"/>
               <w:bottom w:val="single" w:sz="4" w:space="0" w:color="auto"/>
             </w:tcBorders>
+            <w:tcMar>
+              <w:top w:w="0" w:type="dxa"/>
+              <w:left w:w="108" w:type="dxa"/>
+              <w:bottom w:w="0" w:type="dxa"/>
+              <w:right w:w="108" w:type="dxa"/>
+            </w:tcMar>
           </w:tcPr>
           <w:p>
             <w:pPr>
@@ -364,6 +328,12 @@
         <w:tc>
           <w:tcPr>
             <w:tcW w:w="4361" w:type="dxa"/>
+            <w:tcMar>
+              <w:top w:w="0" w:type="dxa"/>
+              <w:left w:w="108" w:type="dxa"/>
+              <w:bottom w:w="0" w:type="dxa"/>
+              <w:right w:w="108" w:type="dxa"/>
+            </w:tcMar>
           </w:tcPr>
           <w:p>
             <w:pPr>
@@ -376,7 +346,9 @@
             </w:pPr>
             <w:r>
               <w:rPr>
-                <w:rFonts w:ascii="Arial" w:hAnsi="Arial" w:cs="Arial"/>
+                <w:rFonts w:ascii="Arial" w:hAnsi="Arial" w:eastAsia="Calibri" w:cs="Arial" w:eastAsiaTheme="minorHAnsi"/>
+                <w:sz w:val="22"/>
+                <w:szCs w:val="22"/>
               </w:rPr>
               <w:t>SUBJECT CODE / TITLE</w:t>
             </w:r>
@@ -385,6 +357,12 @@
         <w:tc>
           <w:tcPr>
             <w:tcW w:w="283" w:type="dxa"/>
+            <w:tcMar>
+              <w:top w:w="0" w:type="dxa"/>
+              <w:left w:w="108" w:type="dxa"/>
+              <w:bottom w:w="0" w:type="dxa"/>
+              <w:right w:w="108" w:type="dxa"/>
+            </w:tcMar>
           </w:tcPr>
           <w:p>
             <w:pPr>
@@ -397,7 +375,7 @@
             </w:pPr>
             <w:r>
               <w:rPr>
-                <w:rFonts w:ascii="Arial" w:hAnsi="Arial" w:cs="Arial"/>
+                <w:rFonts w:ascii="Arial" w:hAnsi="Arial" w:eastAsia="Calibri" w:cs="Arial" w:eastAsiaTheme="minorHAnsi"/>
                 <w:sz w:val="20"/>
                 <w:szCs w:val="20"/>
               </w:rPr>
@@ -412,6 +390,12 @@
               <w:top w:val="single" w:sz="4" w:space="0" w:color="auto"/>
               <w:bottom w:val="single" w:sz="4" w:space="0" w:color="auto"/>
             </w:tcBorders>
+            <w:tcMar>
+              <w:top w:w="0" w:type="dxa"/>
+              <w:left w:w="108" w:type="dxa"/>
+              <w:bottom w:w="0" w:type="dxa"/>
+              <w:right w:w="108" w:type="dxa"/>
+            </w:tcMar>
           </w:tcPr>
           <w:p>
             <w:pPr>
@@ -429,6 +413,12 @@
         <w:tc>
           <w:tcPr>
             <w:tcW w:w="4361" w:type="dxa"/>
+            <w:tcMar>
+              <w:top w:w="0" w:type="dxa"/>
+              <w:left w:w="108" w:type="dxa"/>
+              <w:bottom w:w="0" w:type="dxa"/>
+              <w:right w:w="108" w:type="dxa"/>
+            </w:tcMar>
           </w:tcPr>
           <w:p>
             <w:pPr>
@@ -441,7 +431,9 @@
             </w:pPr>
             <w:r>
               <w:rPr>
-                <w:rFonts w:ascii="Arial" w:hAnsi="Arial" w:cs="Arial"/>
+                <w:rFonts w:ascii="Arial" w:hAnsi="Arial" w:eastAsia="Calibri" w:cs="Arial" w:eastAsiaTheme="minorHAnsi"/>
+                <w:sz w:val="22"/>
+                <w:szCs w:val="22"/>
               </w:rPr>
               <w:t>SEMESTER / ACADEMIC YEAR</w:t>
             </w:r>
@@ -450,6 +442,12 @@
         <w:tc>
           <w:tcPr>
             <w:tcW w:w="283" w:type="dxa"/>
+            <w:tcMar>
+              <w:top w:w="0" w:type="dxa"/>
+              <w:left w:w="108" w:type="dxa"/>
+              <w:bottom w:w="0" w:type="dxa"/>
+              <w:right w:w="108" w:type="dxa"/>
+            </w:tcMar>
           </w:tcPr>
           <w:p>
             <w:pPr>
@@ -462,7 +460,7 @@
             </w:pPr>
             <w:r>
               <w:rPr>
-                <w:rFonts w:ascii="Arial" w:hAnsi="Arial" w:cs="Arial"/>
+                <w:rFonts w:ascii="Arial" w:hAnsi="Arial" w:eastAsia="Calibri" w:cs="Arial" w:eastAsiaTheme="minorHAnsi"/>
                 <w:sz w:val="20"/>
                 <w:szCs w:val="20"/>
               </w:rPr>
@@ -477,6 +475,12 @@
               <w:top w:val="single" w:sz="4" w:space="0" w:color="auto"/>
               <w:bottom w:val="single" w:sz="4" w:space="0" w:color="auto"/>
             </w:tcBorders>
+            <w:tcMar>
+              <w:top w:w="0" w:type="dxa"/>
+              <w:left w:w="108" w:type="dxa"/>
+              <w:bottom w:w="0" w:type="dxa"/>
+              <w:right w:w="108" w:type="dxa"/>
+            </w:tcMar>
           </w:tcPr>
           <w:p>
             <w:pPr>
@@ -494,6 +498,12 @@
         <w:tc>
           <w:tcPr>
             <w:tcW w:w="4361" w:type="dxa"/>
+            <w:tcMar>
+              <w:top w:w="0" w:type="dxa"/>
+              <w:left w:w="108" w:type="dxa"/>
+              <w:bottom w:w="0" w:type="dxa"/>
+              <w:right w:w="108" w:type="dxa"/>
+            </w:tcMar>
           </w:tcPr>
           <w:p>
             <w:pPr>
@@ -506,7 +516,9 @@
             </w:pPr>
             <w:r>
               <w:rPr>
-                <w:rFonts w:ascii="Arial" w:hAnsi="Arial" w:cs="Arial"/>
+                <w:rFonts w:ascii="Arial" w:hAnsi="Arial" w:eastAsia="Calibri" w:cs="Arial" w:eastAsiaTheme="minorHAnsi"/>
+                <w:sz w:val="22"/>
+                <w:szCs w:val="22"/>
               </w:rPr>
               <w:t>DATE</w:t>
             </w:r>
@@ -515,6 +527,12 @@
         <w:tc>
           <w:tcPr>
             <w:tcW w:w="283" w:type="dxa"/>
+            <w:tcMar>
+              <w:top w:w="0" w:type="dxa"/>
+              <w:left w:w="108" w:type="dxa"/>
+              <w:bottom w:w="0" w:type="dxa"/>
+              <w:right w:w="108" w:type="dxa"/>
+            </w:tcMar>
           </w:tcPr>
           <w:p>
             <w:pPr>
@@ -527,7 +545,7 @@
             </w:pPr>
             <w:r>
               <w:rPr>
-                <w:rFonts w:ascii="Arial" w:hAnsi="Arial" w:cs="Arial"/>
+                <w:rFonts w:ascii="Arial" w:hAnsi="Arial" w:eastAsia="Calibri" w:cs="Arial" w:eastAsiaTheme="minorHAnsi"/>
                 <w:sz w:val="20"/>
                 <w:szCs w:val="20"/>
               </w:rPr>
@@ -542,6 +560,12 @@
               <w:top w:val="single" w:sz="4" w:space="0" w:color="auto"/>
               <w:bottom w:val="single" w:sz="4" w:space="0" w:color="auto"/>
             </w:tcBorders>
+            <w:tcMar>
+              <w:top w:w="0" w:type="dxa"/>
+              <w:left w:w="108" w:type="dxa"/>
+              <w:bottom w:w="0" w:type="dxa"/>
+              <w:right w:w="108" w:type="dxa"/>
+            </w:tcMar>
           </w:tcPr>
           <w:p>
             <w:pPr>
@@ -586,36 +610,51 @@
       </w:pPr>
       <w:r>
         <w:rPr>
-          <w:rFonts w:ascii="Arial" w:hAnsi="Arial" w:cs="Arial"/>
+          <w:rFonts w:ascii="Arial" w:hAnsi="Arial" w:eastAsia="Calibri" w:cs="Arial" w:eastAsiaTheme="minorHAnsi"/>
           <w:i/>
+          <w:iCs/>
+          <w:sz w:val="22"/>
+          <w:szCs w:val="22"/>
         </w:rPr>
         <w:t>This serves as confirmation that the instructor of this subject has presented and discussed the M</w:t>
       </w:r>
       <w:r>
         <w:rPr>
-          <w:rFonts w:ascii="Arial" w:hAnsi="Arial" w:cs="Arial"/>
+          <w:rFonts w:ascii="Arial" w:hAnsi="Arial" w:eastAsia="Calibri" w:cs="Arial" w:eastAsiaTheme="minorHAnsi"/>
           <w:i/>
+          <w:iCs/>
+          <w:sz w:val="22"/>
+          <w:szCs w:val="22"/>
         </w:rPr>
         <w:t xml:space="preserve">idterm </w:t>
       </w:r>
       <w:r>
         <w:rPr>
-          <w:rFonts w:ascii="Arial" w:hAnsi="Arial" w:cs="Arial"/>
+          <w:rFonts w:ascii="Arial" w:hAnsi="Arial" w:eastAsia="Calibri" w:cs="Arial" w:eastAsiaTheme="minorHAnsi"/>
           <w:i/>
+          <w:iCs/>
+          <w:sz w:val="22"/>
+          <w:szCs w:val="22"/>
         </w:rPr>
         <w:t>G</w:t>
       </w:r>
       <w:r>
         <w:rPr>
-          <w:rFonts w:ascii="Arial" w:hAnsi="Arial" w:cs="Arial"/>
+          <w:rFonts w:ascii="Arial" w:hAnsi="Arial" w:eastAsia="Calibri" w:cs="Arial" w:eastAsiaTheme="minorHAnsi"/>
           <w:i/>
+          <w:iCs/>
+          <w:sz w:val="22"/>
+          <w:szCs w:val="22"/>
         </w:rPr>
         <w:t>rades</w:t>
       </w:r>
       <w:r>
         <w:rPr>
-          <w:rFonts w:ascii="Arial" w:hAnsi="Arial" w:cs="Arial"/>
+          <w:rFonts w:ascii="Arial" w:hAnsi="Arial" w:eastAsia="Calibri" w:cs="Arial" w:eastAsiaTheme="minorHAnsi"/>
           <w:i/>
+          <w:iCs/>
+          <w:sz w:val="22"/>
+          <w:szCs w:val="22"/>
         </w:rPr>
         <w:t>. By affixing our signatures opposite our names, we acknowledge receipt and understanding of the grades presented.</w:t>
       </w:r>
@@ -658,7 +697,13 @@
           <w:insideH w:val="single" w:sz="4" w:space="0" w:color="auto"/>
           <w:insideV w:val="single" w:sz="4" w:space="0" w:color="auto"/>
         </w:tblBorders>
-        <w:tblLook w:val="01E0" w:firstRow="1" w:lastRow="1" w:firstColumn="1" w:lastColumn="1" w:noHBand="0" w:noVBand="0"/>
+        <w:tblCellMar>
+          <w:top w:w="0" w:type="dxa"/>
+          <w:left w:w="108" w:type="dxa"/>
+          <w:bottom w:w="0" w:type="dxa"/>
+          <w:right w:w="108" w:type="dxa"/>
+        </w:tblCellMar>
+        <w:tblLook w:firstRow="1" w:lastRow="1" w:firstColumn="1" w:lastColumn="1"/>
       </w:tblPr>
       <w:tblGrid>
         <w:gridCol w:w="4936"/>
@@ -672,6 +717,18 @@
         <w:tc>
           <w:tcPr>
             <w:tcW w:w="2850" w:type="pct"/>
+            <w:tcBorders>
+              <w:top w:val="single" w:sz="4" w:space="0" w:color="auto"/>
+              <w:left w:val="single" w:sz="4" w:space="0" w:color="auto"/>
+              <w:bottom w:val="single" w:sz="4" w:space="0" w:color="auto"/>
+              <w:right w:val="single" w:sz="4" w:space="0" w:color="auto"/>
+            </w:tcBorders>
+            <w:tcMar>
+              <w:top w:w="0" w:type="dxa"/>
+              <w:left w:w="108" w:type="dxa"/>
+              <w:bottom w:w="0" w:type="dxa"/>
+              <w:right w:w="108" w:type="dxa"/>
+            </w:tcMar>
             <w:vAlign w:val="center"/>
           </w:tcPr>
           <w:p>
@@ -684,8 +741,11 @@
             </w:pPr>
             <w:r>
               <w:rPr>
-                <w:rFonts w:ascii="Arial" w:hAnsi="Arial" w:cs="Arial"/>
+                <w:rFonts w:ascii="Arial" w:hAnsi="Arial" w:eastAsia="Calibri" w:cs="Arial" w:eastAsiaTheme="minorHAnsi"/>
                 <w:b/>
+                <w:bCs/>
+                <w:sz w:val="22"/>
+                <w:szCs w:val="22"/>
               </w:rPr>
               <w:t>NAME OF STUDENTS</w:t>
             </w:r>
@@ -694,6 +754,18 @@
         <w:tc>
           <w:tcPr>
             <w:tcW w:w="1126" w:type="pct"/>
+            <w:tcBorders>
+              <w:top w:val="single" w:sz="4" w:space="0" w:color="auto"/>
+              <w:left w:val="single" w:sz="4" w:space="0" w:color="auto"/>
+              <w:bottom w:val="single" w:sz="4" w:space="0" w:color="auto"/>
+              <w:right w:val="single" w:sz="4" w:space="0" w:color="auto"/>
+            </w:tcBorders>
+            <w:tcMar>
+              <w:top w:w="0" w:type="dxa"/>
+              <w:left w:w="108" w:type="dxa"/>
+              <w:bottom w:w="0" w:type="dxa"/>
+              <w:right w:w="108" w:type="dxa"/>
+            </w:tcMar>
             <w:vAlign w:val="center"/>
           </w:tcPr>
           <w:p>
@@ -706,8 +778,11 @@
             </w:pPr>
             <w:r>
               <w:rPr>
-                <w:rFonts w:ascii="Arial" w:hAnsi="Arial" w:cs="Arial"/>
+                <w:rFonts w:ascii="Arial" w:hAnsi="Arial" w:eastAsia="Calibri" w:cs="Arial" w:eastAsiaTheme="minorHAnsi"/>
                 <w:b/>
+                <w:bCs/>
+                <w:sz w:val="22"/>
+                <w:szCs w:val="22"/>
               </w:rPr>
               <w:t>STUDENT NUMBER</w:t>
             </w:r>
@@ -716,6 +791,18 @@
         <w:tc>
           <w:tcPr>
             <w:tcW w:w="1024" w:type="pct"/>
+            <w:tcBorders>
+              <w:top w:val="single" w:sz="4" w:space="0" w:color="auto"/>
+              <w:left w:val="single" w:sz="4" w:space="0" w:color="auto"/>
+              <w:bottom w:val="single" w:sz="4" w:space="0" w:color="auto"/>
+              <w:right w:val="single" w:sz="4" w:space="0" w:color="auto"/>
+            </w:tcBorders>
+            <w:tcMar>
+              <w:top w:w="0" w:type="dxa"/>
+              <w:left w:w="108" w:type="dxa"/>
+              <w:bottom w:w="0" w:type="dxa"/>
+              <w:right w:w="108" w:type="dxa"/>
+            </w:tcMar>
             <w:vAlign w:val="center"/>
           </w:tcPr>
           <w:p>
@@ -728,8 +815,11 @@
             </w:pPr>
             <w:r>
               <w:rPr>
-                <w:rFonts w:ascii="Arial" w:hAnsi="Arial" w:cs="Arial"/>
+                <w:rFonts w:ascii="Arial" w:hAnsi="Arial" w:eastAsia="Calibri" w:cs="Arial" w:eastAsiaTheme="minorHAnsi"/>
                 <w:b/>
+                <w:bCs/>
+                <w:sz w:val="22"/>
+                <w:szCs w:val="22"/>
               </w:rPr>
               <w:t>SIGNATURE</w:t>
             </w:r>
@@ -743,6 +833,18 @@
         <w:tc>
           <w:tcPr>
             <w:tcW w:w="2850" w:type="pct"/>
+            <w:tcBorders>
+              <w:top w:val="single" w:sz="4" w:space="0" w:color="auto"/>
+              <w:left w:val="single" w:sz="4" w:space="0" w:color="auto"/>
+              <w:bottom w:val="single" w:sz="4" w:space="0" w:color="auto"/>
+              <w:right w:val="single" w:sz="4" w:space="0" w:color="auto"/>
+            </w:tcBorders>
+            <w:tcMar>
+              <w:top w:w="0" w:type="dxa"/>
+              <w:left w:w="108" w:type="dxa"/>
+              <w:bottom w:w="0" w:type="dxa"/>
+              <w:right w:w="108" w:type="dxa"/>
+            </w:tcMar>
             <w:vAlign w:val="center"/>
           </w:tcPr>
           <w:p>
@@ -768,6 +870,18 @@
         <w:tc>
           <w:tcPr>
             <w:tcW w:w="1126" w:type="pct"/>
+            <w:tcBorders>
+              <w:top w:val="single" w:sz="4" w:space="0" w:color="auto"/>
+              <w:left w:val="single" w:sz="4" w:space="0" w:color="auto"/>
+              <w:bottom w:val="single" w:sz="4" w:space="0" w:color="auto"/>
+              <w:right w:val="single" w:sz="4" w:space="0" w:color="auto"/>
+            </w:tcBorders>
+            <w:tcMar>
+              <w:top w:w="0" w:type="dxa"/>
+              <w:left w:w="108" w:type="dxa"/>
+              <w:bottom w:w="0" w:type="dxa"/>
+              <w:right w:w="108" w:type="dxa"/>
+            </w:tcMar>
           </w:tcPr>
           <w:p>
             <w:pPr>
@@ -784,6 +898,18 @@
         <w:tc>
           <w:tcPr>
             <w:tcW w:w="1024" w:type="pct"/>
+            <w:tcBorders>
+              <w:top w:val="single" w:sz="4" w:space="0" w:color="auto"/>
+              <w:left w:val="single" w:sz="4" w:space="0" w:color="auto"/>
+              <w:bottom w:val="single" w:sz="4" w:space="0" w:color="auto"/>
+              <w:right w:val="single" w:sz="4" w:space="0" w:color="auto"/>
+            </w:tcBorders>
+            <w:tcMar>
+              <w:top w:w="0" w:type="dxa"/>
+              <w:left w:w="108" w:type="dxa"/>
+              <w:bottom w:w="0" w:type="dxa"/>
+              <w:right w:w="108" w:type="dxa"/>
+            </w:tcMar>
           </w:tcPr>
           <w:p>
             <w:pPr>
@@ -805,6 +931,18 @@
         <w:tc>
           <w:tcPr>
             <w:tcW w:w="2850" w:type="pct"/>
+            <w:tcBorders>
+              <w:top w:val="single" w:sz="4" w:space="0" w:color="auto"/>
+              <w:left w:val="single" w:sz="4" w:space="0" w:color="auto"/>
+              <w:bottom w:val="single" w:sz="4" w:space="0" w:color="auto"/>
+              <w:right w:val="single" w:sz="4" w:space="0" w:color="auto"/>
+            </w:tcBorders>
+            <w:tcMar>
+              <w:top w:w="0" w:type="dxa"/>
+              <w:left w:w="108" w:type="dxa"/>
+              <w:bottom w:w="0" w:type="dxa"/>
+              <w:right w:w="108" w:type="dxa"/>
+            </w:tcMar>
             <w:vAlign w:val="center"/>
           </w:tcPr>
           <w:p>
@@ -830,6 +968,18 @@
         <w:tc>
           <w:tcPr>
             <w:tcW w:w="1126" w:type="pct"/>
+            <w:tcBorders>
+              <w:top w:val="single" w:sz="4" w:space="0" w:color="auto"/>
+              <w:left w:val="single" w:sz="4" w:space="0" w:color="auto"/>
+              <w:bottom w:val="single" w:sz="4" w:space="0" w:color="auto"/>
+              <w:right w:val="single" w:sz="4" w:space="0" w:color="auto"/>
+            </w:tcBorders>
+            <w:tcMar>
+              <w:top w:w="0" w:type="dxa"/>
+              <w:left w:w="108" w:type="dxa"/>
+              <w:bottom w:w="0" w:type="dxa"/>
+              <w:right w:w="108" w:type="dxa"/>
+            </w:tcMar>
           </w:tcPr>
           <w:p>
             <w:pPr>
@@ -846,6 +996,18 @@
         <w:tc>
           <w:tcPr>
             <w:tcW w:w="1024" w:type="pct"/>
+            <w:tcBorders>
+              <w:top w:val="single" w:sz="4" w:space="0" w:color="auto"/>
+              <w:left w:val="single" w:sz="4" w:space="0" w:color="auto"/>
+              <w:bottom w:val="single" w:sz="4" w:space="0" w:color="auto"/>
+              <w:right w:val="single" w:sz="4" w:space="0" w:color="auto"/>
+            </w:tcBorders>
+            <w:tcMar>
+              <w:top w:w="0" w:type="dxa"/>
+              <w:left w:w="108" w:type="dxa"/>
+              <w:bottom w:w="0" w:type="dxa"/>
+              <w:right w:w="108" w:type="dxa"/>
+            </w:tcMar>
           </w:tcPr>
           <w:p>
             <w:pPr>
@@ -867,6 +1029,18 @@
         <w:tc>
           <w:tcPr>
             <w:tcW w:w="2850" w:type="pct"/>
+            <w:tcBorders>
+              <w:top w:val="single" w:sz="4" w:space="0" w:color="auto"/>
+              <w:left w:val="single" w:sz="4" w:space="0" w:color="auto"/>
+              <w:bottom w:val="single" w:sz="4" w:space="0" w:color="auto"/>
+              <w:right w:val="single" w:sz="4" w:space="0" w:color="auto"/>
+            </w:tcBorders>
+            <w:tcMar>
+              <w:top w:w="0" w:type="dxa"/>
+              <w:left w:w="108" w:type="dxa"/>
+              <w:bottom w:w="0" w:type="dxa"/>
+              <w:right w:w="108" w:type="dxa"/>
+            </w:tcMar>
             <w:vAlign w:val="center"/>
           </w:tcPr>
           <w:p>
@@ -892,6 +1066,18 @@
         <w:tc>
           <w:tcPr>
             <w:tcW w:w="1126" w:type="pct"/>
+            <w:tcBorders>
+              <w:top w:val="single" w:sz="4" w:space="0" w:color="auto"/>
+              <w:left w:val="single" w:sz="4" w:space="0" w:color="auto"/>
+              <w:bottom w:val="single" w:sz="4" w:space="0" w:color="auto"/>
+              <w:right w:val="single" w:sz="4" w:space="0" w:color="auto"/>
+            </w:tcBorders>
+            <w:tcMar>
+              <w:top w:w="0" w:type="dxa"/>
+              <w:left w:w="108" w:type="dxa"/>
+              <w:bottom w:w="0" w:type="dxa"/>
+              <w:right w:w="108" w:type="dxa"/>
+            </w:tcMar>
           </w:tcPr>
           <w:p>
             <w:pPr>
@@ -908,6 +1094,18 @@
         <w:tc>
           <w:tcPr>
             <w:tcW w:w="1024" w:type="pct"/>
+            <w:tcBorders>
+              <w:top w:val="single" w:sz="4" w:space="0" w:color="auto"/>
+              <w:left w:val="single" w:sz="4" w:space="0" w:color="auto"/>
+              <w:bottom w:val="single" w:sz="4" w:space="0" w:color="auto"/>
+              <w:right w:val="single" w:sz="4" w:space="0" w:color="auto"/>
+            </w:tcBorders>
+            <w:tcMar>
+              <w:top w:w="0" w:type="dxa"/>
+              <w:left w:w="108" w:type="dxa"/>
+              <w:bottom w:w="0" w:type="dxa"/>
+              <w:right w:w="108" w:type="dxa"/>
+            </w:tcMar>
           </w:tcPr>
           <w:p>
             <w:pPr>
@@ -929,6 +1127,18 @@
         <w:tc>
           <w:tcPr>
             <w:tcW w:w="2850" w:type="pct"/>
+            <w:tcBorders>
+              <w:top w:val="single" w:sz="4" w:space="0" w:color="auto"/>
+              <w:left w:val="single" w:sz="4" w:space="0" w:color="auto"/>
+              <w:bottom w:val="single" w:sz="4" w:space="0" w:color="auto"/>
+              <w:right w:val="single" w:sz="4" w:space="0" w:color="auto"/>
+            </w:tcBorders>
+            <w:tcMar>
+              <w:top w:w="0" w:type="dxa"/>
+              <w:left w:w="108" w:type="dxa"/>
+              <w:bottom w:w="0" w:type="dxa"/>
+              <w:right w:w="108" w:type="dxa"/>
+            </w:tcMar>
             <w:vAlign w:val="center"/>
           </w:tcPr>
           <w:p>
@@ -954,6 +1164,18 @@
         <w:tc>
           <w:tcPr>
             <w:tcW w:w="1126" w:type="pct"/>
+            <w:tcBorders>
+              <w:top w:val="single" w:sz="4" w:space="0" w:color="auto"/>
+              <w:left w:val="single" w:sz="4" w:space="0" w:color="auto"/>
+              <w:bottom w:val="single" w:sz="4" w:space="0" w:color="auto"/>
+              <w:right w:val="single" w:sz="4" w:space="0" w:color="auto"/>
+            </w:tcBorders>
+            <w:tcMar>
+              <w:top w:w="0" w:type="dxa"/>
+              <w:left w:w="108" w:type="dxa"/>
+              <w:bottom w:w="0" w:type="dxa"/>
+              <w:right w:w="108" w:type="dxa"/>
+            </w:tcMar>
           </w:tcPr>
           <w:p>
             <w:pPr>
@@ -970,6 +1192,18 @@
         <w:tc>
           <w:tcPr>
             <w:tcW w:w="1024" w:type="pct"/>
+            <w:tcBorders>
+              <w:top w:val="single" w:sz="4" w:space="0" w:color="auto"/>
+              <w:left w:val="single" w:sz="4" w:space="0" w:color="auto"/>
+              <w:bottom w:val="single" w:sz="4" w:space="0" w:color="auto"/>
+              <w:right w:val="single" w:sz="4" w:space="0" w:color="auto"/>
+            </w:tcBorders>
+            <w:tcMar>
+              <w:top w:w="0" w:type="dxa"/>
+              <w:left w:w="108" w:type="dxa"/>
+              <w:bottom w:w="0" w:type="dxa"/>
+              <w:right w:w="108" w:type="dxa"/>
+            </w:tcMar>
           </w:tcPr>
           <w:p>
             <w:pPr>
@@ -991,6 +1225,18 @@
         <w:tc>
           <w:tcPr>
             <w:tcW w:w="2850" w:type="pct"/>
+            <w:tcBorders>
+              <w:top w:val="single" w:sz="4" w:space="0" w:color="auto"/>
+              <w:left w:val="single" w:sz="4" w:space="0" w:color="auto"/>
+              <w:bottom w:val="single" w:sz="4" w:space="0" w:color="auto"/>
+              <w:right w:val="single" w:sz="4" w:space="0" w:color="auto"/>
+            </w:tcBorders>
+            <w:tcMar>
+              <w:top w:w="0" w:type="dxa"/>
+              <w:left w:w="108" w:type="dxa"/>
+              <w:bottom w:w="0" w:type="dxa"/>
+              <w:right w:w="108" w:type="dxa"/>
+            </w:tcMar>
             <w:vAlign w:val="center"/>
           </w:tcPr>
           <w:p>
@@ -1016,6 +1262,18 @@
         <w:tc>
           <w:tcPr>
             <w:tcW w:w="1126" w:type="pct"/>
+            <w:tcBorders>
+              <w:top w:val="single" w:sz="4" w:space="0" w:color="auto"/>
+              <w:left w:val="single" w:sz="4" w:space="0" w:color="auto"/>
+              <w:bottom w:val="single" w:sz="4" w:space="0" w:color="auto"/>
+              <w:right w:val="single" w:sz="4" w:space="0" w:color="auto"/>
+            </w:tcBorders>
+            <w:tcMar>
+              <w:top w:w="0" w:type="dxa"/>
+              <w:left w:w="108" w:type="dxa"/>
+              <w:bottom w:w="0" w:type="dxa"/>
+              <w:right w:w="108" w:type="dxa"/>
+            </w:tcMar>
             <w:vAlign w:val="center"/>
           </w:tcPr>
           <w:p>
@@ -1033,6 +1291,18 @@
         <w:tc>
           <w:tcPr>
             <w:tcW w:w="1024" w:type="pct"/>
+            <w:tcBorders>
+              <w:top w:val="single" w:sz="4" w:space="0" w:color="auto"/>
+              <w:left w:val="single" w:sz="4" w:space="0" w:color="auto"/>
+              <w:bottom w:val="single" w:sz="4" w:space="0" w:color="auto"/>
+              <w:right w:val="single" w:sz="4" w:space="0" w:color="auto"/>
+            </w:tcBorders>
+            <w:tcMar>
+              <w:top w:w="0" w:type="dxa"/>
+              <w:left w:w="108" w:type="dxa"/>
+              <w:bottom w:w="0" w:type="dxa"/>
+              <w:right w:w="108" w:type="dxa"/>
+            </w:tcMar>
             <w:vAlign w:val="center"/>
           </w:tcPr>
           <w:p>
@@ -1055,6 +1325,18 @@
         <w:tc>
           <w:tcPr>
             <w:tcW w:w="2850" w:type="pct"/>
+            <w:tcBorders>
+              <w:top w:val="single" w:sz="4" w:space="0" w:color="auto"/>
+              <w:left w:val="single" w:sz="4" w:space="0" w:color="auto"/>
+              <w:bottom w:val="single" w:sz="4" w:space="0" w:color="auto"/>
+              <w:right w:val="single" w:sz="4" w:space="0" w:color="auto"/>
+            </w:tcBorders>
+            <w:tcMar>
+              <w:top w:w="0" w:type="dxa"/>
+              <w:left w:w="108" w:type="dxa"/>
+              <w:bottom w:w="0" w:type="dxa"/>
+              <w:right w:w="108" w:type="dxa"/>
+            </w:tcMar>
             <w:vAlign w:val="center"/>
           </w:tcPr>
           <w:p>
@@ -1080,6 +1362,18 @@
         <w:tc>
           <w:tcPr>
             <w:tcW w:w="1126" w:type="pct"/>
+            <w:tcBorders>
+              <w:top w:val="single" w:sz="4" w:space="0" w:color="auto"/>
+              <w:left w:val="single" w:sz="4" w:space="0" w:color="auto"/>
+              <w:bottom w:val="single" w:sz="4" w:space="0" w:color="auto"/>
+              <w:right w:val="single" w:sz="4" w:space="0" w:color="auto"/>
+            </w:tcBorders>
+            <w:tcMar>
+              <w:top w:w="0" w:type="dxa"/>
+              <w:left w:w="108" w:type="dxa"/>
+              <w:bottom w:w="0" w:type="dxa"/>
+              <w:right w:w="108" w:type="dxa"/>
+            </w:tcMar>
             <w:vAlign w:val="center"/>
           </w:tcPr>
           <w:p>
@@ -1097,6 +1391,18 @@
         <w:tc>
           <w:tcPr>
             <w:tcW w:w="1024" w:type="pct"/>
+            <w:tcBorders>
+              <w:top w:val="single" w:sz="4" w:space="0" w:color="auto"/>
+              <w:left w:val="single" w:sz="4" w:space="0" w:color="auto"/>
+              <w:bottom w:val="single" w:sz="4" w:space="0" w:color="auto"/>
+              <w:right w:val="single" w:sz="4" w:space="0" w:color="auto"/>
+            </w:tcBorders>
+            <w:tcMar>
+              <w:top w:w="0" w:type="dxa"/>
+              <w:left w:w="108" w:type="dxa"/>
+              <w:bottom w:w="0" w:type="dxa"/>
+              <w:right w:w="108" w:type="dxa"/>
+            </w:tcMar>
             <w:vAlign w:val="center"/>
           </w:tcPr>
           <w:p>
@@ -1119,6 +1425,18 @@
         <w:tc>
           <w:tcPr>
             <w:tcW w:w="2850" w:type="pct"/>
+            <w:tcBorders>
+              <w:top w:val="single" w:sz="4" w:space="0" w:color="auto"/>
+              <w:left w:val="single" w:sz="4" w:space="0" w:color="auto"/>
+              <w:bottom w:val="single" w:sz="4" w:space="0" w:color="auto"/>
+              <w:right w:val="single" w:sz="4" w:space="0" w:color="auto"/>
+            </w:tcBorders>
+            <w:tcMar>
+              <w:top w:w="0" w:type="dxa"/>
+              <w:left w:w="108" w:type="dxa"/>
+              <w:bottom w:w="0" w:type="dxa"/>
+              <w:right w:w="108" w:type="dxa"/>
+            </w:tcMar>
             <w:vAlign w:val="center"/>
           </w:tcPr>
           <w:p>
@@ -1144,6 +1462,18 @@
         <w:tc>
           <w:tcPr>
             <w:tcW w:w="1126" w:type="pct"/>
+            <w:tcBorders>
+              <w:top w:val="single" w:sz="4" w:space="0" w:color="auto"/>
+              <w:left w:val="single" w:sz="4" w:space="0" w:color="auto"/>
+              <w:bottom w:val="single" w:sz="4" w:space="0" w:color="auto"/>
+              <w:right w:val="single" w:sz="4" w:space="0" w:color="auto"/>
+            </w:tcBorders>
+            <w:tcMar>
+              <w:top w:w="0" w:type="dxa"/>
+              <w:left w:w="108" w:type="dxa"/>
+              <w:bottom w:w="0" w:type="dxa"/>
+              <w:right w:w="108" w:type="dxa"/>
+            </w:tcMar>
           </w:tcPr>
           <w:p>
             <w:pPr>
@@ -1160,6 +1490,18 @@
         <w:tc>
           <w:tcPr>
             <w:tcW w:w="1024" w:type="pct"/>
+            <w:tcBorders>
+              <w:top w:val="single" w:sz="4" w:space="0" w:color="auto"/>
+              <w:left w:val="single" w:sz="4" w:space="0" w:color="auto"/>
+              <w:bottom w:val="single" w:sz="4" w:space="0" w:color="auto"/>
+              <w:right w:val="single" w:sz="4" w:space="0" w:color="auto"/>
+            </w:tcBorders>
+            <w:tcMar>
+              <w:top w:w="0" w:type="dxa"/>
+              <w:left w:w="108" w:type="dxa"/>
+              <w:bottom w:w="0" w:type="dxa"/>
+              <w:right w:w="108" w:type="dxa"/>
+            </w:tcMar>
           </w:tcPr>
           <w:p>
             <w:pPr>
@@ -1181,6 +1523,18 @@
         <w:tc>
           <w:tcPr>
             <w:tcW w:w="2850" w:type="pct"/>
+            <w:tcBorders>
+              <w:top w:val="single" w:sz="4" w:space="0" w:color="auto"/>
+              <w:left w:val="single" w:sz="4" w:space="0" w:color="auto"/>
+              <w:bottom w:val="single" w:sz="4" w:space="0" w:color="auto"/>
+              <w:right w:val="single" w:sz="4" w:space="0" w:color="auto"/>
+            </w:tcBorders>
+            <w:tcMar>
+              <w:top w:w="0" w:type="dxa"/>
+              <w:left w:w="108" w:type="dxa"/>
+              <w:bottom w:w="0" w:type="dxa"/>
+              <w:right w:w="108" w:type="dxa"/>
+            </w:tcMar>
             <w:vAlign w:val="center"/>
           </w:tcPr>
           <w:p>
@@ -1206,6 +1560,18 @@
         <w:tc>
           <w:tcPr>
             <w:tcW w:w="1126" w:type="pct"/>
+            <w:tcBorders>
+              <w:top w:val="single" w:sz="4" w:space="0" w:color="auto"/>
+              <w:left w:val="single" w:sz="4" w:space="0" w:color="auto"/>
+              <w:bottom w:val="single" w:sz="4" w:space="0" w:color="auto"/>
+              <w:right w:val="single" w:sz="4" w:space="0" w:color="auto"/>
+            </w:tcBorders>
+            <w:tcMar>
+              <w:top w:w="0" w:type="dxa"/>
+              <w:left w:w="108" w:type="dxa"/>
+              <w:bottom w:w="0" w:type="dxa"/>
+              <w:right w:w="108" w:type="dxa"/>
+            </w:tcMar>
           </w:tcPr>
           <w:p>
             <w:pPr>
@@ -1222,6 +1588,18 @@
         <w:tc>
           <w:tcPr>
             <w:tcW w:w="1024" w:type="pct"/>
+            <w:tcBorders>
+              <w:top w:val="single" w:sz="4" w:space="0" w:color="auto"/>
+              <w:left w:val="single" w:sz="4" w:space="0" w:color="auto"/>
+              <w:bottom w:val="single" w:sz="4" w:space="0" w:color="auto"/>
+              <w:right w:val="single" w:sz="4" w:space="0" w:color="auto"/>
+            </w:tcBorders>
+            <w:tcMar>
+              <w:top w:w="0" w:type="dxa"/>
+              <w:left w:w="108" w:type="dxa"/>
+              <w:bottom w:w="0" w:type="dxa"/>
+              <w:right w:w="108" w:type="dxa"/>
+            </w:tcMar>
           </w:tcPr>
           <w:p>
             <w:pPr>
@@ -1243,6 +1621,18 @@
         <w:tc>
           <w:tcPr>
             <w:tcW w:w="2850" w:type="pct"/>
+            <w:tcBorders>
+              <w:top w:val="single" w:sz="4" w:space="0" w:color="auto"/>
+              <w:left w:val="single" w:sz="4" w:space="0" w:color="auto"/>
+              <w:bottom w:val="single" w:sz="4" w:space="0" w:color="auto"/>
+              <w:right w:val="single" w:sz="4" w:space="0" w:color="auto"/>
+            </w:tcBorders>
+            <w:tcMar>
+              <w:top w:w="0" w:type="dxa"/>
+              <w:left w:w="108" w:type="dxa"/>
+              <w:bottom w:w="0" w:type="dxa"/>
+              <w:right w:w="108" w:type="dxa"/>
+            </w:tcMar>
             <w:vAlign w:val="center"/>
           </w:tcPr>
           <w:p>
@@ -1268,6 +1658,18 @@
         <w:tc>
           <w:tcPr>
             <w:tcW w:w="1126" w:type="pct"/>
+            <w:tcBorders>
+              <w:top w:val="single" w:sz="4" w:space="0" w:color="auto"/>
+              <w:left w:val="single" w:sz="4" w:space="0" w:color="auto"/>
+              <w:bottom w:val="single" w:sz="4" w:space="0" w:color="auto"/>
+              <w:right w:val="single" w:sz="4" w:space="0" w:color="auto"/>
+            </w:tcBorders>
+            <w:tcMar>
+              <w:top w:w="0" w:type="dxa"/>
+              <w:left w:w="108" w:type="dxa"/>
+              <w:bottom w:w="0" w:type="dxa"/>
+              <w:right w:w="108" w:type="dxa"/>
+            </w:tcMar>
           </w:tcPr>
           <w:p>
             <w:pPr>
@@ -1284,6 +1686,18 @@
         <w:tc>
           <w:tcPr>
             <w:tcW w:w="1024" w:type="pct"/>
+            <w:tcBorders>
+              <w:top w:val="single" w:sz="4" w:space="0" w:color="auto"/>
+              <w:left w:val="single" w:sz="4" w:space="0" w:color="auto"/>
+              <w:bottom w:val="single" w:sz="4" w:space="0" w:color="auto"/>
+              <w:right w:val="single" w:sz="4" w:space="0" w:color="auto"/>
+            </w:tcBorders>
+            <w:tcMar>
+              <w:top w:w="0" w:type="dxa"/>
+              <w:left w:w="108" w:type="dxa"/>
+              <w:bottom w:w="0" w:type="dxa"/>
+              <w:right w:w="108" w:type="dxa"/>
+            </w:tcMar>
           </w:tcPr>
           <w:p>
             <w:pPr>
@@ -1305,6 +1719,18 @@
         <w:tc>
           <w:tcPr>
             <w:tcW w:w="2850" w:type="pct"/>
+            <w:tcBorders>
+              <w:top w:val="single" w:sz="4" w:space="0" w:color="auto"/>
+              <w:left w:val="single" w:sz="4" w:space="0" w:color="auto"/>
+              <w:bottom w:val="single" w:sz="4" w:space="0" w:color="auto"/>
+              <w:right w:val="single" w:sz="4" w:space="0" w:color="auto"/>
+            </w:tcBorders>
+            <w:tcMar>
+              <w:top w:w="0" w:type="dxa"/>
+              <w:left w:w="108" w:type="dxa"/>
+              <w:bottom w:w="0" w:type="dxa"/>
+              <w:right w:w="108" w:type="dxa"/>
+            </w:tcMar>
             <w:vAlign w:val="center"/>
           </w:tcPr>
           <w:p>
@@ -1331,6 +1757,18 @@
         <w:tc>
           <w:tcPr>
             <w:tcW w:w="1126" w:type="pct"/>
+            <w:tcBorders>
+              <w:top w:val="single" w:sz="4" w:space="0" w:color="auto"/>
+              <w:left w:val="single" w:sz="4" w:space="0" w:color="auto"/>
+              <w:bottom w:val="single" w:sz="4" w:space="0" w:color="auto"/>
+              <w:right w:val="single" w:sz="4" w:space="0" w:color="auto"/>
+            </w:tcBorders>
+            <w:tcMar>
+              <w:top w:w="0" w:type="dxa"/>
+              <w:left w:w="108" w:type="dxa"/>
+              <w:bottom w:w="0" w:type="dxa"/>
+              <w:right w:w="108" w:type="dxa"/>
+            </w:tcMar>
           </w:tcPr>
           <w:p>
             <w:pPr>
@@ -1347,6 +1785,18 @@
         <w:tc>
           <w:tcPr>
             <w:tcW w:w="1024" w:type="pct"/>
+            <w:tcBorders>
+              <w:top w:val="single" w:sz="4" w:space="0" w:color="auto"/>
+              <w:left w:val="single" w:sz="4" w:space="0" w:color="auto"/>
+              <w:bottom w:val="single" w:sz="4" w:space="0" w:color="auto"/>
+              <w:right w:val="single" w:sz="4" w:space="0" w:color="auto"/>
+            </w:tcBorders>
+            <w:tcMar>
+              <w:top w:w="0" w:type="dxa"/>
+              <w:left w:w="108" w:type="dxa"/>
+              <w:bottom w:w="0" w:type="dxa"/>
+              <w:right w:w="108" w:type="dxa"/>
+            </w:tcMar>
           </w:tcPr>
           <w:p>
             <w:pPr>
@@ -1368,6 +1818,18 @@
         <w:tc>
           <w:tcPr>
             <w:tcW w:w="2850" w:type="pct"/>
+            <w:tcBorders>
+              <w:top w:val="single" w:sz="4" w:space="0" w:color="auto"/>
+              <w:left w:val="single" w:sz="4" w:space="0" w:color="auto"/>
+              <w:bottom w:val="single" w:sz="4" w:space="0" w:color="auto"/>
+              <w:right w:val="single" w:sz="4" w:space="0" w:color="auto"/>
+            </w:tcBorders>
+            <w:tcMar>
+              <w:top w:w="0" w:type="dxa"/>
+              <w:left w:w="108" w:type="dxa"/>
+              <w:bottom w:w="0" w:type="dxa"/>
+              <w:right w:w="108" w:type="dxa"/>
+            </w:tcMar>
             <w:vAlign w:val="center"/>
           </w:tcPr>
           <w:p>
@@ -1394,6 +1856,18 @@
         <w:tc>
           <w:tcPr>
             <w:tcW w:w="1126" w:type="pct"/>
+            <w:tcBorders>
+              <w:top w:val="single" w:sz="4" w:space="0" w:color="auto"/>
+              <w:left w:val="single" w:sz="4" w:space="0" w:color="auto"/>
+              <w:bottom w:val="single" w:sz="4" w:space="0" w:color="auto"/>
+              <w:right w:val="single" w:sz="4" w:space="0" w:color="auto"/>
+            </w:tcBorders>
+            <w:tcMar>
+              <w:top w:w="0" w:type="dxa"/>
+              <w:left w:w="108" w:type="dxa"/>
+              <w:bottom w:w="0" w:type="dxa"/>
+              <w:right w:w="108" w:type="dxa"/>
+            </w:tcMar>
           </w:tcPr>
           <w:p>
             <w:pPr>
@@ -1410,6 +1884,18 @@
         <w:tc>
           <w:tcPr>
             <w:tcW w:w="1024" w:type="pct"/>
+            <w:tcBorders>
+              <w:top w:val="single" w:sz="4" w:space="0" w:color="auto"/>
+              <w:left w:val="single" w:sz="4" w:space="0" w:color="auto"/>
+              <w:bottom w:val="single" w:sz="4" w:space="0" w:color="auto"/>
+              <w:right w:val="single" w:sz="4" w:space="0" w:color="auto"/>
+            </w:tcBorders>
+            <w:tcMar>
+              <w:top w:w="0" w:type="dxa"/>
+              <w:left w:w="108" w:type="dxa"/>
+              <w:bottom w:w="0" w:type="dxa"/>
+              <w:right w:w="108" w:type="dxa"/>
+            </w:tcMar>
           </w:tcPr>
           <w:p>
             <w:pPr>
@@ -1431,6 +1917,18 @@
         <w:tc>
           <w:tcPr>
             <w:tcW w:w="2850" w:type="pct"/>
+            <w:tcBorders>
+              <w:top w:val="single" w:sz="4" w:space="0" w:color="auto"/>
+              <w:left w:val="single" w:sz="4" w:space="0" w:color="auto"/>
+              <w:bottom w:val="single" w:sz="4" w:space="0" w:color="auto"/>
+              <w:right w:val="single" w:sz="4" w:space="0" w:color="auto"/>
+            </w:tcBorders>
+            <w:tcMar>
+              <w:top w:w="0" w:type="dxa"/>
+              <w:left w:w="108" w:type="dxa"/>
+              <w:bottom w:w="0" w:type="dxa"/>
+              <w:right w:w="108" w:type="dxa"/>
+            </w:tcMar>
             <w:vAlign w:val="center"/>
           </w:tcPr>
           <w:p>
@@ -1457,6 +1955,18 @@
         <w:tc>
           <w:tcPr>
             <w:tcW w:w="1126" w:type="pct"/>
+            <w:tcBorders>
+              <w:top w:val="single" w:sz="4" w:space="0" w:color="auto"/>
+              <w:left w:val="single" w:sz="4" w:space="0" w:color="auto"/>
+              <w:bottom w:val="single" w:sz="4" w:space="0" w:color="auto"/>
+              <w:right w:val="single" w:sz="4" w:space="0" w:color="auto"/>
+            </w:tcBorders>
+            <w:tcMar>
+              <w:top w:w="0" w:type="dxa"/>
+              <w:left w:w="108" w:type="dxa"/>
+              <w:bottom w:w="0" w:type="dxa"/>
+              <w:right w:w="108" w:type="dxa"/>
+            </w:tcMar>
           </w:tcPr>
           <w:p>
             <w:pPr>
@@ -1473,6 +1983,18 @@
         <w:tc>
           <w:tcPr>
             <w:tcW w:w="1024" w:type="pct"/>
+            <w:tcBorders>
+              <w:top w:val="single" w:sz="4" w:space="0" w:color="auto"/>
+              <w:left w:val="single" w:sz="4" w:space="0" w:color="auto"/>
+              <w:bottom w:val="single" w:sz="4" w:space="0" w:color="auto"/>
+              <w:right w:val="single" w:sz="4" w:space="0" w:color="auto"/>
+            </w:tcBorders>
+            <w:tcMar>
+              <w:top w:w="0" w:type="dxa"/>
+              <w:left w:w="108" w:type="dxa"/>
+              <w:bottom w:w="0" w:type="dxa"/>
+              <w:right w:w="108" w:type="dxa"/>
+            </w:tcMar>
           </w:tcPr>
           <w:p>
             <w:pPr>
@@ -1494,6 +2016,18 @@
         <w:tc>
           <w:tcPr>
             <w:tcW w:w="2850" w:type="pct"/>
+            <w:tcBorders>
+              <w:top w:val="single" w:sz="4" w:space="0" w:color="auto"/>
+              <w:left w:val="single" w:sz="4" w:space="0" w:color="auto"/>
+              <w:bottom w:val="single" w:sz="4" w:space="0" w:color="auto"/>
+              <w:right w:val="single" w:sz="4" w:space="0" w:color="auto"/>
+            </w:tcBorders>
+            <w:tcMar>
+              <w:top w:w="0" w:type="dxa"/>
+              <w:left w:w="108" w:type="dxa"/>
+              <w:bottom w:w="0" w:type="dxa"/>
+              <w:right w:w="108" w:type="dxa"/>
+            </w:tcMar>
             <w:vAlign w:val="center"/>
           </w:tcPr>
           <w:p>
@@ -1520,6 +2054,18 @@
         <w:tc>
           <w:tcPr>
             <w:tcW w:w="1126" w:type="pct"/>
+            <w:tcBorders>
+              <w:top w:val="single" w:sz="4" w:space="0" w:color="auto"/>
+              <w:left w:val="single" w:sz="4" w:space="0" w:color="auto"/>
+              <w:bottom w:val="single" w:sz="4" w:space="0" w:color="auto"/>
+              <w:right w:val="single" w:sz="4" w:space="0" w:color="auto"/>
+            </w:tcBorders>
+            <w:tcMar>
+              <w:top w:w="0" w:type="dxa"/>
+              <w:left w:w="108" w:type="dxa"/>
+              <w:bottom w:w="0" w:type="dxa"/>
+              <w:right w:w="108" w:type="dxa"/>
+            </w:tcMar>
           </w:tcPr>
           <w:p>
             <w:pPr>
@@ -1536,6 +2082,18 @@
         <w:tc>
           <w:tcPr>
             <w:tcW w:w="1024" w:type="pct"/>
+            <w:tcBorders>
+              <w:top w:val="single" w:sz="4" w:space="0" w:color="auto"/>
+              <w:left w:val="single" w:sz="4" w:space="0" w:color="auto"/>
+              <w:bottom w:val="single" w:sz="4" w:space="0" w:color="auto"/>
+              <w:right w:val="single" w:sz="4" w:space="0" w:color="auto"/>
+            </w:tcBorders>
+            <w:tcMar>
+              <w:top w:w="0" w:type="dxa"/>
+              <w:left w:w="108" w:type="dxa"/>
+              <w:bottom w:w="0" w:type="dxa"/>
+              <w:right w:w="108" w:type="dxa"/>
+            </w:tcMar>
           </w:tcPr>
           <w:p>
             <w:pPr>
@@ -1557,6 +2115,18 @@
         <w:tc>
           <w:tcPr>
             <w:tcW w:w="2850" w:type="pct"/>
+            <w:tcBorders>
+              <w:top w:val="single" w:sz="4" w:space="0" w:color="auto"/>
+              <w:left w:val="single" w:sz="4" w:space="0" w:color="auto"/>
+              <w:bottom w:val="single" w:sz="4" w:space="0" w:color="auto"/>
+              <w:right w:val="single" w:sz="4" w:space="0" w:color="auto"/>
+            </w:tcBorders>
+            <w:tcMar>
+              <w:top w:w="0" w:type="dxa"/>
+              <w:left w:w="108" w:type="dxa"/>
+              <w:bottom w:w="0" w:type="dxa"/>
+              <w:right w:w="108" w:type="dxa"/>
+            </w:tcMar>
             <w:vAlign w:val="center"/>
           </w:tcPr>
           <w:p>
@@ -1583,6 +2153,18 @@
         <w:tc>
           <w:tcPr>
             <w:tcW w:w="1126" w:type="pct"/>
+            <w:tcBorders>
+              <w:top w:val="single" w:sz="4" w:space="0" w:color="auto"/>
+              <w:left w:val="single" w:sz="4" w:space="0" w:color="auto"/>
+              <w:bottom w:val="single" w:sz="4" w:space="0" w:color="auto"/>
+              <w:right w:val="single" w:sz="4" w:space="0" w:color="auto"/>
+            </w:tcBorders>
+            <w:tcMar>
+              <w:top w:w="0" w:type="dxa"/>
+              <w:left w:w="108" w:type="dxa"/>
+              <w:bottom w:w="0" w:type="dxa"/>
+              <w:right w:w="108" w:type="dxa"/>
+            </w:tcMar>
           </w:tcPr>
           <w:p>
             <w:pPr>
@@ -1599,6 +2181,18 @@
         <w:tc>
           <w:tcPr>
             <w:tcW w:w="1024" w:type="pct"/>
+            <w:tcBorders>
+              <w:top w:val="single" w:sz="4" w:space="0" w:color="auto"/>
+              <w:left w:val="single" w:sz="4" w:space="0" w:color="auto"/>
+              <w:bottom w:val="single" w:sz="4" w:space="0" w:color="auto"/>
+              <w:right w:val="single" w:sz="4" w:space="0" w:color="auto"/>
+            </w:tcBorders>
+            <w:tcMar>
+              <w:top w:w="0" w:type="dxa"/>
+              <w:left w:w="108" w:type="dxa"/>
+              <w:bottom w:w="0" w:type="dxa"/>
+              <w:right w:w="108" w:type="dxa"/>
+            </w:tcMar>
           </w:tcPr>
           <w:p>
             <w:pPr>
@@ -1620,6 +2214,18 @@
         <w:tc>
           <w:tcPr>
             <w:tcW w:w="2850" w:type="pct"/>
+            <w:tcBorders>
+              <w:top w:val="single" w:sz="4" w:space="0" w:color="auto"/>
+              <w:left w:val="single" w:sz="4" w:space="0" w:color="auto"/>
+              <w:bottom w:val="single" w:sz="4" w:space="0" w:color="auto"/>
+              <w:right w:val="single" w:sz="4" w:space="0" w:color="auto"/>
+            </w:tcBorders>
+            <w:tcMar>
+              <w:top w:w="0" w:type="dxa"/>
+              <w:left w:w="108" w:type="dxa"/>
+              <w:bottom w:w="0" w:type="dxa"/>
+              <w:right w:w="108" w:type="dxa"/>
+            </w:tcMar>
             <w:vAlign w:val="center"/>
           </w:tcPr>
           <w:p>
@@ -1646,6 +2252,18 @@
         <w:tc>
           <w:tcPr>
             <w:tcW w:w="1126" w:type="pct"/>
+            <w:tcBorders>
+              <w:top w:val="single" w:sz="4" w:space="0" w:color="auto"/>
+              <w:left w:val="single" w:sz="4" w:space="0" w:color="auto"/>
+              <w:bottom w:val="single" w:sz="4" w:space="0" w:color="auto"/>
+              <w:right w:val="single" w:sz="4" w:space="0" w:color="auto"/>
+            </w:tcBorders>
+            <w:tcMar>
+              <w:top w:w="0" w:type="dxa"/>
+              <w:left w:w="108" w:type="dxa"/>
+              <w:bottom w:w="0" w:type="dxa"/>
+              <w:right w:w="108" w:type="dxa"/>
+            </w:tcMar>
           </w:tcPr>
           <w:p>
             <w:pPr>
@@ -1662,6 +2280,18 @@
         <w:tc>
           <w:tcPr>
             <w:tcW w:w="1024" w:type="pct"/>
+            <w:tcBorders>
+              <w:top w:val="single" w:sz="4" w:space="0" w:color="auto"/>
+              <w:left w:val="single" w:sz="4" w:space="0" w:color="auto"/>
+              <w:bottom w:val="single" w:sz="4" w:space="0" w:color="auto"/>
+              <w:right w:val="single" w:sz="4" w:space="0" w:color="auto"/>
+            </w:tcBorders>
+            <w:tcMar>
+              <w:top w:w="0" w:type="dxa"/>
+              <w:left w:w="108" w:type="dxa"/>
+              <w:bottom w:w="0" w:type="dxa"/>
+              <w:right w:w="108" w:type="dxa"/>
+            </w:tcMar>
           </w:tcPr>
           <w:p>
             <w:pPr>
@@ -1683,6 +2313,18 @@
         <w:tc>
           <w:tcPr>
             <w:tcW w:w="2850" w:type="pct"/>
+            <w:tcBorders>
+              <w:top w:val="single" w:sz="4" w:space="0" w:color="auto"/>
+              <w:left w:val="single" w:sz="4" w:space="0" w:color="auto"/>
+              <w:bottom w:val="single" w:sz="4" w:space="0" w:color="auto"/>
+              <w:right w:val="single" w:sz="4" w:space="0" w:color="auto"/>
+            </w:tcBorders>
+            <w:tcMar>
+              <w:top w:w="0" w:type="dxa"/>
+              <w:left w:w="108" w:type="dxa"/>
+              <w:bottom w:w="0" w:type="dxa"/>
+              <w:right w:w="108" w:type="dxa"/>
+            </w:tcMar>
             <w:vAlign w:val="center"/>
           </w:tcPr>
           <w:p>
@@ -1709,6 +2351,18 @@
         <w:tc>
           <w:tcPr>
             <w:tcW w:w="1126" w:type="pct"/>
+            <w:tcBorders>
+              <w:top w:val="single" w:sz="4" w:space="0" w:color="auto"/>
+              <w:left w:val="single" w:sz="4" w:space="0" w:color="auto"/>
+              <w:bottom w:val="single" w:sz="4" w:space="0" w:color="auto"/>
+              <w:right w:val="single" w:sz="4" w:space="0" w:color="auto"/>
+            </w:tcBorders>
+            <w:tcMar>
+              <w:top w:w="0" w:type="dxa"/>
+              <w:left w:w="108" w:type="dxa"/>
+              <w:bottom w:w="0" w:type="dxa"/>
+              <w:right w:w="108" w:type="dxa"/>
+            </w:tcMar>
           </w:tcPr>
           <w:p>
             <w:pPr>
@@ -1725,6 +2379,18 @@
         <w:tc>
           <w:tcPr>
             <w:tcW w:w="1024" w:type="pct"/>
+            <w:tcBorders>
+              <w:top w:val="single" w:sz="4" w:space="0" w:color="auto"/>
+              <w:left w:val="single" w:sz="4" w:space="0" w:color="auto"/>
+              <w:bottom w:val="single" w:sz="4" w:space="0" w:color="auto"/>
+              <w:right w:val="single" w:sz="4" w:space="0" w:color="auto"/>
+            </w:tcBorders>
+            <w:tcMar>
+              <w:top w:w="0" w:type="dxa"/>
+              <w:left w:w="108" w:type="dxa"/>
+              <w:bottom w:w="0" w:type="dxa"/>
+              <w:right w:w="108" w:type="dxa"/>
+            </w:tcMar>
           </w:tcPr>
           <w:p>
             <w:pPr>
@@ -1746,6 +2412,18 @@
         <w:tc>
           <w:tcPr>
             <w:tcW w:w="2850" w:type="pct"/>
+            <w:tcBorders>
+              <w:top w:val="single" w:sz="4" w:space="0" w:color="auto"/>
+              <w:left w:val="single" w:sz="4" w:space="0" w:color="auto"/>
+              <w:bottom w:val="single" w:sz="4" w:space="0" w:color="auto"/>
+              <w:right w:val="single" w:sz="4" w:space="0" w:color="auto"/>
+            </w:tcBorders>
+            <w:tcMar>
+              <w:top w:w="0" w:type="dxa"/>
+              <w:left w:w="108" w:type="dxa"/>
+              <w:bottom w:w="0" w:type="dxa"/>
+              <w:right w:w="108" w:type="dxa"/>
+            </w:tcMar>
             <w:vAlign w:val="center"/>
           </w:tcPr>
           <w:p>
@@ -1772,6 +2450,18 @@
         <w:tc>
           <w:tcPr>
             <w:tcW w:w="1126" w:type="pct"/>
+            <w:tcBorders>
+              <w:top w:val="single" w:sz="4" w:space="0" w:color="auto"/>
+              <w:left w:val="single" w:sz="4" w:space="0" w:color="auto"/>
+              <w:bottom w:val="single" w:sz="4" w:space="0" w:color="auto"/>
+              <w:right w:val="single" w:sz="4" w:space="0" w:color="auto"/>
+            </w:tcBorders>
+            <w:tcMar>
+              <w:top w:w="0" w:type="dxa"/>
+              <w:left w:w="108" w:type="dxa"/>
+              <w:bottom w:w="0" w:type="dxa"/>
+              <w:right w:w="108" w:type="dxa"/>
+            </w:tcMar>
           </w:tcPr>
           <w:p>
             <w:pPr>
@@ -1788,6 +2478,18 @@
         <w:tc>
           <w:tcPr>
             <w:tcW w:w="1024" w:type="pct"/>
+            <w:tcBorders>
+              <w:top w:val="single" w:sz="4" w:space="0" w:color="auto"/>
+              <w:left w:val="single" w:sz="4" w:space="0" w:color="auto"/>
+              <w:bottom w:val="single" w:sz="4" w:space="0" w:color="auto"/>
+              <w:right w:val="single" w:sz="4" w:space="0" w:color="auto"/>
+            </w:tcBorders>
+            <w:tcMar>
+              <w:top w:w="0" w:type="dxa"/>
+              <w:left w:w="108" w:type="dxa"/>
+              <w:bottom w:w="0" w:type="dxa"/>
+              <w:right w:w="108" w:type="dxa"/>
+            </w:tcMar>
           </w:tcPr>
           <w:p>
             <w:pPr>
@@ -1809,6 +2511,18 @@
         <w:tc>
           <w:tcPr>
             <w:tcW w:w="2850" w:type="pct"/>
+            <w:tcBorders>
+              <w:top w:val="single" w:sz="4" w:space="0" w:color="auto"/>
+              <w:left w:val="single" w:sz="4" w:space="0" w:color="auto"/>
+              <w:bottom w:val="single" w:sz="4" w:space="0" w:color="auto"/>
+              <w:right w:val="single" w:sz="4" w:space="0" w:color="auto"/>
+            </w:tcBorders>
+            <w:tcMar>
+              <w:top w:w="0" w:type="dxa"/>
+              <w:left w:w="108" w:type="dxa"/>
+              <w:bottom w:w="0" w:type="dxa"/>
+              <w:right w:w="108" w:type="dxa"/>
+            </w:tcMar>
             <w:vAlign w:val="center"/>
           </w:tcPr>
           <w:p>
@@ -1835,6 +2549,18 @@
         <w:tc>
           <w:tcPr>
             <w:tcW w:w="1126" w:type="pct"/>
+            <w:tcBorders>
+              <w:top w:val="single" w:sz="4" w:space="0" w:color="auto"/>
+              <w:left w:val="single" w:sz="4" w:space="0" w:color="auto"/>
+              <w:bottom w:val="single" w:sz="4" w:space="0" w:color="auto"/>
+              <w:right w:val="single" w:sz="4" w:space="0" w:color="auto"/>
+            </w:tcBorders>
+            <w:tcMar>
+              <w:top w:w="0" w:type="dxa"/>
+              <w:left w:w="108" w:type="dxa"/>
+              <w:bottom w:w="0" w:type="dxa"/>
+              <w:right w:w="108" w:type="dxa"/>
+            </w:tcMar>
           </w:tcPr>
           <w:p>
             <w:pPr>
@@ -1851,6 +2577,18 @@
         <w:tc>
           <w:tcPr>
             <w:tcW w:w="1024" w:type="pct"/>
+            <w:tcBorders>
+              <w:top w:val="single" w:sz="4" w:space="0" w:color="auto"/>
+              <w:left w:val="single" w:sz="4" w:space="0" w:color="auto"/>
+              <w:bottom w:val="single" w:sz="4" w:space="0" w:color="auto"/>
+              <w:right w:val="single" w:sz="4" w:space="0" w:color="auto"/>
+            </w:tcBorders>
+            <w:tcMar>
+              <w:top w:w="0" w:type="dxa"/>
+              <w:left w:w="108" w:type="dxa"/>
+              <w:bottom w:w="0" w:type="dxa"/>
+              <w:right w:w="108" w:type="dxa"/>
+            </w:tcMar>
           </w:tcPr>
           <w:p>
             <w:pPr>
@@ -1872,6 +2610,18 @@
         <w:tc>
           <w:tcPr>
             <w:tcW w:w="2850" w:type="pct"/>
+            <w:tcBorders>
+              <w:top w:val="single" w:sz="4" w:space="0" w:color="auto"/>
+              <w:left w:val="single" w:sz="4" w:space="0" w:color="auto"/>
+              <w:bottom w:val="single" w:sz="4" w:space="0" w:color="auto"/>
+              <w:right w:val="single" w:sz="4" w:space="0" w:color="auto"/>
+            </w:tcBorders>
+            <w:tcMar>
+              <w:top w:w="0" w:type="dxa"/>
+              <w:left w:w="108" w:type="dxa"/>
+              <w:bottom w:w="0" w:type="dxa"/>
+              <w:right w:w="108" w:type="dxa"/>
+            </w:tcMar>
             <w:vAlign w:val="center"/>
           </w:tcPr>
           <w:p>
@@ -1898,6 +2648,18 @@
         <w:tc>
           <w:tcPr>
             <w:tcW w:w="1126" w:type="pct"/>
+            <w:tcBorders>
+              <w:top w:val="single" w:sz="4" w:space="0" w:color="auto"/>
+              <w:left w:val="single" w:sz="4" w:space="0" w:color="auto"/>
+              <w:bottom w:val="single" w:sz="4" w:space="0" w:color="auto"/>
+              <w:right w:val="single" w:sz="4" w:space="0" w:color="auto"/>
+            </w:tcBorders>
+            <w:tcMar>
+              <w:top w:w="0" w:type="dxa"/>
+              <w:left w:w="108" w:type="dxa"/>
+              <w:bottom w:w="0" w:type="dxa"/>
+              <w:right w:w="108" w:type="dxa"/>
+            </w:tcMar>
           </w:tcPr>
           <w:p>
             <w:pPr>
@@ -1914,6 +2676,18 @@
         <w:tc>
           <w:tcPr>
             <w:tcW w:w="1024" w:type="pct"/>
+            <w:tcBorders>
+              <w:top w:val="single" w:sz="4" w:space="0" w:color="auto"/>
+              <w:left w:val="single" w:sz="4" w:space="0" w:color="auto"/>
+              <w:bottom w:val="single" w:sz="4" w:space="0" w:color="auto"/>
+              <w:right w:val="single" w:sz="4" w:space="0" w:color="auto"/>
+            </w:tcBorders>
+            <w:tcMar>
+              <w:top w:w="0" w:type="dxa"/>
+              <w:left w:w="108" w:type="dxa"/>
+              <w:bottom w:w="0" w:type="dxa"/>
+              <w:right w:w="108" w:type="dxa"/>
+            </w:tcMar>
           </w:tcPr>
           <w:p>
             <w:pPr>
@@ -1935,6 +2709,18 @@
         <w:tc>
           <w:tcPr>
             <w:tcW w:w="2850" w:type="pct"/>
+            <w:tcBorders>
+              <w:top w:val="single" w:sz="4" w:space="0" w:color="auto"/>
+              <w:left w:val="single" w:sz="4" w:space="0" w:color="auto"/>
+              <w:bottom w:val="single" w:sz="4" w:space="0" w:color="auto"/>
+              <w:right w:val="single" w:sz="4" w:space="0" w:color="auto"/>
+            </w:tcBorders>
+            <w:tcMar>
+              <w:top w:w="0" w:type="dxa"/>
+              <w:left w:w="108" w:type="dxa"/>
+              <w:bottom w:w="0" w:type="dxa"/>
+              <w:right w:w="108" w:type="dxa"/>
+            </w:tcMar>
             <w:vAlign w:val="center"/>
           </w:tcPr>
           <w:p>
@@ -1961,6 +2747,18 @@
         <w:tc>
           <w:tcPr>
             <w:tcW w:w="1126" w:type="pct"/>
+            <w:tcBorders>
+              <w:top w:val="single" w:sz="4" w:space="0" w:color="auto"/>
+              <w:left w:val="single" w:sz="4" w:space="0" w:color="auto"/>
+              <w:bottom w:val="single" w:sz="4" w:space="0" w:color="auto"/>
+              <w:right w:val="single" w:sz="4" w:space="0" w:color="auto"/>
+            </w:tcBorders>
+            <w:tcMar>
+              <w:top w:w="0" w:type="dxa"/>
+              <w:left w:w="108" w:type="dxa"/>
+              <w:bottom w:w="0" w:type="dxa"/>
+              <w:right w:w="108" w:type="dxa"/>
+            </w:tcMar>
           </w:tcPr>
           <w:p>
             <w:pPr>
@@ -1977,6 +2775,18 @@
         <w:tc>
           <w:tcPr>
             <w:tcW w:w="1024" w:type="pct"/>
+            <w:tcBorders>
+              <w:top w:val="single" w:sz="4" w:space="0" w:color="auto"/>
+              <w:left w:val="single" w:sz="4" w:space="0" w:color="auto"/>
+              <w:bottom w:val="single" w:sz="4" w:space="0" w:color="auto"/>
+              <w:right w:val="single" w:sz="4" w:space="0" w:color="auto"/>
+            </w:tcBorders>
+            <w:tcMar>
+              <w:top w:w="0" w:type="dxa"/>
+              <w:left w:w="108" w:type="dxa"/>
+              <w:bottom w:w="0" w:type="dxa"/>
+              <w:right w:w="108" w:type="dxa"/>
+            </w:tcMar>
           </w:tcPr>
           <w:p>
             <w:pPr>
@@ -1998,6 +2808,18 @@
         <w:tc>
           <w:tcPr>
             <w:tcW w:w="2850" w:type="pct"/>
+            <w:tcBorders>
+              <w:top w:val="single" w:sz="4" w:space="0" w:color="auto"/>
+              <w:left w:val="single" w:sz="4" w:space="0" w:color="auto"/>
+              <w:bottom w:val="single" w:sz="4" w:space="0" w:color="auto"/>
+              <w:right w:val="single" w:sz="4" w:space="0" w:color="auto"/>
+            </w:tcBorders>
+            <w:tcMar>
+              <w:top w:w="0" w:type="dxa"/>
+              <w:left w:w="108" w:type="dxa"/>
+              <w:bottom w:w="0" w:type="dxa"/>
+              <w:right w:w="108" w:type="dxa"/>
+            </w:tcMar>
             <w:vAlign w:val="center"/>
           </w:tcPr>
           <w:p>
@@ -2024,6 +2846,18 @@
         <w:tc>
           <w:tcPr>
             <w:tcW w:w="1126" w:type="pct"/>
+            <w:tcBorders>
+              <w:top w:val="single" w:sz="4" w:space="0" w:color="auto"/>
+              <w:left w:val="single" w:sz="4" w:space="0" w:color="auto"/>
+              <w:bottom w:val="single" w:sz="4" w:space="0" w:color="auto"/>
+              <w:right w:val="single" w:sz="4" w:space="0" w:color="auto"/>
+            </w:tcBorders>
+            <w:tcMar>
+              <w:top w:w="0" w:type="dxa"/>
+              <w:left w:w="108" w:type="dxa"/>
+              <w:bottom w:w="0" w:type="dxa"/>
+              <w:right w:w="108" w:type="dxa"/>
+            </w:tcMar>
           </w:tcPr>
           <w:p>
             <w:pPr>
@@ -2040,6 +2874,18 @@
         <w:tc>
           <w:tcPr>
             <w:tcW w:w="1024" w:type="pct"/>
+            <w:tcBorders>
+              <w:top w:val="single" w:sz="4" w:space="0" w:color="auto"/>
+              <w:left w:val="single" w:sz="4" w:space="0" w:color="auto"/>
+              <w:bottom w:val="single" w:sz="4" w:space="0" w:color="auto"/>
+              <w:right w:val="single" w:sz="4" w:space="0" w:color="auto"/>
+            </w:tcBorders>
+            <w:tcMar>
+              <w:top w:w="0" w:type="dxa"/>
+              <w:left w:w="108" w:type="dxa"/>
+              <w:bottom w:w="0" w:type="dxa"/>
+              <w:right w:w="108" w:type="dxa"/>
+            </w:tcMar>
           </w:tcPr>
           <w:p>
             <w:pPr>
@@ -2061,6 +2907,18 @@
         <w:tc>
           <w:tcPr>
             <w:tcW w:w="2850" w:type="pct"/>
+            <w:tcBorders>
+              <w:top w:val="single" w:sz="4" w:space="0" w:color="auto"/>
+              <w:left w:val="single" w:sz="4" w:space="0" w:color="auto"/>
+              <w:bottom w:val="single" w:sz="4" w:space="0" w:color="auto"/>
+              <w:right w:val="single" w:sz="4" w:space="0" w:color="auto"/>
+            </w:tcBorders>
+            <w:tcMar>
+              <w:top w:w="0" w:type="dxa"/>
+              <w:left w:w="108" w:type="dxa"/>
+              <w:bottom w:w="0" w:type="dxa"/>
+              <w:right w:w="108" w:type="dxa"/>
+            </w:tcMar>
             <w:vAlign w:val="center"/>
           </w:tcPr>
           <w:p>
@@ -2087,6 +2945,18 @@
         <w:tc>
           <w:tcPr>
             <w:tcW w:w="1126" w:type="pct"/>
+            <w:tcBorders>
+              <w:top w:val="single" w:sz="4" w:space="0" w:color="auto"/>
+              <w:left w:val="single" w:sz="4" w:space="0" w:color="auto"/>
+              <w:bottom w:val="single" w:sz="4" w:space="0" w:color="auto"/>
+              <w:right w:val="single" w:sz="4" w:space="0" w:color="auto"/>
+            </w:tcBorders>
+            <w:tcMar>
+              <w:top w:w="0" w:type="dxa"/>
+              <w:left w:w="108" w:type="dxa"/>
+              <w:bottom w:w="0" w:type="dxa"/>
+              <w:right w:w="108" w:type="dxa"/>
+            </w:tcMar>
           </w:tcPr>
           <w:p>
             <w:pPr>
@@ -2103,6 +2973,18 @@
         <w:tc>
           <w:tcPr>
             <w:tcW w:w="1024" w:type="pct"/>
+            <w:tcBorders>
+              <w:top w:val="single" w:sz="4" w:space="0" w:color="auto"/>
+              <w:left w:val="single" w:sz="4" w:space="0" w:color="auto"/>
+              <w:bottom w:val="single" w:sz="4" w:space="0" w:color="auto"/>
+              <w:right w:val="single" w:sz="4" w:space="0" w:color="auto"/>
+            </w:tcBorders>
+            <w:tcMar>
+              <w:top w:w="0" w:type="dxa"/>
+              <w:left w:w="108" w:type="dxa"/>
+              <w:bottom w:w="0" w:type="dxa"/>
+              <w:right w:w="108" w:type="dxa"/>
+            </w:tcMar>
           </w:tcPr>
           <w:p>
             <w:pPr>
@@ -2124,6 +3006,18 @@
         <w:tc>
           <w:tcPr>
             <w:tcW w:w="2850" w:type="pct"/>
+            <w:tcBorders>
+              <w:top w:val="single" w:sz="4" w:space="0" w:color="auto"/>
+              <w:left w:val="single" w:sz="4" w:space="0" w:color="auto"/>
+              <w:bottom w:val="single" w:sz="4" w:space="0" w:color="auto"/>
+              <w:right w:val="single" w:sz="4" w:space="0" w:color="auto"/>
+            </w:tcBorders>
+            <w:tcMar>
+              <w:top w:w="0" w:type="dxa"/>
+              <w:left w:w="108" w:type="dxa"/>
+              <w:bottom w:w="0" w:type="dxa"/>
+              <w:right w:w="108" w:type="dxa"/>
+            </w:tcMar>
             <w:vAlign w:val="center"/>
           </w:tcPr>
           <w:p>
@@ -2150,6 +3044,18 @@
         <w:tc>
           <w:tcPr>
             <w:tcW w:w="1126" w:type="pct"/>
+            <w:tcBorders>
+              <w:top w:val="single" w:sz="4" w:space="0" w:color="auto"/>
+              <w:left w:val="single" w:sz="4" w:space="0" w:color="auto"/>
+              <w:bottom w:val="single" w:sz="4" w:space="0" w:color="auto"/>
+              <w:right w:val="single" w:sz="4" w:space="0" w:color="auto"/>
+            </w:tcBorders>
+            <w:tcMar>
+              <w:top w:w="0" w:type="dxa"/>
+              <w:left w:w="108" w:type="dxa"/>
+              <w:bottom w:w="0" w:type="dxa"/>
+              <w:right w:w="108" w:type="dxa"/>
+            </w:tcMar>
           </w:tcPr>
           <w:p>
             <w:pPr>
@@ -2166,6 +3072,18 @@
         <w:tc>
           <w:tcPr>
             <w:tcW w:w="1024" w:type="pct"/>
+            <w:tcBorders>
+              <w:top w:val="single" w:sz="4" w:space="0" w:color="auto"/>
+              <w:left w:val="single" w:sz="4" w:space="0" w:color="auto"/>
+              <w:bottom w:val="single" w:sz="4" w:space="0" w:color="auto"/>
+              <w:right w:val="single" w:sz="4" w:space="0" w:color="auto"/>
+            </w:tcBorders>
+            <w:tcMar>
+              <w:top w:w="0" w:type="dxa"/>
+              <w:left w:w="108" w:type="dxa"/>
+              <w:bottom w:w="0" w:type="dxa"/>
+              <w:right w:w="108" w:type="dxa"/>
+            </w:tcMar>
           </w:tcPr>
           <w:p>
             <w:pPr>
@@ -2187,6 +3105,18 @@
         <w:tc>
           <w:tcPr>
             <w:tcW w:w="2850" w:type="pct"/>
+            <w:tcBorders>
+              <w:top w:val="single" w:sz="4" w:space="0" w:color="auto"/>
+              <w:left w:val="single" w:sz="4" w:space="0" w:color="auto"/>
+              <w:bottom w:val="single" w:sz="4" w:space="0" w:color="auto"/>
+              <w:right w:val="single" w:sz="4" w:space="0" w:color="auto"/>
+            </w:tcBorders>
+            <w:tcMar>
+              <w:top w:w="0" w:type="dxa"/>
+              <w:left w:w="108" w:type="dxa"/>
+              <w:bottom w:w="0" w:type="dxa"/>
+              <w:right w:w="108" w:type="dxa"/>
+            </w:tcMar>
             <w:vAlign w:val="center"/>
           </w:tcPr>
           <w:p>
@@ -2213,6 +3143,18 @@
         <w:tc>
           <w:tcPr>
             <w:tcW w:w="1126" w:type="pct"/>
+            <w:tcBorders>
+              <w:top w:val="single" w:sz="4" w:space="0" w:color="auto"/>
+              <w:left w:val="single" w:sz="4" w:space="0" w:color="auto"/>
+              <w:bottom w:val="single" w:sz="4" w:space="0" w:color="auto"/>
+              <w:right w:val="single" w:sz="4" w:space="0" w:color="auto"/>
+            </w:tcBorders>
+            <w:tcMar>
+              <w:top w:w="0" w:type="dxa"/>
+              <w:left w:w="108" w:type="dxa"/>
+              <w:bottom w:w="0" w:type="dxa"/>
+              <w:right w:w="108" w:type="dxa"/>
+            </w:tcMar>
           </w:tcPr>
           <w:p>
             <w:pPr>
@@ -2229,6 +3171,18 @@
         <w:tc>
           <w:tcPr>
             <w:tcW w:w="1024" w:type="pct"/>
+            <w:tcBorders>
+              <w:top w:val="single" w:sz="4" w:space="0" w:color="auto"/>
+              <w:left w:val="single" w:sz="4" w:space="0" w:color="auto"/>
+              <w:bottom w:val="single" w:sz="4" w:space="0" w:color="auto"/>
+              <w:right w:val="single" w:sz="4" w:space="0" w:color="auto"/>
+            </w:tcBorders>
+            <w:tcMar>
+              <w:top w:w="0" w:type="dxa"/>
+              <w:left w:w="108" w:type="dxa"/>
+              <w:bottom w:w="0" w:type="dxa"/>
+              <w:right w:w="108" w:type="dxa"/>
+            </w:tcMar>
           </w:tcPr>
           <w:p>
             <w:pPr>
@@ -2250,6 +3204,18 @@
         <w:tc>
           <w:tcPr>
             <w:tcW w:w="2850" w:type="pct"/>
+            <w:tcBorders>
+              <w:top w:val="single" w:sz="4" w:space="0" w:color="auto"/>
+              <w:left w:val="single" w:sz="4" w:space="0" w:color="auto"/>
+              <w:bottom w:val="single" w:sz="4" w:space="0" w:color="auto"/>
+              <w:right w:val="single" w:sz="4" w:space="0" w:color="auto"/>
+            </w:tcBorders>
+            <w:tcMar>
+              <w:top w:w="0" w:type="dxa"/>
+              <w:left w:w="108" w:type="dxa"/>
+              <w:bottom w:w="0" w:type="dxa"/>
+              <w:right w:w="108" w:type="dxa"/>
+            </w:tcMar>
             <w:vAlign w:val="center"/>
           </w:tcPr>
           <w:p>
@@ -2276,6 +3242,18 @@
         <w:tc>
           <w:tcPr>
             <w:tcW w:w="1126" w:type="pct"/>
+            <w:tcBorders>
+              <w:top w:val="single" w:sz="4" w:space="0" w:color="auto"/>
+              <w:left w:val="single" w:sz="4" w:space="0" w:color="auto"/>
+              <w:bottom w:val="single" w:sz="4" w:space="0" w:color="auto"/>
+              <w:right w:val="single" w:sz="4" w:space="0" w:color="auto"/>
+            </w:tcBorders>
+            <w:tcMar>
+              <w:top w:w="0" w:type="dxa"/>
+              <w:left w:w="108" w:type="dxa"/>
+              <w:bottom w:w="0" w:type="dxa"/>
+              <w:right w:w="108" w:type="dxa"/>
+            </w:tcMar>
           </w:tcPr>
           <w:p>
             <w:pPr>
@@ -2292,6 +3270,18 @@
         <w:tc>
           <w:tcPr>
             <w:tcW w:w="1024" w:type="pct"/>
+            <w:tcBorders>
+              <w:top w:val="single" w:sz="4" w:space="0" w:color="auto"/>
+              <w:left w:val="single" w:sz="4" w:space="0" w:color="auto"/>
+              <w:bottom w:val="single" w:sz="4" w:space="0" w:color="auto"/>
+              <w:right w:val="single" w:sz="4" w:space="0" w:color="auto"/>
+            </w:tcBorders>
+            <w:tcMar>
+              <w:top w:w="0" w:type="dxa"/>
+              <w:left w:w="108" w:type="dxa"/>
+              <w:bottom w:w="0" w:type="dxa"/>
+              <w:right w:w="108" w:type="dxa"/>
+            </w:tcMar>
           </w:tcPr>
           <w:p>
             <w:pPr>
@@ -2313,6 +3303,18 @@
         <w:tc>
           <w:tcPr>
             <w:tcW w:w="2850" w:type="pct"/>
+            <w:tcBorders>
+              <w:top w:val="single" w:sz="4" w:space="0" w:color="auto"/>
+              <w:left w:val="single" w:sz="4" w:space="0" w:color="auto"/>
+              <w:bottom w:val="single" w:sz="4" w:space="0" w:color="auto"/>
+              <w:right w:val="single" w:sz="4" w:space="0" w:color="auto"/>
+            </w:tcBorders>
+            <w:tcMar>
+              <w:top w:w="0" w:type="dxa"/>
+              <w:left w:w="108" w:type="dxa"/>
+              <w:bottom w:w="0" w:type="dxa"/>
+              <w:right w:w="108" w:type="dxa"/>
+            </w:tcMar>
             <w:vAlign w:val="center"/>
           </w:tcPr>
           <w:p>
@@ -2339,6 +3341,18 @@
         <w:tc>
           <w:tcPr>
             <w:tcW w:w="1126" w:type="pct"/>
+            <w:tcBorders>
+              <w:top w:val="single" w:sz="4" w:space="0" w:color="auto"/>
+              <w:left w:val="single" w:sz="4" w:space="0" w:color="auto"/>
+              <w:bottom w:val="single" w:sz="4" w:space="0" w:color="auto"/>
+              <w:right w:val="single" w:sz="4" w:space="0" w:color="auto"/>
+            </w:tcBorders>
+            <w:tcMar>
+              <w:top w:w="0" w:type="dxa"/>
+              <w:left w:w="108" w:type="dxa"/>
+              <w:bottom w:w="0" w:type="dxa"/>
+              <w:right w:w="108" w:type="dxa"/>
+            </w:tcMar>
           </w:tcPr>
           <w:p>
             <w:pPr>
@@ -2355,6 +3369,18 @@
         <w:tc>
           <w:tcPr>
             <w:tcW w:w="1024" w:type="pct"/>
+            <w:tcBorders>
+              <w:top w:val="single" w:sz="4" w:space="0" w:color="auto"/>
+              <w:left w:val="single" w:sz="4" w:space="0" w:color="auto"/>
+              <w:bottom w:val="single" w:sz="4" w:space="0" w:color="auto"/>
+              <w:right w:val="single" w:sz="4" w:space="0" w:color="auto"/>
+            </w:tcBorders>
+            <w:tcMar>
+              <w:top w:w="0" w:type="dxa"/>
+              <w:left w:w="108" w:type="dxa"/>
+              <w:bottom w:w="0" w:type="dxa"/>
+              <w:right w:w="108" w:type="dxa"/>
+            </w:tcMar>
           </w:tcPr>
           <w:p>
             <w:pPr>
@@ -2376,6 +3402,18 @@
         <w:tc>
           <w:tcPr>
             <w:tcW w:w="2850" w:type="pct"/>
+            <w:tcBorders>
+              <w:top w:val="single" w:sz="4" w:space="0" w:color="auto"/>
+              <w:left w:val="single" w:sz="4" w:space="0" w:color="auto"/>
+              <w:bottom w:val="single" w:sz="4" w:space="0" w:color="auto"/>
+              <w:right w:val="single" w:sz="4" w:space="0" w:color="auto"/>
+            </w:tcBorders>
+            <w:tcMar>
+              <w:top w:w="0" w:type="dxa"/>
+              <w:left w:w="108" w:type="dxa"/>
+              <w:bottom w:w="0" w:type="dxa"/>
+              <w:right w:w="108" w:type="dxa"/>
+            </w:tcMar>
             <w:vAlign w:val="center"/>
           </w:tcPr>
           <w:p>
@@ -2402,6 +3440,18 @@
         <w:tc>
           <w:tcPr>
             <w:tcW w:w="1126" w:type="pct"/>
+            <w:tcBorders>
+              <w:top w:val="single" w:sz="4" w:space="0" w:color="auto"/>
+              <w:left w:val="single" w:sz="4" w:space="0" w:color="auto"/>
+              <w:bottom w:val="single" w:sz="4" w:space="0" w:color="auto"/>
+              <w:right w:val="single" w:sz="4" w:space="0" w:color="auto"/>
+            </w:tcBorders>
+            <w:tcMar>
+              <w:top w:w="0" w:type="dxa"/>
+              <w:left w:w="108" w:type="dxa"/>
+              <w:bottom w:w="0" w:type="dxa"/>
+              <w:right w:w="108" w:type="dxa"/>
+            </w:tcMar>
           </w:tcPr>
           <w:p>
             <w:pPr>
@@ -2418,6 +3468,18 @@
         <w:tc>
           <w:tcPr>
             <w:tcW w:w="1024" w:type="pct"/>
+            <w:tcBorders>
+              <w:top w:val="single" w:sz="4" w:space="0" w:color="auto"/>
+              <w:left w:val="single" w:sz="4" w:space="0" w:color="auto"/>
+              <w:bottom w:val="single" w:sz="4" w:space="0" w:color="auto"/>
+              <w:right w:val="single" w:sz="4" w:space="0" w:color="auto"/>
+            </w:tcBorders>
+            <w:tcMar>
+              <w:top w:w="0" w:type="dxa"/>
+              <w:left w:w="108" w:type="dxa"/>
+              <w:bottom w:w="0" w:type="dxa"/>
+              <w:right w:w="108" w:type="dxa"/>
+            </w:tcMar>
           </w:tcPr>
           <w:p>
             <w:pPr>
@@ -2439,6 +3501,18 @@
         <w:tc>
           <w:tcPr>
             <w:tcW w:w="2850" w:type="pct"/>
+            <w:tcBorders>
+              <w:top w:val="single" w:sz="4" w:space="0" w:color="auto"/>
+              <w:left w:val="single" w:sz="4" w:space="0" w:color="auto"/>
+              <w:bottom w:val="single" w:sz="4" w:space="0" w:color="auto"/>
+              <w:right w:val="single" w:sz="4" w:space="0" w:color="auto"/>
+            </w:tcBorders>
+            <w:tcMar>
+              <w:top w:w="0" w:type="dxa"/>
+              <w:left w:w="108" w:type="dxa"/>
+              <w:bottom w:w="0" w:type="dxa"/>
+              <w:right w:w="108" w:type="dxa"/>
+            </w:tcMar>
             <w:vAlign w:val="center"/>
           </w:tcPr>
           <w:p>
@@ -2465,6 +3539,18 @@
         <w:tc>
           <w:tcPr>
             <w:tcW w:w="1126" w:type="pct"/>
+            <w:tcBorders>
+              <w:top w:val="single" w:sz="4" w:space="0" w:color="auto"/>
+              <w:left w:val="single" w:sz="4" w:space="0" w:color="auto"/>
+              <w:bottom w:val="single" w:sz="4" w:space="0" w:color="auto"/>
+              <w:right w:val="single" w:sz="4" w:space="0" w:color="auto"/>
+            </w:tcBorders>
+            <w:tcMar>
+              <w:top w:w="0" w:type="dxa"/>
+              <w:left w:w="108" w:type="dxa"/>
+              <w:bottom w:w="0" w:type="dxa"/>
+              <w:right w:w="108" w:type="dxa"/>
+            </w:tcMar>
           </w:tcPr>
           <w:p>
             <w:pPr>
@@ -2481,6 +3567,18 @@
         <w:tc>
           <w:tcPr>
             <w:tcW w:w="1024" w:type="pct"/>
+            <w:tcBorders>
+              <w:top w:val="single" w:sz="4" w:space="0" w:color="auto"/>
+              <w:left w:val="single" w:sz="4" w:space="0" w:color="auto"/>
+              <w:bottom w:val="single" w:sz="4" w:space="0" w:color="auto"/>
+              <w:right w:val="single" w:sz="4" w:space="0" w:color="auto"/>
+            </w:tcBorders>
+            <w:tcMar>
+              <w:top w:w="0" w:type="dxa"/>
+              <w:left w:w="108" w:type="dxa"/>
+              <w:bottom w:w="0" w:type="dxa"/>
+              <w:right w:w="108" w:type="dxa"/>
+            </w:tcMar>
           </w:tcPr>
           <w:p>
             <w:pPr>
@@ -2502,6 +3600,18 @@
         <w:tc>
           <w:tcPr>
             <w:tcW w:w="2850" w:type="pct"/>
+            <w:tcBorders>
+              <w:top w:val="single" w:sz="4" w:space="0" w:color="auto"/>
+              <w:left w:val="single" w:sz="4" w:space="0" w:color="auto"/>
+              <w:bottom w:val="single" w:sz="4" w:space="0" w:color="auto"/>
+              <w:right w:val="single" w:sz="4" w:space="0" w:color="auto"/>
+            </w:tcBorders>
+            <w:tcMar>
+              <w:top w:w="0" w:type="dxa"/>
+              <w:left w:w="108" w:type="dxa"/>
+              <w:bottom w:w="0" w:type="dxa"/>
+              <w:right w:w="108" w:type="dxa"/>
+            </w:tcMar>
             <w:vAlign w:val="center"/>
           </w:tcPr>
           <w:p>
@@ -2528,6 +3638,18 @@
         <w:tc>
           <w:tcPr>
             <w:tcW w:w="1126" w:type="pct"/>
+            <w:tcBorders>
+              <w:top w:val="single" w:sz="4" w:space="0" w:color="auto"/>
+              <w:left w:val="single" w:sz="4" w:space="0" w:color="auto"/>
+              <w:bottom w:val="single" w:sz="4" w:space="0" w:color="auto"/>
+              <w:right w:val="single" w:sz="4" w:space="0" w:color="auto"/>
+            </w:tcBorders>
+            <w:tcMar>
+              <w:top w:w="0" w:type="dxa"/>
+              <w:left w:w="108" w:type="dxa"/>
+              <w:bottom w:w="0" w:type="dxa"/>
+              <w:right w:w="108" w:type="dxa"/>
+            </w:tcMar>
           </w:tcPr>
           <w:p>
             <w:pPr>
@@ -2544,6 +3666,18 @@
         <w:tc>
           <w:tcPr>
             <w:tcW w:w="1024" w:type="pct"/>
+            <w:tcBorders>
+              <w:top w:val="single" w:sz="4" w:space="0" w:color="auto"/>
+              <w:left w:val="single" w:sz="4" w:space="0" w:color="auto"/>
+              <w:bottom w:val="single" w:sz="4" w:space="0" w:color="auto"/>
+              <w:right w:val="single" w:sz="4" w:space="0" w:color="auto"/>
+            </w:tcBorders>
+            <w:tcMar>
+              <w:top w:w="0" w:type="dxa"/>
+              <w:left w:w="108" w:type="dxa"/>
+              <w:bottom w:w="0" w:type="dxa"/>
+              <w:right w:w="108" w:type="dxa"/>
+            </w:tcMar>
           </w:tcPr>
           <w:p>
             <w:pPr>
@@ -2565,6 +3699,18 @@
         <w:tc>
           <w:tcPr>
             <w:tcW w:w="2850" w:type="pct"/>
+            <w:tcBorders>
+              <w:top w:val="single" w:sz="4" w:space="0" w:color="auto"/>
+              <w:left w:val="single" w:sz="4" w:space="0" w:color="auto"/>
+              <w:bottom w:val="single" w:sz="4" w:space="0" w:color="auto"/>
+              <w:right w:val="single" w:sz="4" w:space="0" w:color="auto"/>
+            </w:tcBorders>
+            <w:tcMar>
+              <w:top w:w="0" w:type="dxa"/>
+              <w:left w:w="108" w:type="dxa"/>
+              <w:bottom w:w="0" w:type="dxa"/>
+              <w:right w:w="108" w:type="dxa"/>
+            </w:tcMar>
             <w:vAlign w:val="center"/>
           </w:tcPr>
           <w:p>
@@ -2591,6 +3737,18 @@
         <w:tc>
           <w:tcPr>
             <w:tcW w:w="1126" w:type="pct"/>
+            <w:tcBorders>
+              <w:top w:val="single" w:sz="4" w:space="0" w:color="auto"/>
+              <w:left w:val="single" w:sz="4" w:space="0" w:color="auto"/>
+              <w:bottom w:val="single" w:sz="4" w:space="0" w:color="auto"/>
+              <w:right w:val="single" w:sz="4" w:space="0" w:color="auto"/>
+            </w:tcBorders>
+            <w:tcMar>
+              <w:top w:w="0" w:type="dxa"/>
+              <w:left w:w="108" w:type="dxa"/>
+              <w:bottom w:w="0" w:type="dxa"/>
+              <w:right w:w="108" w:type="dxa"/>
+            </w:tcMar>
           </w:tcPr>
           <w:p>
             <w:pPr>
@@ -2607,6 +3765,18 @@
         <w:tc>
           <w:tcPr>
             <w:tcW w:w="1024" w:type="pct"/>
+            <w:tcBorders>
+              <w:top w:val="single" w:sz="4" w:space="0" w:color="auto"/>
+              <w:left w:val="single" w:sz="4" w:space="0" w:color="auto"/>
+              <w:bottom w:val="single" w:sz="4" w:space="0" w:color="auto"/>
+              <w:right w:val="single" w:sz="4" w:space="0" w:color="auto"/>
+            </w:tcBorders>
+            <w:tcMar>
+              <w:top w:w="0" w:type="dxa"/>
+              <w:left w:w="108" w:type="dxa"/>
+              <w:bottom w:w="0" w:type="dxa"/>
+              <w:right w:w="108" w:type="dxa"/>
+            </w:tcMar>
           </w:tcPr>
           <w:p>
             <w:pPr>
@@ -2628,6 +3798,18 @@
         <w:tc>
           <w:tcPr>
             <w:tcW w:w="2850" w:type="pct"/>
+            <w:tcBorders>
+              <w:top w:val="single" w:sz="4" w:space="0" w:color="auto"/>
+              <w:left w:val="single" w:sz="4" w:space="0" w:color="auto"/>
+              <w:bottom w:val="single" w:sz="4" w:space="0" w:color="auto"/>
+              <w:right w:val="single" w:sz="4" w:space="0" w:color="auto"/>
+            </w:tcBorders>
+            <w:tcMar>
+              <w:top w:w="0" w:type="dxa"/>
+              <w:left w:w="108" w:type="dxa"/>
+              <w:bottom w:w="0" w:type="dxa"/>
+              <w:right w:w="108" w:type="dxa"/>
+            </w:tcMar>
             <w:vAlign w:val="center"/>
           </w:tcPr>
           <w:p>
@@ -2654,6 +3836,18 @@
         <w:tc>
           <w:tcPr>
             <w:tcW w:w="1126" w:type="pct"/>
+            <w:tcBorders>
+              <w:top w:val="single" w:sz="4" w:space="0" w:color="auto"/>
+              <w:left w:val="single" w:sz="4" w:space="0" w:color="auto"/>
+              <w:bottom w:val="single" w:sz="4" w:space="0" w:color="auto"/>
+              <w:right w:val="single" w:sz="4" w:space="0" w:color="auto"/>
+            </w:tcBorders>
+            <w:tcMar>
+              <w:top w:w="0" w:type="dxa"/>
+              <w:left w:w="108" w:type="dxa"/>
+              <w:bottom w:w="0" w:type="dxa"/>
+              <w:right w:w="108" w:type="dxa"/>
+            </w:tcMar>
           </w:tcPr>
           <w:p>
             <w:pPr>
@@ -2670,6 +3864,18 @@
         <w:tc>
           <w:tcPr>
             <w:tcW w:w="1024" w:type="pct"/>
+            <w:tcBorders>
+              <w:top w:val="single" w:sz="4" w:space="0" w:color="auto"/>
+              <w:left w:val="single" w:sz="4" w:space="0" w:color="auto"/>
+              <w:bottom w:val="single" w:sz="4" w:space="0" w:color="auto"/>
+              <w:right w:val="single" w:sz="4" w:space="0" w:color="auto"/>
+            </w:tcBorders>
+            <w:tcMar>
+              <w:top w:w="0" w:type="dxa"/>
+              <w:left w:w="108" w:type="dxa"/>
+              <w:bottom w:w="0" w:type="dxa"/>
+              <w:right w:w="108" w:type="dxa"/>
+            </w:tcMar>
           </w:tcPr>
           <w:p>
             <w:pPr>
@@ -2691,6 +3897,18 @@
         <w:tc>
           <w:tcPr>
             <w:tcW w:w="2850" w:type="pct"/>
+            <w:tcBorders>
+              <w:top w:val="single" w:sz="4" w:space="0" w:color="auto"/>
+              <w:left w:val="single" w:sz="4" w:space="0" w:color="auto"/>
+              <w:bottom w:val="single" w:sz="4" w:space="0" w:color="auto"/>
+              <w:right w:val="single" w:sz="4" w:space="0" w:color="auto"/>
+            </w:tcBorders>
+            <w:tcMar>
+              <w:top w:w="0" w:type="dxa"/>
+              <w:left w:w="108" w:type="dxa"/>
+              <w:bottom w:w="0" w:type="dxa"/>
+              <w:right w:w="108" w:type="dxa"/>
+            </w:tcMar>
             <w:vAlign w:val="center"/>
           </w:tcPr>
           <w:p>
@@ -2717,6 +3935,18 @@
         <w:tc>
           <w:tcPr>
             <w:tcW w:w="1126" w:type="pct"/>
+            <w:tcBorders>
+              <w:top w:val="single" w:sz="4" w:space="0" w:color="auto"/>
+              <w:left w:val="single" w:sz="4" w:space="0" w:color="auto"/>
+              <w:bottom w:val="single" w:sz="4" w:space="0" w:color="auto"/>
+              <w:right w:val="single" w:sz="4" w:space="0" w:color="auto"/>
+            </w:tcBorders>
+            <w:tcMar>
+              <w:top w:w="0" w:type="dxa"/>
+              <w:left w:w="108" w:type="dxa"/>
+              <w:bottom w:w="0" w:type="dxa"/>
+              <w:right w:w="108" w:type="dxa"/>
+            </w:tcMar>
           </w:tcPr>
           <w:p>
             <w:pPr>
@@ -2733,6 +3963,18 @@
         <w:tc>
           <w:tcPr>
             <w:tcW w:w="1024" w:type="pct"/>
+            <w:tcBorders>
+              <w:top w:val="single" w:sz="4" w:space="0" w:color="auto"/>
+              <w:left w:val="single" w:sz="4" w:space="0" w:color="auto"/>
+              <w:bottom w:val="single" w:sz="4" w:space="0" w:color="auto"/>
+              <w:right w:val="single" w:sz="4" w:space="0" w:color="auto"/>
+            </w:tcBorders>
+            <w:tcMar>
+              <w:top w:w="0" w:type="dxa"/>
+              <w:left w:w="108" w:type="dxa"/>
+              <w:bottom w:w="0" w:type="dxa"/>
+              <w:right w:w="108" w:type="dxa"/>
+            </w:tcMar>
           </w:tcPr>
           <w:p>
             <w:pPr>
@@ -2754,6 +3996,18 @@
         <w:tc>
           <w:tcPr>
             <w:tcW w:w="2850" w:type="pct"/>
+            <w:tcBorders>
+              <w:top w:val="single" w:sz="4" w:space="0" w:color="auto"/>
+              <w:left w:val="single" w:sz="4" w:space="0" w:color="auto"/>
+              <w:bottom w:val="single" w:sz="4" w:space="0" w:color="auto"/>
+              <w:right w:val="single" w:sz="4" w:space="0" w:color="auto"/>
+            </w:tcBorders>
+            <w:tcMar>
+              <w:top w:w="0" w:type="dxa"/>
+              <w:left w:w="108" w:type="dxa"/>
+              <w:bottom w:w="0" w:type="dxa"/>
+              <w:right w:w="108" w:type="dxa"/>
+            </w:tcMar>
             <w:vAlign w:val="center"/>
           </w:tcPr>
           <w:p>
@@ -2780,6 +4034,18 @@
         <w:tc>
           <w:tcPr>
             <w:tcW w:w="1126" w:type="pct"/>
+            <w:tcBorders>
+              <w:top w:val="single" w:sz="4" w:space="0" w:color="auto"/>
+              <w:left w:val="single" w:sz="4" w:space="0" w:color="auto"/>
+              <w:bottom w:val="single" w:sz="4" w:space="0" w:color="auto"/>
+              <w:right w:val="single" w:sz="4" w:space="0" w:color="auto"/>
+            </w:tcBorders>
+            <w:tcMar>
+              <w:top w:w="0" w:type="dxa"/>
+              <w:left w:w="108" w:type="dxa"/>
+              <w:bottom w:w="0" w:type="dxa"/>
+              <w:right w:w="108" w:type="dxa"/>
+            </w:tcMar>
           </w:tcPr>
           <w:p>
             <w:pPr>
@@ -2796,6 +4062,18 @@
         <w:tc>
           <w:tcPr>
             <w:tcW w:w="1024" w:type="pct"/>
+            <w:tcBorders>
+              <w:top w:val="single" w:sz="4" w:space="0" w:color="auto"/>
+              <w:left w:val="single" w:sz="4" w:space="0" w:color="auto"/>
+              <w:bottom w:val="single" w:sz="4" w:space="0" w:color="auto"/>
+              <w:right w:val="single" w:sz="4" w:space="0" w:color="auto"/>
+            </w:tcBorders>
+            <w:tcMar>
+              <w:top w:w="0" w:type="dxa"/>
+              <w:left w:w="108" w:type="dxa"/>
+              <w:bottom w:w="0" w:type="dxa"/>
+              <w:right w:w="108" w:type="dxa"/>
+            </w:tcMar>
           </w:tcPr>
           <w:p>
             <w:pPr>
@@ -2817,6 +4095,18 @@
         <w:tc>
           <w:tcPr>
             <w:tcW w:w="2850" w:type="pct"/>
+            <w:tcBorders>
+              <w:top w:val="single" w:sz="4" w:space="0" w:color="auto"/>
+              <w:left w:val="single" w:sz="4" w:space="0" w:color="auto"/>
+              <w:bottom w:val="single" w:sz="4" w:space="0" w:color="auto"/>
+              <w:right w:val="single" w:sz="4" w:space="0" w:color="auto"/>
+            </w:tcBorders>
+            <w:tcMar>
+              <w:top w:w="0" w:type="dxa"/>
+              <w:left w:w="108" w:type="dxa"/>
+              <w:bottom w:w="0" w:type="dxa"/>
+              <w:right w:w="108" w:type="dxa"/>
+            </w:tcMar>
             <w:vAlign w:val="center"/>
           </w:tcPr>
           <w:p>
@@ -2843,6 +4133,18 @@
         <w:tc>
           <w:tcPr>
             <w:tcW w:w="1126" w:type="pct"/>
+            <w:tcBorders>
+              <w:top w:val="single" w:sz="4" w:space="0" w:color="auto"/>
+              <w:left w:val="single" w:sz="4" w:space="0" w:color="auto"/>
+              <w:bottom w:val="single" w:sz="4" w:space="0" w:color="auto"/>
+              <w:right w:val="single" w:sz="4" w:space="0" w:color="auto"/>
+            </w:tcBorders>
+            <w:tcMar>
+              <w:top w:w="0" w:type="dxa"/>
+              <w:left w:w="108" w:type="dxa"/>
+              <w:bottom w:w="0" w:type="dxa"/>
+              <w:right w:w="108" w:type="dxa"/>
+            </w:tcMar>
           </w:tcPr>
           <w:p>
             <w:pPr>
@@ -2859,6 +4161,18 @@
         <w:tc>
           <w:tcPr>
             <w:tcW w:w="1024" w:type="pct"/>
+            <w:tcBorders>
+              <w:top w:val="single" w:sz="4" w:space="0" w:color="auto"/>
+              <w:left w:val="single" w:sz="4" w:space="0" w:color="auto"/>
+              <w:bottom w:val="single" w:sz="4" w:space="0" w:color="auto"/>
+              <w:right w:val="single" w:sz="4" w:space="0" w:color="auto"/>
+            </w:tcBorders>
+            <w:tcMar>
+              <w:top w:w="0" w:type="dxa"/>
+              <w:left w:w="108" w:type="dxa"/>
+              <w:bottom w:w="0" w:type="dxa"/>
+              <w:right w:w="108" w:type="dxa"/>
+            </w:tcMar>
           </w:tcPr>
           <w:p>
             <w:pPr>
@@ -2880,6 +4194,18 @@
         <w:tc>
           <w:tcPr>
             <w:tcW w:w="2850" w:type="pct"/>
+            <w:tcBorders>
+              <w:top w:val="single" w:sz="4" w:space="0" w:color="auto"/>
+              <w:left w:val="single" w:sz="4" w:space="0" w:color="auto"/>
+              <w:bottom w:val="single" w:sz="4" w:space="0" w:color="auto"/>
+              <w:right w:val="single" w:sz="4" w:space="0" w:color="auto"/>
+            </w:tcBorders>
+            <w:tcMar>
+              <w:top w:w="0" w:type="dxa"/>
+              <w:left w:w="108" w:type="dxa"/>
+              <w:bottom w:w="0" w:type="dxa"/>
+              <w:right w:w="108" w:type="dxa"/>
+            </w:tcMar>
             <w:vAlign w:val="center"/>
           </w:tcPr>
           <w:p>
@@ -2906,6 +4232,18 @@
         <w:tc>
           <w:tcPr>
             <w:tcW w:w="1126" w:type="pct"/>
+            <w:tcBorders>
+              <w:top w:val="single" w:sz="4" w:space="0" w:color="auto"/>
+              <w:left w:val="single" w:sz="4" w:space="0" w:color="auto"/>
+              <w:bottom w:val="single" w:sz="4" w:space="0" w:color="auto"/>
+              <w:right w:val="single" w:sz="4" w:space="0" w:color="auto"/>
+            </w:tcBorders>
+            <w:tcMar>
+              <w:top w:w="0" w:type="dxa"/>
+              <w:left w:w="108" w:type="dxa"/>
+              <w:bottom w:w="0" w:type="dxa"/>
+              <w:right w:w="108" w:type="dxa"/>
+            </w:tcMar>
           </w:tcPr>
           <w:p>
             <w:pPr>
@@ -2922,6 +4260,18 @@
         <w:tc>
           <w:tcPr>
             <w:tcW w:w="1024" w:type="pct"/>
+            <w:tcBorders>
+              <w:top w:val="single" w:sz="4" w:space="0" w:color="auto"/>
+              <w:left w:val="single" w:sz="4" w:space="0" w:color="auto"/>
+              <w:bottom w:val="single" w:sz="4" w:space="0" w:color="auto"/>
+              <w:right w:val="single" w:sz="4" w:space="0" w:color="auto"/>
+            </w:tcBorders>
+            <w:tcMar>
+              <w:top w:w="0" w:type="dxa"/>
+              <w:left w:w="108" w:type="dxa"/>
+              <w:bottom w:w="0" w:type="dxa"/>
+              <w:right w:w="108" w:type="dxa"/>
+            </w:tcMar>
           </w:tcPr>
           <w:p>
             <w:pPr>
@@ -2943,6 +4293,18 @@
         <w:tc>
           <w:tcPr>
             <w:tcW w:w="2850" w:type="pct"/>
+            <w:tcBorders>
+              <w:top w:val="single" w:sz="4" w:space="0" w:color="auto"/>
+              <w:left w:val="single" w:sz="4" w:space="0" w:color="auto"/>
+              <w:bottom w:val="single" w:sz="4" w:space="0" w:color="auto"/>
+              <w:right w:val="single" w:sz="4" w:space="0" w:color="auto"/>
+            </w:tcBorders>
+            <w:tcMar>
+              <w:top w:w="0" w:type="dxa"/>
+              <w:left w:w="108" w:type="dxa"/>
+              <w:bottom w:w="0" w:type="dxa"/>
+              <w:right w:w="108" w:type="dxa"/>
+            </w:tcMar>
             <w:vAlign w:val="center"/>
           </w:tcPr>
           <w:p>
@@ -2969,6 +4331,18 @@
         <w:tc>
           <w:tcPr>
             <w:tcW w:w="1126" w:type="pct"/>
+            <w:tcBorders>
+              <w:top w:val="single" w:sz="4" w:space="0" w:color="auto"/>
+              <w:left w:val="single" w:sz="4" w:space="0" w:color="auto"/>
+              <w:bottom w:val="single" w:sz="4" w:space="0" w:color="auto"/>
+              <w:right w:val="single" w:sz="4" w:space="0" w:color="auto"/>
+            </w:tcBorders>
+            <w:tcMar>
+              <w:top w:w="0" w:type="dxa"/>
+              <w:left w:w="108" w:type="dxa"/>
+              <w:bottom w:w="0" w:type="dxa"/>
+              <w:right w:w="108" w:type="dxa"/>
+            </w:tcMar>
           </w:tcPr>
           <w:p>
             <w:pPr>
@@ -2985,6 +4359,18 @@
         <w:tc>
           <w:tcPr>
             <w:tcW w:w="1024" w:type="pct"/>
+            <w:tcBorders>
+              <w:top w:val="single" w:sz="4" w:space="0" w:color="auto"/>
+              <w:left w:val="single" w:sz="4" w:space="0" w:color="auto"/>
+              <w:bottom w:val="single" w:sz="4" w:space="0" w:color="auto"/>
+              <w:right w:val="single" w:sz="4" w:space="0" w:color="auto"/>
+            </w:tcBorders>
+            <w:tcMar>
+              <w:top w:w="0" w:type="dxa"/>
+              <w:left w:w="108" w:type="dxa"/>
+              <w:bottom w:w="0" w:type="dxa"/>
+              <w:right w:w="108" w:type="dxa"/>
+            </w:tcMar>
           </w:tcPr>
           <w:p>
             <w:pPr>
@@ -3006,6 +4392,18 @@
         <w:tc>
           <w:tcPr>
             <w:tcW w:w="2850" w:type="pct"/>
+            <w:tcBorders>
+              <w:top w:val="single" w:sz="4" w:space="0" w:color="auto"/>
+              <w:left w:val="single" w:sz="4" w:space="0" w:color="auto"/>
+              <w:bottom w:val="single" w:sz="4" w:space="0" w:color="auto"/>
+              <w:right w:val="single" w:sz="4" w:space="0" w:color="auto"/>
+            </w:tcBorders>
+            <w:tcMar>
+              <w:top w:w="0" w:type="dxa"/>
+              <w:left w:w="108" w:type="dxa"/>
+              <w:bottom w:w="0" w:type="dxa"/>
+              <w:right w:w="108" w:type="dxa"/>
+            </w:tcMar>
             <w:vAlign w:val="center"/>
           </w:tcPr>
           <w:p>
@@ -3032,6 +4430,18 @@
         <w:tc>
           <w:tcPr>
             <w:tcW w:w="1126" w:type="pct"/>
+            <w:tcBorders>
+              <w:top w:val="single" w:sz="4" w:space="0" w:color="auto"/>
+              <w:left w:val="single" w:sz="4" w:space="0" w:color="auto"/>
+              <w:bottom w:val="single" w:sz="4" w:space="0" w:color="auto"/>
+              <w:right w:val="single" w:sz="4" w:space="0" w:color="auto"/>
+            </w:tcBorders>
+            <w:tcMar>
+              <w:top w:w="0" w:type="dxa"/>
+              <w:left w:w="108" w:type="dxa"/>
+              <w:bottom w:w="0" w:type="dxa"/>
+              <w:right w:w="108" w:type="dxa"/>
+            </w:tcMar>
           </w:tcPr>
           <w:p>
             <w:pPr>
@@ -3048,6 +4458,18 @@
         <w:tc>
           <w:tcPr>
             <w:tcW w:w="1024" w:type="pct"/>
+            <w:tcBorders>
+              <w:top w:val="single" w:sz="4" w:space="0" w:color="auto"/>
+              <w:left w:val="single" w:sz="4" w:space="0" w:color="auto"/>
+              <w:bottom w:val="single" w:sz="4" w:space="0" w:color="auto"/>
+              <w:right w:val="single" w:sz="4" w:space="0" w:color="auto"/>
+            </w:tcBorders>
+            <w:tcMar>
+              <w:top w:w="0" w:type="dxa"/>
+              <w:left w:w="108" w:type="dxa"/>
+              <w:bottom w:w="0" w:type="dxa"/>
+              <w:right w:w="108" w:type="dxa"/>
+            </w:tcMar>
           </w:tcPr>
           <w:p>
             <w:pPr>
@@ -3069,6 +4491,18 @@
         <w:tc>
           <w:tcPr>
             <w:tcW w:w="2850" w:type="pct"/>
+            <w:tcBorders>
+              <w:top w:val="single" w:sz="4" w:space="0" w:color="auto"/>
+              <w:left w:val="single" w:sz="4" w:space="0" w:color="auto"/>
+              <w:bottom w:val="single" w:sz="4" w:space="0" w:color="auto"/>
+              <w:right w:val="single" w:sz="4" w:space="0" w:color="auto"/>
+            </w:tcBorders>
+            <w:tcMar>
+              <w:top w:w="0" w:type="dxa"/>
+              <w:left w:w="108" w:type="dxa"/>
+              <w:bottom w:w="0" w:type="dxa"/>
+              <w:right w:w="108" w:type="dxa"/>
+            </w:tcMar>
             <w:vAlign w:val="center"/>
           </w:tcPr>
           <w:p>
@@ -3095,6 +4529,18 @@
         <w:tc>
           <w:tcPr>
             <w:tcW w:w="1126" w:type="pct"/>
+            <w:tcBorders>
+              <w:top w:val="single" w:sz="4" w:space="0" w:color="auto"/>
+              <w:left w:val="single" w:sz="4" w:space="0" w:color="auto"/>
+              <w:bottom w:val="single" w:sz="4" w:space="0" w:color="auto"/>
+              <w:right w:val="single" w:sz="4" w:space="0" w:color="auto"/>
+            </w:tcBorders>
+            <w:tcMar>
+              <w:top w:w="0" w:type="dxa"/>
+              <w:left w:w="108" w:type="dxa"/>
+              <w:bottom w:w="0" w:type="dxa"/>
+              <w:right w:w="108" w:type="dxa"/>
+            </w:tcMar>
           </w:tcPr>
           <w:p>
             <w:pPr>
@@ -3111,6 +4557,18 @@
         <w:tc>
           <w:tcPr>
             <w:tcW w:w="1024" w:type="pct"/>
+            <w:tcBorders>
+              <w:top w:val="single" w:sz="4" w:space="0" w:color="auto"/>
+              <w:left w:val="single" w:sz="4" w:space="0" w:color="auto"/>
+              <w:bottom w:val="single" w:sz="4" w:space="0" w:color="auto"/>
+              <w:right w:val="single" w:sz="4" w:space="0" w:color="auto"/>
+            </w:tcBorders>
+            <w:tcMar>
+              <w:top w:w="0" w:type="dxa"/>
+              <w:left w:w="108" w:type="dxa"/>
+              <w:bottom w:w="0" w:type="dxa"/>
+              <w:right w:w="108" w:type="dxa"/>
+            </w:tcMar>
           </w:tcPr>
           <w:p>
             <w:pPr>
@@ -3132,6 +4590,18 @@
         <w:tc>
           <w:tcPr>
             <w:tcW w:w="2850" w:type="pct"/>
+            <w:tcBorders>
+              <w:top w:val="single" w:sz="4" w:space="0" w:color="auto"/>
+              <w:left w:val="single" w:sz="4" w:space="0" w:color="auto"/>
+              <w:bottom w:val="single" w:sz="4" w:space="0" w:color="auto"/>
+              <w:right w:val="single" w:sz="4" w:space="0" w:color="auto"/>
+            </w:tcBorders>
+            <w:tcMar>
+              <w:top w:w="0" w:type="dxa"/>
+              <w:left w:w="108" w:type="dxa"/>
+              <w:bottom w:w="0" w:type="dxa"/>
+              <w:right w:w="108" w:type="dxa"/>
+            </w:tcMar>
             <w:vAlign w:val="center"/>
           </w:tcPr>
           <w:p>
@@ -3158,6 +4628,18 @@
         <w:tc>
           <w:tcPr>
             <w:tcW w:w="1126" w:type="pct"/>
+            <w:tcBorders>
+              <w:top w:val="single" w:sz="4" w:space="0" w:color="auto"/>
+              <w:left w:val="single" w:sz="4" w:space="0" w:color="auto"/>
+              <w:bottom w:val="single" w:sz="4" w:space="0" w:color="auto"/>
+              <w:right w:val="single" w:sz="4" w:space="0" w:color="auto"/>
+            </w:tcBorders>
+            <w:tcMar>
+              <w:top w:w="0" w:type="dxa"/>
+              <w:left w:w="108" w:type="dxa"/>
+              <w:bottom w:w="0" w:type="dxa"/>
+              <w:right w:w="108" w:type="dxa"/>
+            </w:tcMar>
           </w:tcPr>
           <w:p>
             <w:pPr>
@@ -3174,6 +4656,18 @@
         <w:tc>
           <w:tcPr>
             <w:tcW w:w="1024" w:type="pct"/>
+            <w:tcBorders>
+              <w:top w:val="single" w:sz="4" w:space="0" w:color="auto"/>
+              <w:left w:val="single" w:sz="4" w:space="0" w:color="auto"/>
+              <w:bottom w:val="single" w:sz="4" w:space="0" w:color="auto"/>
+              <w:right w:val="single" w:sz="4" w:space="0" w:color="auto"/>
+            </w:tcBorders>
+            <w:tcMar>
+              <w:top w:w="0" w:type="dxa"/>
+              <w:left w:w="108" w:type="dxa"/>
+              <w:bottom w:w="0" w:type="dxa"/>
+              <w:right w:w="108" w:type="dxa"/>
+            </w:tcMar>
           </w:tcPr>
           <w:p>
             <w:pPr>
@@ -3195,6 +4689,18 @@
         <w:tc>
           <w:tcPr>
             <w:tcW w:w="2850" w:type="pct"/>
+            <w:tcBorders>
+              <w:top w:val="single" w:sz="4" w:space="0" w:color="auto"/>
+              <w:left w:val="single" w:sz="4" w:space="0" w:color="auto"/>
+              <w:bottom w:val="single" w:sz="4" w:space="0" w:color="auto"/>
+              <w:right w:val="single" w:sz="4" w:space="0" w:color="auto"/>
+            </w:tcBorders>
+            <w:tcMar>
+              <w:top w:w="0" w:type="dxa"/>
+              <w:left w:w="108" w:type="dxa"/>
+              <w:bottom w:w="0" w:type="dxa"/>
+              <w:right w:w="108" w:type="dxa"/>
+            </w:tcMar>
             <w:vAlign w:val="center"/>
           </w:tcPr>
           <w:p>
@@ -3221,6 +4727,18 @@
         <w:tc>
           <w:tcPr>
             <w:tcW w:w="1126" w:type="pct"/>
+            <w:tcBorders>
+              <w:top w:val="single" w:sz="4" w:space="0" w:color="auto"/>
+              <w:left w:val="single" w:sz="4" w:space="0" w:color="auto"/>
+              <w:bottom w:val="single" w:sz="4" w:space="0" w:color="auto"/>
+              <w:right w:val="single" w:sz="4" w:space="0" w:color="auto"/>
+            </w:tcBorders>
+            <w:tcMar>
+              <w:top w:w="0" w:type="dxa"/>
+              <w:left w:w="108" w:type="dxa"/>
+              <w:bottom w:w="0" w:type="dxa"/>
+              <w:right w:w="108" w:type="dxa"/>
+            </w:tcMar>
           </w:tcPr>
           <w:p>
             <w:pPr>
@@ -3237,636 +4755,18 @@
         <w:tc>
           <w:tcPr>
             <w:tcW w:w="1024" w:type="pct"/>
-          </w:tcPr>
-          <w:p>
-            <w:pPr>
-              <w:spacing w:line="360" w:lineRule="auto"/>
-              <w:jc w:val="both"/>
-              <w:rPr>
-                <w:rFonts w:ascii="Arial" w:hAnsi="Arial" w:cs="Arial"/>
-                <w:sz w:val="16"/>
-                <w:szCs w:val="16"/>
-              </w:rPr>
-            </w:pPr>
-          </w:p>
-        </w:tc>
-      </w:tr>
-      <w:tr>
-        <w:trPr>
-          <w:trHeight w:val="245"/>
-        </w:trPr>
-        <w:tc>
-          <w:tcPr>
-            <w:tcW w:w="2850" w:type="pct"/>
-            <w:vAlign w:val="center"/>
-          </w:tcPr>
-          <w:p>
-            <w:pPr>
-              <w:pStyle w:val="ListParagraph"/>
-              <w:numPr>
-                <w:ilvl w:val="0"/>
-                <w:numId w:val="1"/>
-              </w:numPr>
-              <w:tabs>
-                <w:tab w:val="clear" w:pos="720"/>
-                <w:tab w:val="num" w:pos="72"/>
-              </w:tabs>
-              <w:spacing w:line="360" w:lineRule="auto"/>
-              <w:ind w:left="252" w:hanging="252"/>
-              <w:rPr>
-                <w:rFonts w:ascii="Arial" w:hAnsi="Arial" w:cs="Arial"/>
-                <w:sz w:val="16"/>
-                <w:szCs w:val="16"/>
-              </w:rPr>
-            </w:pPr>
-          </w:p>
-        </w:tc>
-        <w:tc>
-          <w:tcPr>
-            <w:tcW w:w="1126" w:type="pct"/>
-          </w:tcPr>
-          <w:p>
-            <w:pPr>
-              <w:spacing w:line="360" w:lineRule="auto"/>
-              <w:jc w:val="both"/>
-              <w:rPr>
-                <w:rFonts w:ascii="Arial" w:hAnsi="Arial" w:cs="Arial"/>
-                <w:sz w:val="16"/>
-                <w:szCs w:val="16"/>
-              </w:rPr>
-            </w:pPr>
-          </w:p>
-        </w:tc>
-        <w:tc>
-          <w:tcPr>
-            <w:tcW w:w="1024" w:type="pct"/>
-          </w:tcPr>
-          <w:p>
-            <w:pPr>
-              <w:spacing w:line="360" w:lineRule="auto"/>
-              <w:jc w:val="both"/>
-              <w:rPr>
-                <w:rFonts w:ascii="Arial" w:hAnsi="Arial" w:cs="Arial"/>
-                <w:sz w:val="16"/>
-                <w:szCs w:val="16"/>
-              </w:rPr>
-            </w:pPr>
-          </w:p>
-        </w:tc>
-      </w:tr>
-      <w:tr>
-        <w:trPr>
-          <w:trHeight w:val="245"/>
-        </w:trPr>
-        <w:tc>
-          <w:tcPr>
-            <w:tcW w:w="2850" w:type="pct"/>
-            <w:vAlign w:val="center"/>
-          </w:tcPr>
-          <w:p>
-            <w:pPr>
-              <w:pStyle w:val="ListParagraph"/>
-              <w:numPr>
-                <w:ilvl w:val="0"/>
-                <w:numId w:val="1"/>
-              </w:numPr>
-              <w:tabs>
-                <w:tab w:val="clear" w:pos="720"/>
-                <w:tab w:val="num" w:pos="72"/>
-              </w:tabs>
-              <w:spacing w:line="360" w:lineRule="auto"/>
-              <w:ind w:left="252" w:hanging="252"/>
-              <w:rPr>
-                <w:rFonts w:ascii="Arial" w:hAnsi="Arial" w:cs="Arial"/>
-                <w:sz w:val="16"/>
-                <w:szCs w:val="16"/>
-              </w:rPr>
-            </w:pPr>
-          </w:p>
-        </w:tc>
-        <w:tc>
-          <w:tcPr>
-            <w:tcW w:w="1126" w:type="pct"/>
-          </w:tcPr>
-          <w:p>
-            <w:pPr>
-              <w:spacing w:line="360" w:lineRule="auto"/>
-              <w:jc w:val="both"/>
-              <w:rPr>
-                <w:rFonts w:ascii="Arial" w:hAnsi="Arial" w:cs="Arial"/>
-                <w:sz w:val="16"/>
-                <w:szCs w:val="16"/>
-              </w:rPr>
-            </w:pPr>
-          </w:p>
-        </w:tc>
-        <w:tc>
-          <w:tcPr>
-            <w:tcW w:w="1024" w:type="pct"/>
-          </w:tcPr>
-          <w:p>
-            <w:pPr>
-              <w:spacing w:line="360" w:lineRule="auto"/>
-              <w:jc w:val="both"/>
-              <w:rPr>
-                <w:rFonts w:ascii="Arial" w:hAnsi="Arial" w:cs="Arial"/>
-                <w:sz w:val="16"/>
-                <w:szCs w:val="16"/>
-              </w:rPr>
-            </w:pPr>
-          </w:p>
-        </w:tc>
-      </w:tr>
-      <w:tr>
-        <w:trPr>
-          <w:trHeight w:val="245"/>
-        </w:trPr>
-        <w:tc>
-          <w:tcPr>
-            <w:tcW w:w="2850" w:type="pct"/>
-            <w:vAlign w:val="center"/>
-          </w:tcPr>
-          <w:p>
-            <w:pPr>
-              <w:pStyle w:val="ListParagraph"/>
-              <w:numPr>
-                <w:ilvl w:val="0"/>
-                <w:numId w:val="1"/>
-              </w:numPr>
-              <w:tabs>
-                <w:tab w:val="clear" w:pos="720"/>
-                <w:tab w:val="num" w:pos="72"/>
-              </w:tabs>
-              <w:spacing w:line="360" w:lineRule="auto"/>
-              <w:ind w:left="252" w:hanging="252"/>
-              <w:rPr>
-                <w:rFonts w:ascii="Arial" w:hAnsi="Arial" w:cs="Arial"/>
-                <w:sz w:val="16"/>
-                <w:szCs w:val="16"/>
-              </w:rPr>
-            </w:pPr>
-          </w:p>
-        </w:tc>
-        <w:tc>
-          <w:tcPr>
-            <w:tcW w:w="1126" w:type="pct"/>
-          </w:tcPr>
-          <w:p>
-            <w:pPr>
-              <w:spacing w:line="360" w:lineRule="auto"/>
-              <w:jc w:val="both"/>
-              <w:rPr>
-                <w:rFonts w:ascii="Arial" w:hAnsi="Arial" w:cs="Arial"/>
-                <w:sz w:val="16"/>
-                <w:szCs w:val="16"/>
-              </w:rPr>
-            </w:pPr>
-          </w:p>
-        </w:tc>
-        <w:tc>
-          <w:tcPr>
-            <w:tcW w:w="1024" w:type="pct"/>
-          </w:tcPr>
-          <w:p>
-            <w:pPr>
-              <w:spacing w:line="360" w:lineRule="auto"/>
-              <w:jc w:val="both"/>
-              <w:rPr>
-                <w:rFonts w:ascii="Arial" w:hAnsi="Arial" w:cs="Arial"/>
-                <w:sz w:val="16"/>
-                <w:szCs w:val="16"/>
-              </w:rPr>
-            </w:pPr>
-          </w:p>
-        </w:tc>
-      </w:tr>
-      <w:tr>
-        <w:trPr>
-          <w:trHeight w:val="245"/>
-        </w:trPr>
-        <w:tc>
-          <w:tcPr>
-            <w:tcW w:w="2850" w:type="pct"/>
-            <w:vAlign w:val="center"/>
-          </w:tcPr>
-          <w:p>
-            <w:pPr>
-              <w:pStyle w:val="ListParagraph"/>
-              <w:numPr>
-                <w:ilvl w:val="0"/>
-                <w:numId w:val="1"/>
-              </w:numPr>
-              <w:tabs>
-                <w:tab w:val="clear" w:pos="720"/>
-                <w:tab w:val="num" w:pos="72"/>
-              </w:tabs>
-              <w:spacing w:line="360" w:lineRule="auto"/>
-              <w:ind w:left="252" w:hanging="252"/>
-              <w:rPr>
-                <w:rFonts w:ascii="Arial" w:hAnsi="Arial" w:cs="Arial"/>
-                <w:sz w:val="16"/>
-                <w:szCs w:val="16"/>
-              </w:rPr>
-            </w:pPr>
-          </w:p>
-        </w:tc>
-        <w:tc>
-          <w:tcPr>
-            <w:tcW w:w="1126" w:type="pct"/>
-          </w:tcPr>
-          <w:p>
-            <w:pPr>
-              <w:spacing w:line="360" w:lineRule="auto"/>
-              <w:jc w:val="both"/>
-              <w:rPr>
-                <w:rFonts w:ascii="Arial" w:hAnsi="Arial" w:cs="Arial"/>
-                <w:sz w:val="16"/>
-                <w:szCs w:val="16"/>
-              </w:rPr>
-            </w:pPr>
-          </w:p>
-        </w:tc>
-        <w:tc>
-          <w:tcPr>
-            <w:tcW w:w="1024" w:type="pct"/>
-          </w:tcPr>
-          <w:p>
-            <w:pPr>
-              <w:spacing w:line="360" w:lineRule="auto"/>
-              <w:jc w:val="both"/>
-              <w:rPr>
-                <w:rFonts w:ascii="Arial" w:hAnsi="Arial" w:cs="Arial"/>
-                <w:sz w:val="16"/>
-                <w:szCs w:val="16"/>
-              </w:rPr>
-            </w:pPr>
-          </w:p>
-        </w:tc>
-      </w:tr>
-      <w:tr>
-        <w:trPr>
-          <w:trHeight w:val="245"/>
-        </w:trPr>
-        <w:tc>
-          <w:tcPr>
-            <w:tcW w:w="2850" w:type="pct"/>
-            <w:vAlign w:val="center"/>
-          </w:tcPr>
-          <w:p>
-            <w:pPr>
-              <w:pStyle w:val="ListParagraph"/>
-              <w:numPr>
-                <w:ilvl w:val="0"/>
-                <w:numId w:val="1"/>
-              </w:numPr>
-              <w:tabs>
-                <w:tab w:val="clear" w:pos="720"/>
-                <w:tab w:val="num" w:pos="72"/>
-              </w:tabs>
-              <w:spacing w:line="360" w:lineRule="auto"/>
-              <w:ind w:left="252" w:hanging="252"/>
-              <w:rPr>
-                <w:rFonts w:ascii="Arial" w:hAnsi="Arial" w:cs="Arial"/>
-                <w:sz w:val="16"/>
-                <w:szCs w:val="16"/>
-              </w:rPr>
-            </w:pPr>
-          </w:p>
-        </w:tc>
-        <w:tc>
-          <w:tcPr>
-            <w:tcW w:w="1126" w:type="pct"/>
-          </w:tcPr>
-          <w:p>
-            <w:pPr>
-              <w:spacing w:line="360" w:lineRule="auto"/>
-              <w:jc w:val="both"/>
-              <w:rPr>
-                <w:rFonts w:ascii="Arial" w:hAnsi="Arial" w:cs="Arial"/>
-                <w:sz w:val="16"/>
-                <w:szCs w:val="16"/>
-              </w:rPr>
-            </w:pPr>
-          </w:p>
-        </w:tc>
-        <w:tc>
-          <w:tcPr>
-            <w:tcW w:w="1024" w:type="pct"/>
-          </w:tcPr>
-          <w:p>
-            <w:pPr>
-              <w:spacing w:line="360" w:lineRule="auto"/>
-              <w:jc w:val="both"/>
-              <w:rPr>
-                <w:rFonts w:ascii="Arial" w:hAnsi="Arial" w:cs="Arial"/>
-                <w:sz w:val="16"/>
-                <w:szCs w:val="16"/>
-              </w:rPr>
-            </w:pPr>
-          </w:p>
-        </w:tc>
-      </w:tr>
-      <w:tr>
-        <w:trPr>
-          <w:trHeight w:val="245"/>
-        </w:trPr>
-        <w:tc>
-          <w:tcPr>
-            <w:tcW w:w="2850" w:type="pct"/>
-            <w:vAlign w:val="center"/>
-          </w:tcPr>
-          <w:p>
-            <w:pPr>
-              <w:pStyle w:val="ListParagraph"/>
-              <w:numPr>
-                <w:ilvl w:val="0"/>
-                <w:numId w:val="1"/>
-              </w:numPr>
-              <w:tabs>
-                <w:tab w:val="clear" w:pos="720"/>
-                <w:tab w:val="num" w:pos="72"/>
-              </w:tabs>
-              <w:spacing w:line="360" w:lineRule="auto"/>
-              <w:ind w:left="252" w:hanging="252"/>
-              <w:rPr>
-                <w:rFonts w:ascii="Arial" w:hAnsi="Arial" w:cs="Arial"/>
-                <w:sz w:val="16"/>
-                <w:szCs w:val="16"/>
-              </w:rPr>
-            </w:pPr>
-          </w:p>
-        </w:tc>
-        <w:tc>
-          <w:tcPr>
-            <w:tcW w:w="1126" w:type="pct"/>
-          </w:tcPr>
-          <w:p>
-            <w:pPr>
-              <w:spacing w:line="360" w:lineRule="auto"/>
-              <w:jc w:val="both"/>
-              <w:rPr>
-                <w:rFonts w:ascii="Arial" w:hAnsi="Arial" w:cs="Arial"/>
-                <w:sz w:val="16"/>
-                <w:szCs w:val="16"/>
-              </w:rPr>
-            </w:pPr>
-          </w:p>
-        </w:tc>
-        <w:tc>
-          <w:tcPr>
-            <w:tcW w:w="1024" w:type="pct"/>
-          </w:tcPr>
-          <w:p>
-            <w:pPr>
-              <w:spacing w:line="360" w:lineRule="auto"/>
-              <w:jc w:val="both"/>
-              <w:rPr>
-                <w:rFonts w:ascii="Arial" w:hAnsi="Arial" w:cs="Arial"/>
-                <w:sz w:val="16"/>
-                <w:szCs w:val="16"/>
-              </w:rPr>
-            </w:pPr>
-          </w:p>
-        </w:tc>
-      </w:tr>
-      <w:tr>
-        <w:trPr>
-          <w:trHeight w:val="245"/>
-        </w:trPr>
-        <w:tc>
-          <w:tcPr>
-            <w:tcW w:w="2850" w:type="pct"/>
-            <w:vAlign w:val="center"/>
-          </w:tcPr>
-          <w:p>
-            <w:pPr>
-              <w:pStyle w:val="ListParagraph"/>
-              <w:numPr>
-                <w:ilvl w:val="0"/>
-                <w:numId w:val="1"/>
-              </w:numPr>
-              <w:tabs>
-                <w:tab w:val="clear" w:pos="720"/>
-                <w:tab w:val="num" w:pos="72"/>
-              </w:tabs>
-              <w:spacing w:line="360" w:lineRule="auto"/>
-              <w:ind w:left="252" w:hanging="252"/>
-              <w:rPr>
-                <w:rFonts w:ascii="Arial" w:hAnsi="Arial" w:cs="Arial"/>
-                <w:sz w:val="16"/>
-                <w:szCs w:val="16"/>
-              </w:rPr>
-            </w:pPr>
-          </w:p>
-        </w:tc>
-        <w:tc>
-          <w:tcPr>
-            <w:tcW w:w="1126" w:type="pct"/>
-          </w:tcPr>
-          <w:p>
-            <w:pPr>
-              <w:spacing w:line="360" w:lineRule="auto"/>
-              <w:jc w:val="both"/>
-              <w:rPr>
-                <w:rFonts w:ascii="Arial" w:hAnsi="Arial" w:cs="Arial"/>
-                <w:sz w:val="16"/>
-                <w:szCs w:val="16"/>
-              </w:rPr>
-            </w:pPr>
-          </w:p>
-        </w:tc>
-        <w:tc>
-          <w:tcPr>
-            <w:tcW w:w="1024" w:type="pct"/>
-          </w:tcPr>
-          <w:p>
-            <w:pPr>
-              <w:spacing w:line="360" w:lineRule="auto"/>
-              <w:jc w:val="both"/>
-              <w:rPr>
-                <w:rFonts w:ascii="Arial" w:hAnsi="Arial" w:cs="Arial"/>
-                <w:sz w:val="16"/>
-                <w:szCs w:val="16"/>
-              </w:rPr>
-            </w:pPr>
-          </w:p>
-        </w:tc>
-      </w:tr>
-      <w:tr>
-        <w:trPr>
-          <w:trHeight w:val="245"/>
-        </w:trPr>
-        <w:tc>
-          <w:tcPr>
-            <w:tcW w:w="2850" w:type="pct"/>
-            <w:vAlign w:val="center"/>
-          </w:tcPr>
-          <w:p>
-            <w:pPr>
-              <w:pStyle w:val="ListParagraph"/>
-              <w:numPr>
-                <w:ilvl w:val="0"/>
-                <w:numId w:val="1"/>
-              </w:numPr>
-              <w:tabs>
-                <w:tab w:val="clear" w:pos="720"/>
-                <w:tab w:val="num" w:pos="72"/>
-              </w:tabs>
-              <w:spacing w:line="360" w:lineRule="auto"/>
-              <w:ind w:left="252" w:hanging="252"/>
-              <w:rPr>
-                <w:rFonts w:ascii="Arial" w:hAnsi="Arial" w:cs="Arial"/>
-                <w:sz w:val="16"/>
-                <w:szCs w:val="16"/>
-              </w:rPr>
-            </w:pPr>
-          </w:p>
-        </w:tc>
-        <w:tc>
-          <w:tcPr>
-            <w:tcW w:w="1126" w:type="pct"/>
-          </w:tcPr>
-          <w:p>
-            <w:pPr>
-              <w:spacing w:line="360" w:lineRule="auto"/>
-              <w:jc w:val="both"/>
-              <w:rPr>
-                <w:rFonts w:ascii="Arial" w:hAnsi="Arial" w:cs="Arial"/>
-                <w:sz w:val="16"/>
-                <w:szCs w:val="16"/>
-              </w:rPr>
-            </w:pPr>
-          </w:p>
-        </w:tc>
-        <w:tc>
-          <w:tcPr>
-            <w:tcW w:w="1024" w:type="pct"/>
-          </w:tcPr>
-          <w:p>
-            <w:pPr>
-              <w:spacing w:line="360" w:lineRule="auto"/>
-              <w:jc w:val="both"/>
-              <w:rPr>
-                <w:rFonts w:ascii="Arial" w:hAnsi="Arial" w:cs="Arial"/>
-                <w:sz w:val="16"/>
-                <w:szCs w:val="16"/>
-              </w:rPr>
-            </w:pPr>
-          </w:p>
-        </w:tc>
-      </w:tr>
-      <w:tr>
-        <w:trPr>
-          <w:trHeight w:val="245"/>
-        </w:trPr>
-        <w:tc>
-          <w:tcPr>
-            <w:tcW w:w="2850" w:type="pct"/>
-            <w:vAlign w:val="center"/>
-          </w:tcPr>
-          <w:p>
-            <w:pPr>
-              <w:pStyle w:val="ListParagraph"/>
-              <w:numPr>
-                <w:ilvl w:val="0"/>
-                <w:numId w:val="1"/>
-              </w:numPr>
-              <w:tabs>
-                <w:tab w:val="clear" w:pos="720"/>
-                <w:tab w:val="num" w:pos="72"/>
-              </w:tabs>
-              <w:spacing w:line="360" w:lineRule="auto"/>
-              <w:ind w:left="252" w:hanging="252"/>
-              <w:rPr>
-                <w:rFonts w:ascii="Arial" w:hAnsi="Arial" w:cs="Arial"/>
-                <w:sz w:val="16"/>
-                <w:szCs w:val="16"/>
-              </w:rPr>
-            </w:pPr>
-          </w:p>
-        </w:tc>
-        <w:tc>
-          <w:tcPr>
-            <w:tcW w:w="1126" w:type="pct"/>
-          </w:tcPr>
-          <w:p>
-            <w:pPr>
-              <w:spacing w:line="360" w:lineRule="auto"/>
-              <w:jc w:val="both"/>
-              <w:rPr>
-                <w:rFonts w:ascii="Arial" w:hAnsi="Arial" w:cs="Arial"/>
-                <w:sz w:val="16"/>
-                <w:szCs w:val="16"/>
-              </w:rPr>
-            </w:pPr>
-          </w:p>
-        </w:tc>
-        <w:tc>
-          <w:tcPr>
-            <w:tcW w:w="1024" w:type="pct"/>
-          </w:tcPr>
-          <w:p>
-            <w:pPr>
-              <w:spacing w:line="360" w:lineRule="auto"/>
-              <w:jc w:val="both"/>
-              <w:rPr>
-                <w:rFonts w:ascii="Arial" w:hAnsi="Arial" w:cs="Arial"/>
-                <w:sz w:val="16"/>
-                <w:szCs w:val="16"/>
-              </w:rPr>
-            </w:pPr>
-          </w:p>
-        </w:tc>
-      </w:tr>
-      <w:tr>
-        <w:trPr>
-          <w:trHeight w:val="245"/>
-        </w:trPr>
-        <w:tc>
-          <w:tcPr>
-            <w:tcW w:w="2850" w:type="pct"/>
-            <w:vAlign w:val="center"/>
-          </w:tcPr>
-          <w:p>
-            <w:pPr>
-              <w:pStyle w:val="ListParagraph"/>
-              <w:numPr>
-                <w:ilvl w:val="0"/>
-                <w:numId w:val="1"/>
-              </w:numPr>
-              <w:tabs>
-                <w:tab w:val="clear" w:pos="720"/>
-                <w:tab w:val="num" w:pos="72"/>
-              </w:tabs>
-              <w:spacing w:line="360" w:lineRule="auto"/>
-              <w:ind w:left="252" w:hanging="252"/>
-              <w:rPr>
-                <w:rFonts w:ascii="Arial" w:hAnsi="Arial" w:cs="Arial"/>
-                <w:sz w:val="16"/>
-                <w:szCs w:val="16"/>
-              </w:rPr>
-            </w:pPr>
-          </w:p>
-        </w:tc>
-        <w:tc>
-          <w:tcPr>
-            <w:tcW w:w="1126" w:type="pct"/>
-          </w:tcPr>
-          <w:p>
-            <w:pPr>
-              <w:spacing w:line="360" w:lineRule="auto"/>
-              <w:jc w:val="both"/>
-              <w:rPr>
-                <w:rFonts w:ascii="Arial" w:hAnsi="Arial" w:cs="Arial"/>
-                <w:sz w:val="16"/>
-                <w:szCs w:val="16"/>
-              </w:rPr>
-            </w:pPr>
-          </w:p>
-        </w:tc>
-        <w:tc>
-          <w:tcPr>
-            <w:tcW w:w="1024" w:type="pct"/>
+            <w:tcBorders>
+              <w:top w:val="single" w:sz="4" w:space="0" w:color="auto"/>
+              <w:left w:val="single" w:sz="4" w:space="0" w:color="auto"/>
+              <w:bottom w:val="single" w:sz="4" w:space="0" w:color="auto"/>
+              <w:right w:val="single" w:sz="4" w:space="0" w:color="auto"/>
+            </w:tcBorders>
+            <w:tcMar>
+              <w:top w:w="0" w:type="dxa"/>
+              <w:left w:w="108" w:type="dxa"/>
+              <w:bottom w:w="0" w:type="dxa"/>
+              <w:right w:w="108" w:type="dxa"/>
+            </w:tcMar>
           </w:tcPr>
           <w:p>
             <w:pPr>
@@ -3895,9 +4795,8 @@
     <w:sectPr>
       <w:headerReference w:type="default" r:id="rId7"/>
       <w:footerReference w:type="default" r:id="rId8"/>
-      <w:pgSz w:w="11909" w:h="16834" w:code="9"/>
+      <w:pgSz w:w="11909" w:h="16834"/>
       <w:pgMar w:top="1728" w:right="1080" w:bottom="576" w:left="2160" w:header="432" w:footer="432" w:gutter="0"/>
-      <w:cols w:space="720"/>
       <w:docGrid w:linePitch="360"/>
     </w:sectPr>
   </w:body>
@@ -3905,7 +4804,7 @@
 </file>
 
 <file path=word/endnotes.xml><?xml version="1.0" encoding="utf-8"?>
-<w:endnotes xmlns:wpc="http://schemas.microsoft.com/office/word/2010/wordprocessingCanvas" xmlns:cx="http://schemas.microsoft.com/office/drawing/2014/chartex" xmlns:cx1="http://schemas.microsoft.com/office/drawing/2015/9/8/chartex" xmlns:cx2="http://schemas.microsoft.com/office/drawing/2015/10/21/chartex" xmlns:cx3="http://schemas.microsoft.com/office/drawing/2016/5/9/chartex" xmlns:cx4="http://schemas.microsoft.com/office/drawing/2016/5/10/chartex" xmlns:cx5="http://schemas.microsoft.com/office/drawing/2016/5/11/chartex" xmlns:cx6="http://schemas.microsoft.com/office/drawing/2016/5/12/chartex" xmlns:cx7="http://schemas.microsoft.com/office/drawing/2016/5/13/chartex" xmlns:cx8="http://schemas.microsoft.com/office/drawing/2016/5/14/chartex" xmlns:mc="http://schemas.openxmlformats.org/markup-compatibility/2006" xmlns:aink="http://schemas.microsoft.com/office/drawing/2016/ink" xmlns:am3d="http://schemas.microsoft.com/office/drawing/2017/model3d" xmlns:o="urn:schemas-microsoft-com:office:office" xmlns:r="http://schemas.openxmlformats.org/officeDocument/2006/relationships" xmlns:m="http://schemas.openxmlformats.org/officeDocument/2006/math" xmlns:v="urn:schemas-microsoft-com:vml" xmlns:wp14="http://schemas.microsoft.com/office/word/2010/wordprocessingDrawing" xmlns:wp="http://schemas.openxmlformats.org/drawingml/2006/wordprocessingDrawing" xmlns:w10="urn:schemas-microsoft-com:office:word" xmlns:w="http://schemas.openxmlformats.org/wordprocessingml/2006/main" xmlns:w14="http://schemas.microsoft.com/office/word/2010/wordml" xmlns:w15="http://schemas.microsoft.com/office/word/2012/wordml" xmlns:w16cex="http://schemas.microsoft.com/office/word/2018/wordml/cex" xmlns:w16cid="http://schemas.microsoft.com/office/word/2016/wordml/cid" xmlns:w16="http://schemas.microsoft.com/office/word/2018/wordml" xmlns:w16se="http://schemas.microsoft.com/office/word/2015/wordml/symex" xmlns:wpg="http://schemas.microsoft.com/office/word/2010/wordprocessingGroup" xmlns:wpi="http://schemas.microsoft.com/office/word/2010/wordprocessingInk" xmlns:wne="http://schemas.microsoft.com/office/word/2006/wordml" xmlns:wps="http://schemas.microsoft.com/office/word/2010/wordprocessingShape" mc:Ignorable="w14 w15 w16se w16cid w16 w16cex wp14">
+<w:endnotes xmlns:wpc="http://schemas.microsoft.com/office/word/2010/wordprocessingCanvas" xmlns:cx="http://schemas.microsoft.com/office/drawing/2014/chartex" xmlns:cx1="http://schemas.microsoft.com/office/drawing/2015/9/8/chartex" xmlns:cx2="http://schemas.microsoft.com/office/drawing/2015/10/21/chartex" xmlns:cx3="http://schemas.microsoft.com/office/drawing/2016/5/9/chartex" xmlns:cx4="http://schemas.microsoft.com/office/drawing/2016/5/10/chartex" xmlns:cx5="http://schemas.microsoft.com/office/drawing/2016/5/11/chartex" xmlns:cx6="http://schemas.microsoft.com/office/drawing/2016/5/12/chartex" xmlns:cx7="http://schemas.microsoft.com/office/drawing/2016/5/13/chartex" xmlns:cx8="http://schemas.microsoft.com/office/drawing/2016/5/14/chartex" xmlns:mc="http://schemas.openxmlformats.org/markup-compatibility/2006" xmlns:aink="http://schemas.microsoft.com/office/drawing/2016/ink" xmlns:am3d="http://schemas.microsoft.com/office/drawing/2017/model3d" xmlns:o="urn:schemas-microsoft-com:office:office" xmlns:oel="http://schemas.microsoft.com/office/2019/extlst" xmlns:r="http://schemas.openxmlformats.org/officeDocument/2006/relationships" xmlns:m="http://schemas.openxmlformats.org/officeDocument/2006/math" xmlns:v="urn:schemas-microsoft-com:vml" xmlns:wp14="http://schemas.microsoft.com/office/word/2010/wordprocessingDrawing" xmlns:wp="http://schemas.openxmlformats.org/drawingml/2006/wordprocessingDrawing" xmlns:w10="urn:schemas-microsoft-com:office:word" xmlns:w="http://schemas.openxmlformats.org/wordprocessingml/2006/main" xmlns:w14="http://schemas.microsoft.com/office/word/2010/wordml" xmlns:w15="http://schemas.microsoft.com/office/word/2012/wordml" xmlns:w16cex="http://schemas.microsoft.com/office/word/2018/wordml/cex" xmlns:w16cid="http://schemas.microsoft.com/office/word/2016/wordml/cid" xmlns:w16="http://schemas.microsoft.com/office/word/2018/wordml" xmlns:w16du="http://schemas.microsoft.com/office/word/2023/wordml/word16du" xmlns:w16sdtdh="http://schemas.microsoft.com/office/word/2020/wordml/sdtdatahash" xmlns:w16sdtfl="http://schemas.microsoft.com/office/word/2024/wordml/sdtformatlock" xmlns:w16se="http://schemas.microsoft.com/office/word/2015/wordml/symex" xmlns:wpg="http://schemas.microsoft.com/office/word/2010/wordprocessingGroup" xmlns:wpi="http://schemas.microsoft.com/office/word/2010/wordprocessingInk" xmlns:wne="http://schemas.microsoft.com/office/word/2006/wordml" xmlns:wps="http://schemas.microsoft.com/office/word/2010/wordprocessingShape" mc:Ignorable="w14 w15 w16se w16cid w16 w16cex w16sdtdh w16sdtfl w16du wp14">
   <w:endnote w:type="separator" w:id="-1">
     <w:p>
       <w:r>
@@ -3924,7 +4823,7 @@
 </file>
 
 <file path=word/footer1.xml><?xml version="1.0" encoding="utf-8"?>
-<w:ftr xmlns:wpc="http://schemas.microsoft.com/office/word/2010/wordprocessingCanvas" xmlns:cx="http://schemas.microsoft.com/office/drawing/2014/chartex" xmlns:cx1="http://schemas.microsoft.com/office/drawing/2015/9/8/chartex" xmlns:cx2="http://schemas.microsoft.com/office/drawing/2015/10/21/chartex" xmlns:cx3="http://schemas.microsoft.com/office/drawing/2016/5/9/chartex" xmlns:cx4="http://schemas.microsoft.com/office/drawing/2016/5/10/chartex" xmlns:cx5="http://schemas.microsoft.com/office/drawing/2016/5/11/chartex" xmlns:cx6="http://schemas.microsoft.com/office/drawing/2016/5/12/chartex" xmlns:cx7="http://schemas.microsoft.com/office/drawing/2016/5/13/chartex" xmlns:cx8="http://schemas.microsoft.com/office/drawing/2016/5/14/chartex" xmlns:mc="http://schemas.openxmlformats.org/markup-compatibility/2006" xmlns:aink="http://schemas.microsoft.com/office/drawing/2016/ink" xmlns:am3d="http://schemas.microsoft.com/office/drawing/2017/model3d" xmlns:o="urn:schemas-microsoft-com:office:office" xmlns:r="http://schemas.openxmlformats.org/officeDocument/2006/relationships" xmlns:m="http://schemas.openxmlformats.org/officeDocument/2006/math" xmlns:v="urn:schemas-microsoft-com:vml" xmlns:wp14="http://schemas.microsoft.com/office/word/2010/wordprocessingDrawing" xmlns:wp="http://schemas.openxmlformats.org/drawingml/2006/wordprocessingDrawing" xmlns:w10="urn:schemas-microsoft-com:office:word" xmlns:w="http://schemas.openxmlformats.org/wordprocessingml/2006/main" xmlns:w14="http://schemas.microsoft.com/office/word/2010/wordml" xmlns:w15="http://schemas.microsoft.com/office/word/2012/wordml" xmlns:w16cex="http://schemas.microsoft.com/office/word/2018/wordml/cex" xmlns:w16cid="http://schemas.microsoft.com/office/word/2016/wordml/cid" xmlns:w16="http://schemas.microsoft.com/office/word/2018/wordml" xmlns:w16se="http://schemas.microsoft.com/office/word/2015/wordml/symex" xmlns:wpg="http://schemas.microsoft.com/office/word/2010/wordprocessingGroup" xmlns:wpi="http://schemas.microsoft.com/office/word/2010/wordprocessingInk" xmlns:wne="http://schemas.microsoft.com/office/word/2006/wordml" xmlns:wps="http://schemas.microsoft.com/office/word/2010/wordprocessingShape" mc:Ignorable="w14 w15 w16se w16cid w16 w16cex wp14">
+<w:ftr xmlns:wpc="http://schemas.microsoft.com/office/word/2010/wordprocessingCanvas" xmlns:mc="http://schemas.openxmlformats.org/markup-compatibility/2006" xmlns:o="urn:schemas-microsoft-com:office:office" xmlns:r="http://schemas.openxmlformats.org/officeDocument/2006/relationships" xmlns:m="http://schemas.openxmlformats.org/officeDocument/2006/math" xmlns:v="urn:schemas-microsoft-com:vml" xmlns:wp14="http://schemas.microsoft.com/office/word/2010/wordprocessingDrawing" xmlns:wp="http://schemas.openxmlformats.org/drawingml/2006/wordprocessingDrawing" xmlns:w10="urn:schemas-microsoft-com:office:word" xmlns:w="http://schemas.openxmlformats.org/wordprocessingml/2006/main" xmlns:w14="http://schemas.microsoft.com/office/word/2010/wordml" xmlns:w15="http://schemas.microsoft.com/office/word/2012/wordml" xmlns:w16se="http://schemas.microsoft.com/office/word/2015/wordml/symex" xmlns:w16cid="http://schemas.microsoft.com/office/word/2016/wordml/cid" xmlns:w16="http://schemas.microsoft.com/office/word/2018/wordml" xmlns:w16cex="http://schemas.microsoft.com/office/word/2018/wordml/cex" xmlns:w16sdtdh="http://schemas.microsoft.com/office/word/2020/wordml/sdtdatahash" xmlns:wne="http://schemas.microsoft.com/office/word/2006/wordml" xmlns:wpg="http://schemas.microsoft.com/office/word/2010/wordprocessingGroup" xmlns:wps="http://schemas.microsoft.com/office/word/2010/wordprocessingShape">
   <w:p>
     <w:pPr>
       <w:pStyle w:val="Footer"/>
@@ -3994,7 +4893,7 @@
 </file>
 
 <file path=word/footnotes.xml><?xml version="1.0" encoding="utf-8"?>
-<w:footnotes xmlns:wpc="http://schemas.microsoft.com/office/word/2010/wordprocessingCanvas" xmlns:cx="http://schemas.microsoft.com/office/drawing/2014/chartex" xmlns:cx1="http://schemas.microsoft.com/office/drawing/2015/9/8/chartex" xmlns:cx2="http://schemas.microsoft.com/office/drawing/2015/10/21/chartex" xmlns:cx3="http://schemas.microsoft.com/office/drawing/2016/5/9/chartex" xmlns:cx4="http://schemas.microsoft.com/office/drawing/2016/5/10/chartex" xmlns:cx5="http://schemas.microsoft.com/office/drawing/2016/5/11/chartex" xmlns:cx6="http://schemas.microsoft.com/office/drawing/2016/5/12/chartex" xmlns:cx7="http://schemas.microsoft.com/office/drawing/2016/5/13/chartex" xmlns:cx8="http://schemas.microsoft.com/office/drawing/2016/5/14/chartex" xmlns:mc="http://schemas.openxmlformats.org/markup-compatibility/2006" xmlns:aink="http://schemas.microsoft.com/office/drawing/2016/ink" xmlns:am3d="http://schemas.microsoft.com/office/drawing/2017/model3d" xmlns:o="urn:schemas-microsoft-com:office:office" xmlns:r="http://schemas.openxmlformats.org/officeDocument/2006/relationships" xmlns:m="http://schemas.openxmlformats.org/officeDocument/2006/math" xmlns:v="urn:schemas-microsoft-com:vml" xmlns:wp14="http://schemas.microsoft.com/office/word/2010/wordprocessingDrawing" xmlns:wp="http://schemas.openxmlformats.org/drawingml/2006/wordprocessingDrawing" xmlns:w10="urn:schemas-microsoft-com:office:word" xmlns:w="http://schemas.openxmlformats.org/wordprocessingml/2006/main" xmlns:w14="http://schemas.microsoft.com/office/word/2010/wordml" xmlns:w15="http://schemas.microsoft.com/office/word/2012/wordml" xmlns:w16cex="http://schemas.microsoft.com/office/word/2018/wordml/cex" xmlns:w16cid="http://schemas.microsoft.com/office/word/2016/wordml/cid" xmlns:w16="http://schemas.microsoft.com/office/word/2018/wordml" xmlns:w16se="http://schemas.microsoft.com/office/word/2015/wordml/symex" xmlns:wpg="http://schemas.microsoft.com/office/word/2010/wordprocessingGroup" xmlns:wpi="http://schemas.microsoft.com/office/word/2010/wordprocessingInk" xmlns:wne="http://schemas.microsoft.com/office/word/2006/wordml" xmlns:wps="http://schemas.microsoft.com/office/word/2010/wordprocessingShape" mc:Ignorable="w14 w15 w16se w16cid w16 w16cex wp14">
+<w:footnotes xmlns:wpc="http://schemas.microsoft.com/office/word/2010/wordprocessingCanvas" xmlns:cx="http://schemas.microsoft.com/office/drawing/2014/chartex" xmlns:cx1="http://schemas.microsoft.com/office/drawing/2015/9/8/chartex" xmlns:cx2="http://schemas.microsoft.com/office/drawing/2015/10/21/chartex" xmlns:cx3="http://schemas.microsoft.com/office/drawing/2016/5/9/chartex" xmlns:cx4="http://schemas.microsoft.com/office/drawing/2016/5/10/chartex" xmlns:cx5="http://schemas.microsoft.com/office/drawing/2016/5/11/chartex" xmlns:cx6="http://schemas.microsoft.com/office/drawing/2016/5/12/chartex" xmlns:cx7="http://schemas.microsoft.com/office/drawing/2016/5/13/chartex" xmlns:cx8="http://schemas.microsoft.com/office/drawing/2016/5/14/chartex" xmlns:mc="http://schemas.openxmlformats.org/markup-compatibility/2006" xmlns:aink="http://schemas.microsoft.com/office/drawing/2016/ink" xmlns:am3d="http://schemas.microsoft.com/office/drawing/2017/model3d" xmlns:o="urn:schemas-microsoft-com:office:office" xmlns:oel="http://schemas.microsoft.com/office/2019/extlst" xmlns:r="http://schemas.openxmlformats.org/officeDocument/2006/relationships" xmlns:m="http://schemas.openxmlformats.org/officeDocument/2006/math" xmlns:v="urn:schemas-microsoft-com:vml" xmlns:wp14="http://schemas.microsoft.com/office/word/2010/wordprocessingDrawing" xmlns:wp="http://schemas.openxmlformats.org/drawingml/2006/wordprocessingDrawing" xmlns:w10="urn:schemas-microsoft-com:office:word" xmlns:w="http://schemas.openxmlformats.org/wordprocessingml/2006/main" xmlns:w14="http://schemas.microsoft.com/office/word/2010/wordml" xmlns:w15="http://schemas.microsoft.com/office/word/2012/wordml" xmlns:w16cex="http://schemas.microsoft.com/office/word/2018/wordml/cex" xmlns:w16cid="http://schemas.microsoft.com/office/word/2016/wordml/cid" xmlns:w16="http://schemas.microsoft.com/office/word/2018/wordml" xmlns:w16du="http://schemas.microsoft.com/office/word/2023/wordml/word16du" xmlns:w16sdtdh="http://schemas.microsoft.com/office/word/2020/wordml/sdtdatahash" xmlns:w16sdtfl="http://schemas.microsoft.com/office/word/2024/wordml/sdtformatlock" xmlns:w16se="http://schemas.microsoft.com/office/word/2015/wordml/symex" xmlns:wpg="http://schemas.microsoft.com/office/word/2010/wordprocessingGroup" xmlns:wpi="http://schemas.microsoft.com/office/word/2010/wordprocessingInk" xmlns:wne="http://schemas.microsoft.com/office/word/2006/wordml" xmlns:wps="http://schemas.microsoft.com/office/word/2010/wordprocessingShape" mc:Ignorable="w14 w15 w16se w16cid w16 w16cex w16sdtdh w16sdtfl w16du wp14">
   <w:footnote w:type="separator" w:id="-1">
     <w:p>
       <w:r>
@@ -4013,7 +4912,7 @@
 </file>
 
 <file path=word/header1.xml><?xml version="1.0" encoding="utf-8"?>
-<w:hdr xmlns:wpc="http://schemas.microsoft.com/office/word/2010/wordprocessingCanvas" xmlns:cx="http://schemas.microsoft.com/office/drawing/2014/chartex" xmlns:cx1="http://schemas.microsoft.com/office/drawing/2015/9/8/chartex" xmlns:cx2="http://schemas.microsoft.com/office/drawing/2015/10/21/chartex" xmlns:cx3="http://schemas.microsoft.com/office/drawing/2016/5/9/chartex" xmlns:cx4="http://schemas.microsoft.com/office/drawing/2016/5/10/chartex" xmlns:cx5="http://schemas.microsoft.com/office/drawing/2016/5/11/chartex" xmlns:cx6="http://schemas.microsoft.com/office/drawing/2016/5/12/chartex" xmlns:cx7="http://schemas.microsoft.com/office/drawing/2016/5/13/chartex" xmlns:cx8="http://schemas.microsoft.com/office/drawing/2016/5/14/chartex" xmlns:mc="http://schemas.openxmlformats.org/markup-compatibility/2006" xmlns:aink="http://schemas.microsoft.com/office/drawing/2016/ink" xmlns:am3d="http://schemas.microsoft.com/office/drawing/2017/model3d" xmlns:o="urn:schemas-microsoft-com:office:office" xmlns:r="http://schemas.openxmlformats.org/officeDocument/2006/relationships" xmlns:m="http://schemas.openxmlformats.org/officeDocument/2006/math" xmlns:v="urn:schemas-microsoft-com:vml" xmlns:wp14="http://schemas.microsoft.com/office/word/2010/wordprocessingDrawing" xmlns:wp="http://schemas.openxmlformats.org/drawingml/2006/wordprocessingDrawing" xmlns:w10="urn:schemas-microsoft-com:office:word" xmlns:w="http://schemas.openxmlformats.org/wordprocessingml/2006/main" xmlns:w14="http://schemas.microsoft.com/office/word/2010/wordml" xmlns:w15="http://schemas.microsoft.com/office/word/2012/wordml" xmlns:w16cex="http://schemas.microsoft.com/office/word/2018/wordml/cex" xmlns:w16cid="http://schemas.microsoft.com/office/word/2016/wordml/cid" xmlns:w16="http://schemas.microsoft.com/office/word/2018/wordml" xmlns:w16se="http://schemas.microsoft.com/office/word/2015/wordml/symex" xmlns:wpg="http://schemas.microsoft.com/office/word/2010/wordprocessingGroup" xmlns:wpi="http://schemas.microsoft.com/office/word/2010/wordprocessingInk" xmlns:wne="http://schemas.microsoft.com/office/word/2006/wordml" xmlns:wps="http://schemas.microsoft.com/office/word/2010/wordprocessingShape" mc:Ignorable="w14 w15 w16se w16cid w16 w16cex wp14">
+<w:hdr xmlns:wpc="http://schemas.microsoft.com/office/word/2010/wordprocessingCanvas" xmlns:mc="http://schemas.openxmlformats.org/markup-compatibility/2006" xmlns:o="urn:schemas-microsoft-com:office:office" xmlns:r="http://schemas.openxmlformats.org/officeDocument/2006/relationships" xmlns:m="http://schemas.openxmlformats.org/officeDocument/2006/math" xmlns:v="urn:schemas-microsoft-com:vml" xmlns:wp14="http://schemas.microsoft.com/office/word/2010/wordprocessingDrawing" xmlns:wp="http://schemas.openxmlformats.org/drawingml/2006/wordprocessingDrawing" xmlns:w10="urn:schemas-microsoft-com:office:word" xmlns:w="http://schemas.openxmlformats.org/wordprocessingml/2006/main" xmlns:w14="http://schemas.microsoft.com/office/word/2010/wordml" xmlns:w15="http://schemas.microsoft.com/office/word/2012/wordml" xmlns:w16se="http://schemas.microsoft.com/office/word/2015/wordml/symex" xmlns:w16cid="http://schemas.microsoft.com/office/word/2016/wordml/cid" xmlns:w16="http://schemas.microsoft.com/office/word/2018/wordml" xmlns:w16cex="http://schemas.microsoft.com/office/word/2018/wordml/cex" xmlns:w16sdtdh="http://schemas.microsoft.com/office/word/2020/wordml/sdtdatahash" xmlns:wne="http://schemas.microsoft.com/office/word/2006/wordml" xmlns:wpg="http://schemas.microsoft.com/office/word/2010/wordprocessingGroup" xmlns:wps="http://schemas.microsoft.com/office/word/2010/wordprocessingShape">
   <w:p>
     <w:pPr>
       <w:jc w:val="center"/>
@@ -4025,13 +4924,12 @@
     </w:pPr>
     <w:r>
       <w:rPr>
-        <w:rFonts w:ascii="Bookman Old Style" w:eastAsia="Times New Roman" w:hAnsi="Bookman Old Style"/>
-        <w:noProof/>
+        <w:rFonts w:ascii="Bookman Old Style" w:hAnsi="Bookman Old Style" w:eastAsia="Times New Roman"/>
         <w:sz w:val="28"/>
         <w:szCs w:val="28"/>
       </w:rPr>
       <w:drawing>
-        <wp:anchor distT="0" distB="0" distL="114300" distR="114300" simplePos="0" relativeHeight="251658240" behindDoc="0" locked="0" layoutInCell="1" allowOverlap="1" wp14:anchorId="72478C17" wp14:editId="3DD630F6">
+        <wp:anchor distT="0" distB="0" distL="114300" distR="114300" simplePos="0" relativeHeight="251658240" behindDoc="0" locked="0" layoutInCell="1" allowOverlap="1">
           <wp:simplePos x="0" y="0"/>
           <wp:positionH relativeFrom="column">
             <wp:posOffset>399415</wp:posOffset>
@@ -4042,7 +4940,7 @@
           <wp:extent cx="1028700" cy="911860"/>
           <wp:effectExtent l="0" t="0" r="0" b="2540"/>
           <wp:wrapNone/>
-          <wp:docPr id="10" name="Picture 10" descr="logo-CvSU-2"/>
+          <wp:docPr id="10" name="image1.jpeg" descr="logo-CvSU-2"/>
           <wp:cNvGraphicFramePr>
             <a:graphicFrameLocks xmlns:a="http://schemas.openxmlformats.org/drawingml/2006/main" noChangeAspect="1"/>
           </wp:cNvGraphicFramePr>
@@ -4050,25 +4948,16 @@
             <a:graphicData uri="http://schemas.openxmlformats.org/drawingml/2006/picture">
               <pic:pic xmlns:pic="http://schemas.openxmlformats.org/drawingml/2006/picture">
                 <pic:nvPicPr>
-                  <pic:cNvPr id="0" name="Picture 2" descr="logo-CvSU-2"/>
-                  <pic:cNvPicPr>
-                    <a:picLocks noChangeAspect="1" noChangeArrowheads="1"/>
-                  </pic:cNvPicPr>
+                  <pic:cNvPr id="10" name="image1.jpeg" descr="logo-CvSU-2"/>
+                  <pic:cNvPicPr/>
                 </pic:nvPicPr>
                 <pic:blipFill>
-                  <a:blip r:embed="rId1">
-                    <a:extLst>
-                      <a:ext uri="{28A0092B-C50C-407E-A947-70E740481C1C}">
-                        <a14:useLocalDpi xmlns:a14="http://schemas.microsoft.com/office/drawing/2010/main" val="0"/>
-                      </a:ext>
-                    </a:extLst>
-                  </a:blip>
-                  <a:srcRect/>
+                  <a:blip r:embed="rId2"/>
                   <a:stretch>
                     <a:fillRect/>
                   </a:stretch>
                 </pic:blipFill>
-                <pic:spPr bwMode="auto">
+                <pic:spPr>
                   <a:xfrm>
                     <a:off x="0" y="0"/>
                     <a:ext cx="1028700" cy="911860"/>
@@ -4076,24 +4965,16 @@
                   <a:prstGeom prst="rect">
                     <a:avLst/>
                   </a:prstGeom>
-                  <a:noFill/>
                 </pic:spPr>
               </pic:pic>
             </a:graphicData>
           </a:graphic>
-          <wp14:sizeRelH relativeFrom="page">
-            <wp14:pctWidth>0</wp14:pctWidth>
-          </wp14:sizeRelH>
-          <wp14:sizeRelV relativeFrom="page">
-            <wp14:pctHeight>0</wp14:pctHeight>
-          </wp14:sizeRelV>
         </wp:anchor>
       </w:drawing>
     </w:r>
     <w:r>
       <w:rPr>
         <w:rFonts w:ascii="Century Gothic" w:hAnsi="Century Gothic"/>
-        <w:snapToGrid w:val="0"/>
         <w:color w:val="000000"/>
       </w:rPr>
       <w:t>Republic of the Philippines</w:t>
@@ -4105,63 +4986,9 @@
       <w:rPr>
         <w:rFonts w:ascii="Bookman Old Style" w:hAnsi="Bookman Old Style"/>
         <w:b/>
-        <w:snapToGrid w:val="0"/>
         <w:color w:val="000000"/>
       </w:rPr>
     </w:pPr>
-    <w:smartTag w:uri="urn:schemas-microsoft-com:office:smarttags" w:element="place">
-      <w:smartTag w:uri="urn:schemas-microsoft-com:office:smarttags" w:element="PlaceName">
-        <w:r>
-          <w:rPr>
-            <w:rFonts w:ascii="Bookman Old Style" w:hAnsi="Bookman Old Style"/>
-            <w:b/>
-            <w:sz w:val="28"/>
-            <w:szCs w:val="28"/>
-          </w:rPr>
-          <w:t>CAVITE</w:t>
-        </w:r>
-      </w:smartTag>
-      <w:r>
-        <w:rPr>
-          <w:rFonts w:ascii="Bookman Old Style" w:hAnsi="Bookman Old Style"/>
-          <w:b/>
-          <w:sz w:val="28"/>
-          <w:szCs w:val="28"/>
-        </w:rPr>
-        <w:t xml:space="preserve"> </w:t>
-      </w:r>
-      <w:smartTag w:uri="urn:schemas-microsoft-com:office:smarttags" w:element="PlaceType">
-        <w:r>
-          <w:rPr>
-            <w:rFonts w:ascii="Bookman Old Style" w:hAnsi="Bookman Old Style"/>
-            <w:b/>
-            <w:sz w:val="28"/>
-            <w:szCs w:val="28"/>
-          </w:rPr>
-          <w:t>STATE</w:t>
-        </w:r>
-      </w:smartTag>
-      <w:r>
-        <w:rPr>
-          <w:rFonts w:ascii="Bookman Old Style" w:hAnsi="Bookman Old Style"/>
-          <w:b/>
-          <w:sz w:val="28"/>
-          <w:szCs w:val="28"/>
-        </w:rPr>
-        <w:t xml:space="preserve"> </w:t>
-      </w:r>
-      <w:smartTag w:uri="urn:schemas-microsoft-com:office:smarttags" w:element="PlaceType">
-        <w:r>
-          <w:rPr>
-            <w:rFonts w:ascii="Bookman Old Style" w:hAnsi="Bookman Old Style"/>
-            <w:b/>
-            <w:sz w:val="28"/>
-            <w:szCs w:val="28"/>
-          </w:rPr>
-          <w:t>UNIVERSITY</w:t>
-        </w:r>
-      </w:smartTag>
-    </w:smartTag>
   </w:p>
   <w:p>
     <w:pPr>
@@ -4169,7 +4996,6 @@
       <w:rPr>
         <w:rFonts w:ascii="Century Gothic" w:hAnsi="Century Gothic"/>
         <w:b/>
-        <w:snapToGrid w:val="0"/>
         <w:color w:val="000000"/>
       </w:rPr>
     </w:pPr>
@@ -4177,7 +5003,6 @@
       <w:rPr>
         <w:rFonts w:ascii="Century Gothic" w:hAnsi="Century Gothic"/>
         <w:b/>
-        <w:snapToGrid w:val="0"/>
         <w:color w:val="000000"/>
       </w:rPr>
       <w:t>Don Severino delas Alas Campus</w:t>
@@ -4187,15 +5012,13 @@
     <w:pPr>
       <w:jc w:val="center"/>
       <w:rPr>
-        <w:rFonts w:ascii="Arial" w:eastAsia="Times New Roman" w:hAnsi="Arial" w:cs="Arial"/>
-        <w:snapToGrid w:val="0"/>
+        <w:rFonts w:ascii="Arial" w:hAnsi="Arial" w:eastAsia="Times New Roman" w:cs="Arial"/>
         <w:color w:val="000000"/>
       </w:rPr>
     </w:pPr>
     <w:r>
       <w:rPr>
         <w:rFonts w:ascii="Century Gothic" w:hAnsi="Century Gothic"/>
-        <w:snapToGrid w:val="0"/>
         <w:color w:val="000000"/>
         <w:sz w:val="20"/>
         <w:szCs w:val="20"/>
@@ -4209,8 +5032,7 @@
         <w:tab w:val="left" w:pos="360"/>
       </w:tabs>
       <w:rPr>
-        <w:rFonts w:ascii="Arial" w:eastAsia="Times New Roman" w:hAnsi="Arial" w:cs="Arial"/>
-        <w:snapToGrid w:val="0"/>
+        <w:rFonts w:ascii="Arial" w:hAnsi="Arial" w:eastAsia="Times New Roman" w:cs="Arial"/>
         <w:color w:val="000000"/>
       </w:rPr>
     </w:pPr>
@@ -4221,8 +5043,7 @@
         <w:tab w:val="left" w:pos="360"/>
       </w:tabs>
       <w:rPr>
-        <w:rFonts w:ascii="Arial" w:eastAsia="Times New Roman" w:hAnsi="Arial" w:cs="Arial"/>
-        <w:snapToGrid w:val="0"/>
+        <w:rFonts w:ascii="Arial" w:hAnsi="Arial" w:eastAsia="Times New Roman" w:cs="Arial"/>
         <w:color w:val="000000"/>
       </w:rPr>
     </w:pPr>
@@ -4231,13 +5052,13 @@
     <w:pPr>
       <w:jc w:val="center"/>
       <w:rPr>
-        <w:rFonts w:ascii="Arial" w:eastAsia="Times New Roman" w:hAnsi="Arial" w:cs="Arial"/>
+        <w:rFonts w:ascii="Arial" w:hAnsi="Arial" w:eastAsia="Times New Roman" w:cs="Arial"/>
         <w:b/>
       </w:rPr>
     </w:pPr>
     <w:r>
       <w:rPr>
-        <w:rFonts w:ascii="Arial" w:eastAsia="Times New Roman" w:hAnsi="Arial" w:cs="Arial"/>
+        <w:rFonts w:ascii="Arial" w:hAnsi="Arial" w:eastAsia="Times New Roman" w:cs="Arial"/>
         <w:b/>
       </w:rPr>
       <w:t>COLLEGE OF ENGINEERING AND INFORMATION TECHNOLOGY</w:t>
@@ -4247,7 +5068,7 @@
     <w:pPr>
       <w:jc w:val="center"/>
       <w:rPr>
-        <w:rFonts w:ascii="Arial" w:eastAsia="Times New Roman" w:hAnsi="Arial" w:cs="Arial"/>
+        <w:rFonts w:ascii="Arial" w:hAnsi="Arial" w:eastAsia="Times New Roman" w:cs="Arial"/>
         <w:b/>
       </w:rPr>
     </w:pPr>
@@ -4257,13 +5078,13 @@
       <w:pStyle w:val="Header"/>
       <w:jc w:val="center"/>
       <w:rPr>
-        <w:rFonts w:ascii="Arial" w:eastAsia="Times New Roman" w:hAnsi="Arial" w:cs="Arial"/>
+        <w:rFonts w:ascii="Arial" w:hAnsi="Arial" w:eastAsia="Times New Roman" w:cs="Arial"/>
         <w:b/>
       </w:rPr>
     </w:pPr>
     <w:r>
       <w:rPr>
-        <w:rFonts w:ascii="Arial" w:eastAsia="Times New Roman" w:hAnsi="Arial" w:cs="Arial"/>
+        <w:rFonts w:ascii="Arial" w:hAnsi="Arial" w:eastAsia="Times New Roman" w:cs="Arial"/>
         <w:b/>
       </w:rPr>
       <w:t>MIDTERM GRADE DISCUSSION AND ACKNOWLEDGMENT FORM</w:t>

--- a/templates/Midterm-Grade-Discussion_LATEST.docx
+++ b/templates/Midterm-Grade-Discussion_LATEST.docx
@@ -1,46 +1,60 @@
 
 <file path=word/document.xml><?xml version="1.0" encoding="utf-8"?>
-<w:document xmlns:wpc="http://schemas.microsoft.com/office/word/2010/wordprocessingCanvas" xmlns:mc="http://schemas.openxmlformats.org/markup-compatibility/2006" xmlns:o="urn:schemas-microsoft-com:office:office" xmlns:r="http://schemas.openxmlformats.org/officeDocument/2006/relationships" xmlns:m="http://schemas.openxmlformats.org/officeDocument/2006/math" xmlns:v="urn:schemas-microsoft-com:vml" xmlns:wp14="http://schemas.microsoft.com/office/word/2010/wordprocessingDrawing" xmlns:wp="http://schemas.openxmlformats.org/drawingml/2006/wordprocessingDrawing" xmlns:w10="urn:schemas-microsoft-com:office:word" xmlns:w="http://schemas.openxmlformats.org/wordprocessingml/2006/main" xmlns:w14="http://schemas.microsoft.com/office/word/2010/wordml" xmlns:w15="http://schemas.microsoft.com/office/word/2012/wordml" xmlns:w16se="http://schemas.microsoft.com/office/word/2015/wordml/symex" xmlns:w16cid="http://schemas.microsoft.com/office/word/2016/wordml/cid" xmlns:w16="http://schemas.microsoft.com/office/word/2018/wordml" xmlns:w16cex="http://schemas.microsoft.com/office/word/2018/wordml/cex" xmlns:w16sdtdh="http://schemas.microsoft.com/office/word/2020/wordml/sdtdatahash" xmlns:wne="http://schemas.microsoft.com/office/word/2006/wordml" xmlns:wpg="http://schemas.microsoft.com/office/word/2010/wordprocessingGroup" xmlns:wps="http://schemas.microsoft.com/office/word/2010/wordprocessingShape" mc:Ignorable="w14 w15 w16se w16cid w16 w16cex w16sdtdh wp14">
+<w:document xmlns:wpc="http://schemas.microsoft.com/office/word/2010/wordprocessingCanvas" xmlns:cx="http://schemas.microsoft.com/office/drawing/2014/chartex" xmlns:cx1="http://schemas.microsoft.com/office/drawing/2015/9/8/chartex" xmlns:cx2="http://schemas.microsoft.com/office/drawing/2015/10/21/chartex" xmlns:cx3="http://schemas.microsoft.com/office/drawing/2016/5/9/chartex" xmlns:cx4="http://schemas.microsoft.com/office/drawing/2016/5/10/chartex" xmlns:cx5="http://schemas.microsoft.com/office/drawing/2016/5/11/chartex" xmlns:cx6="http://schemas.microsoft.com/office/drawing/2016/5/12/chartex" xmlns:cx7="http://schemas.microsoft.com/office/drawing/2016/5/13/chartex" xmlns:cx8="http://schemas.microsoft.com/office/drawing/2016/5/14/chartex" xmlns:mc="http://schemas.openxmlformats.org/markup-compatibility/2006" xmlns:aink="http://schemas.microsoft.com/office/drawing/2016/ink" xmlns:am3d="http://schemas.microsoft.com/office/drawing/2017/model3d" xmlns:o="urn:schemas-microsoft-com:office:office" xmlns:oel="http://schemas.microsoft.com/office/2019/extlst" xmlns:r="http://schemas.openxmlformats.org/officeDocument/2006/relationships" xmlns:m="http://schemas.openxmlformats.org/officeDocument/2006/math" xmlns:v="urn:schemas-microsoft-com:vml" xmlns:wp14="http://schemas.microsoft.com/office/word/2010/wordprocessingDrawing" xmlns:wp="http://schemas.openxmlformats.org/drawingml/2006/wordprocessingDrawing" xmlns:w10="urn:schemas-microsoft-com:office:word" xmlns:w="http://schemas.openxmlformats.org/wordprocessingml/2006/main" xmlns:w14="http://schemas.microsoft.com/office/word/2010/wordml" xmlns:w15="http://schemas.microsoft.com/office/word/2012/wordml" xmlns:w16cex="http://schemas.microsoft.com/office/word/2018/wordml/cex" xmlns:w16cid="http://schemas.microsoft.com/office/word/2016/wordml/cid" xmlns:w16="http://schemas.microsoft.com/office/word/2018/wordml" xmlns:w16du="http://schemas.microsoft.com/office/word/2023/wordml/word16du" xmlns:w16sdtdh="http://schemas.microsoft.com/office/word/2020/wordml/sdtdatahash" xmlns:w16sdtfl="http://schemas.microsoft.com/office/word/2024/wordml/sdtformatlock" xmlns:w16se="http://schemas.microsoft.com/office/word/2015/wordml/symex" xmlns:wpg="http://schemas.microsoft.com/office/word/2010/wordprocessingGroup" xmlns:wpi="http://schemas.microsoft.com/office/word/2010/wordprocessingInk" xmlns:wne="http://schemas.microsoft.com/office/word/2006/wordml" xmlns:wps="http://schemas.microsoft.com/office/word/2010/wordprocessingShape" mc:Ignorable="w14 w15 w16se w16cid w16 w16cex w16sdtdh w16sdtfl w16du wp14">
   <w:body>
     <w:p>
       <w:r>
-        <w:drawing>
-          <wp:anchor distT="0" distB="0" distL="114300" distR="114300" simplePos="0" relativeHeight="251658240" behindDoc="0" locked="0" layoutInCell="1" allowOverlap="1">
-            <wp:simplePos x="0" y="0"/>
-            <wp:positionH relativeFrom="column">
-              <wp:posOffset>4312969</wp:posOffset>
-            </wp:positionH>
-            <wp:positionV relativeFrom="paragraph">
-              <wp:posOffset>-1542513</wp:posOffset>
-            </wp:positionV>
-            <wp:extent cx="1504950" cy="247650"/>
-            <wp:effectExtent l="0" t="0" r="0" b="0"/>
-            <wp:wrapNone/>
-            <wp:docPr id="307" name="Shape 307"/>
-            <wp:cNvGraphicFramePr/>
-            <a:graphic xmlns:a="http://schemas.openxmlformats.org/drawingml/2006/main">
-              <a:graphicData uri="http://schemas.microsoft.com/office/word/2010/wordprocessingShape">
-                <wps:wsp>
-                  <wps:cNvSpPr/>
-                  <wps:spPr>
-                    <a:xfrm>
-                      <a:off x="0" y="0"/>
-                      <a:ext cx="1504950" cy="247650"/>
-                    </a:xfrm>
-                    <a:prstGeom prst="rect">
-                      <a:avLst/>
-                    </a:prstGeom>
-                    <a:solidFill>
-                      <a:srgbClr val="FFFFFF"/>
-                    </a:solidFill>
-                    <a:ln w="9525"/>
-                  </wps:spPr>
-                  <wps:bodyPr rot="0" vert="horz" lIns="95250" tIns="47625" rIns="95250" bIns="47625"/>
-                </wps:wsp>
-              </a:graphicData>
-            </a:graphic>
-          </wp:anchor>
-        </w:drawing>
+        <w:rPr>
+          <w:noProof/>
+        </w:rPr>
+        <mc:AlternateContent>
+          <mc:Choice Requires="wps">
+            <w:drawing>
+              <wp:anchor distT="0" distB="0" distL="114300" distR="114300" simplePos="0" relativeHeight="251658240" behindDoc="0" locked="0" layoutInCell="1" allowOverlap="1" wp14:anchorId="0F707B31" wp14:editId="6932ADB0">
+                <wp:simplePos x="0" y="0"/>
+                <wp:positionH relativeFrom="column">
+                  <wp:posOffset>4312969</wp:posOffset>
+                </wp:positionH>
+                <wp:positionV relativeFrom="paragraph">
+                  <wp:posOffset>-1542513</wp:posOffset>
+                </wp:positionV>
+                <wp:extent cx="1504950" cy="247650"/>
+                <wp:effectExtent l="0" t="0" r="0" b="0"/>
+                <wp:wrapNone/>
+                <wp:docPr id="307" name="Shape 307"/>
+                <wp:cNvGraphicFramePr/>
+                <a:graphic xmlns:a="http://schemas.openxmlformats.org/drawingml/2006/main">
+                  <a:graphicData uri="http://schemas.microsoft.com/office/word/2010/wordprocessingShape">
+                    <wps:wsp>
+                      <wps:cNvSpPr/>
+                      <wps:spPr>
+                        <a:xfrm>
+                          <a:off x="0" y="0"/>
+                          <a:ext cx="1504950" cy="247650"/>
+                        </a:xfrm>
+                        <a:prstGeom prst="rect">
+                          <a:avLst/>
+                        </a:prstGeom>
+                        <a:solidFill>
+                          <a:srgbClr val="FFFFFF"/>
+                        </a:solidFill>
+                        <a:ln w="9525"/>
+                      </wps:spPr>
+                      <wps:bodyPr rot="0" vert="horz" lIns="95250" tIns="47625" rIns="95250" bIns="47625"/>
+                    </wps:wsp>
+                  </a:graphicData>
+                </a:graphic>
+              </wp:anchor>
+            </w:drawing>
+          </mc:Choice>
+          <mc:Fallback>
+            <w:pict>
+              <v:rect w14:anchorId="400DE339" id="Shape 307" o:spid="_x0000_s1026" style="position:absolute;margin-left:339.6pt;margin-top:-121.45pt;width:118.5pt;height:19.5pt;z-index:251658240;visibility:visible;mso-wrap-style:square;mso-wrap-distance-left:9pt;mso-wrap-distance-top:0;mso-wrap-distance-right:9pt;mso-wrap-distance-bottom:0;mso-position-horizontal:absolute;mso-position-horizontal-relative:text;mso-position-vertical:absolute;mso-position-vertical-relative:text;v-text-anchor:top" o:gfxdata="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" stroked="f">
+                <v:textbox inset="7.5pt,3.75pt,7.5pt,3.75pt"/>
+              </v:rect>
+            </w:pict>
+          </mc:Fallback>
+        </mc:AlternateContent>
       </w:r>
     </w:p>
     <w:tbl>
@@ -54,18 +68,12 @@
           <w:insideH w:val="single" w:sz="4" w:space="0" w:color="auto"/>
           <w:insideV w:val="single" w:sz="4" w:space="0" w:color="auto"/>
         </w:tblBorders>
-        <w:tblCellMar>
-          <w:top w:w="0" w:type="dxa"/>
-          <w:left w:w="108" w:type="dxa"/>
-          <w:bottom w:w="0" w:type="dxa"/>
-          <w:right w:w="108" w:type="dxa"/>
-        </w:tblCellMar>
-        <w:tblLook w:firstRow="1" w:firstColumn="1" w:noVBand="1"/>
+        <w:tblLook w:val="07E0" w:firstRow="1" w:lastRow="1" w:firstColumn="1" w:lastColumn="1" w:noHBand="1" w:noVBand="1"/>
       </w:tblPr>
       <w:tblGrid>
-        <w:gridCol w:w="4285"/>
+        <w:gridCol w:w="4282"/>
         <w:gridCol w:w="283"/>
-        <w:gridCol w:w="4101"/>
+        <w:gridCol w:w="4094"/>
       </w:tblGrid>
       <w:tr>
         <w:tc>
@@ -89,9 +97,7 @@
             </w:pPr>
             <w:r>
               <w:rPr>
-                <w:rFonts w:ascii="Arial" w:hAnsi="Arial" w:eastAsia="Calibri" w:cs="Arial" w:eastAsiaTheme="minorHAnsi"/>
-                <w:sz w:val="22"/>
-                <w:szCs w:val="22"/>
+                <w:rFonts w:ascii="Arial" w:hAnsi="Arial" w:cs="Arial"/>
               </w:rPr>
               <w:t>INSTRUCTOR’S NAME/SIGNATURE</w:t>
             </w:r>
@@ -118,7 +124,7 @@
             </w:pPr>
             <w:r>
               <w:rPr>
-                <w:rFonts w:ascii="Arial" w:hAnsi="Arial" w:eastAsia="Calibri" w:cs="Arial" w:eastAsiaTheme="minorHAnsi"/>
+                <w:rFonts w:ascii="Arial" w:hAnsi="Arial" w:cs="Arial"/>
                 <w:sz w:val="20"/>
                 <w:szCs w:val="20"/>
               </w:rPr>
@@ -153,7 +159,7 @@
       </w:tr>
       <w:tr>
         <w:trPr>
-          <w:trHeight w:val="285" w:hRule="atLeast"/>
+          <w:trHeight w:val="285"/>
         </w:trPr>
         <w:tc>
           <w:tcPr>
@@ -176,9 +182,7 @@
             </w:pPr>
             <w:r>
               <w:rPr>
-                <w:rFonts w:ascii="Arial" w:hAnsi="Arial" w:eastAsia="Calibri" w:cs="Arial" w:eastAsiaTheme="minorHAnsi"/>
-                <w:sz w:val="22"/>
-                <w:szCs w:val="22"/>
+                <w:rFonts w:ascii="Arial" w:hAnsi="Arial" w:cs="Arial"/>
               </w:rPr>
               <w:t>COURSE / YEAR / SECTION</w:t>
             </w:r>
@@ -205,7 +209,7 @@
             </w:pPr>
             <w:r>
               <w:rPr>
-                <w:rFonts w:ascii="Arial" w:hAnsi="Arial" w:eastAsia="Calibri" w:cs="Arial" w:eastAsiaTheme="minorHAnsi"/>
+                <w:rFonts w:ascii="Arial" w:hAnsi="Arial" w:cs="Arial"/>
                 <w:sz w:val="20"/>
                 <w:szCs w:val="20"/>
               </w:rPr>
@@ -261,9 +265,7 @@
             </w:pPr>
             <w:r>
               <w:rPr>
-                <w:rFonts w:ascii="Arial" w:hAnsi="Arial" w:eastAsia="Calibri" w:cs="Arial" w:eastAsiaTheme="minorHAnsi"/>
-                <w:sz w:val="22"/>
-                <w:szCs w:val="22"/>
+                <w:rFonts w:ascii="Arial" w:hAnsi="Arial" w:cs="Arial"/>
               </w:rPr>
               <w:t>SCHEDULE CODE</w:t>
             </w:r>
@@ -290,7 +292,7 @@
             </w:pPr>
             <w:r>
               <w:rPr>
-                <w:rFonts w:ascii="Arial" w:hAnsi="Arial" w:eastAsia="Calibri" w:cs="Arial" w:eastAsiaTheme="minorHAnsi"/>
+                <w:rFonts w:ascii="Arial" w:hAnsi="Arial" w:cs="Arial"/>
                 <w:sz w:val="20"/>
                 <w:szCs w:val="20"/>
               </w:rPr>
@@ -346,9 +348,7 @@
             </w:pPr>
             <w:r>
               <w:rPr>
-                <w:rFonts w:ascii="Arial" w:hAnsi="Arial" w:eastAsia="Calibri" w:cs="Arial" w:eastAsiaTheme="minorHAnsi"/>
-                <w:sz w:val="22"/>
-                <w:szCs w:val="22"/>
+                <w:rFonts w:ascii="Arial" w:hAnsi="Arial" w:cs="Arial"/>
               </w:rPr>
               <w:t>SUBJECT CODE / TITLE</w:t>
             </w:r>
@@ -375,7 +375,7 @@
             </w:pPr>
             <w:r>
               <w:rPr>
-                <w:rFonts w:ascii="Arial" w:hAnsi="Arial" w:eastAsia="Calibri" w:cs="Arial" w:eastAsiaTheme="minorHAnsi"/>
+                <w:rFonts w:ascii="Arial" w:hAnsi="Arial" w:cs="Arial"/>
                 <w:sz w:val="20"/>
                 <w:szCs w:val="20"/>
               </w:rPr>
@@ -431,9 +431,7 @@
             </w:pPr>
             <w:r>
               <w:rPr>
-                <w:rFonts w:ascii="Arial" w:hAnsi="Arial" w:eastAsia="Calibri" w:cs="Arial" w:eastAsiaTheme="minorHAnsi"/>
-                <w:sz w:val="22"/>
-                <w:szCs w:val="22"/>
+                <w:rFonts w:ascii="Arial" w:hAnsi="Arial" w:cs="Arial"/>
               </w:rPr>
               <w:t>SEMESTER / ACADEMIC YEAR</w:t>
             </w:r>
@@ -460,7 +458,7 @@
             </w:pPr>
             <w:r>
               <w:rPr>
-                <w:rFonts w:ascii="Arial" w:hAnsi="Arial" w:eastAsia="Calibri" w:cs="Arial" w:eastAsiaTheme="minorHAnsi"/>
+                <w:rFonts w:ascii="Arial" w:hAnsi="Arial" w:cs="Arial"/>
                 <w:sz w:val="20"/>
                 <w:szCs w:val="20"/>
               </w:rPr>
@@ -516,9 +514,7 @@
             </w:pPr>
             <w:r>
               <w:rPr>
-                <w:rFonts w:ascii="Arial" w:hAnsi="Arial" w:eastAsia="Calibri" w:cs="Arial" w:eastAsiaTheme="minorHAnsi"/>
-                <w:sz w:val="22"/>
-                <w:szCs w:val="22"/>
+                <w:rFonts w:ascii="Arial" w:hAnsi="Arial" w:cs="Arial"/>
               </w:rPr>
               <w:t>DATE</w:t>
             </w:r>
@@ -545,7 +541,7 @@
             </w:pPr>
             <w:r>
               <w:rPr>
-                <w:rFonts w:ascii="Arial" w:hAnsi="Arial" w:eastAsia="Calibri" w:cs="Arial" w:eastAsiaTheme="minorHAnsi"/>
+                <w:rFonts w:ascii="Arial" w:hAnsi="Arial" w:cs="Arial"/>
                 <w:sz w:val="20"/>
                 <w:szCs w:val="20"/>
               </w:rPr>
@@ -610,53 +606,11 @@
       </w:pPr>
       <w:r>
         <w:rPr>
-          <w:rFonts w:ascii="Arial" w:hAnsi="Arial" w:eastAsia="Calibri" w:cs="Arial" w:eastAsiaTheme="minorHAnsi"/>
+          <w:rFonts w:ascii="Arial" w:hAnsi="Arial" w:cs="Arial"/>
           <w:i/>
           <w:iCs/>
-          <w:sz w:val="22"/>
-          <w:szCs w:val="22"/>
         </w:rPr>
-        <w:t>This serves as confirmation that the instructor of this subject has presented and discussed the M</w:t>
-      </w:r>
-      <w:r>
-        <w:rPr>
-          <w:rFonts w:ascii="Arial" w:hAnsi="Arial" w:eastAsia="Calibri" w:cs="Arial" w:eastAsiaTheme="minorHAnsi"/>
-          <w:i/>
-          <w:iCs/>
-          <w:sz w:val="22"/>
-          <w:szCs w:val="22"/>
-        </w:rPr>
-        <w:t xml:space="preserve">idterm </w:t>
-      </w:r>
-      <w:r>
-        <w:rPr>
-          <w:rFonts w:ascii="Arial" w:hAnsi="Arial" w:eastAsia="Calibri" w:cs="Arial" w:eastAsiaTheme="minorHAnsi"/>
-          <w:i/>
-          <w:iCs/>
-          <w:sz w:val="22"/>
-          <w:szCs w:val="22"/>
-        </w:rPr>
-        <w:t>G</w:t>
-      </w:r>
-      <w:r>
-        <w:rPr>
-          <w:rFonts w:ascii="Arial" w:hAnsi="Arial" w:eastAsia="Calibri" w:cs="Arial" w:eastAsiaTheme="minorHAnsi"/>
-          <w:i/>
-          <w:iCs/>
-          <w:sz w:val="22"/>
-          <w:szCs w:val="22"/>
-        </w:rPr>
-        <w:t>rades</w:t>
-      </w:r>
-      <w:r>
-        <w:rPr>
-          <w:rFonts w:ascii="Arial" w:hAnsi="Arial" w:eastAsia="Calibri" w:cs="Arial" w:eastAsiaTheme="minorHAnsi"/>
-          <w:i/>
-          <w:iCs/>
-          <w:sz w:val="22"/>
-          <w:szCs w:val="22"/>
-        </w:rPr>
-        <w:t>. By affixing our signatures opposite our names, we acknowledge receipt and understanding of the grades presented.</w:t>
+        <w:t>This serves as confirmation that the instructor of this subject has presented and discussed the Midterm Grades. By affixing our signatures opposite our names, we acknowledge receipt and understanding of the grades presented.</w:t>
       </w:r>
     </w:p>
     <w:p>
@@ -697,13 +651,7 @@
           <w:insideH w:val="single" w:sz="4" w:space="0" w:color="auto"/>
           <w:insideV w:val="single" w:sz="4" w:space="0" w:color="auto"/>
         </w:tblBorders>
-        <w:tblCellMar>
-          <w:top w:w="0" w:type="dxa"/>
-          <w:left w:w="108" w:type="dxa"/>
-          <w:bottom w:w="0" w:type="dxa"/>
-          <w:right w:w="108" w:type="dxa"/>
-        </w:tblCellMar>
-        <w:tblLook w:firstRow="1" w:lastRow="1" w:firstColumn="1" w:lastColumn="1"/>
+        <w:tblLook w:val="07E0" w:firstRow="1" w:lastRow="1" w:firstColumn="1" w:lastColumn="1" w:noHBand="1" w:noVBand="1"/>
       </w:tblPr>
       <w:tblGrid>
         <w:gridCol w:w="4936"/>
@@ -741,11 +689,9 @@
             </w:pPr>
             <w:r>
               <w:rPr>
-                <w:rFonts w:ascii="Arial" w:hAnsi="Arial" w:eastAsia="Calibri" w:cs="Arial" w:eastAsiaTheme="minorHAnsi"/>
+                <w:rFonts w:ascii="Arial" w:hAnsi="Arial" w:cs="Arial"/>
                 <w:b/>
                 <w:bCs/>
-                <w:sz w:val="22"/>
-                <w:szCs w:val="22"/>
               </w:rPr>
               <w:t>NAME OF STUDENTS</w:t>
             </w:r>
@@ -778,11 +724,9 @@
             </w:pPr>
             <w:r>
               <w:rPr>
-                <w:rFonts w:ascii="Arial" w:hAnsi="Arial" w:eastAsia="Calibri" w:cs="Arial" w:eastAsiaTheme="minorHAnsi"/>
+                <w:rFonts w:ascii="Arial" w:hAnsi="Arial" w:cs="Arial"/>
                 <w:b/>
                 <w:bCs/>
-                <w:sz w:val="22"/>
-                <w:szCs w:val="22"/>
               </w:rPr>
               <w:t>STUDENT NUMBER</w:t>
             </w:r>
@@ -815,11 +759,9 @@
             </w:pPr>
             <w:r>
               <w:rPr>
-                <w:rFonts w:ascii="Arial" w:hAnsi="Arial" w:eastAsia="Calibri" w:cs="Arial" w:eastAsiaTheme="minorHAnsi"/>
+                <w:rFonts w:ascii="Arial" w:hAnsi="Arial" w:cs="Arial"/>
                 <w:b/>
                 <w:bCs/>
-                <w:sz w:val="22"/>
-                <w:szCs w:val="22"/>
               </w:rPr>
               <w:t>SIGNATURE</w:t>
             </w:r>
@@ -4793,10 +4735,15 @@
       </w:r>
     </w:p>
     <w:sectPr>
-      <w:headerReference w:type="default" r:id="rId7"/>
-      <w:footerReference w:type="default" r:id="rId8"/>
+      <w:headerReference w:type="even" r:id="rId7"/>
+      <w:headerReference w:type="default" r:id="rId8"/>
+      <w:footerReference w:type="even" r:id="rId9"/>
+      <w:footerReference w:type="default" r:id="rId10"/>
+      <w:headerReference w:type="first" r:id="rId11"/>
+      <w:footerReference w:type="first" r:id="rId12"/>
       <w:pgSz w:w="11909" w:h="16834"/>
       <w:pgMar w:top="1728" w:right="1080" w:bottom="576" w:left="2160" w:header="432" w:footer="432" w:gutter="0"/>
+      <w:cols w:space="720"/>
       <w:docGrid w:linePitch="360"/>
     </w:sectPr>
   </w:body>
@@ -4823,7 +4770,17 @@
 </file>
 
 <file path=word/footer1.xml><?xml version="1.0" encoding="utf-8"?>
-<w:ftr xmlns:wpc="http://schemas.microsoft.com/office/word/2010/wordprocessingCanvas" xmlns:mc="http://schemas.openxmlformats.org/markup-compatibility/2006" xmlns:o="urn:schemas-microsoft-com:office:office" xmlns:r="http://schemas.openxmlformats.org/officeDocument/2006/relationships" xmlns:m="http://schemas.openxmlformats.org/officeDocument/2006/math" xmlns:v="urn:schemas-microsoft-com:vml" xmlns:wp14="http://schemas.microsoft.com/office/word/2010/wordprocessingDrawing" xmlns:wp="http://schemas.openxmlformats.org/drawingml/2006/wordprocessingDrawing" xmlns:w10="urn:schemas-microsoft-com:office:word" xmlns:w="http://schemas.openxmlformats.org/wordprocessingml/2006/main" xmlns:w14="http://schemas.microsoft.com/office/word/2010/wordml" xmlns:w15="http://schemas.microsoft.com/office/word/2012/wordml" xmlns:w16se="http://schemas.microsoft.com/office/word/2015/wordml/symex" xmlns:w16cid="http://schemas.microsoft.com/office/word/2016/wordml/cid" xmlns:w16="http://schemas.microsoft.com/office/word/2018/wordml" xmlns:w16cex="http://schemas.microsoft.com/office/word/2018/wordml/cex" xmlns:w16sdtdh="http://schemas.microsoft.com/office/word/2020/wordml/sdtdatahash" xmlns:wne="http://schemas.microsoft.com/office/word/2006/wordml" xmlns:wpg="http://schemas.microsoft.com/office/word/2010/wordprocessingGroup" xmlns:wps="http://schemas.microsoft.com/office/word/2010/wordprocessingShape">
+<w:ftr xmlns:wpc="http://schemas.microsoft.com/office/word/2010/wordprocessingCanvas" xmlns:cx="http://schemas.microsoft.com/office/drawing/2014/chartex" xmlns:cx1="http://schemas.microsoft.com/office/drawing/2015/9/8/chartex" xmlns:cx2="http://schemas.microsoft.com/office/drawing/2015/10/21/chartex" xmlns:cx3="http://schemas.microsoft.com/office/drawing/2016/5/9/chartex" xmlns:cx4="http://schemas.microsoft.com/office/drawing/2016/5/10/chartex" xmlns:cx5="http://schemas.microsoft.com/office/drawing/2016/5/11/chartex" xmlns:cx6="http://schemas.microsoft.com/office/drawing/2016/5/12/chartex" xmlns:cx7="http://schemas.microsoft.com/office/drawing/2016/5/13/chartex" xmlns:cx8="http://schemas.microsoft.com/office/drawing/2016/5/14/chartex" xmlns:mc="http://schemas.openxmlformats.org/markup-compatibility/2006" xmlns:aink="http://schemas.microsoft.com/office/drawing/2016/ink" xmlns:am3d="http://schemas.microsoft.com/office/drawing/2017/model3d" xmlns:o="urn:schemas-microsoft-com:office:office" xmlns:oel="http://schemas.microsoft.com/office/2019/extlst" xmlns:r="http://schemas.openxmlformats.org/officeDocument/2006/relationships" xmlns:m="http://schemas.openxmlformats.org/officeDocument/2006/math" xmlns:v="urn:schemas-microsoft-com:vml" xmlns:wp14="http://schemas.microsoft.com/office/word/2010/wordprocessingDrawing" xmlns:wp="http://schemas.openxmlformats.org/drawingml/2006/wordprocessingDrawing" xmlns:w10="urn:schemas-microsoft-com:office:word" xmlns:w="http://schemas.openxmlformats.org/wordprocessingml/2006/main" xmlns:w14="http://schemas.microsoft.com/office/word/2010/wordml" xmlns:w15="http://schemas.microsoft.com/office/word/2012/wordml" xmlns:w16cex="http://schemas.microsoft.com/office/word/2018/wordml/cex" xmlns:w16cid="http://schemas.microsoft.com/office/word/2016/wordml/cid" xmlns:w16="http://schemas.microsoft.com/office/word/2018/wordml" xmlns:w16du="http://schemas.microsoft.com/office/word/2023/wordml/word16du" xmlns:w16sdtdh="http://schemas.microsoft.com/office/word/2020/wordml/sdtdatahash" xmlns:w16sdtfl="http://schemas.microsoft.com/office/word/2024/wordml/sdtformatlock" xmlns:w16se="http://schemas.microsoft.com/office/word/2015/wordml/symex" xmlns:wpg="http://schemas.microsoft.com/office/word/2010/wordprocessingGroup" xmlns:wpi="http://schemas.microsoft.com/office/word/2010/wordprocessingInk" xmlns:wne="http://schemas.microsoft.com/office/word/2006/wordml" xmlns:wps="http://schemas.microsoft.com/office/word/2010/wordprocessingShape" mc:Ignorable="w14 w15 w16se w16cid w16 w16cex w16sdtdh w16sdtfl w16du wp14">
+  <w:p>
+    <w:pPr>
+      <w:pStyle w:val="Footer"/>
+    </w:pPr>
+  </w:p>
+</w:ftr>
+</file>
+
+<file path=word/footer2.xml><?xml version="1.0" encoding="utf-8"?>
+<w:ftr xmlns:wpc="http://schemas.microsoft.com/office/word/2010/wordprocessingCanvas" xmlns:cx="http://schemas.microsoft.com/office/drawing/2014/chartex" xmlns:cx1="http://schemas.microsoft.com/office/drawing/2015/9/8/chartex" xmlns:cx2="http://schemas.microsoft.com/office/drawing/2015/10/21/chartex" xmlns:cx3="http://schemas.microsoft.com/office/drawing/2016/5/9/chartex" xmlns:cx4="http://schemas.microsoft.com/office/drawing/2016/5/10/chartex" xmlns:cx5="http://schemas.microsoft.com/office/drawing/2016/5/11/chartex" xmlns:cx6="http://schemas.microsoft.com/office/drawing/2016/5/12/chartex" xmlns:cx7="http://schemas.microsoft.com/office/drawing/2016/5/13/chartex" xmlns:cx8="http://schemas.microsoft.com/office/drawing/2016/5/14/chartex" xmlns:mc="http://schemas.openxmlformats.org/markup-compatibility/2006" xmlns:aink="http://schemas.microsoft.com/office/drawing/2016/ink" xmlns:am3d="http://schemas.microsoft.com/office/drawing/2017/model3d" xmlns:o="urn:schemas-microsoft-com:office:office" xmlns:oel="http://schemas.microsoft.com/office/2019/extlst" xmlns:r="http://schemas.openxmlformats.org/officeDocument/2006/relationships" xmlns:m="http://schemas.openxmlformats.org/officeDocument/2006/math" xmlns:v="urn:schemas-microsoft-com:vml" xmlns:wp14="http://schemas.microsoft.com/office/word/2010/wordprocessingDrawing" xmlns:wp="http://schemas.openxmlformats.org/drawingml/2006/wordprocessingDrawing" xmlns:w10="urn:schemas-microsoft-com:office:word" xmlns:w="http://schemas.openxmlformats.org/wordprocessingml/2006/main" xmlns:w14="http://schemas.microsoft.com/office/word/2010/wordml" xmlns:w15="http://schemas.microsoft.com/office/word/2012/wordml" xmlns:w16cex="http://schemas.microsoft.com/office/word/2018/wordml/cex" xmlns:w16cid="http://schemas.microsoft.com/office/word/2016/wordml/cid" xmlns:w16="http://schemas.microsoft.com/office/word/2018/wordml" xmlns:w16du="http://schemas.microsoft.com/office/word/2023/wordml/word16du" xmlns:w16sdtdh="http://schemas.microsoft.com/office/word/2020/wordml/sdtdatahash" xmlns:w16sdtfl="http://schemas.microsoft.com/office/word/2024/wordml/sdtformatlock" xmlns:w16se="http://schemas.microsoft.com/office/word/2015/wordml/symex" xmlns:wpg="http://schemas.microsoft.com/office/word/2010/wordprocessingGroup" xmlns:wpi="http://schemas.microsoft.com/office/word/2010/wordprocessingInk" xmlns:wne="http://schemas.microsoft.com/office/word/2006/wordml" xmlns:wps="http://schemas.microsoft.com/office/word/2010/wordprocessingShape" mc:Ignorable="w14 w15 w16se w16cid w16 w16cex w16sdtdh w16sdtfl w16du wp14">
   <w:p>
     <w:pPr>
       <w:pStyle w:val="Footer"/>
@@ -4841,53 +4798,18 @@
         <w:sz w:val="18"/>
         <w:szCs w:val="18"/>
       </w:rPr>
-      <w:t>V01-</w:t>
+      <w:t>V01-xxxx-xx-xx</w:t>
     </w:r>
-    <w:r>
-      <w:rPr>
-        <w:rFonts w:ascii="Arial" w:hAnsi="Arial" w:cs="Arial"/>
-        <w:i/>
-        <w:sz w:val="18"/>
-        <w:szCs w:val="18"/>
-      </w:rPr>
-      <w:t>xxxx</w:t>
-    </w:r>
-    <w:r>
-      <w:rPr>
-        <w:rFonts w:ascii="Arial" w:hAnsi="Arial" w:cs="Arial"/>
-        <w:i/>
-        <w:sz w:val="18"/>
-        <w:szCs w:val="18"/>
-      </w:rPr>
-      <w:t>-</w:t>
-    </w:r>
-    <w:r>
-      <w:rPr>
-        <w:rFonts w:ascii="Arial" w:hAnsi="Arial" w:cs="Arial"/>
-        <w:i/>
-        <w:sz w:val="18"/>
-        <w:szCs w:val="18"/>
-      </w:rPr>
-      <w:t>xx</w:t>
-    </w:r>
-    <w:r>
-      <w:rPr>
-        <w:rFonts w:ascii="Arial" w:hAnsi="Arial" w:cs="Arial"/>
-        <w:i/>
-        <w:sz w:val="18"/>
-        <w:szCs w:val="18"/>
-      </w:rPr>
-      <w:t>-</w:t>
-    </w:r>
-    <w:r>
-      <w:rPr>
-        <w:rFonts w:ascii="Arial" w:hAnsi="Arial" w:cs="Arial"/>
-        <w:i/>
-        <w:sz w:val="18"/>
-        <w:szCs w:val="18"/>
-      </w:rPr>
-      <w:t>xx</w:t>
-    </w:r>
+  </w:p>
+</w:ftr>
+</file>
+
+<file path=word/footer3.xml><?xml version="1.0" encoding="utf-8"?>
+<w:ftr xmlns:wpc="http://schemas.microsoft.com/office/word/2010/wordprocessingCanvas" xmlns:cx="http://schemas.microsoft.com/office/drawing/2014/chartex" xmlns:cx1="http://schemas.microsoft.com/office/drawing/2015/9/8/chartex" xmlns:cx2="http://schemas.microsoft.com/office/drawing/2015/10/21/chartex" xmlns:cx3="http://schemas.microsoft.com/office/drawing/2016/5/9/chartex" xmlns:cx4="http://schemas.microsoft.com/office/drawing/2016/5/10/chartex" xmlns:cx5="http://schemas.microsoft.com/office/drawing/2016/5/11/chartex" xmlns:cx6="http://schemas.microsoft.com/office/drawing/2016/5/12/chartex" xmlns:cx7="http://schemas.microsoft.com/office/drawing/2016/5/13/chartex" xmlns:cx8="http://schemas.microsoft.com/office/drawing/2016/5/14/chartex" xmlns:mc="http://schemas.openxmlformats.org/markup-compatibility/2006" xmlns:aink="http://schemas.microsoft.com/office/drawing/2016/ink" xmlns:am3d="http://schemas.microsoft.com/office/drawing/2017/model3d" xmlns:o="urn:schemas-microsoft-com:office:office" xmlns:oel="http://schemas.microsoft.com/office/2019/extlst" xmlns:r="http://schemas.openxmlformats.org/officeDocument/2006/relationships" xmlns:m="http://schemas.openxmlformats.org/officeDocument/2006/math" xmlns:v="urn:schemas-microsoft-com:vml" xmlns:wp14="http://schemas.microsoft.com/office/word/2010/wordprocessingDrawing" xmlns:wp="http://schemas.openxmlformats.org/drawingml/2006/wordprocessingDrawing" xmlns:w10="urn:schemas-microsoft-com:office:word" xmlns:w="http://schemas.openxmlformats.org/wordprocessingml/2006/main" xmlns:w14="http://schemas.microsoft.com/office/word/2010/wordml" xmlns:w15="http://schemas.microsoft.com/office/word/2012/wordml" xmlns:w16cex="http://schemas.microsoft.com/office/word/2018/wordml/cex" xmlns:w16cid="http://schemas.microsoft.com/office/word/2016/wordml/cid" xmlns:w16="http://schemas.microsoft.com/office/word/2018/wordml" xmlns:w16du="http://schemas.microsoft.com/office/word/2023/wordml/word16du" xmlns:w16sdtdh="http://schemas.microsoft.com/office/word/2020/wordml/sdtdatahash" xmlns:w16sdtfl="http://schemas.microsoft.com/office/word/2024/wordml/sdtformatlock" xmlns:w16se="http://schemas.microsoft.com/office/word/2015/wordml/symex" xmlns:wpg="http://schemas.microsoft.com/office/word/2010/wordprocessingGroup" xmlns:wpi="http://schemas.microsoft.com/office/word/2010/wordprocessingInk" xmlns:wne="http://schemas.microsoft.com/office/word/2006/wordml" xmlns:wps="http://schemas.microsoft.com/office/word/2010/wordprocessingShape" mc:Ignorable="w14 w15 w16se w16cid w16 w16cex w16sdtdh w16sdtfl w16du wp14">
+  <w:p>
+    <w:pPr>
+      <w:pStyle w:val="Footer"/>
+    </w:pPr>
   </w:p>
 </w:ftr>
 </file>
@@ -4912,7 +4834,38 @@
 </file>
 
 <file path=word/header1.xml><?xml version="1.0" encoding="utf-8"?>
-<w:hdr xmlns:wpc="http://schemas.microsoft.com/office/word/2010/wordprocessingCanvas" xmlns:mc="http://schemas.openxmlformats.org/markup-compatibility/2006" xmlns:o="urn:schemas-microsoft-com:office:office" xmlns:r="http://schemas.openxmlformats.org/officeDocument/2006/relationships" xmlns:m="http://schemas.openxmlformats.org/officeDocument/2006/math" xmlns:v="urn:schemas-microsoft-com:vml" xmlns:wp14="http://schemas.microsoft.com/office/word/2010/wordprocessingDrawing" xmlns:wp="http://schemas.openxmlformats.org/drawingml/2006/wordprocessingDrawing" xmlns:w10="urn:schemas-microsoft-com:office:word" xmlns:w="http://schemas.openxmlformats.org/wordprocessingml/2006/main" xmlns:w14="http://schemas.microsoft.com/office/word/2010/wordml" xmlns:w15="http://schemas.microsoft.com/office/word/2012/wordml" xmlns:w16se="http://schemas.microsoft.com/office/word/2015/wordml/symex" xmlns:w16cid="http://schemas.microsoft.com/office/word/2016/wordml/cid" xmlns:w16="http://schemas.microsoft.com/office/word/2018/wordml" xmlns:w16cex="http://schemas.microsoft.com/office/word/2018/wordml/cex" xmlns:w16sdtdh="http://schemas.microsoft.com/office/word/2020/wordml/sdtdatahash" xmlns:wne="http://schemas.microsoft.com/office/word/2006/wordml" xmlns:wpg="http://schemas.microsoft.com/office/word/2010/wordprocessingGroup" xmlns:wps="http://schemas.microsoft.com/office/word/2010/wordprocessingShape">
+<w:hdr xmlns:wpc="http://schemas.microsoft.com/office/word/2010/wordprocessingCanvas" xmlns:cx="http://schemas.microsoft.com/office/drawing/2014/chartex" xmlns:cx1="http://schemas.microsoft.com/office/drawing/2015/9/8/chartex" xmlns:cx2="http://schemas.microsoft.com/office/drawing/2015/10/21/chartex" xmlns:cx3="http://schemas.microsoft.com/office/drawing/2016/5/9/chartex" xmlns:cx4="http://schemas.microsoft.com/office/drawing/2016/5/10/chartex" xmlns:cx5="http://schemas.microsoft.com/office/drawing/2016/5/11/chartex" xmlns:cx6="http://schemas.microsoft.com/office/drawing/2016/5/12/chartex" xmlns:cx7="http://schemas.microsoft.com/office/drawing/2016/5/13/chartex" xmlns:cx8="http://schemas.microsoft.com/office/drawing/2016/5/14/chartex" xmlns:mc="http://schemas.openxmlformats.org/markup-compatibility/2006" xmlns:aink="http://schemas.microsoft.com/office/drawing/2016/ink" xmlns:am3d="http://schemas.microsoft.com/office/drawing/2017/model3d" xmlns:o="urn:schemas-microsoft-com:office:office" xmlns:oel="http://schemas.microsoft.com/office/2019/extlst" xmlns:r="http://schemas.openxmlformats.org/officeDocument/2006/relationships" xmlns:m="http://schemas.openxmlformats.org/officeDocument/2006/math" xmlns:v="urn:schemas-microsoft-com:vml" xmlns:wp14="http://schemas.microsoft.com/office/word/2010/wordprocessingDrawing" xmlns:wp="http://schemas.openxmlformats.org/drawingml/2006/wordprocessingDrawing" xmlns:w10="urn:schemas-microsoft-com:office:word" xmlns:w="http://schemas.openxmlformats.org/wordprocessingml/2006/main" xmlns:w14="http://schemas.microsoft.com/office/word/2010/wordml" xmlns:w15="http://schemas.microsoft.com/office/word/2012/wordml" xmlns:w16cex="http://schemas.microsoft.com/office/word/2018/wordml/cex" xmlns:w16cid="http://schemas.microsoft.com/office/word/2016/wordml/cid" xmlns:w16="http://schemas.microsoft.com/office/word/2018/wordml" xmlns:w16du="http://schemas.microsoft.com/office/word/2023/wordml/word16du" xmlns:w16sdtdh="http://schemas.microsoft.com/office/word/2020/wordml/sdtdatahash" xmlns:w16sdtfl="http://schemas.microsoft.com/office/word/2024/wordml/sdtformatlock" xmlns:w16se="http://schemas.microsoft.com/office/word/2015/wordml/symex" xmlns:wpg="http://schemas.microsoft.com/office/word/2010/wordprocessingGroup" xmlns:wpi="http://schemas.microsoft.com/office/word/2010/wordprocessingInk" xmlns:wne="http://schemas.microsoft.com/office/word/2006/wordml" xmlns:wps="http://schemas.microsoft.com/office/word/2010/wordprocessingShape" mc:Ignorable="w14 w15 w16se w16cid w16 w16cex w16sdtdh w16sdtfl w16du wp14">
+  <w:p>
+    <w:pPr>
+      <w:pStyle w:val="Header"/>
+    </w:pPr>
+  </w:p>
+</w:hdr>
+</file>
+
+<file path=word/header2.xml><?xml version="1.0" encoding="utf-8"?>
+<w:hdr xmlns:wpc="http://schemas.microsoft.com/office/word/2010/wordprocessingCanvas" xmlns:cx="http://schemas.microsoft.com/office/drawing/2014/chartex" xmlns:cx1="http://schemas.microsoft.com/office/drawing/2015/9/8/chartex" xmlns:cx2="http://schemas.microsoft.com/office/drawing/2015/10/21/chartex" xmlns:cx3="http://schemas.microsoft.com/office/drawing/2016/5/9/chartex" xmlns:cx4="http://schemas.microsoft.com/office/drawing/2016/5/10/chartex" xmlns:cx5="http://schemas.microsoft.com/office/drawing/2016/5/11/chartex" xmlns:cx6="http://schemas.microsoft.com/office/drawing/2016/5/12/chartex" xmlns:cx7="http://schemas.microsoft.com/office/drawing/2016/5/13/chartex" xmlns:cx8="http://schemas.microsoft.com/office/drawing/2016/5/14/chartex" xmlns:mc="http://schemas.openxmlformats.org/markup-compatibility/2006" xmlns:aink="http://schemas.microsoft.com/office/drawing/2016/ink" xmlns:am3d="http://schemas.microsoft.com/office/drawing/2017/model3d" xmlns:o="urn:schemas-microsoft-com:office:office" xmlns:oel="http://schemas.microsoft.com/office/2019/extlst" xmlns:r="http://schemas.openxmlformats.org/officeDocument/2006/relationships" xmlns:m="http://schemas.openxmlformats.org/officeDocument/2006/math" xmlns:v="urn:schemas-microsoft-com:vml" xmlns:wp14="http://schemas.microsoft.com/office/word/2010/wordprocessingDrawing" xmlns:wp="http://schemas.openxmlformats.org/drawingml/2006/wordprocessingDrawing" xmlns:w10="urn:schemas-microsoft-com:office:word" xmlns:w="http://schemas.openxmlformats.org/wordprocessingml/2006/main" xmlns:w14="http://schemas.microsoft.com/office/word/2010/wordml" xmlns:w15="http://schemas.microsoft.com/office/word/2012/wordml" xmlns:w16cex="http://schemas.microsoft.com/office/word/2018/wordml/cex" xmlns:w16cid="http://schemas.microsoft.com/office/word/2016/wordml/cid" xmlns:w16="http://schemas.microsoft.com/office/word/2018/wordml" xmlns:w16du="http://schemas.microsoft.com/office/word/2023/wordml/word16du" xmlns:w16sdtdh="http://schemas.microsoft.com/office/word/2020/wordml/sdtdatahash" xmlns:w16sdtfl="http://schemas.microsoft.com/office/word/2024/wordml/sdtformatlock" xmlns:w16se="http://schemas.microsoft.com/office/word/2015/wordml/symex" xmlns:wpg="http://schemas.microsoft.com/office/word/2010/wordprocessingGroup" xmlns:wpi="http://schemas.microsoft.com/office/word/2010/wordprocessingInk" xmlns:wne="http://schemas.microsoft.com/office/word/2006/wordml" xmlns:wps="http://schemas.microsoft.com/office/word/2010/wordprocessingShape" mc:Ignorable="w14 w15 w16se w16cid w16 w16cex w16sdtdh w16sdtfl w16du wp14">
+  <w:p>
+    <w:pPr>
+      <w:jc w:val="right"/>
+      <w:rPr>
+        <w:rFonts w:ascii="Century Gothic" w:hAnsi="Century Gothic"/>
+        <w:color w:val="000000"/>
+        <w:sz w:val="18"/>
+        <w:szCs w:val="18"/>
+      </w:rPr>
+    </w:pPr>
+    <w:r>
+      <w:rPr>
+        <w:rFonts w:ascii="Century Gothic" w:hAnsi="Century Gothic"/>
+        <w:color w:val="000000"/>
+        <w:sz w:val="18"/>
+        <w:szCs w:val="18"/>
+      </w:rPr>
+      <w:tab/>
+      <w:t>XXXX - XX - XXX</w:t>
+    </w:r>
+  </w:p>
   <w:p>
     <w:pPr>
       <w:jc w:val="center"/>
@@ -4924,12 +4877,13 @@
     </w:pPr>
     <w:r>
       <w:rPr>
-        <w:rFonts w:ascii="Bookman Old Style" w:hAnsi="Bookman Old Style" w:eastAsia="Times New Roman"/>
+        <w:rFonts w:ascii="Bookman Old Style" w:eastAsia="Times New Roman" w:hAnsi="Bookman Old Style"/>
+        <w:noProof/>
         <w:sz w:val="28"/>
         <w:szCs w:val="28"/>
       </w:rPr>
       <w:drawing>
-        <wp:anchor distT="0" distB="0" distL="114300" distR="114300" simplePos="0" relativeHeight="251658240" behindDoc="0" locked="0" layoutInCell="1" allowOverlap="1">
+        <wp:anchor distT="0" distB="0" distL="114300" distR="114300" simplePos="0" relativeHeight="251658240" behindDoc="0" locked="0" layoutInCell="1" allowOverlap="1" wp14:anchorId="583E1D31" wp14:editId="61F2BBFD">
           <wp:simplePos x="0" y="0"/>
           <wp:positionH relativeFrom="column">
             <wp:posOffset>399415</wp:posOffset>
@@ -4952,7 +4906,7 @@
                   <pic:cNvPicPr/>
                 </pic:nvPicPr>
                 <pic:blipFill>
-                  <a:blip r:embed="rId2"/>
+                  <a:blip r:embed="rId1"/>
                   <a:stretch>
                     <a:fillRect/>
                   </a:stretch>
@@ -4986,9 +4940,19 @@
       <w:rPr>
         <w:rFonts w:ascii="Bookman Old Style" w:hAnsi="Bookman Old Style"/>
         <w:b/>
+        <w:snapToGrid w:val="0"/>
         <w:color w:val="000000"/>
       </w:rPr>
     </w:pPr>
+    <w:r>
+      <w:rPr>
+        <w:rFonts w:ascii="Bookman Old Style" w:hAnsi="Bookman Old Style"/>
+        <w:b/>
+        <w:sz w:val="28"/>
+        <w:szCs w:val="28"/>
+      </w:rPr>
+      <w:t>CAVITE STATE UNIVERSITY</w:t>
+    </w:r>
   </w:p>
   <w:p>
     <w:pPr>
@@ -5012,7 +4976,7 @@
     <w:pPr>
       <w:jc w:val="center"/>
       <w:rPr>
-        <w:rFonts w:ascii="Arial" w:hAnsi="Arial" w:eastAsia="Times New Roman" w:cs="Arial"/>
+        <w:rFonts w:ascii="Arial" w:eastAsia="Times New Roman" w:hAnsi="Arial" w:cs="Arial"/>
         <w:color w:val="000000"/>
       </w:rPr>
     </w:pPr>
@@ -5032,7 +4996,7 @@
         <w:tab w:val="left" w:pos="360"/>
       </w:tabs>
       <w:rPr>
-        <w:rFonts w:ascii="Arial" w:hAnsi="Arial" w:eastAsia="Times New Roman" w:cs="Arial"/>
+        <w:rFonts w:ascii="Arial" w:eastAsia="Times New Roman" w:hAnsi="Arial" w:cs="Arial"/>
         <w:color w:val="000000"/>
       </w:rPr>
     </w:pPr>
@@ -5043,7 +5007,7 @@
         <w:tab w:val="left" w:pos="360"/>
       </w:tabs>
       <w:rPr>
-        <w:rFonts w:ascii="Arial" w:hAnsi="Arial" w:eastAsia="Times New Roman" w:cs="Arial"/>
+        <w:rFonts w:ascii="Arial" w:eastAsia="Times New Roman" w:hAnsi="Arial" w:cs="Arial"/>
         <w:color w:val="000000"/>
       </w:rPr>
     </w:pPr>
@@ -5052,13 +5016,13 @@
     <w:pPr>
       <w:jc w:val="center"/>
       <w:rPr>
-        <w:rFonts w:ascii="Arial" w:hAnsi="Arial" w:eastAsia="Times New Roman" w:cs="Arial"/>
+        <w:rFonts w:ascii="Arial" w:eastAsia="Times New Roman" w:hAnsi="Arial" w:cs="Arial"/>
         <w:b/>
       </w:rPr>
     </w:pPr>
     <w:r>
       <w:rPr>
-        <w:rFonts w:ascii="Arial" w:hAnsi="Arial" w:eastAsia="Times New Roman" w:cs="Arial"/>
+        <w:rFonts w:ascii="Arial" w:eastAsia="Times New Roman" w:hAnsi="Arial" w:cs="Arial"/>
         <w:b/>
       </w:rPr>
       <w:t>COLLEGE OF ENGINEERING AND INFORMATION TECHNOLOGY</w:t>
@@ -5068,7 +5032,7 @@
     <w:pPr>
       <w:jc w:val="center"/>
       <w:rPr>
-        <w:rFonts w:ascii="Arial" w:hAnsi="Arial" w:eastAsia="Times New Roman" w:cs="Arial"/>
+        <w:rFonts w:ascii="Arial" w:eastAsia="Times New Roman" w:hAnsi="Arial" w:cs="Arial"/>
         <w:b/>
       </w:rPr>
     </w:pPr>
@@ -5078,13 +5042,13 @@
       <w:pStyle w:val="Header"/>
       <w:jc w:val="center"/>
       <w:rPr>
-        <w:rFonts w:ascii="Arial" w:hAnsi="Arial" w:eastAsia="Times New Roman" w:cs="Arial"/>
+        <w:rFonts w:ascii="Arial" w:eastAsia="Times New Roman" w:hAnsi="Arial" w:cs="Arial"/>
         <w:b/>
       </w:rPr>
     </w:pPr>
     <w:r>
       <w:rPr>
-        <w:rFonts w:ascii="Arial" w:hAnsi="Arial" w:eastAsia="Times New Roman" w:cs="Arial"/>
+        <w:rFonts w:ascii="Arial" w:eastAsia="Times New Roman" w:hAnsi="Arial" w:cs="Arial"/>
         <w:b/>
       </w:rPr>
       <w:t>MIDTERM GRADE DISCUSSION AND ACKNOWLEDGMENT FORM</w:t>
@@ -5102,8 +5066,18 @@
 </w:hdr>
 </file>
 
+<file path=word/header3.xml><?xml version="1.0" encoding="utf-8"?>
+<w:hdr xmlns:wpc="http://schemas.microsoft.com/office/word/2010/wordprocessingCanvas" xmlns:cx="http://schemas.microsoft.com/office/drawing/2014/chartex" xmlns:cx1="http://schemas.microsoft.com/office/drawing/2015/9/8/chartex" xmlns:cx2="http://schemas.microsoft.com/office/drawing/2015/10/21/chartex" xmlns:cx3="http://schemas.microsoft.com/office/drawing/2016/5/9/chartex" xmlns:cx4="http://schemas.microsoft.com/office/drawing/2016/5/10/chartex" xmlns:cx5="http://schemas.microsoft.com/office/drawing/2016/5/11/chartex" xmlns:cx6="http://schemas.microsoft.com/office/drawing/2016/5/12/chartex" xmlns:cx7="http://schemas.microsoft.com/office/drawing/2016/5/13/chartex" xmlns:cx8="http://schemas.microsoft.com/office/drawing/2016/5/14/chartex" xmlns:mc="http://schemas.openxmlformats.org/markup-compatibility/2006" xmlns:aink="http://schemas.microsoft.com/office/drawing/2016/ink" xmlns:am3d="http://schemas.microsoft.com/office/drawing/2017/model3d" xmlns:o="urn:schemas-microsoft-com:office:office" xmlns:oel="http://schemas.microsoft.com/office/2019/extlst" xmlns:r="http://schemas.openxmlformats.org/officeDocument/2006/relationships" xmlns:m="http://schemas.openxmlformats.org/officeDocument/2006/math" xmlns:v="urn:schemas-microsoft-com:vml" xmlns:wp14="http://schemas.microsoft.com/office/word/2010/wordprocessingDrawing" xmlns:wp="http://schemas.openxmlformats.org/drawingml/2006/wordprocessingDrawing" xmlns:w10="urn:schemas-microsoft-com:office:word" xmlns:w="http://schemas.openxmlformats.org/wordprocessingml/2006/main" xmlns:w14="http://schemas.microsoft.com/office/word/2010/wordml" xmlns:w15="http://schemas.microsoft.com/office/word/2012/wordml" xmlns:w16cex="http://schemas.microsoft.com/office/word/2018/wordml/cex" xmlns:w16cid="http://schemas.microsoft.com/office/word/2016/wordml/cid" xmlns:w16="http://schemas.microsoft.com/office/word/2018/wordml" xmlns:w16du="http://schemas.microsoft.com/office/word/2023/wordml/word16du" xmlns:w16sdtdh="http://schemas.microsoft.com/office/word/2020/wordml/sdtdatahash" xmlns:w16sdtfl="http://schemas.microsoft.com/office/word/2024/wordml/sdtformatlock" xmlns:w16se="http://schemas.microsoft.com/office/word/2015/wordml/symex" xmlns:wpg="http://schemas.microsoft.com/office/word/2010/wordprocessingGroup" xmlns:wpi="http://schemas.microsoft.com/office/word/2010/wordprocessingInk" xmlns:wne="http://schemas.microsoft.com/office/word/2006/wordml" xmlns:wps="http://schemas.microsoft.com/office/word/2010/wordprocessingShape" mc:Ignorable="w14 w15 w16se w16cid w16 w16cex w16sdtdh w16sdtfl w16du wp14">
+  <w:p>
+    <w:pPr>
+      <w:pStyle w:val="Header"/>
+    </w:pPr>
+  </w:p>
+</w:hdr>
+</file>
+
 <file path=word/numbering.xml><?xml version="1.0" encoding="utf-8"?>
-<w:numbering xmlns:wpc="http://schemas.microsoft.com/office/word/2010/wordprocessingCanvas" xmlns:cx="http://schemas.microsoft.com/office/drawing/2014/chartex" xmlns:cx1="http://schemas.microsoft.com/office/drawing/2015/9/8/chartex" xmlns:cx2="http://schemas.microsoft.com/office/drawing/2015/10/21/chartex" xmlns:cx3="http://schemas.microsoft.com/office/drawing/2016/5/9/chartex" xmlns:cx4="http://schemas.microsoft.com/office/drawing/2016/5/10/chartex" xmlns:cx5="http://schemas.microsoft.com/office/drawing/2016/5/11/chartex" xmlns:cx6="http://schemas.microsoft.com/office/drawing/2016/5/12/chartex" xmlns:cx7="http://schemas.microsoft.com/office/drawing/2016/5/13/chartex" xmlns:cx8="http://schemas.microsoft.com/office/drawing/2016/5/14/chartex" xmlns:mc="http://schemas.openxmlformats.org/markup-compatibility/2006" xmlns:aink="http://schemas.microsoft.com/office/drawing/2016/ink" xmlns:am3d="http://schemas.microsoft.com/office/drawing/2017/model3d" xmlns:o="urn:schemas-microsoft-com:office:office" xmlns:r="http://schemas.openxmlformats.org/officeDocument/2006/relationships" xmlns:m="http://schemas.openxmlformats.org/officeDocument/2006/math" xmlns:v="urn:schemas-microsoft-com:vml" xmlns:wp14="http://schemas.microsoft.com/office/word/2010/wordprocessingDrawing" xmlns:wp="http://schemas.openxmlformats.org/drawingml/2006/wordprocessingDrawing" xmlns:w10="urn:schemas-microsoft-com:office:word" xmlns:w="http://schemas.openxmlformats.org/wordprocessingml/2006/main" xmlns:w14="http://schemas.microsoft.com/office/word/2010/wordml" xmlns:w15="http://schemas.microsoft.com/office/word/2012/wordml" xmlns:w16cex="http://schemas.microsoft.com/office/word/2018/wordml/cex" xmlns:w16cid="http://schemas.microsoft.com/office/word/2016/wordml/cid" xmlns:w16="http://schemas.microsoft.com/office/word/2018/wordml" xmlns:w16se="http://schemas.microsoft.com/office/word/2015/wordml/symex" xmlns:wpg="http://schemas.microsoft.com/office/word/2010/wordprocessingGroup" xmlns:wpi="http://schemas.microsoft.com/office/word/2010/wordprocessingInk" xmlns:wne="http://schemas.microsoft.com/office/word/2006/wordml" xmlns:wps="http://schemas.microsoft.com/office/word/2010/wordprocessingShape" mc:Ignorable="w14 w15 w16se w16cid w16 w16cex wp14">
+<w:numbering xmlns:wpc="http://schemas.microsoft.com/office/word/2010/wordprocessingCanvas" xmlns:cx="http://schemas.microsoft.com/office/drawing/2014/chartex" xmlns:cx1="http://schemas.microsoft.com/office/drawing/2015/9/8/chartex" xmlns:cx2="http://schemas.microsoft.com/office/drawing/2015/10/21/chartex" xmlns:cx3="http://schemas.microsoft.com/office/drawing/2016/5/9/chartex" xmlns:cx4="http://schemas.microsoft.com/office/drawing/2016/5/10/chartex" xmlns:cx5="http://schemas.microsoft.com/office/drawing/2016/5/11/chartex" xmlns:cx6="http://schemas.microsoft.com/office/drawing/2016/5/12/chartex" xmlns:cx7="http://schemas.microsoft.com/office/drawing/2016/5/13/chartex" xmlns:cx8="http://schemas.microsoft.com/office/drawing/2016/5/14/chartex" xmlns:mc="http://schemas.openxmlformats.org/markup-compatibility/2006" xmlns:aink="http://schemas.microsoft.com/office/drawing/2016/ink" xmlns:am3d="http://schemas.microsoft.com/office/drawing/2017/model3d" xmlns:o="urn:schemas-microsoft-com:office:office" xmlns:oel="http://schemas.microsoft.com/office/2019/extlst" xmlns:r="http://schemas.openxmlformats.org/officeDocument/2006/relationships" xmlns:m="http://schemas.openxmlformats.org/officeDocument/2006/math" xmlns:v="urn:schemas-microsoft-com:vml" xmlns:wp14="http://schemas.microsoft.com/office/word/2010/wordprocessingDrawing" xmlns:wp="http://schemas.openxmlformats.org/drawingml/2006/wordprocessingDrawing" xmlns:w10="urn:schemas-microsoft-com:office:word" xmlns:w="http://schemas.openxmlformats.org/wordprocessingml/2006/main" xmlns:w14="http://schemas.microsoft.com/office/word/2010/wordml" xmlns:w15="http://schemas.microsoft.com/office/word/2012/wordml" xmlns:w16cex="http://schemas.microsoft.com/office/word/2018/wordml/cex" xmlns:w16cid="http://schemas.microsoft.com/office/word/2016/wordml/cid" xmlns:w16="http://schemas.microsoft.com/office/word/2018/wordml" xmlns:w16du="http://schemas.microsoft.com/office/word/2023/wordml/word16du" xmlns:w16sdtdh="http://schemas.microsoft.com/office/word/2020/wordml/sdtdatahash" xmlns:w16sdtfl="http://schemas.microsoft.com/office/word/2024/wordml/sdtformatlock" xmlns:w16se="http://schemas.microsoft.com/office/word/2015/wordml/symex" xmlns:wpg="http://schemas.microsoft.com/office/word/2010/wordprocessingGroup" xmlns:wpi="http://schemas.microsoft.com/office/word/2010/wordprocessingInk" xmlns:wne="http://schemas.microsoft.com/office/word/2006/wordml" xmlns:wps="http://schemas.microsoft.com/office/word/2010/wordprocessingShape" mc:Ignorable="w14 w15 w16se w16cid w16 w16cex w16sdtdh w16sdtfl w16du wp14">
   <w:abstractNum w:abstractNumId="0" w15:restartNumberingAfterBreak="0">
     <w:nsid w:val="0E6F5C24"/>
     <w:multiLevelType w:val="hybridMultilevel"/>
@@ -5307,17 +5281,17 @@
       </w:pPr>
     </w:lvl>
   </w:abstractNum>
-  <w:num w:numId="1">
+  <w:num w:numId="1" w16cid:durableId="343361571">
     <w:abstractNumId w:val="1"/>
   </w:num>
-  <w:num w:numId="2">
+  <w:num w:numId="2" w16cid:durableId="1043210831">
     <w:abstractNumId w:val="0"/>
   </w:num>
 </w:numbering>
 </file>
 
 <file path=word/styles.xml><?xml version="1.0" encoding="utf-8"?>
-<w:styles xmlns:mc="http://schemas.openxmlformats.org/markup-compatibility/2006" xmlns:r="http://schemas.openxmlformats.org/officeDocument/2006/relationships" xmlns:w="http://schemas.openxmlformats.org/wordprocessingml/2006/main" xmlns:w14="http://schemas.microsoft.com/office/word/2010/wordml" xmlns:w15="http://schemas.microsoft.com/office/word/2012/wordml" xmlns:w16cex="http://schemas.microsoft.com/office/word/2018/wordml/cex" xmlns:w16cid="http://schemas.microsoft.com/office/word/2016/wordml/cid" xmlns:w16="http://schemas.microsoft.com/office/word/2018/wordml" xmlns:w16se="http://schemas.microsoft.com/office/word/2015/wordml/symex" mc:Ignorable="w14 w15 w16se w16cid w16 w16cex">
+<w:styles xmlns:mc="http://schemas.openxmlformats.org/markup-compatibility/2006" xmlns:r="http://schemas.openxmlformats.org/officeDocument/2006/relationships" xmlns:w="http://schemas.openxmlformats.org/wordprocessingml/2006/main" xmlns:w14="http://schemas.microsoft.com/office/word/2010/wordml" xmlns:w15="http://schemas.microsoft.com/office/word/2012/wordml" xmlns:w16cex="http://schemas.microsoft.com/office/word/2018/wordml/cex" xmlns:w16cid="http://schemas.microsoft.com/office/word/2016/wordml/cid" xmlns:w16="http://schemas.microsoft.com/office/word/2018/wordml" xmlns:w16du="http://schemas.microsoft.com/office/word/2023/wordml/word16du" xmlns:w16sdtdh="http://schemas.microsoft.com/office/word/2020/wordml/sdtdatahash" xmlns:w16sdtfl="http://schemas.microsoft.com/office/word/2024/wordml/sdtformatlock" xmlns:w16se="http://schemas.microsoft.com/office/word/2015/wordml/symex" mc:Ignorable="w14 w15 w16se w16cid w16 w16cex w16sdtdh w16sdtfl w16du">
   <w:docDefaults>
     <w:rPrDefault>
       <w:rPr>
